--- a/downloads/teacher/ai-3-week-09.docx
+++ b/downloads/teacher/ai-3-week-09.docx
@@ -2814,6 +2814,396 @@
         <w:t>Use Study Buddy case matrices with explicit priorities, source support gates and fresh final questions.</w:t>
       </w:r>
     </w:p>
+    <w:p>
+      <w:pPr>
+        <w:pStyle w:val="Heading1"/>
+      </w:pPr>
+      <w:r>
+        <w:t>07. Prepare, teach and assess</w:t>
+      </w:r>
+    </w:p>
+    <w:p>
+      <w:r>
+        <w:t>Teaching target: Explain the mechanism and terminology of controlled prompt experiments</w:t>
+      </w:r>
+    </w:p>
+    <w:p>
+      <w:r>
+        <w:t>Prepare the labelled worked-case picture, the matching workbook, fictional input cards and a place for individual responses. No paid AI account is required for the paper reasoning activities.</w:t>
+      </w:r>
+    </w:p>
+    <w:tbl>
+      <w:tblPr>
+        <w:tblStyle w:val="LightShading-Accent1"/>
+        <w:tblW w:type="auto" w:w="0"/>
+        <w:tblLook w:firstColumn="1" w:firstRow="1" w:lastColumn="0" w:lastRow="0" w:noHBand="0" w:noVBand="1" w:val="04A0"/>
+      </w:tblPr>
+      <w:tblGrid>
+        <w:gridCol w:w="3408"/>
+        <w:gridCol w:w="3408"/>
+        <w:gridCol w:w="3408"/>
+      </w:tblGrid>
+      <w:tr>
+        <w:trPr>
+          <w:tblHeader/>
+        </w:trPr>
+        <w:tc>
+          <w:tcPr>
+            <w:tcW w:type="dxa" w:w="3408"/>
+          </w:tcPr>
+          <w:p>
+            <w:r>
+              <w:t>Session</w:t>
+            </w:r>
+          </w:p>
+        </w:tc>
+        <w:tc>
+          <w:tcPr>
+            <w:tcW w:type="dxa" w:w="3408"/>
+          </w:tcPr>
+          <w:p>
+            <w:r>
+              <w:t>Plan</w:t>
+            </w:r>
+          </w:p>
+        </w:tc>
+        <w:tc>
+          <w:tcPr>
+            <w:tcW w:type="dxa" w:w="3408"/>
+          </w:tcPr>
+          <w:p>
+            <w:r>
+              <w:t>Resources</w:t>
+            </w:r>
+          </w:p>
+        </w:tc>
+      </w:tr>
+      <w:tr>
+        <w:tc>
+          <w:tcPr>
+            <w:tcW w:type="dxa" w:w="3408"/>
+          </w:tcPr>
+          <w:p>
+            <w:r>
+              <w:t>Session 1 · Understand · 45 min</w:t>
+            </w:r>
+          </w:p>
+        </w:tc>
+        <w:tc>
+          <w:tcPr>
+            <w:tcW w:type="dxa" w:w="3408"/>
+          </w:tcPr>
+          <w:p>
+            <w:r>
+              <w:t>0–7: recall and prerequisite; 7–15: inspect the concrete case and predict; 15–30: teacher models the worked trace; 30–40: learners explain a step using the text and visual; 40–45: check the core idea.</w:t>
+            </w:r>
+          </w:p>
+        </w:tc>
+        <w:tc>
+          <w:tcPr>
+            <w:tcW w:type="dxa" w:w="3408"/>
+          </w:tcPr>
+          <w:p>
+            <w:r>
+              <w:t>Sections 1–6; record the brief recall in the workbook.</w:t>
+            </w:r>
+          </w:p>
+        </w:tc>
+      </w:tr>
+      <w:tr>
+        <w:tc>
+          <w:tcPr>
+            <w:tcW w:type="dxa" w:w="3408"/>
+          </w:tcPr>
+          <w:p>
+            <w:r>
+              <w:t>Session 2 · Practise · 45 min</w:t>
+            </w:r>
+          </w:p>
+        </w:tc>
+        <w:tc>
+          <w:tcPr>
+            <w:tcW w:type="dxa" w:w="3408"/>
+          </w:tcPr>
+          <w:p>
+            <w:r>
+              <w:t>0–5: retrieve the procedure; 5–15: W2 completion practice; 15–23: explain and check with a partner; 23–30: each learner answers the misconception check; 30–40: targeted reteaching or a harder variation; 40–45: prepare the investigation.</w:t>
+            </w:r>
+          </w:p>
+        </w:tc>
+        <w:tc>
+          <w:tcPr>
+            <w:tcW w:type="dxa" w:w="3408"/>
+          </w:tcPr>
+          <w:p>
+            <w:r>
+              <w:t>Sections 7–10; use the matching workbook W2 and misconception check.</w:t>
+            </w:r>
+          </w:p>
+        </w:tc>
+      </w:tr>
+      <w:tr>
+        <w:tc>
+          <w:tcPr>
+            <w:tcW w:type="dxa" w:w="3408"/>
+          </w:tcPr>
+          <w:p>
+            <w:r>
+              <w:t>Session 3 · Investigate and transfer · 45 min</w:t>
+            </w:r>
+          </w:p>
+        </w:tc>
+        <w:tc>
+          <w:tcPr>
+            <w:tcW w:type="dxa" w:w="3408"/>
+          </w:tcPr>
+          <w:p>
+            <w:r>
+              <w:t>0–5: retrieve the decision rule; 5–20: investigate or trace; 20–30: start the independent case; 30–38: connect the project; 38–43: act on feedback; 43–45: plan the return check.</w:t>
+            </w:r>
+          </w:p>
+        </w:tc>
+        <w:tc>
+          <w:tcPr>
+            <w:tcW w:type="dxa" w:w="3408"/>
+          </w:tcPr>
+          <w:p>
+            <w:r>
+              <w:t>Sections 9 and 11–14. Give extra time to finish the full task set; use Section 15 when the week includes a coding lab.</w:t>
+            </w:r>
+          </w:p>
+        </w:tc>
+      </w:tr>
+    </w:tbl>
+    <w:p>
+      <w:r>
+        <w:t>Before class, solve the supported practice: On six development cases P passes cases 1, 2, 3, 4; Q passes 1, 2, 3, 5, 6. Missing-approval cases are 4 and 6. Compare totals and condition results. Show the intermediate steps and give the conclusion with its scope.</w:t>
+      </w:r>
+    </w:p>
+    <w:p>
+      <w:r>
+        <w:t>Reasoned practice answer: Teacher explanation: P passes 4/6 and Q 5/6. P passes one of two missing-approval cases, Q also one of two. Q improves the aggregate while leaving this condition unchanged.</w:t>
+      </w:r>
+    </w:p>
+    <w:p>
+      <w:r>
+        <w:t>Check every learner before discussion: Use the worked case for Controlled prompt experiments. Proposed explanation: “The worked result establishes every future case”. Decide whether this explanation is supported. Point to the step or supplied fact that decides; explain your repair if needed.</w:t>
+      </w:r>
+    </w:p>
+    <w:p>
+      <w:r>
+        <w:t>Misconception repair: Prompt selection on development cases cannot be reported as independent final performance.</w:t>
+      </w:r>
+    </w:p>
+    <w:p>
+      <w:r>
+        <w:t>Support: read the exact case aloud, enlarge the labelled picture, supply input cards and model only the first deciding step. Accept a spoken explanation or drawing; retain the reasoning goal.</w:t>
+      </w:r>
+    </w:p>
+    <w:p>
+      <w:r>
+        <w:t>Extension: Remove the gate and retain total passes as the only criterion. Require a prediction and a reason before comparing. Expected result: The record is a tie; another predeclared tie policy or further development evidence is needed. Reason: Both prompts have four passes on six questions.</w:t>
+      </w:r>
+    </w:p>
+    <w:p>
+      <w:r>
+        <w:t>Independent assessment: withhold the reserved answer until the learner has attempted the new case. Record support separately from correctness.</w:t>
+      </w:r>
+    </w:p>
+    <w:tbl>
+      <w:tblPr>
+        <w:tblStyle w:val="LightShading-Accent1"/>
+        <w:tblW w:type="auto" w:w="0"/>
+        <w:tblLook w:firstColumn="1" w:firstRow="1" w:lastColumn="0" w:lastRow="0" w:noHBand="0" w:noVBand="1" w:val="04A0"/>
+      </w:tblPr>
+      <w:tblGrid>
+        <w:gridCol w:w="2556"/>
+        <w:gridCol w:w="2556"/>
+        <w:gridCol w:w="2556"/>
+        <w:gridCol w:w="2556"/>
+      </w:tblGrid>
+      <w:tr>
+        <w:trPr>
+          <w:tblHeader/>
+        </w:trPr>
+        <w:tc>
+          <w:tcPr>
+            <w:tcW w:type="dxa" w:w="2556"/>
+          </w:tcPr>
+          <w:p>
+            <w:r>
+              <w:t>Criterion</w:t>
+            </w:r>
+          </w:p>
+        </w:tc>
+        <w:tc>
+          <w:tcPr>
+            <w:tcW w:type="dxa" w:w="2556"/>
+          </w:tcPr>
+          <w:p>
+            <w:r>
+              <w:t>Not yet</w:t>
+            </w:r>
+          </w:p>
+        </w:tc>
+        <w:tc>
+          <w:tcPr>
+            <w:tcW w:type="dxa" w:w="2556"/>
+          </w:tcPr>
+          <w:p>
+            <w:r>
+              <w:t>With support</w:t>
+            </w:r>
+          </w:p>
+        </w:tc>
+        <w:tc>
+          <w:tcPr>
+            <w:tcW w:type="dxa" w:w="2556"/>
+          </w:tcPr>
+          <w:p>
+            <w:r>
+              <w:t>Independent</w:t>
+            </w:r>
+          </w:p>
+        </w:tc>
+      </w:tr>
+      <w:tr>
+        <w:tc>
+          <w:tcPr>
+            <w:tcW w:type="dxa" w:w="2556"/>
+          </w:tcPr>
+          <w:p>
+            <w:r>
+              <w:t>Explanation</w:t>
+            </w:r>
+          </w:p>
+        </w:tc>
+        <w:tc>
+          <w:tcPr>
+            <w:tcW w:type="dxa" w:w="2556"/>
+          </w:tcPr>
+          <w:p>
+            <w:r>
+              <w:t>Names an answer without a deciding fact</w:t>
+            </w:r>
+          </w:p>
+        </w:tc>
+        <w:tc>
+          <w:tcPr>
+            <w:tcW w:type="dxa" w:w="2556"/>
+          </w:tcPr>
+          <w:p>
+            <w:r>
+              <w:t>Uses a hint to link fact and decision</w:t>
+            </w:r>
+          </w:p>
+        </w:tc>
+        <w:tc>
+          <w:tcPr>
+            <w:tcW w:type="dxa" w:w="2556"/>
+          </w:tcPr>
+          <w:p>
+            <w:r>
+              <w:t>Explains the deciding fact in own words</w:t>
+            </w:r>
+          </w:p>
+        </w:tc>
+      </w:tr>
+      <w:tr>
+        <w:tc>
+          <w:tcPr>
+            <w:tcW w:type="dxa" w:w="2556"/>
+          </w:tcPr>
+          <w:p>
+            <w:r>
+              <w:t>Trace or test</w:t>
+            </w:r>
+          </w:p>
+        </w:tc>
+        <w:tc>
+          <w:tcPr>
+            <w:tcW w:type="dxa" w:w="2556"/>
+          </w:tcPr>
+          <w:p>
+            <w:r>
+              <w:t>Cannot connect input and result</w:t>
+            </w:r>
+          </w:p>
+        </w:tc>
+        <w:tc>
+          <w:tcPr>
+            <w:tcW w:type="dxa" w:w="2556"/>
+          </w:tcPr>
+          <w:p>
+            <w:r>
+              <w:t>Completes steps with prompts</w:t>
+            </w:r>
+          </w:p>
+        </w:tc>
+        <w:tc>
+          <w:tcPr>
+            <w:tcW w:type="dxa" w:w="2556"/>
+          </w:tcPr>
+          <w:p>
+            <w:r>
+              <w:t>Traces or tests a changed case accurately</w:t>
+            </w:r>
+          </w:p>
+        </w:tc>
+      </w:tr>
+      <w:tr>
+        <w:tc>
+          <w:tcPr>
+            <w:tcW w:type="dxa" w:w="2556"/>
+          </w:tcPr>
+          <w:p>
+            <w:r>
+              <w:t>Limits and revision</w:t>
+            </w:r>
+          </w:p>
+        </w:tc>
+        <w:tc>
+          <w:tcPr>
+            <w:tcW w:type="dxa" w:w="2556"/>
+          </w:tcPr>
+          <w:p>
+            <w:r>
+              <w:t>Claims more than evidence supports</w:t>
+            </w:r>
+          </w:p>
+        </w:tc>
+        <w:tc>
+          <w:tcPr>
+            <w:tcW w:type="dxa" w:w="2556"/>
+          </w:tcPr>
+          <w:p>
+            <w:r>
+              <w:t>Names a limit after a prompt</w:t>
+            </w:r>
+          </w:p>
+        </w:tc>
+        <w:tc>
+          <w:tcPr>
+            <w:tcW w:type="dxa" w:w="2556"/>
+          </w:tcPr>
+          <w:p>
+            <w:r>
+              <w:t>States a defensible limit and useful next test</w:t>
+            </w:r>
+          </w:p>
+        </w:tc>
+      </w:tr>
+    </w:tbl>
+    <w:p>
+      <w:r>
+        <w:t>Project checkpoint: Make a transparent first version. Keep a trace of how one input becomes an output; explain the rule or learned component.</w:t>
+      </w:r>
+    </w:p>
+    <w:p>
+      <w:r>
+        <w:t>Use the weekly teacher answer for topic-specific reasoning. A saved progress tick is an activity record; judge mastery from the learner’s explanation and evidence.</w:t>
+      </w:r>
+    </w:p>
     <w:sectPr>
       <w:pgSz w:w="12240" w:h="15840"/>
       <w:pgMar w:top="936" w:right="1008" w:bottom="936" w:left="1008" w:header="720" w:footer="720" w:gutter="0"/>

--- a/downloads/teacher/ai-3-week-09.docx
+++ b/downloads/teacher/ai-3-week-09.docx
@@ -3204,6 +3204,39 @@
         <w:t>Use the weekly teacher answer for topic-specific reasoning. A saved progress tick is an activity record; judge mastery from the learner’s explanation and evidence.</w:t>
       </w:r>
     </w:p>
+    <w:p>
+      <w:pPr>
+        <w:pStyle w:val="Heading1"/>
+      </w:pPr>
+      <w:r>
+        <w:t>08. Use feedback, labs and repair paths</w:t>
+      </w:r>
+    </w:p>
+    <w:p>
+      <w:r>
+        <w:t>Use the two formative questions as supported practice, not as independent mastery scores. Discuss the deciding evidence rather than accepting a guessed selection.</w:t>
+      </w:r>
+    </w:p>
+    <w:p>
+      <w:r>
+        <w:t>The feedback comes from the reviewed public worked case. Do not reveal the separately reserved independent teacher answer until the learner has attempted that case.</w:t>
+      </w:r>
+    </w:p>
+    <w:p>
+      <w:r>
+        <w:t>Ask students to predict before running code. Preserve errors and actual outputs; collect a changed test and an explanation. The branch-boundary and indexing lessons deliberately include failure cases.</w:t>
+      </w:r>
+    </w:p>
+    <w:p>
+      <w:r>
+        <w:t>Use the earlier worked-explanation links to address a specific missing building block, then return to the current question. Adapt this suggestion after observing the learner; it is not an automatic diagnosis.</w:t>
+      </w:r>
+    </w:p>
+    <w:p>
+      <w:r>
+        <w:t>Collect the completed-work portfolio as evidence. Record support separately from correctness, and assess explanation, trace/test and limitations. Progress ticks and quiz selections alone do not establish mastery.</w:t>
+      </w:r>
+    </w:p>
     <w:sectPr>
       <w:pgSz w:w="12240" w:h="15840"/>
       <w:pgMar w:top="936" w:right="1008" w:bottom="936" w:left="1008" w:header="720" w:footer="720" w:gutter="0"/>

--- a/downloads/teacher/ai-3-week-09.docx
+++ b/downloads/teacher/ai-3-week-09.docx
@@ -29,6 +29,11 @@
       </w:r>
     </w:p>
     <w:p>
+      <w:r>
+        <w:t>Prepare Prompt Evaluation: check the target, prerequisites, resources and adaptable teaching schedule.</w:t>
+      </w:r>
+    </w:p>
+    <w:p>
       <w:pPr>
         <w:pStyle w:val="Heading3"/>
       </w:pPr>
@@ -37,8 +42,26 @@
       </w:r>
     </w:p>
     <w:p>
-      <w:r>
-        <w:t>Primary target: Explain the mechanism and terminology of controlled prompt experiments</w:t>
+      <w:pPr>
+        <w:spacing w:line="336" w:lineRule="auto" w:after="180"/>
+      </w:pPr>
+      <w:r>
+        <w:rPr>
+          <w:b w:val="0"/>
+        </w:rPr>
+        <w:t xml:space="preserve">Primary target: Explain the </w:t>
+      </w:r>
+      <w:r>
+        <w:rPr>
+          <w:b/>
+        </w:rPr>
+        <w:t>mechanism</w:t>
+      </w:r>
+      <w:r>
+        <w:rPr>
+          <w:b w:val="0"/>
+        </w:rPr>
+        <w:t xml:space="preserve"> and terminology of controlled prompt experiments</w:t>
       </w:r>
     </w:p>
     <w:tbl>
@@ -185,12 +208,47 @@
       </w:tr>
     </w:tbl>
     <w:p>
-      <w:r>
-        <w:t>This is a starting allocation of 135 minutes, not a validated duration. Preserve all named topics. Schedule extra time for connected examples, the full investigation, independent cases and project building. Repeated copies of a case share one recorded attempt; they are not new evidence.</w:t>
-      </w:r>
-    </w:p>
-    <w:p>
-      <w:r>
+      <w:pPr>
+        <w:spacing w:line="336" w:lineRule="auto" w:after="180"/>
+      </w:pPr>
+      <w:r>
+        <w:rPr>
+          <w:b w:val="0"/>
+        </w:rPr>
+        <w:t>This is a starting allocation of 135 minutes, not a validated duration. Preserve all named topics. Schedule extra time for connected examples, the full investigation, independent cases and project building.</w:t>
+      </w:r>
+    </w:p>
+    <w:p>
+      <w:pPr>
+        <w:spacing w:line="336" w:lineRule="auto" w:after="180"/>
+      </w:pPr>
+      <w:r>
+        <w:rPr>
+          <w:b w:val="0"/>
+        </w:rPr>
+        <w:t xml:space="preserve">Repeated copies of a case share one recorded attempt; they are not new </w:t>
+      </w:r>
+      <w:r>
+        <w:rPr>
+          <w:b/>
+        </w:rPr>
+        <w:t>evidence</w:t>
+      </w:r>
+      <w:r>
+        <w:rPr>
+          <w:b w:val="0"/>
+        </w:rPr>
+        <w:t>.</w:t>
+      </w:r>
+    </w:p>
+    <w:p>
+      <w:pPr>
+        <w:spacing w:line="336" w:lineRule="auto" w:after="180"/>
+      </w:pPr>
+      <w:r>
+        <w:rPr>
+          <w:b w:val="0"/>
+        </w:rPr>
         <w:t>Case exposure check: this source example appears in ai-2/28, ai-3/7, ai-3/9. Reuse a familiar case for recall or modelling; verify that the case used to assess transfer has not already received feedback.</w:t>
       </w:r>
     </w:p>
@@ -211,18 +269,59 @@
       </w:r>
     </w:p>
     <w:p>
-      <w:r>
-        <w:t>Without opening the old lesson, explain one key idea from Structured Output and Schemas. Give an example and a mistake that the idea helps you avoid.</w:t>
-      </w:r>
-    </w:p>
-    <w:p>
-      <w:r>
+      <w:pPr>
+        <w:spacing w:line="336" w:lineRule="auto" w:after="180"/>
+      </w:pPr>
+      <w:r>
+        <w:rPr>
+          <w:b w:val="0"/>
+        </w:rPr>
+        <w:t xml:space="preserve">Without opening the old lesson, explain one key idea from Structured </w:t>
+      </w:r>
+      <w:r>
+        <w:rPr>
+          <w:b/>
+        </w:rPr>
+        <w:t>Output</w:t>
+      </w:r>
+      <w:r>
+        <w:rPr>
+          <w:b w:val="0"/>
+        </w:rPr>
+        <w:t xml:space="preserve"> and Schemas. Give an example and a mistake that the idea helps you avoid.</w:t>
+      </w:r>
+    </w:p>
+    <w:p>
+      <w:pPr>
+        <w:spacing w:line="336" w:lineRule="auto" w:after="180"/>
+      </w:pPr>
+      <w:r>
+        <w:rPr>
+          <w:b w:val="0"/>
+        </w:rPr>
         <w:t>Look for: Separate JSON parsing, schema validation and source support checks</w:t>
       </w:r>
     </w:p>
     <w:p>
-      <w:r>
-        <w:t>Reference example, not the only acceptable wording: Teacher explanation: Parsing establishes grammatical JSON; schema checks enforce fields/types/conditional rules; semantic checks match the claims to sources and domain meaning. None alone establishes all three.</w:t>
+      <w:pPr>
+        <w:spacing w:line="336" w:lineRule="auto" w:after="180"/>
+      </w:pPr>
+      <w:r>
+        <w:rPr>
+          <w:b w:val="0"/>
+        </w:rPr>
+        <w:t>Reference example, not the only acceptable wording: Teacher explanation: Parsing establishes grammatical JSON; schema checks enforce fields/types/conditional rules; semantic checks match the claims to sources and domain meaning.</w:t>
+      </w:r>
+    </w:p>
+    <w:p>
+      <w:pPr>
+        <w:spacing w:line="336" w:lineRule="auto" w:after="180"/>
+      </w:pPr>
+      <w:r>
+        <w:rPr>
+          <w:b w:val="0"/>
+        </w:rPr>
+        <w:t>None alone establishes all three.</w:t>
       </w:r>
     </w:p>
     <w:p>
@@ -234,18 +333,59 @@
       </w:r>
     </w:p>
     <w:p>
-      <w:r>
-        <w:t>Without opening the old lesson, explain one key idea from Examples and Rubrics. Give an example and a mistake that the idea helps you avoid.</w:t>
-      </w:r>
-    </w:p>
-    <w:p>
-      <w:r>
+      <w:pPr>
+        <w:spacing w:line="336" w:lineRule="auto" w:after="180"/>
+      </w:pPr>
+      <w:r>
+        <w:rPr>
+          <w:b w:val="0"/>
+        </w:rPr>
+        <w:t xml:space="preserve">Without opening the old lesson, explain one key idea from Examples and </w:t>
+      </w:r>
+      <w:r>
+        <w:rPr>
+          <w:b/>
+        </w:rPr>
+        <w:t>Rubric</w:t>
+      </w:r>
+      <w:r>
+        <w:rPr>
+          <w:b w:val="0"/>
+        </w:rPr>
+        <w:t>s. Give an example and a mistake that the idea helps you avoid.</w:t>
+      </w:r>
+    </w:p>
+    <w:p>
+      <w:pPr>
+        <w:spacing w:line="336" w:lineRule="auto" w:after="180"/>
+      </w:pPr>
+      <w:r>
+        <w:rPr>
+          <w:b w:val="0"/>
+        </w:rPr>
         <w:t>Look for: Write a prompt specification with observable response criteria</w:t>
       </w:r>
     </w:p>
     <w:p>
-      <w:r>
-        <w:t>Reference example, not the only acceptable wording: Teacher explanation: Fields status,room,capacity,source_ids. Status supported or needs_review. supported requires matching current approval and current capacity for the same room; no unresolved conflict.</w:t>
+      <w:pPr>
+        <w:spacing w:line="336" w:lineRule="auto" w:after="180"/>
+      </w:pPr>
+      <w:r>
+        <w:rPr>
+          <w:b w:val="0"/>
+        </w:rPr>
+        <w:t>Reference example, not the only acceptable wording: Teacher explanation: Fields status,room,capacity,source_ids.</w:t>
+      </w:r>
+    </w:p>
+    <w:p>
+      <w:pPr>
+        <w:spacing w:line="336" w:lineRule="auto" w:after="180"/>
+      </w:pPr>
+      <w:r>
+        <w:rPr>
+          <w:b w:val="0"/>
+        </w:rPr>
+        <w:t>Status supported or needs_review. supported requires matching current approval and current capacity for the same room; no unresolved conflict.</w:t>
       </w:r>
     </w:p>
     <w:p>
@@ -257,22 +397,70 @@
       </w:r>
     </w:p>
     <w:p>
-      <w:r>
+      <w:pPr>
+        <w:spacing w:line="336" w:lineRule="auto" w:after="180"/>
+      </w:pPr>
+      <w:r>
+        <w:rPr>
+          <w:b w:val="0"/>
+        </w:rPr>
         <w:t>Without opening the old lesson, explain one key idea from Tokens and Context. Give an example and a mistake that the idea helps you avoid.</w:t>
       </w:r>
     </w:p>
     <w:p>
-      <w:r>
-        <w:t>Look for: Account for fixed text, evidence and reserved output under a toy budget</w:t>
-      </w:r>
-    </w:p>
-    <w:p>
-      <w:r>
+      <w:pPr>
+        <w:spacing w:line="336" w:lineRule="auto" w:after="180"/>
+      </w:pPr>
+      <w:r>
+        <w:rPr>
+          <w:b w:val="0"/>
+        </w:rPr>
+        <w:t xml:space="preserve">Look for: Account for fixed text, </w:t>
+      </w:r>
+      <w:r>
+        <w:rPr>
+          <w:b/>
+        </w:rPr>
+        <w:t>evidence</w:t>
+      </w:r>
+      <w:r>
+        <w:rPr>
+          <w:b w:val="0"/>
+        </w:rPr>
+        <w:t xml:space="preserve"> and reserved </w:t>
+      </w:r>
+      <w:r>
+        <w:rPr>
+          <w:b/>
+        </w:rPr>
+        <w:t>output</w:t>
+      </w:r>
+      <w:r>
+        <w:rPr>
+          <w:b w:val="0"/>
+        </w:rPr>
+        <w:t xml:space="preserve"> under a toy budget</w:t>
+      </w:r>
+    </w:p>
+    <w:p>
+      <w:pPr>
+        <w:spacing w:line="336" w:lineRule="auto" w:after="180"/>
+      </w:pPr>
+      <w:r>
+        <w:rPr>
+          <w:b w:val="0"/>
+        </w:rPr>
         <w:t>Reference example, not the only acceptable wording: Teacher explanation: 100-20-10-20 = 50 supplied token units.</w:t>
       </w:r>
     </w:p>
     <w:p>
-      <w:r>
+      <w:pPr>
+        <w:spacing w:line="336" w:lineRule="auto" w:after="180"/>
+      </w:pPr>
+      <w:r>
+        <w:rPr>
+          <w:b w:val="0"/>
+        </w:rPr>
         <w:t>Use the student module and workbook section with this exact week title. The worked case, independent question and answers below form one aligned lesson sequence.</w:t>
       </w:r>
     </w:p>
@@ -285,8 +473,38 @@
       </w:r>
     </w:p>
     <w:p>
-      <w:r>
-        <w:t>On four shared tasks, A scores 1,1,0,1 and B scores 1,0,1,1. Their totals tie. What should you inspect before choosing? Define a final evaluation step.</w:t>
+      <w:pPr>
+        <w:spacing w:line="336" w:lineRule="auto" w:after="180"/>
+      </w:pPr>
+      <w:r>
+        <w:rPr>
+          <w:b w:val="0"/>
+        </w:rPr>
+        <w:t xml:space="preserve">On four shared tasks, A </w:t>
+      </w:r>
+      <w:r>
+        <w:rPr>
+          <w:b/>
+        </w:rPr>
+        <w:t>score</w:t>
+      </w:r>
+      <w:r>
+        <w:rPr>
+          <w:b w:val="0"/>
+        </w:rPr>
+        <w:t xml:space="preserve">s 1,1,0,1 and B </w:t>
+      </w:r>
+      <w:r>
+        <w:rPr>
+          <w:b/>
+        </w:rPr>
+        <w:t>score</w:t>
+      </w:r>
+      <w:r>
+        <w:rPr>
+          <w:b w:val="0"/>
+        </w:rPr>
+        <w:t>s 1,0,1,1. Their totals tie. What should you inspect before choosing? Define a final evaluation step.</w:t>
       </w:r>
     </w:p>
     <w:p>
@@ -298,8 +516,26 @@
       </w:r>
     </w:p>
     <w:p>
-      <w:r>
-        <w:t>Prompt claims require a fixed test set and repeatable scoring.</w:t>
+      <w:pPr>
+        <w:spacing w:line="336" w:lineRule="auto" w:after="180"/>
+      </w:pPr>
+      <w:r>
+        <w:rPr>
+          <w:b w:val="0"/>
+        </w:rPr>
+        <w:t xml:space="preserve">Prompt claims require a fixed </w:t>
+      </w:r>
+      <w:r>
+        <w:rPr>
+          <w:b/>
+        </w:rPr>
+        <w:t>test set</w:t>
+      </w:r>
+      <w:r>
+        <w:rPr>
+          <w:b w:val="0"/>
+        </w:rPr>
+        <w:t xml:space="preserve"> and repeatable scoring.</w:t>
       </w:r>
     </w:p>
     <w:tbl>
@@ -435,12 +671,38 @@
       </w:r>
     </w:p>
     <w:p>
-      <w:r>
+      <w:pPr>
+        <w:spacing w:line="336" w:lineRule="auto" w:after="180"/>
+      </w:pPr>
+      <w:r>
+        <w:rPr>
+          <w:b w:val="0"/>
+        </w:rPr>
         <w:t>Use the supplied scenario, student illustrations and blank paper. For numeric work, offer counters or a calculator after learners show the setup. Fictional records are supplied; personal data and paid accounts are unnecessary.</w:t>
       </w:r>
     </w:p>
     <w:p>
-      <w:r>
+      <w:pPr>
+        <w:pStyle w:val="Heading3"/>
+      </w:pPr>
+      <w:r>
+        <w:t>Alternative compact allocation</w:t>
+      </w:r>
+    </w:p>
+    <w:p>
+      <w:r>
+        <w:t>This compact option is not the full-week schedule. Use the main teaching cycle and allow extra sessions for the investigation, independent work and project.</w:t>
+      </w:r>
+    </w:p>
+    <w:p>
+      <w:pPr>
+        <w:spacing w:line="336" w:lineRule="auto" w:after="180"/>
+        <w:shd w:fill="F1F6F8"/>
+      </w:pPr>
+      <w:r>
+        <w:rPr>
+          <w:b w:val="0"/>
+        </w:rPr>
         <w:t>Allow 80 minutes: recall 8; explanation 12; worked demonstration 15; guided practice 20; independent assessment 15; project and reflection 10. Extend the lab into a second session when needed.</w:t>
       </w:r>
     </w:p>
@@ -453,8 +715,72 @@
       </w:r>
     </w:p>
     <w:p>
-      <w:r>
-        <w:t>Two 45-minute sessions. A prompt experiment compares complete specifications using the same task cases. Define success before inspecting outputs; change one intended instruction and preserve other settings. Use the supplied constructed scenarios to make the mechanism inspectable. Collect W4 before sharing solutions. Students should name intermediate evidence and limitations; classroom pacing and learning effectiveness remain unvalidated.</w:t>
+      <w:pPr>
+        <w:spacing w:line="336" w:lineRule="auto" w:after="180"/>
+      </w:pPr>
+      <w:r>
+        <w:rPr>
+          <w:b w:val="0"/>
+        </w:rPr>
+        <w:t xml:space="preserve">Two 45-minute sessions. A prompt experiment compares complete specifications using the same task cases. Define success before inspecting </w:t>
+      </w:r>
+      <w:r>
+        <w:rPr>
+          <w:b/>
+        </w:rPr>
+        <w:t>output</w:t>
+      </w:r>
+      <w:r>
+        <w:rPr>
+          <w:b w:val="0"/>
+        </w:rPr>
+        <w:t>s; change one intended instruction and preserve other settings.</w:t>
+      </w:r>
+    </w:p>
+    <w:p>
+      <w:pPr>
+        <w:spacing w:line="336" w:lineRule="auto" w:after="180"/>
+      </w:pPr>
+      <w:r>
+        <w:rPr>
+          <w:b w:val="0"/>
+        </w:rPr>
+        <w:t xml:space="preserve">Use the supplied constructed scenarios to make the </w:t>
+      </w:r>
+      <w:r>
+        <w:rPr>
+          <w:b/>
+        </w:rPr>
+        <w:t>mechanism</w:t>
+      </w:r>
+      <w:r>
+        <w:rPr>
+          <w:b w:val="0"/>
+        </w:rPr>
+        <w:t xml:space="preserve"> inspectable. Collect W4 before sharing solutions.</w:t>
+      </w:r>
+    </w:p>
+    <w:p>
+      <w:pPr>
+        <w:spacing w:line="336" w:lineRule="auto" w:after="180"/>
+      </w:pPr>
+      <w:r>
+        <w:rPr>
+          <w:b w:val="0"/>
+        </w:rPr>
+        <w:t xml:space="preserve">Students should name intermediate </w:t>
+      </w:r>
+      <w:r>
+        <w:rPr>
+          <w:b/>
+        </w:rPr>
+        <w:t>evidence</w:t>
+      </w:r>
+      <w:r>
+        <w:rPr>
+          <w:b w:val="0"/>
+        </w:rPr>
+        <w:t xml:space="preserve"> and limitations; classroom pacing and learning effectiveness remain unvalidated.</w:t>
       </w:r>
     </w:p>
     <w:p>
@@ -466,22 +792,81 @@
       </w:r>
     </w:p>
     <w:p>
-      <w:r>
-        <w:t>A result depends on the inputs, procedure and conditions that produced it. Preserve data roles and distinguish observed outcomes from predictions or unmeasured conditions. If the prior concept cannot be explained, use a short retrieval activity before this chapter.</w:t>
-      </w:r>
-    </w:p>
-    <w:p>
-      <w:r>
+      <w:pPr>
+        <w:spacing w:line="336" w:lineRule="auto" w:after="180"/>
+      </w:pPr>
+      <w:r>
+        <w:rPr>
+          <w:b w:val="0"/>
+        </w:rPr>
+        <w:t xml:space="preserve">A result depends on the </w:t>
+      </w:r>
+      <w:r>
+        <w:rPr>
+          <w:b/>
+        </w:rPr>
+        <w:t>input</w:t>
+      </w:r>
+      <w:r>
+        <w:rPr>
+          <w:b w:val="0"/>
+        </w:rPr>
+        <w:t xml:space="preserve">s, procedure and conditions that produced it. Preserve data roles and distinguish observed outcomes from </w:t>
+      </w:r>
+      <w:r>
+        <w:rPr>
+          <w:b/>
+        </w:rPr>
+        <w:t>prediction</w:t>
+      </w:r>
+      <w:r>
+        <w:rPr>
+          <w:b w:val="0"/>
+        </w:rPr>
+        <w:t>s or unmeasured conditions.</w:t>
+      </w:r>
+    </w:p>
+    <w:p>
+      <w:pPr>
+        <w:spacing w:line="336" w:lineRule="auto" w:after="180"/>
+      </w:pPr>
+      <w:r>
+        <w:rPr>
+          <w:b w:val="0"/>
+        </w:rPr>
+        <w:t>If the prior concept cannot be explained, use a short retrieval activity before this chapter.</w:t>
+      </w:r>
+    </w:p>
+    <w:p>
+      <w:pPr>
+        <w:spacing w:line="336" w:lineRule="auto" w:after="180"/>
+      </w:pPr>
+      <w:r>
+        <w:rPr>
+          <w:b w:val="0"/>
+        </w:rPr>
         <w:t>Lesson and workbook; paper and pencil</w:t>
       </w:r>
     </w:p>
     <w:p>
-      <w:r>
+      <w:pPr>
+        <w:spacing w:line="336" w:lineRule="auto" w:after="180"/>
+      </w:pPr>
+      <w:r>
+        <w:rPr>
+          <w:b w:val="0"/>
+        </w:rPr>
         <w:t>Calculator and optional local Python 3 for arithmetic; no live API or private data</w:t>
       </w:r>
     </w:p>
     <w:p>
-      <w:r>
+      <w:pPr>
+        <w:spacing w:line="336" w:lineRule="auto" w:after="180"/>
+      </w:pPr>
+      <w:r>
+        <w:rPr>
+          <w:b w:val="0"/>
+        </w:rPr>
         <w:t>Prepare the fresh retry separately and withhold its solution until after collection</w:t>
       </w:r>
     </w:p>
@@ -494,12 +879,36 @@
       </w:r>
     </w:p>
     <w:p>
-      <w:r>
-        <w:t>By the end, I can evaluate prompts with paired cases and a predeclared mandatory criterion.</w:t>
-      </w:r>
-    </w:p>
-    <w:p>
-      <w:r>
+      <w:pPr>
+        <w:spacing w:line="336" w:lineRule="auto" w:after="180"/>
+      </w:pPr>
+      <w:r>
+        <w:rPr>
+          <w:b w:val="0"/>
+        </w:rPr>
+        <w:t xml:space="preserve">By the end, I can evaluate prompts with </w:t>
+      </w:r>
+      <w:r>
+        <w:rPr>
+          <w:b/>
+        </w:rPr>
+        <w:t>paired case</w:t>
+      </w:r>
+      <w:r>
+        <w:rPr>
+          <w:b w:val="0"/>
+        </w:rPr>
+        <w:t>s and a predeclared mandatory criterion.</w:t>
+      </w:r>
+    </w:p>
+    <w:p>
+      <w:pPr>
+        <w:spacing w:line="336" w:lineRule="auto" w:after="180"/>
+      </w:pPr>
+      <w:r>
+        <w:rPr>
+          <w:b w:val="0"/>
+        </w:rPr>
         <w:t>This added worked case illustrates the week’s main idea. Retain all original and connected topics; schedule its practice within the teaching cycle.</w:t>
       </w:r>
     </w:p>
@@ -512,61 +921,227 @@
       </w:r>
     </w:p>
     <w:p>
+      <w:r>
+        <w:t>Model Prompt Evaluation using the supplied case, labelled mechanism and reasoning. Make the scope of each conclusion explicit.</w:t>
+      </w:r>
+    </w:p>
+    <w:p>
+      <w:pPr>
+        <w:spacing w:line="336" w:lineRule="auto" w:after="180"/>
+      </w:pPr>
+      <w:r>
+        <w:rPr>
+          <w:b/>
+        </w:rPr>
+        <w:t>Input</w:t>
+      </w:r>
+      <w:r>
+        <w:rPr>
+          <w:b w:val="0"/>
+        </w:rPr>
+        <w:t xml:space="preserve"> → </w:t>
+      </w:r>
+      <w:r>
+        <w:rPr>
+          <w:b/>
+        </w:rPr>
+        <w:t>Process</w:t>
+      </w:r>
+      <w:r>
+        <w:rPr>
+          <w:b w:val="0"/>
+        </w:rPr>
+        <w:t xml:space="preserve"> → </w:t>
+      </w:r>
+      <w:r>
+        <w:rPr>
+          <w:b/>
+        </w:rPr>
+        <w:t>Output</w:t>
+      </w:r>
+    </w:p>
+    <w:p>
+      <w:pPr>
+        <w:spacing w:line="336" w:lineRule="auto" w:after="180"/>
+      </w:pPr>
+      <w:r>
+        <w:rPr>
+          <w:b w:val="0"/>
+        </w:rPr>
+        <w:t>Trace the information. At each stage, ask what changed and how you could test it.</w:t>
+      </w:r>
+    </w:p>
+    <w:p>
+      <w:pPr>
+        <w:spacing w:line="336" w:lineRule="auto" w:after="180"/>
+      </w:pPr>
+      <w:r>
+        <w:rPr>
+          <w:b w:val="0"/>
+        </w:rPr>
+        <w:t>Which stage could fail even when the other two are correct? Explain:</w:t>
+      </w:r>
+    </w:p>
+    <w:p>
+      <w:pPr>
+        <w:spacing w:line="336" w:lineRule="auto" w:after="180"/>
+      </w:pPr>
+      <w:r>
+        <w:rPr>
+          <w:b w:val="0"/>
+        </w:rPr>
+        <w:t xml:space="preserve">Predict first. Then check each step. A correct answer without visible reasoning is incomplete </w:t>
+      </w:r>
+      <w:r>
+        <w:rPr>
+          <w:b/>
+        </w:rPr>
+        <w:t>evidence</w:t>
+      </w:r>
+      <w:r>
+        <w:rPr>
+          <w:b w:val="0"/>
+        </w:rPr>
+        <w:t>.</w:t>
+      </w:r>
+    </w:p>
+    <w:p>
+      <w:pPr>
+        <w:spacing w:line="336" w:lineRule="auto" w:after="180"/>
+        <w:shd w:fill="F4F9FC"/>
+      </w:pPr>
+      <w:r>
+        <w:rPr>
+          <w:b w:val="0"/>
+        </w:rPr>
+        <w:t xml:space="preserve">1. Prompt A </w:t>
+      </w:r>
+      <w:r>
+        <w:rPr>
+          <w:b/>
+        </w:rPr>
+        <w:t>score</w:t>
+      </w:r>
+      <w:r>
+        <w:rPr>
+          <w:b w:val="0"/>
+        </w:rPr>
+        <w:t>s 20/30 across six cases.</w:t>
+      </w:r>
+    </w:p>
+    <w:p>
+      <w:pPr>
+        <w:spacing w:line="336" w:lineRule="auto" w:after="180"/>
+        <w:shd w:fill="F4F9FC"/>
+      </w:pPr>
+      <w:r>
+        <w:rPr>
+          <w:b w:val="0"/>
+        </w:rPr>
+        <w:t xml:space="preserve">2. Prompt B </w:t>
+      </w:r>
+      <w:r>
+        <w:rPr>
+          <w:b/>
+        </w:rPr>
+        <w:t>score</w:t>
+      </w:r>
+      <w:r>
+        <w:rPr>
+          <w:b w:val="0"/>
+        </w:rPr>
+        <w:t xml:space="preserve">s 25/30 on the same cases and </w:t>
+      </w:r>
+      <w:r>
+        <w:rPr>
+          <w:b/>
+        </w:rPr>
+        <w:t>rubric</w:t>
+      </w:r>
+      <w:r>
+        <w:rPr>
+          <w:b w:val="0"/>
+        </w:rPr>
+        <w:t>.</w:t>
+      </w:r>
+    </w:p>
+    <w:p>
+      <w:pPr>
+        <w:spacing w:line="336" w:lineRule="auto" w:after="180"/>
+        <w:shd w:fill="F4F9FC"/>
+      </w:pPr>
+      <w:r>
+        <w:rPr>
+          <w:b w:val="0"/>
+        </w:rPr>
+        <w:t xml:space="preserve">3. B improves </w:t>
+      </w:r>
+      <w:r>
+        <w:rPr>
+          <w:b/>
+        </w:rPr>
+        <w:t>evidence</w:t>
+      </w:r>
+      <w:r>
+        <w:rPr>
+          <w:b w:val="0"/>
+        </w:rPr>
+        <w:t xml:space="preserve"> but loses one clarity point on long passages.</w:t>
+      </w:r>
+    </w:p>
+    <w:p>
+      <w:pPr>
+        <w:spacing w:line="336" w:lineRule="auto" w:after="180"/>
+        <w:shd w:fill="F4F9FC"/>
+      </w:pPr>
+      <w:r>
+        <w:rPr>
+          <w:b w:val="0"/>
+        </w:rPr>
+        <w:t>4. Repeat runs and inspect per-case failures before choosing.</w:t>
+      </w:r>
+    </w:p>
+    <w:p>
+      <w:pPr>
+        <w:spacing w:line="336" w:lineRule="auto" w:after="180"/>
+      </w:pPr>
+      <w:r>
+        <w:rPr>
+          <w:b w:val="0"/>
+        </w:rPr>
+        <w:t>Recalculate, retrace, or restate the reasoning in your own representation:</w:t>
+      </w:r>
+    </w:p>
+    <w:p>
+      <w:pPr>
+        <w:spacing w:line="336" w:lineRule="auto" w:after="180"/>
+        <w:shd w:fill="F5F1FB"/>
+      </w:pPr>
+      <w:r>
+        <w:rPr>
+          <w:b w:val="0"/>
+        </w:rPr>
+        <w:t xml:space="preserve">CHECK Did the </w:t>
+      </w:r>
+      <w:r>
+        <w:rPr>
+          <w:b/>
+        </w:rPr>
+        <w:t>evidence</w:t>
+      </w:r>
+      <w:r>
+        <w:rPr>
+          <w:b w:val="0"/>
+        </w:rPr>
+        <w:t xml:space="preserve"> answer the exact question? Did the total, path, or source record stay consistent?</w:t>
+      </w:r>
+    </w:p>
+    <w:p>
       <w:pPr>
         <w:pStyle w:val="Heading3"/>
       </w:pPr>
       <w:r>
-        <w:t>Explain the mechanism</w:t>
-      </w:r>
-    </w:p>
-    <w:p>
-      <w:r>
-        <w:t>Input → Process → Output</w:t>
-      </w:r>
-    </w:p>
-    <w:p>
-      <w:r>
-        <w:t>Trace the information. At each stage, ask what changed and how you could test it.</w:t>
-      </w:r>
-    </w:p>
-    <w:p>
-      <w:r>
-        <w:t>Which stage could fail even when the other two are correct? Explain:</w:t>
-      </w:r>
-    </w:p>
-    <w:p>
-      <w:r>
-        <w:t>Predict first. Then check each step. A correct answer without visible reasoning is incomplete evidence.</w:t>
-      </w:r>
-    </w:p>
-    <w:p>
-      <w:r>
-        <w:t>1. Prompt A scores 20/30 across six cases.</w:t>
-      </w:r>
-    </w:p>
-    <w:p>
-      <w:r>
-        <w:t>2. Prompt B scores 25/30 on the same cases and rubric.</w:t>
-      </w:r>
-    </w:p>
-    <w:p>
-      <w:r>
-        <w:t>3. B improves evidence but loses one clarity point on long passages.</w:t>
-      </w:r>
-    </w:p>
-    <w:p>
-      <w:r>
-        <w:t>4. Repeat runs and inspect per-case failures before choosing.</w:t>
-      </w:r>
-    </w:p>
-    <w:p>
-      <w:r>
-        <w:t>Recalculate, retrace, or restate the reasoning in your own representation:</w:t>
-      </w:r>
-    </w:p>
-    <w:p>
-      <w:r>
-        <w:t>CHECK Did the evidence answer the exact question? Did the total, path, or source record stay consistent?</w:t>
+        <w:t>Concrete teaching case</w:t>
       </w:r>
     </w:p>
     <w:p>
@@ -574,16 +1149,30 @@
         <w:pStyle w:val="Heading3"/>
       </w:pPr>
       <w:r>
-        <w:t>Concrete teaching case</w:t>
-      </w:r>
-    </w:p>
-    <w:p>
-      <w:r>
+        <w:t>The teaching case</w:t>
+      </w:r>
+    </w:p>
+    <w:p>
+      <w:pPr>
+        <w:spacing w:line="336" w:lineRule="auto" w:after="180"/>
+        <w:shd w:fill="F1F6FC"/>
+      </w:pPr>
+      <w:r>
+        <w:rPr>
+          <w:b w:val="0"/>
+        </w:rPr>
         <w:t>On five fixed questions, A passes four and B passes three; B looks more attractive.</w:t>
       </w:r>
     </w:p>
     <w:p>
-      <w:r>
+      <w:pPr>
+        <w:spacing w:line="336" w:lineRule="auto" w:after="180"/>
+        <w:shd w:fill="F5F1FB"/>
+      </w:pPr>
+      <w:r>
+        <w:rPr>
+          <w:b w:val="0"/>
+        </w:rPr>
         <w:t>What conclusion is supported?</w:t>
       </w:r>
     </w:p>
@@ -596,7 +1185,22 @@
       </w:r>
     </w:p>
     <w:p>
-      <w:r>
+      <w:pPr>
+        <w:pStyle w:val="Heading3"/>
+      </w:pPr>
+      <w:r>
+        <w:t>Why the result follows</w:t>
+      </w:r>
+    </w:p>
+    <w:p>
+      <w:pPr>
+        <w:spacing w:line="336" w:lineRule="auto" w:after="180"/>
+        <w:shd w:fill="F1F6FC"/>
+      </w:pPr>
+      <w:r>
+        <w:rPr>
+          <w:b w:val="0"/>
+        </w:rPr>
         <w:t>A has 4/5 versus B's 3/5 on this set. Appearance is separate. Broaden cases and repeat stochastic trials before generalising.</w:t>
       </w:r>
     </w:p>
@@ -609,23 +1213,174 @@
       </w:r>
     </w:p>
     <w:p>
-      <w:r>
-        <w:t>A prompt experiment compares complete specifications using the same task cases. Define success before inspecting outputs; change one intended instruction and preserve other settings.</w:t>
-      </w:r>
-    </w:p>
-    <w:p>
-      <w:r>
-        <w:t>Begin by writing the question the procedure is intended to answer. Identify the information already supplied, the information it will produce and the information still missing. These are constructed classroom examples; they do not require live accounts, private records or an external service. Do not treat a plausible explanation as a measured outcome.</w:t>
-      </w:r>
-    </w:p>
-    <w:p>
-      <w:r>
-        <w:t>Evaluate both prompts on paired cases with fixed model/version, source records, output contract and scoring rubric. Use development results for selection, then reserve new final cases. Score each case rather than counting attractive sentences.</w:t>
-      </w:r>
-    </w:p>
-    <w:p>
-      <w:r>
-        <w:t>Before applying the procedure, write its units, denominator or decision boundary where relevant. A partner should be able to repeat each step using the same inputs. If a required input is absent or violates the stated contract, record that condition explicitly instead of quietly replacing it with a convenient value.</w:t>
+      <w:pPr>
+        <w:spacing w:line="336" w:lineRule="auto" w:after="180"/>
+      </w:pPr>
+      <w:r>
+        <w:rPr>
+          <w:b w:val="0"/>
+        </w:rPr>
+        <w:t xml:space="preserve">A prompt experiment compares complete specifications using the same task cases. Define success before inspecting </w:t>
+      </w:r>
+      <w:r>
+        <w:rPr>
+          <w:b/>
+        </w:rPr>
+        <w:t>output</w:t>
+      </w:r>
+      <w:r>
+        <w:rPr>
+          <w:b w:val="0"/>
+        </w:rPr>
+        <w:t>s; change one intended instruction and preserve other settings.</w:t>
+      </w:r>
+    </w:p>
+    <w:p>
+      <w:pPr>
+        <w:pStyle w:val="Heading3"/>
+      </w:pPr>
+      <w:r>
+        <w:t>Explain the added worked example · 1</w:t>
+      </w:r>
+    </w:p>
+    <w:p>
+      <w:pPr>
+        <w:spacing w:line="336" w:lineRule="auto" w:after="180"/>
+      </w:pPr>
+      <w:r>
+        <w:rPr>
+          <w:b w:val="0"/>
+        </w:rPr>
+        <w:t>Begin by writing the question the procedure is intended to answer. Identify the information already supplied, the information it will produce and the information still missing.</w:t>
+      </w:r>
+    </w:p>
+    <w:p>
+      <w:pPr>
+        <w:spacing w:line="336" w:lineRule="auto" w:after="180"/>
+      </w:pPr>
+      <w:r>
+        <w:rPr>
+          <w:b w:val="0"/>
+        </w:rPr>
+        <w:t>These are constructed classroom examples; they do not require live accounts, private records or an external service. Do not treat a plausible explanation as a measured outcome.</w:t>
+      </w:r>
+    </w:p>
+    <w:p>
+      <w:pPr>
+        <w:spacing w:line="336" w:lineRule="auto" w:after="180"/>
+      </w:pPr>
+      <w:r>
+        <w:rPr>
+          <w:b w:val="0"/>
+        </w:rPr>
+        <w:t xml:space="preserve">Evaluate both prompts on </w:t>
+      </w:r>
+      <w:r>
+        <w:rPr>
+          <w:b/>
+        </w:rPr>
+        <w:t>paired case</w:t>
+      </w:r>
+      <w:r>
+        <w:rPr>
+          <w:b w:val="0"/>
+        </w:rPr>
+        <w:t xml:space="preserve">s with fixed model/version, source records, </w:t>
+      </w:r>
+      <w:r>
+        <w:rPr>
+          <w:b/>
+        </w:rPr>
+        <w:t>output</w:t>
+      </w:r>
+      <w:r>
+        <w:rPr>
+          <w:b w:val="0"/>
+        </w:rPr>
+        <w:t xml:space="preserve"> contract and scoring </w:t>
+      </w:r>
+      <w:r>
+        <w:rPr>
+          <w:b/>
+        </w:rPr>
+        <w:t>rubric</w:t>
+      </w:r>
+      <w:r>
+        <w:rPr>
+          <w:b w:val="0"/>
+        </w:rPr>
+        <w:t>. Use development results for selection, then reserve new final cases.</w:t>
+      </w:r>
+    </w:p>
+    <w:p>
+      <w:pPr>
+        <w:spacing w:line="336" w:lineRule="auto" w:after="180"/>
+      </w:pPr>
+      <w:r>
+        <w:rPr>
+          <w:b/>
+        </w:rPr>
+        <w:t>Score</w:t>
+      </w:r>
+      <w:r>
+        <w:rPr>
+          <w:b w:val="0"/>
+        </w:rPr>
+        <w:t xml:space="preserve"> each case rather than counting attractive sentences.</w:t>
+      </w:r>
+    </w:p>
+    <w:p>
+      <w:pPr>
+        <w:pStyle w:val="Heading3"/>
+      </w:pPr>
+      <w:r>
+        <w:t>Explain the added worked example · 2</w:t>
+      </w:r>
+    </w:p>
+    <w:p>
+      <w:pPr>
+        <w:spacing w:line="336" w:lineRule="auto" w:after="180"/>
+      </w:pPr>
+      <w:r>
+        <w:rPr>
+          <w:b w:val="0"/>
+        </w:rPr>
+        <w:t xml:space="preserve">Before applying the procedure, write its units, denominator or decision boundary where relevant. A partner should be able to repeat each step using the same </w:t>
+      </w:r>
+      <w:r>
+        <w:rPr>
+          <w:b/>
+        </w:rPr>
+        <w:t>input</w:t>
+      </w:r>
+      <w:r>
+        <w:rPr>
+          <w:b w:val="0"/>
+        </w:rPr>
+        <w:t>s.</w:t>
+      </w:r>
+    </w:p>
+    <w:p>
+      <w:pPr>
+        <w:spacing w:line="336" w:lineRule="auto" w:after="180"/>
+      </w:pPr>
+      <w:r>
+        <w:rPr>
+          <w:b w:val="0"/>
+        </w:rPr>
+        <w:t xml:space="preserve">If a required </w:t>
+      </w:r>
+      <w:r>
+        <w:rPr>
+          <w:b/>
+        </w:rPr>
+        <w:t>input</w:t>
+      </w:r>
+      <w:r>
+        <w:rPr>
+          <w:b w:val="0"/>
+        </w:rPr>
+        <w:t xml:space="preserve"> is absent or violates the stated contract, record that condition explicitly instead of quietly replacing it with a convenient value.</w:t>
       </w:r>
     </w:p>
     <w:p>
@@ -747,23 +1502,125 @@
       </w:r>
     </w:p>
     <w:p>
-      <w:r>
-        <w:t>Use the complete worked example below before asking learners to complete W2. Reveal a small part, invite a prediction, then explain the deciding step. These teacher notes contain solutions; do not reveal the independent case answer during modelling.</w:t>
-      </w:r>
-    </w:p>
-    <w:p>
-      <w:r>
+      <w:pPr>
+        <w:spacing w:line="336" w:lineRule="auto" w:after="180"/>
+      </w:pPr>
+      <w:r>
+        <w:rPr>
+          <w:b w:val="0"/>
+        </w:rPr>
+        <w:t xml:space="preserve">Use the complete worked example below before asking learners to complete W2. Reveal a small part, invite a </w:t>
+      </w:r>
+      <w:r>
+        <w:rPr>
+          <w:b/>
+        </w:rPr>
+        <w:t>prediction</w:t>
+      </w:r>
+      <w:r>
+        <w:rPr>
+          <w:b w:val="0"/>
+        </w:rPr>
+        <w:t>, then explain the deciding step.</w:t>
+      </w:r>
+    </w:p>
+    <w:p>
+      <w:pPr>
+        <w:spacing w:line="336" w:lineRule="auto" w:after="180"/>
+      </w:pPr>
+      <w:r>
+        <w:rPr>
+          <w:b w:val="0"/>
+        </w:rPr>
+        <w:t>These teacher notes contain solutions; do not reveal the independent case answer during modelling.</w:t>
+      </w:r>
+    </w:p>
+    <w:p>
+      <w:pPr>
+        <w:spacing w:line="336" w:lineRule="auto" w:after="180"/>
+      </w:pPr>
+      <w:r>
+        <w:rPr>
+          <w:b w:val="0"/>
+        </w:rPr>
         <w:t>On six development cases P passes cases 1, 2, 3, 4; Q passes 1, 2, 3, 5, 6. Missing-approval cases are 4 and 6. Compare totals and condition results.</w:t>
       </w:r>
     </w:p>
     <w:p>
-      <w:r>
+      <w:pPr>
+        <w:spacing w:line="336" w:lineRule="auto" w:after="180"/>
+      </w:pPr>
+      <w:r>
+        <w:rPr>
+          <w:b w:val="0"/>
+        </w:rPr>
         <w:t>P passes 4/6 and Q 5/6. P passes one of two missing-approval cases, Q also one of two. Q improves the aggregate while leaving this condition unchanged.</w:t>
       </w:r>
     </w:p>
     <w:p>
-      <w:r>
-        <w:t>Compare the intermediate evidence with the final statement. Explain why each number or decision follows from the stated inputs. The conclusion belongs to this scenario and procedure; changing the inputs, evaluation population or authority can change what it establishes. Retain the raw record so a later revision can be compared honestly.</w:t>
+      <w:pPr>
+        <w:pStyle w:val="Heading3"/>
+      </w:pPr>
+      <w:r>
+        <w:t>Model the reasoning aloud · 3</w:t>
+      </w:r>
+    </w:p>
+    <w:p>
+      <w:pPr>
+        <w:spacing w:line="336" w:lineRule="auto" w:after="180"/>
+      </w:pPr>
+      <w:r>
+        <w:rPr>
+          <w:b w:val="0"/>
+        </w:rPr>
+        <w:t xml:space="preserve">Compare the intermediate </w:t>
+      </w:r>
+      <w:r>
+        <w:rPr>
+          <w:b/>
+        </w:rPr>
+        <w:t>evidence</w:t>
+      </w:r>
+      <w:r>
+        <w:rPr>
+          <w:b w:val="0"/>
+        </w:rPr>
+        <w:t xml:space="preserve"> with the final statement. Explain why each number or decision follows from the stated </w:t>
+      </w:r>
+      <w:r>
+        <w:rPr>
+          <w:b/>
+        </w:rPr>
+        <w:t>input</w:t>
+      </w:r>
+      <w:r>
+        <w:rPr>
+          <w:b w:val="0"/>
+        </w:rPr>
+        <w:t>s.</w:t>
+      </w:r>
+    </w:p>
+    <w:p>
+      <w:pPr>
+        <w:spacing w:line="336" w:lineRule="auto" w:after="180"/>
+      </w:pPr>
+      <w:r>
+        <w:rPr>
+          <w:b w:val="0"/>
+        </w:rPr>
+        <w:t xml:space="preserve">The conclusion belongs to this scenario and procedure; changing the </w:t>
+      </w:r>
+      <w:r>
+        <w:rPr>
+          <w:b/>
+        </w:rPr>
+        <w:t>input</w:t>
+      </w:r>
+      <w:r>
+        <w:rPr>
+          <w:b w:val="0"/>
+        </w:rPr>
+        <w:t>s, evaluation population or authority can change what it establishes. Retain the raw record so a later revision can be compared honestly.</w:t>
       </w:r>
     </w:p>
     <w:tbl>
@@ -869,7 +1726,13 @@
       </w:tr>
     </w:tbl>
     <w:p>
-      <w:r>
+      <w:pPr>
+        <w:spacing w:line="336" w:lineRule="auto" w:after="180"/>
+      </w:pPr>
+      <w:r>
+        <w:rPr>
+          <w:b w:val="0"/>
+        </w:rPr>
         <w:t>Use the diagram and verbal explanation together. Ask learners to match a sentence to a specific visual step; do not assign learners fixed visual or auditory learning styles.</w:t>
       </w:r>
     </w:p>
@@ -882,7 +1745,13 @@
       </w:r>
     </w:p>
     <w:p>
-      <w:r>
+      <w:pPr>
+        <w:spacing w:line="336" w:lineRule="auto" w:after="180"/>
+      </w:pPr>
+      <w:r>
+        <w:rPr>
+          <w:b w:val="0"/>
+        </w:rPr>
         <w:t>A fictional Study Buddy compares two prompts across six development questions.</w:t>
       </w:r>
     </w:p>
@@ -895,13 +1764,55 @@
       </w:r>
     </w:p>
     <w:p>
-      <w:r>
+      <w:pPr>
+        <w:pStyle w:val="Heading3"/>
+      </w:pPr>
+      <w:r>
+        <w:t>Supplied facts</w:t>
+      </w:r>
+    </w:p>
+    <w:p>
+      <w:pPr>
+        <w:spacing w:line="336" w:lineRule="auto" w:after="180"/>
+        <w:shd w:fill="F1F6FC"/>
+      </w:pPr>
+      <w:r>
+        <w:rPr>
+          <w:b w:val="0"/>
+        </w:rPr>
         <w:t>A passes cases 1,2,3,4. B passes 1,2,5,6. Cases 5 and 6 require refusing unsupported claims.</w:t>
       </w:r>
     </w:p>
     <w:p>
-      <w:r>
-        <w:t>Mandatory selection gate: pass both refusal cases. All cases use fixed sources and one common rubric.</w:t>
+      <w:pPr>
+        <w:pStyle w:val="Heading3"/>
+      </w:pPr>
+      <w:r>
+        <w:t>Supplied facts</w:t>
+      </w:r>
+    </w:p>
+    <w:p>
+      <w:pPr>
+        <w:spacing w:line="336" w:lineRule="auto" w:after="180"/>
+        <w:shd w:fill="F1F6FC"/>
+      </w:pPr>
+      <w:r>
+        <w:rPr>
+          <w:b w:val="0"/>
+        </w:rPr>
+        <w:t xml:space="preserve">Mandatory selection gate: pass both refusal cases. All cases use fixed sources and one common </w:t>
+      </w:r>
+      <w:r>
+        <w:rPr>
+          <w:b/>
+        </w:rPr>
+        <w:t>rubric</w:t>
+      </w:r>
+      <w:r>
+        <w:rPr>
+          <w:b w:val="0"/>
+        </w:rPr>
+        <w:t>.</w:t>
       </w:r>
     </w:p>
     <w:p>
@@ -1122,20 +2033,62 @@
       </w:r>
     </w:p>
     <w:p>
-      <w:r>
-        <w:t>Equal totals do not imply equal behavior. The predeclared gate expresses an important requirement instead of choosing a criterion after seeing the result. Selecting B is justified under that rule, not by claiming it is best on every question. After development, freeze the chosen prompt and test new questions, including both ordinary and unsupported cases.</w:t>
-      </w:r>
-    </w:p>
-    <w:p>
       <w:pPr>
         <w:pStyle w:val="Heading3"/>
       </w:pPr>
       <w:r>
+        <w:t>Why the result follows</w:t>
+      </w:r>
+    </w:p>
+    <w:p>
+      <w:pPr>
+        <w:spacing w:line="336" w:lineRule="auto" w:after="180"/>
+        <w:shd w:fill="F1F6FC"/>
+      </w:pPr>
+      <w:r>
+        <w:rPr>
+          <w:b w:val="0"/>
+        </w:rPr>
+        <w:t>Equal totals do not imply equal behavior. The predeclared gate expresses an important requirement instead of choosing a criterion after seeing the result.</w:t>
+      </w:r>
+    </w:p>
+    <w:p>
+      <w:pPr>
+        <w:spacing w:line="336" w:lineRule="auto" w:after="180"/>
+        <w:shd w:fill="F1F6FC"/>
+      </w:pPr>
+      <w:r>
+        <w:rPr>
+          <w:b w:val="0"/>
+        </w:rPr>
+        <w:t>Selecting B is justified under that rule, not by claiming it is best on every question. After development, freeze the chosen prompt and test new questions, including both ordinary and unsupported cases.</w:t>
+      </w:r>
+    </w:p>
+    <w:p>
+      <w:pPr>
+        <w:pStyle w:val="Heading3"/>
+      </w:pPr>
+      <w:r>
         <w:t>What this example does not establish</w:t>
       </w:r>
     </w:p>
     <w:p>
-      <w:r>
+      <w:pPr>
+        <w:pStyle w:val="Heading3"/>
+      </w:pPr>
+      <w:r>
+        <w:t>Keep the stated limit</w:t>
+      </w:r>
+    </w:p>
+    <w:p>
+      <w:pPr>
+        <w:spacing w:line="336" w:lineRule="auto" w:after="180"/>
+        <w:shd w:fill="FFF5E6"/>
+      </w:pPr>
+      <w:r>
+        <w:rPr>
+          <w:b w:val="0"/>
+        </w:rPr>
         <w:t>Six invented development outcomes do not measure real model performance or prove a gain in student understanding.</w:t>
       </w:r>
     </w:p>
@@ -1148,17 +2101,80 @@
       </w:r>
     </w:p>
     <w:p>
-      <w:r>
+      <w:pPr>
+        <w:pStyle w:val="Heading3"/>
+      </w:pPr>
+      <w:r>
+        <w:t>Change one thing</w:t>
+      </w:r>
+    </w:p>
+    <w:p>
+      <w:pPr>
+        <w:spacing w:line="336" w:lineRule="auto" w:after="180"/>
+        <w:shd w:fill="F5F1FB"/>
+      </w:pPr>
+      <w:r>
+        <w:rPr>
+          <w:b w:val="0"/>
+        </w:rPr>
         <w:t>Change: Remove the gate and retain total passes as the only criterion.</w:t>
       </w:r>
     </w:p>
     <w:p>
-      <w:r>
-        <w:t>Prediction: The record is a tie; another predeclared tie policy or further development evidence is needed.</w:t>
-      </w:r>
-    </w:p>
-    <w:p>
-      <w:r>
+      <w:pPr>
+        <w:pStyle w:val="Heading3"/>
+      </w:pPr>
+      <w:r>
+        <w:t>Predicted result</w:t>
+      </w:r>
+    </w:p>
+    <w:p>
+      <w:pPr>
+        <w:spacing w:line="336" w:lineRule="auto" w:after="180"/>
+        <w:shd w:fill="F1F6FC"/>
+      </w:pPr>
+      <w:r>
+        <w:rPr>
+          <w:b/>
+        </w:rPr>
+        <w:t>Prediction</w:t>
+      </w:r>
+      <w:r>
+        <w:rPr>
+          <w:b w:val="0"/>
+        </w:rPr>
+        <w:t xml:space="preserve">: The record is a tie; another predeclared tie policy or further development </w:t>
+      </w:r>
+      <w:r>
+        <w:rPr>
+          <w:b/>
+        </w:rPr>
+        <w:t>evidence</w:t>
+      </w:r>
+      <w:r>
+        <w:rPr>
+          <w:b w:val="0"/>
+        </w:rPr>
+        <w:t xml:space="preserve"> is needed.</w:t>
+      </w:r>
+    </w:p>
+    <w:p>
+      <w:pPr>
+        <w:pStyle w:val="Heading3"/>
+      </w:pPr>
+      <w:r>
+        <w:t>Why the result follows</w:t>
+      </w:r>
+    </w:p>
+    <w:p>
+      <w:pPr>
+        <w:spacing w:line="336" w:lineRule="auto" w:after="180"/>
+        <w:shd w:fill="F1F6FC"/>
+      </w:pPr>
+      <w:r>
+        <w:rPr>
+          <w:b w:val="0"/>
+        </w:rPr>
         <w:t>Reason: Both prompts have four passes on six questions.</w:t>
       </w:r>
     </w:p>
@@ -1171,8 +2187,57 @@
       </w:r>
     </w:p>
     <w:p>
-      <w:r>
-        <w:t>Cover the result. Ask learners to name the inputs and predict the next step. Uncover one step, connect the icon to the actual procedure, and explain its evidence. Then change the supplied condition and compare. The picture is a representation; it does not document execution of a real AI model.</w:t>
+      <w:pPr>
+        <w:pStyle w:val="Heading3"/>
+      </w:pPr>
+      <w:r>
+        <w:t>Ask while showing the picture · 4</w:t>
+      </w:r>
+    </w:p>
+    <w:p>
+      <w:pPr>
+        <w:spacing w:line="336" w:lineRule="auto" w:after="180"/>
+      </w:pPr>
+      <w:r>
+        <w:rPr>
+          <w:b w:val="0"/>
+        </w:rPr>
+        <w:t xml:space="preserve">Cover the result. Ask learners to name the </w:t>
+      </w:r>
+      <w:r>
+        <w:rPr>
+          <w:b/>
+        </w:rPr>
+        <w:t>input</w:t>
+      </w:r>
+      <w:r>
+        <w:rPr>
+          <w:b w:val="0"/>
+        </w:rPr>
+        <w:t xml:space="preserve">s and predict the next step. Uncover one step, connect the icon to the actual procedure, and explain its </w:t>
+      </w:r>
+      <w:r>
+        <w:rPr>
+          <w:b/>
+        </w:rPr>
+        <w:t>evidence</w:t>
+      </w:r>
+      <w:r>
+        <w:rPr>
+          <w:b w:val="0"/>
+        </w:rPr>
+        <w:t>. Then change the supplied condition and compare.</w:t>
+      </w:r>
+    </w:p>
+    <w:p>
+      <w:pPr>
+        <w:spacing w:line="336" w:lineRule="auto" w:after="180"/>
+      </w:pPr>
+      <w:r>
+        <w:rPr>
+          <w:b w:val="0"/>
+        </w:rPr>
+        <w:t>The picture is a representation; it does not document execution of a real AI model.</w:t>
       </w:r>
     </w:p>
     <w:p>
@@ -1184,11 +2249,16 @@
       </w:r>
     </w:p>
     <w:p>
+      <w:r>
+        <w:t>Demonstrate Prompt Evaluation, reduce support deliberately and check individual reasoning before discussing answers.</w:t>
+      </w:r>
+    </w:p>
+    <w:p>
       <w:pPr>
         <w:pStyle w:val="Heading3"/>
       </w:pPr>
       <w:r>
-        <w:t>Demonstrate and guide practice</w:t>
+        <w:t>Board sequence</w:t>
       </w:r>
     </w:p>
     <w:p>
@@ -1196,26 +2266,90 @@
         <w:pStyle w:val="Heading3"/>
       </w:pPr>
       <w:r>
-        <w:t>Board sequence</w:t>
-      </w:r>
-    </w:p>
-    <w:p>
-      <w:r>
+        <w:t>1. Put the facts on the board</w:t>
+      </w:r>
+    </w:p>
+    <w:p>
+      <w:pPr>
+        <w:spacing w:line="336" w:lineRule="auto" w:after="180"/>
+        <w:shd w:fill="F4F9FC"/>
+      </w:pPr>
+      <w:r>
+        <w:rPr>
+          <w:b w:val="0"/>
+        </w:rPr>
         <w:t>Write the given facts: On five fixed questions, A passes four and B passes three; B looks more attractive.</w:t>
       </w:r>
     </w:p>
     <w:p>
-      <w:r>
+      <w:pPr>
+        <w:pStyle w:val="Heading3"/>
+      </w:pPr>
+      <w:r>
+        <w:t>2. State the decision to explain</w:t>
+      </w:r>
+    </w:p>
+    <w:p>
+      <w:pPr>
+        <w:spacing w:line="336" w:lineRule="auto" w:after="180"/>
+        <w:shd w:fill="F5F1FB"/>
+      </w:pPr>
+      <w:r>
+        <w:rPr>
+          <w:b w:val="0"/>
+        </w:rPr>
         <w:t>Write the question to explain: What conclusion is supported?</w:t>
       </w:r>
     </w:p>
     <w:p>
-      <w:r>
-        <w:t>Reveal after predictions: A has 4/5 versus B's 3/5 on this set. Appearance is separate. Broaden cases and repeat stochastic trials before generalising.</w:t>
-      </w:r>
-    </w:p>
-    <w:p>
-      <w:r>
+      <w:pPr>
+        <w:pStyle w:val="Heading3"/>
+      </w:pPr>
+      <w:r>
+        <w:t>3. Reveal the worked reasoning</w:t>
+      </w:r>
+    </w:p>
+    <w:p>
+      <w:pPr>
+        <w:spacing w:line="336" w:lineRule="auto" w:after="180"/>
+        <w:shd w:fill="F1F6FC"/>
+      </w:pPr>
+      <w:r>
+        <w:rPr>
+          <w:b w:val="0"/>
+        </w:rPr>
+        <w:t xml:space="preserve">Reveal after </w:t>
+      </w:r>
+      <w:r>
+        <w:rPr>
+          <w:b/>
+        </w:rPr>
+        <w:t>prediction</w:t>
+      </w:r>
+      <w:r>
+        <w:rPr>
+          <w:b w:val="0"/>
+        </w:rPr>
+        <w:t>s: A has 4/5 versus B's 3/5 on this set. Appearance is separate. Broaden cases and repeat stochastic trials before generalising.</w:t>
+      </w:r>
+    </w:p>
+    <w:p>
+      <w:pPr>
+        <w:pStyle w:val="Heading3"/>
+      </w:pPr>
+      <w:r>
+        <w:t>Hold back the independent task</w:t>
+      </w:r>
+    </w:p>
+    <w:p>
+      <w:pPr>
+        <w:spacing w:line="336" w:lineRule="auto" w:after="180"/>
+        <w:shd w:fill="F5F1FB"/>
+      </w:pPr>
+      <w:r>
+        <w:rPr>
+          <w:b w:val="0"/>
+        </w:rPr>
         <w:t>Keep for an independent attempt: Prompt A passes 8 of 10 tasks; B passes 9 of 10 but fails the only source-checking task. A source check is mandatory. Which can be accepted as-is?</w:t>
       </w:r>
     </w:p>
@@ -1228,23 +2362,77 @@
       </w:r>
     </w:p>
     <w:p>
-      <w:r>
+      <w:pPr>
+        <w:pStyle w:val="Heading3"/>
+      </w:pPr>
+      <w:r>
+        <w:t>Ask the class</w:t>
+      </w:r>
+    </w:p>
+    <w:p>
+      <w:pPr>
+        <w:spacing w:line="336" w:lineRule="auto" w:after="180"/>
+        <w:shd w:fill="F5F1FB"/>
+      </w:pPr>
+      <w:r>
+        <w:rPr>
+          <w:b w:val="0"/>
+        </w:rPr>
         <w:t>Ask: Which facts are given, and which would we have to assume? Learners mark relevant details before discussing answers.</w:t>
       </w:r>
     </w:p>
     <w:p>
-      <w:r>
+      <w:pPr>
+        <w:pStyle w:val="Heading3"/>
+      </w:pPr>
+      <w:r>
+        <w:t>Language to model</w:t>
+      </w:r>
+    </w:p>
+    <w:p>
+      <w:pPr>
+        <w:spacing w:line="336" w:lineRule="auto" w:after="180"/>
+        <w:shd w:fill="F1F6F8"/>
+      </w:pPr>
+      <w:r>
+        <w:rPr>
+          <w:b w:val="0"/>
+        </w:rPr>
         <w:t>Say: Predict first. Show the rule, information path or calculation that would produce the result. A correct guess is not yet an explanation.</w:t>
       </w:r>
     </w:p>
     <w:p>
-      <w:r>
+      <w:pPr>
+        <w:spacing w:line="336" w:lineRule="auto" w:after="180"/>
+      </w:pPr>
+      <w:r>
+        <w:rPr>
+          <w:b w:val="0"/>
+        </w:rPr>
         <w:t>Reveal reasoning one step at a time. Explain why a tempting alternative fails. Write units and denominators for arithmetic, trace conditions for decisions, and identify supporting sources for claims.</w:t>
       </w:r>
     </w:p>
     <w:p>
-      <w:r>
-        <w:t>In pairs, one learner solves while the other checks evidence; exchange roles. Remove the worked answer before independent assessment.</w:t>
+      <w:pPr>
+        <w:spacing w:line="336" w:lineRule="auto" w:after="180"/>
+      </w:pPr>
+      <w:r>
+        <w:rPr>
+          <w:b w:val="0"/>
+        </w:rPr>
+        <w:t xml:space="preserve">In pairs, one learner solves while the other checks </w:t>
+      </w:r>
+      <w:r>
+        <w:rPr>
+          <w:b/>
+        </w:rPr>
+        <w:t>evidence</w:t>
+      </w:r>
+      <w:r>
+        <w:rPr>
+          <w:b w:val="0"/>
+        </w:rPr>
+        <w:t>; exchange roles. Remove the worked answer before independent assessment.</w:t>
       </w:r>
     </w:p>
     <w:p>
@@ -1256,8 +2444,60 @@
       </w:r>
     </w:p>
     <w:p>
-      <w:r>
-        <w:t>Guided: P passes 4/6 and Q 5/6. P passes one of two missing-approval cases, Q also one of two. Q improves the aggregate while leaving this condition unchanged. Qualification: Prompt selection on development cases cannot be reported as independent final performance. Exit: accept a concrete variation with its predicted outcome and a stated condition that would challenge the mechanism; reject a claim resting on unmeasured evidence.</w:t>
+      <w:pPr>
+        <w:spacing w:line="336" w:lineRule="auto" w:after="180"/>
+      </w:pPr>
+      <w:r>
+        <w:rPr>
+          <w:b w:val="0"/>
+        </w:rPr>
+        <w:t>Guided: P passes 4/6 and Q 5/6. P passes one of two missing-approval cases, Q also one of two. Q improves the aggregate while leaving this condition unchanged.</w:t>
+      </w:r>
+    </w:p>
+    <w:p>
+      <w:pPr>
+        <w:spacing w:line="336" w:lineRule="auto" w:after="180"/>
+      </w:pPr>
+      <w:r>
+        <w:rPr>
+          <w:b w:val="0"/>
+        </w:rPr>
+        <w:t>Qualification: Prompt selection on development cases cannot be reported as independent final performance.</w:t>
+      </w:r>
+    </w:p>
+    <w:p>
+      <w:pPr>
+        <w:spacing w:line="336" w:lineRule="auto" w:after="180"/>
+      </w:pPr>
+      <w:r>
+        <w:rPr>
+          <w:b w:val="0"/>
+        </w:rPr>
+        <w:t xml:space="preserve">Exit: accept a concrete variation with its predicted outcome and a stated condition that would challenge the </w:t>
+      </w:r>
+      <w:r>
+        <w:rPr>
+          <w:b/>
+        </w:rPr>
+        <w:t>mechanism</w:t>
+      </w:r>
+      <w:r>
+        <w:rPr>
+          <w:b w:val="0"/>
+        </w:rPr>
+        <w:t xml:space="preserve">; reject a claim resting on unmeasured </w:t>
+      </w:r>
+      <w:r>
+        <w:rPr>
+          <w:b/>
+        </w:rPr>
+        <w:t>evidence</w:t>
+      </w:r>
+      <w:r>
+        <w:rPr>
+          <w:b w:val="0"/>
+        </w:rPr>
+        <w:t>.</w:t>
       </w:r>
     </w:p>
     <w:p>
@@ -1489,18 +2729,89 @@
       </w:r>
     </w:p>
     <w:p>
-      <w:r>
-        <w:t>Completion task: On six development cases P passes cases 1, 2, 3, 4; Q passes 1, 2, 3, 5, 6. Missing-approval cases are 4 and 6. Compare totals and condition results. Show the intermediate steps and give the conclusion with its scope.</w:t>
-      </w:r>
-    </w:p>
-    <w:p>
-      <w:r>
+      <w:pPr>
+        <w:pStyle w:val="Heading3"/>
+      </w:pPr>
+      <w:r>
+        <w:t>Completion practice</w:t>
+      </w:r>
+    </w:p>
+    <w:p>
+      <w:pPr>
+        <w:spacing w:line="336" w:lineRule="auto" w:after="180"/>
+        <w:shd w:fill="F5F1FB"/>
+      </w:pPr>
+      <w:r>
+        <w:rPr>
+          <w:b w:val="0"/>
+        </w:rPr>
+        <w:t>Completion task: On six development cases P passes cases 1, 2, 3, 4; Q passes 1, 2, 3, 5, 6. Missing-approval cases are 4 and 6. Compare totals and condition results.</w:t>
+      </w:r>
+    </w:p>
+    <w:p>
+      <w:pPr>
+        <w:spacing w:line="336" w:lineRule="auto" w:after="180"/>
+        <w:shd w:fill="F5F1FB"/>
+      </w:pPr>
+      <w:r>
+        <w:rPr>
+          <w:b w:val="0"/>
+        </w:rPr>
+        <w:t>Show the intermediate steps and give the conclusion with its scope.</w:t>
+      </w:r>
+    </w:p>
+    <w:p>
+      <w:pPr>
+        <w:pStyle w:val="Heading3"/>
+      </w:pPr>
+      <w:r>
+        <w:t>Reasoning to listen for</w:t>
+      </w:r>
+    </w:p>
+    <w:p>
+      <w:pPr>
+        <w:spacing w:line="336" w:lineRule="auto" w:after="180"/>
+        <w:shd w:fill="F1F6FC"/>
+      </w:pPr>
+      <w:r>
+        <w:rPr>
+          <w:b w:val="0"/>
+        </w:rPr>
         <w:t>Teacher check: Teacher explanation: P passes 4/6 and Q 5/6. P passes one of two missing-approval cases, Q also one of two. Q improves the aggregate while leaving this condition unchanged.</w:t>
       </w:r>
     </w:p>
     <w:p>
-      <w:r>
-        <w:t>Start by identifying the given inputs together. Leave the intermediate steps blank. If needed, model one step, then withdraw that help on the next step. Move to a full trace only when the partial trace is understood. For partners, alternate explainer and checker; collect a response from every learner before discussion.</w:t>
+      <w:pPr>
+        <w:spacing w:line="336" w:lineRule="auto" w:after="180"/>
+      </w:pPr>
+      <w:r>
+        <w:rPr>
+          <w:b w:val="0"/>
+        </w:rPr>
+        <w:t xml:space="preserve">Start by identifying the given </w:t>
+      </w:r>
+      <w:r>
+        <w:rPr>
+          <w:b/>
+        </w:rPr>
+        <w:t>input</w:t>
+      </w:r>
+      <w:r>
+        <w:rPr>
+          <w:b w:val="0"/>
+        </w:rPr>
+        <w:t>s together. Leave the intermediate steps blank. If needed, model one step, then withdraw that help on the next step. Move to a full trace only when the partial trace is understood.</w:t>
+      </w:r>
+    </w:p>
+    <w:p>
+      <w:pPr>
+        <w:spacing w:line="336" w:lineRule="auto" w:after="180"/>
+      </w:pPr>
+      <w:r>
+        <w:rPr>
+          <w:b w:val="0"/>
+        </w:rPr>
+        <w:t>For partners, alternate explainer and checker; collect a response from every learner before discussion.</w:t>
       </w:r>
     </w:p>
     <w:p>
@@ -1512,18 +2823,67 @@
       </w:r>
     </w:p>
     <w:p>
-      <w:r>
-        <w:t>Use the worked case for Controlled prompt experiments. Proposed explanation: “The worked result establishes every future case”. Decide whether this explanation is supported. Point to the step or supplied fact that decides; explain your repair if needed.</w:t>
-      </w:r>
-    </w:p>
-    <w:p>
-      <w:r>
+      <w:pPr>
+        <w:spacing w:line="336" w:lineRule="auto" w:after="180"/>
+      </w:pPr>
+      <w:r>
+        <w:rPr>
+          <w:b w:val="0"/>
+        </w:rPr>
+        <w:t>Use the worked case for Controlled prompt experiments. Proposed explanation: “The worked result establishes every future case”. Decide whether this explanation is supported.</w:t>
+      </w:r>
+    </w:p>
+    <w:p>
+      <w:pPr>
+        <w:spacing w:line="336" w:lineRule="auto" w:after="180"/>
+      </w:pPr>
+      <w:r>
+        <w:rPr>
+          <w:b w:val="0"/>
+        </w:rPr>
+        <w:t>Point to the step or supplied fact that decides; explain your repair if needed.</w:t>
+      </w:r>
+    </w:p>
+    <w:p>
+      <w:pPr>
+        <w:pStyle w:val="Heading3"/>
+      </w:pPr>
+      <w:r>
+        <w:t>Expected repair</w:t>
+      </w:r>
+    </w:p>
+    <w:p>
+      <w:pPr>
+        <w:spacing w:line="336" w:lineRule="auto" w:after="180"/>
+        <w:shd w:fill="F1F6FC"/>
+      </w:pPr>
+      <w:r>
+        <w:rPr>
+          <w:b w:val="0"/>
+        </w:rPr>
         <w:t>Expected correction: Prompt selection on development cases cannot be reported as independent final performance.</w:t>
       </w:r>
     </w:p>
     <w:p>
-      <w:r>
-        <w:t>Collect explanations, not only yes/no votes. If a misunderstanding is common, re-model the relevant step for the class. If it affects a few learners, give a short targeted group explanation while others solve a more demanding variation.</w:t>
+      <w:pPr>
+        <w:spacing w:line="336" w:lineRule="auto" w:after="180"/>
+      </w:pPr>
+      <w:r>
+        <w:rPr>
+          <w:b w:val="0"/>
+        </w:rPr>
+        <w:t>Collect explanations, not only yes/no votes. If a misunderstanding is common, re-model the relevant step for the class.</w:t>
+      </w:r>
+    </w:p>
+    <w:p>
+      <w:pPr>
+        <w:spacing w:line="336" w:lineRule="auto" w:after="180"/>
+      </w:pPr>
+      <w:r>
+        <w:rPr>
+          <w:b w:val="0"/>
+        </w:rPr>
+        <w:t>If it affects a few learners, give a short targeted group explanation while others solve a more demanding variation.</w:t>
       </w:r>
     </w:p>
     <w:p>
@@ -1535,7 +2895,14 @@
       </w:r>
     </w:p>
     <w:p>
-      <w:r>
+      <w:pPr>
+        <w:spacing w:line="336" w:lineRule="auto" w:after="180"/>
+        <w:shd w:fill="F5F1FB"/>
+      </w:pPr>
+      <w:r>
+        <w:rPr>
+          <w:b w:val="0"/>
+        </w:rPr>
         <w:t>Why is B’s selection defensible here without calling it universally superior?</w:t>
       </w:r>
     </w:p>
@@ -1548,18 +2915,72 @@
       </w:r>
     </w:p>
     <w:p>
-      <w:r>
+      <w:pPr>
+        <w:spacing w:line="336" w:lineRule="auto" w:after="180"/>
+      </w:pPr>
+      <w:r>
+        <w:rPr>
+          <w:b w:val="0"/>
+        </w:rPr>
         <w:t>It alone passes both mandatory refusal cases. A is better on cases 3 and 4, which must still be reported.</w:t>
       </w:r>
     </w:p>
     <w:p>
-      <w:r>
-        <w:t>Changed-case reasoning: The record is a tie; another predeclared tie policy or further development evidence is needed. Both prompts have four passes on six questions.</w:t>
-      </w:r>
-    </w:p>
-    <w:p>
-      <w:r>
-        <w:t>Collect each learner’s explanation before discussion. Use the first missing connection between input, deciding step and result to choose support. This question is worked-case practice, not fresh mastery evidence.</w:t>
+      <w:pPr>
+        <w:spacing w:line="336" w:lineRule="auto" w:after="180"/>
+      </w:pPr>
+      <w:r>
+        <w:rPr>
+          <w:b w:val="0"/>
+        </w:rPr>
+        <w:t xml:space="preserve">Changed-case reasoning: The record is a tie; another predeclared tie policy or further development </w:t>
+      </w:r>
+      <w:r>
+        <w:rPr>
+          <w:b/>
+        </w:rPr>
+        <w:t>evidence</w:t>
+      </w:r>
+      <w:r>
+        <w:rPr>
+          <w:b w:val="0"/>
+        </w:rPr>
+        <w:t xml:space="preserve"> is needed. Both prompts have four passes on six questions.</w:t>
+      </w:r>
+    </w:p>
+    <w:p>
+      <w:pPr>
+        <w:spacing w:line="336" w:lineRule="auto" w:after="180"/>
+      </w:pPr>
+      <w:r>
+        <w:rPr>
+          <w:b w:val="0"/>
+        </w:rPr>
+        <w:t xml:space="preserve">Collect each learner’s explanation before discussion. Use the first missing connection between </w:t>
+      </w:r>
+      <w:r>
+        <w:rPr>
+          <w:b/>
+        </w:rPr>
+        <w:t>input</w:t>
+      </w:r>
+      <w:r>
+        <w:rPr>
+          <w:b w:val="0"/>
+        </w:rPr>
+        <w:t xml:space="preserve">, deciding step and result to choose support. This question is worked-case practice, not fresh mastery </w:t>
+      </w:r>
+      <w:r>
+        <w:rPr>
+          <w:b/>
+        </w:rPr>
+        <w:t>evidence</w:t>
+      </w:r>
+      <w:r>
+        <w:rPr>
+          <w:b w:val="0"/>
+        </w:rPr>
+        <w:t>.</w:t>
       </w:r>
     </w:p>
     <w:p>
@@ -1571,54 +2992,141 @@
       </w:r>
     </w:p>
     <w:p>
+      <w:r>
+        <w:t>Run the Prompt Evaluation investigation and use the first unsupported step to choose a teaching response.</w:t>
+      </w:r>
+    </w:p>
+    <w:p>
+      <w:pPr>
+        <w:spacing w:line="336" w:lineRule="auto" w:after="180"/>
+      </w:pPr>
+      <w:r>
+        <w:rPr>
+          <w:b w:val="0"/>
+        </w:rPr>
+        <w:t>Words You Can Use to Reason</w:t>
+      </w:r>
+    </w:p>
+    <w:p>
+      <w:pPr>
+        <w:spacing w:line="336" w:lineRule="auto" w:after="180"/>
+      </w:pPr>
+      <w:r>
+        <w:rPr>
+          <w:b w:val="0"/>
+        </w:rPr>
+        <w:t>A definition matters when you can recognize the idea, use it, and contrast it with a near-miss.</w:t>
+      </w:r>
+    </w:p>
+    <w:p>
+      <w:pPr>
+        <w:spacing w:line="336" w:lineRule="auto" w:after="180"/>
+      </w:pPr>
+      <w:r>
+        <w:rPr>
+          <w:b w:val="0"/>
+        </w:rPr>
+        <w:t>Predict → Test → Record → Explain</w:t>
+      </w:r>
+    </w:p>
+    <w:p>
+      <w:pPr>
+        <w:spacing w:line="336" w:lineRule="auto" w:after="180"/>
+      </w:pPr>
+      <w:r>
+        <w:rPr>
+          <w:b w:val="0"/>
+        </w:rPr>
+        <w:t>Keep expected and actual results separate. Surprises are useful data when recorded honestly.</w:t>
+      </w:r>
+    </w:p>
+    <w:p>
+      <w:pPr>
+        <w:spacing w:line="336" w:lineRule="auto" w:after="180"/>
+      </w:pPr>
+      <w:r>
+        <w:rPr>
+          <w:b w:val="0"/>
+        </w:rPr>
+        <w:t xml:space="preserve">Freeze six cases, run A and B with one changed variable, </w:t>
+      </w:r>
+      <w:r>
+        <w:rPr>
+          <w:b/>
+        </w:rPr>
+        <w:t>score</w:t>
+      </w:r>
+      <w:r>
+        <w:rPr>
+          <w:b w:val="0"/>
+        </w:rPr>
+        <w:t xml:space="preserve"> blind with the same </w:t>
+      </w:r>
+      <w:r>
+        <w:rPr>
+          <w:b/>
+        </w:rPr>
+        <w:t>rubric</w:t>
+      </w:r>
+      <w:r>
+        <w:rPr>
+          <w:b w:val="0"/>
+        </w:rPr>
+        <w:t xml:space="preserve">, and explain wins and </w:t>
+      </w:r>
+      <w:r>
+        <w:rPr>
+          <w:b/>
+        </w:rPr>
+        <w:t>regression</w:t>
+      </w:r>
+      <w:r>
+        <w:rPr>
+          <w:b w:val="0"/>
+        </w:rPr>
+        <w:t>s.</w:t>
+      </w:r>
+    </w:p>
+    <w:p>
+      <w:pPr>
+        <w:spacing w:line="336" w:lineRule="auto" w:after="180"/>
+        <w:shd w:fill="F5F1FB"/>
+      </w:pPr>
+      <w:r>
+        <w:rPr>
+          <w:b w:val="0"/>
+        </w:rPr>
+        <w:t>What did the hardest test teach you that the normal test did not?</w:t>
+      </w:r>
+    </w:p>
+    <w:p>
       <w:pPr>
         <w:pStyle w:val="Heading3"/>
       </w:pPr>
       <w:r>
-        <w:t>Run the weekly evidence lab</w:t>
-      </w:r>
-    </w:p>
-    <w:p>
-      <w:r>
-        <w:t>Words You Can Use to Reason</w:t>
-      </w:r>
-    </w:p>
-    <w:p>
-      <w:r>
-        <w:t>A definition matters when you can recognize the idea, use it, and contrast it with a near-miss.</w:t>
-      </w:r>
-    </w:p>
-    <w:p>
-      <w:r>
-        <w:t>Predict → Test → Record → Explain</w:t>
-      </w:r>
-    </w:p>
-    <w:p>
-      <w:r>
-        <w:t>Keep expected and actual results separate. Surprises are useful data when recorded honestly.</w:t>
-      </w:r>
-    </w:p>
-    <w:p>
-      <w:r>
-        <w:t>Freeze six cases, run A and B with one changed variable, score blind with the same rubric, and explain wins and regressions.</w:t>
-      </w:r>
-    </w:p>
-    <w:p>
-      <w:r>
-        <w:t>What did the hardest test teach you that the normal test did not?</w:t>
-      </w:r>
-    </w:p>
-    <w:p>
-      <w:pPr>
-        <w:pStyle w:val="Heading3"/>
-      </w:pPr>
-      <w:r>
         <w:t>Make the lab runnable</w:t>
       </w:r>
     </w:p>
     <w:p>
-      <w:r>
-        <w:t>Use the concrete case as the shared normal case and the independent question as a second case. Each pair creates a boundary or missing-information case and predicts its result before testing. Keep the expected result separate from an observed mistake.</w:t>
+      <w:pPr>
+        <w:spacing w:line="336" w:lineRule="auto" w:after="180"/>
+      </w:pPr>
+      <w:r>
+        <w:rPr>
+          <w:b w:val="0"/>
+        </w:rPr>
+        <w:t>Use the concrete case as the shared normal case and the independent question as a second case. Each pair creates a boundary or missing-information case and predicts its result before testing.</w:t>
+      </w:r>
+    </w:p>
+    <w:p>
+      <w:pPr>
+        <w:spacing w:line="336" w:lineRule="auto" w:after="180"/>
+      </w:pPr>
+      <w:r>
+        <w:rPr>
+          <w:b w:val="0"/>
+        </w:rPr>
+        <w:t>Keep the expected result separate from an observed mistake.</w:t>
       </w:r>
     </w:p>
     <w:tbl>
@@ -1776,8 +3284,25 @@
       </w:r>
     </w:p>
     <w:p>
-      <w:r>
-        <w:t>For guessing, return to given facts and request a trace. For vocabulary without application, use one example and one non-example. For arithmetic errors, check the setup before the calculation. Finish with a different uncoached case before recording mastery.</w:t>
+      <w:pPr>
+        <w:spacing w:line="336" w:lineRule="auto" w:after="180"/>
+      </w:pPr>
+      <w:r>
+        <w:rPr>
+          <w:b w:val="0"/>
+        </w:rPr>
+        <w:t>For guessing, return to given facts and request a trace. For vocabulary without application, use one example and one non-example. For arithmetic errors, check the setup before the calculation.</w:t>
+      </w:r>
+    </w:p>
+    <w:p>
+      <w:pPr>
+        <w:spacing w:line="336" w:lineRule="auto" w:after="180"/>
+      </w:pPr>
+      <w:r>
+        <w:rPr>
+          <w:b w:val="0"/>
+        </w:rPr>
+        <w:t>Finish with a different uncoached case before recording mastery.</w:t>
       </w:r>
     </w:p>
     <w:p>
@@ -1789,18 +3314,72 @@
       </w:r>
     </w:p>
     <w:p>
-      <w:r>
+      <w:pPr>
+        <w:spacing w:line="336" w:lineRule="auto" w:after="180"/>
+      </w:pPr>
+      <w:r>
+        <w:rPr>
+          <w:b w:val="0"/>
+        </w:rPr>
         <w:t>The worked result establishes every future case: Prompt selection on development cases cannot be reported as independent final performance.</w:t>
       </w:r>
     </w:p>
     <w:p>
-      <w:r>
-        <w:t>A missing input may be replaced without recording the change: A replacement changes the evidence or contract. Record the change and its justification; do not silently turn unknown into a measured value.</w:t>
-      </w:r>
-    </w:p>
-    <w:p>
-      <w:r>
-        <w:t>Repeating an assessed case is new independent evidence: A replay checks consistency. An example used for feedback or revision cannot later be described as untouched final evaluation.</w:t>
+      <w:pPr>
+        <w:spacing w:line="336" w:lineRule="auto" w:after="180"/>
+      </w:pPr>
+      <w:r>
+        <w:rPr>
+          <w:b w:val="0"/>
+        </w:rPr>
+        <w:t xml:space="preserve">A missing </w:t>
+      </w:r>
+      <w:r>
+        <w:rPr>
+          <w:b/>
+        </w:rPr>
+        <w:t>input</w:t>
+      </w:r>
+      <w:r>
+        <w:rPr>
+          <w:b w:val="0"/>
+        </w:rPr>
+        <w:t xml:space="preserve"> may be replaced without recording the change: A replacement changes the </w:t>
+      </w:r>
+      <w:r>
+        <w:rPr>
+          <w:b/>
+        </w:rPr>
+        <w:t>evidence</w:t>
+      </w:r>
+      <w:r>
+        <w:rPr>
+          <w:b w:val="0"/>
+        </w:rPr>
+        <w:t xml:space="preserve"> or contract. Record the change and its justification; do not silently turn unknown into a measured value.</w:t>
+      </w:r>
+    </w:p>
+    <w:p>
+      <w:pPr>
+        <w:spacing w:line="336" w:lineRule="auto" w:after="180"/>
+      </w:pPr>
+      <w:r>
+        <w:rPr>
+          <w:b w:val="0"/>
+        </w:rPr>
+        <w:t xml:space="preserve">Repeating an assessed case is new independent </w:t>
+      </w:r>
+      <w:r>
+        <w:rPr>
+          <w:b/>
+        </w:rPr>
+        <w:t>evidence</w:t>
+      </w:r>
+      <w:r>
+        <w:rPr>
+          <w:b w:val="0"/>
+        </w:rPr>
+        <w:t>: A replay checks consistency. An example used for feedback or revision cannot later be described as untouched final evaluation.</w:t>
       </w:r>
     </w:p>
     <w:p>
@@ -1958,8 +3537,25 @@
       </w:tr>
     </w:tbl>
     <w:p>
-      <w:r>
-        <w:t>Offer an oral explanation, drawing, enlarged visual or fewer examples when that removes a reading/writing barrier. Keep the same reasoning goal. Stretch secure learners by changing a boundary or assumption and asking them to defend the effect, not simply by assigning more of the same questions.</w:t>
+      <w:pPr>
+        <w:spacing w:line="336" w:lineRule="auto" w:after="180"/>
+      </w:pPr>
+      <w:r>
+        <w:rPr>
+          <w:b w:val="0"/>
+        </w:rPr>
+        <w:t>Offer an oral explanation, drawing, enlarged visual or fewer examples when that removes a reading/writing barrier. Keep the same reasoning goal.</w:t>
+      </w:r>
+    </w:p>
+    <w:p>
+      <w:pPr>
+        <w:spacing w:line="336" w:lineRule="auto" w:after="180"/>
+      </w:pPr>
+      <w:r>
+        <w:rPr>
+          <w:b w:val="0"/>
+        </w:rPr>
+        <w:t>Stretch secure learners by changing a boundary or assumption and asking them to defend the effect, not simply by assigning more of the same questions.</w:t>
       </w:r>
     </w:p>
     <w:p>
@@ -1971,11 +3567,16 @@
       </w:r>
     </w:p>
     <w:p>
+      <w:r>
+        <w:t>Use the Prompt Evaluation questions, teacher keys and criteria after the relevant attempts. Previously discussed cases are practice; protect the separately selected independent task.</w:t>
+      </w:r>
+    </w:p>
+    <w:p>
       <w:pPr>
         <w:pStyle w:val="Heading3"/>
       </w:pPr>
       <w:r>
-        <w:t>Assess and explain the answers</w:t>
+        <w:t>Worked case answer</w:t>
       </w:r>
     </w:p>
     <w:p>
@@ -1983,11 +3584,18 @@
         <w:pStyle w:val="Heading3"/>
       </w:pPr>
       <w:r>
-        <w:t>Worked case answer</w:t>
-      </w:r>
-    </w:p>
-    <w:p>
-      <w:r>
+        <w:t>Teacher key · Worked case answer</w:t>
+      </w:r>
+    </w:p>
+    <w:p>
+      <w:pPr>
+        <w:spacing w:line="336" w:lineRule="auto" w:after="180"/>
+        <w:shd w:fill="F1F6FC"/>
+      </w:pPr>
+      <w:r>
+        <w:rPr>
+          <w:b w:val="0"/>
+        </w:rPr>
         <w:t>A has 4/5 versus B's 3/5 on this set. Appearance is separate. Broaden cases and repeat stochastic trials before generalising.</w:t>
       </w:r>
     </w:p>
@@ -2000,7 +3608,22 @@
       </w:r>
     </w:p>
     <w:p>
-      <w:r>
+      <w:pPr>
+        <w:pStyle w:val="Heading3"/>
+      </w:pPr>
+      <w:r>
+        <w:t>Independent question · withhold the key</w:t>
+      </w:r>
+    </w:p>
+    <w:p>
+      <w:pPr>
+        <w:spacing w:line="336" w:lineRule="auto" w:after="180"/>
+        <w:shd w:fill="F5F1FB"/>
+      </w:pPr>
+      <w:r>
+        <w:rPr>
+          <w:b w:val="0"/>
+        </w:rPr>
         <w:t>Prompt A passes 8 of 10 tasks; B passes 9 of 10 but fails the only source-checking task. A source check is mandatory. Which can be accepted as-is?</w:t>
       </w:r>
     </w:p>
@@ -2013,7 +3636,22 @@
       </w:r>
     </w:p>
     <w:p>
-      <w:r>
+      <w:pPr>
+        <w:pStyle w:val="Heading3"/>
+      </w:pPr>
+      <w:r>
+        <w:t>Teacher key · Expected independent answer</w:t>
+      </w:r>
+    </w:p>
+    <w:p>
+      <w:pPr>
+        <w:spacing w:line="336" w:lineRule="auto" w:after="180"/>
+        <w:shd w:fill="F1F6FC"/>
+      </w:pPr>
+      <w:r>
+        <w:rPr>
+          <w:b w:val="0"/>
+        </w:rPr>
         <w:t>B fails a required gate despite its higher total. Inspect A's failures against all mandatory criteria; a total alone cannot establish acceptance.</w:t>
       </w:r>
     </w:p>
@@ -2252,8 +3890,25 @@
       </w:tr>
     </w:tbl>
     <w:p>
-      <w:r>
-        <w:t>Use 6/8 as a classroom checkpoint, with 2 required for both Result and Reasoning. This is a proposed teaching rule, not a validated certification threshold. Do not count a coached answer as independent mastery; correct unsafe or unsupported claims regardless of total.</w:t>
+      <w:pPr>
+        <w:spacing w:line="336" w:lineRule="auto" w:after="180"/>
+      </w:pPr>
+      <w:r>
+        <w:rPr>
+          <w:b w:val="0"/>
+        </w:rPr>
+        <w:t>Use 6/8 as a classroom checkpoint, with 2 required for both Result and Reasoning. This is a proposed teaching rule, not a validated certification threshold.</w:t>
+      </w:r>
+    </w:p>
+    <w:p>
+      <w:pPr>
+        <w:spacing w:line="336" w:lineRule="auto" w:after="180"/>
+      </w:pPr>
+      <w:r>
+        <w:rPr>
+          <w:b w:val="0"/>
+        </w:rPr>
+        <w:t>Do not count a coached answer as independent mastery; correct unsafe or unsupported claims regardless of total.</w:t>
       </w:r>
     </w:p>
     <w:p>
@@ -2265,8 +3920,50 @@
       </w:r>
     </w:p>
     <w:p>
-      <w:r>
-        <w:t>Ask the learner to find the evidence that challenges this claim: “A higher overall score cancels a mandatory safety or evidence failure.” Keep the first attempt and an uncoached retry separate.</w:t>
+      <w:pPr>
+        <w:spacing w:line="336" w:lineRule="auto" w:after="180"/>
+      </w:pPr>
+      <w:r>
+        <w:rPr>
+          <w:b w:val="0"/>
+        </w:rPr>
+        <w:t xml:space="preserve">Ask the learner to find the </w:t>
+      </w:r>
+      <w:r>
+        <w:rPr>
+          <w:b/>
+        </w:rPr>
+        <w:t>evidence</w:t>
+      </w:r>
+      <w:r>
+        <w:rPr>
+          <w:b w:val="0"/>
+        </w:rPr>
+        <w:t xml:space="preserve"> that challenges this claim: “A higher overall </w:t>
+      </w:r>
+      <w:r>
+        <w:rPr>
+          <w:b/>
+        </w:rPr>
+        <w:t>score</w:t>
+      </w:r>
+      <w:r>
+        <w:rPr>
+          <w:b w:val="0"/>
+        </w:rPr>
+        <w:t xml:space="preserve"> cancels a mandatory safety or </w:t>
+      </w:r>
+      <w:r>
+        <w:rPr>
+          <w:b/>
+        </w:rPr>
+        <w:t>evidence</w:t>
+      </w:r>
+      <w:r>
+        <w:rPr>
+          <w:b w:val="0"/>
+        </w:rPr>
+        <w:t xml:space="preserve"> failure.” Keep the first attempt and an uncoached retry separate.</w:t>
       </w:r>
     </w:p>
     <w:p>
@@ -2278,15 +3975,54 @@
       </w:r>
     </w:p>
     <w:p>
-      <w:r>
-        <w:t>Both score 3/4, but fail different cases. Inspect mandatory requirements, failure consequences and repeated-run variation. Choose using predefined criteria, then evaluate on fresh cases that did not influence selection; do not select only favourable examples.</w:t>
-      </w:r>
-    </w:p>
-    <w:p>
       <w:pPr>
         <w:pStyle w:val="Heading3"/>
       </w:pPr>
       <w:r>
+        <w:t>Teacher key · Original transfer answer</w:t>
+      </w:r>
+    </w:p>
+    <w:p>
+      <w:pPr>
+        <w:spacing w:line="336" w:lineRule="auto" w:after="180"/>
+        <w:shd w:fill="F1F6FC"/>
+      </w:pPr>
+      <w:r>
+        <w:rPr>
+          <w:b w:val="0"/>
+        </w:rPr>
+        <w:t xml:space="preserve">Both </w:t>
+      </w:r>
+      <w:r>
+        <w:rPr>
+          <w:b/>
+        </w:rPr>
+        <w:t>score</w:t>
+      </w:r>
+      <w:r>
+        <w:rPr>
+          <w:b w:val="0"/>
+        </w:rPr>
+        <w:t xml:space="preserve"> 3/4, but fail different cases. Inspect mandatory requirements, failure consequences and repeated-run variation.</w:t>
+      </w:r>
+    </w:p>
+    <w:p>
+      <w:pPr>
+        <w:spacing w:line="336" w:lineRule="auto" w:after="180"/>
+        <w:shd w:fill="F1F6FC"/>
+      </w:pPr>
+      <w:r>
+        <w:rPr>
+          <w:b w:val="0"/>
+        </w:rPr>
+        <w:t>Choose using predefined criteria, then evaluate on fresh cases that did not influence selection; do not select only favourable examples.</w:t>
+      </w:r>
+    </w:p>
+    <w:p>
+      <w:pPr>
+        <w:pStyle w:val="Heading3"/>
+      </w:pPr>
+      <w:r>
         <w:t>Explanations for the additional workbook examples</w:t>
       </w:r>
     </w:p>
@@ -2299,30 +4035,204 @@
       </w:r>
     </w:p>
     <w:p>
-      <w:r>
-        <w:t>Explain the weekly mechanism in your own words. Use the worked scenario to name its input, decision rule and output.</w:t>
-      </w:r>
-    </w:p>
-    <w:p>
-      <w:r>
-        <w:t>Teacher explanation: A prompt experiment compares complete specifications using the same task cases. Define success before inspecting outputs; change one intended instruction and preserve other settings. Evaluate both prompts on paired cases with fixed model/version, source records, output contract and scoring rubric. Use development results for selection, then reserve new final cases. Score each case rather than counting attractive sentences.</w:t>
-      </w:r>
-    </w:p>
-    <w:p>
       <w:pPr>
         <w:pStyle w:val="Heading3"/>
       </w:pPr>
       <w:r>
+        <w:t>Workbook question · W1</w:t>
+      </w:r>
+    </w:p>
+    <w:p>
+      <w:pPr>
+        <w:spacing w:line="336" w:lineRule="auto" w:after="180"/>
+        <w:shd w:fill="F5F1FB"/>
+      </w:pPr>
+      <w:r>
+        <w:rPr>
+          <w:b w:val="0"/>
+        </w:rPr>
+        <w:t xml:space="preserve">Explain the weekly </w:t>
+      </w:r>
+      <w:r>
+        <w:rPr>
+          <w:b/>
+        </w:rPr>
+        <w:t>mechanism</w:t>
+      </w:r>
+      <w:r>
+        <w:rPr>
+          <w:b w:val="0"/>
+        </w:rPr>
+        <w:t xml:space="preserve"> in your own words. Use the worked scenario to name its </w:t>
+      </w:r>
+      <w:r>
+        <w:rPr>
+          <w:b/>
+        </w:rPr>
+        <w:t>input</w:t>
+      </w:r>
+      <w:r>
+        <w:rPr>
+          <w:b w:val="0"/>
+        </w:rPr>
+        <w:t xml:space="preserve">, decision rule and </w:t>
+      </w:r>
+      <w:r>
+        <w:rPr>
+          <w:b/>
+        </w:rPr>
+        <w:t>output</w:t>
+      </w:r>
+      <w:r>
+        <w:rPr>
+          <w:b w:val="0"/>
+        </w:rPr>
+        <w:t>.</w:t>
+      </w:r>
+    </w:p>
+    <w:p>
+      <w:pPr>
+        <w:pStyle w:val="Heading3"/>
+      </w:pPr>
+      <w:r>
+        <w:t>Teacher reasoning · W1</w:t>
+      </w:r>
+    </w:p>
+    <w:p>
+      <w:pPr>
+        <w:spacing w:line="336" w:lineRule="auto" w:after="180"/>
+        <w:shd w:fill="F1F6FC"/>
+      </w:pPr>
+      <w:r>
+        <w:rPr>
+          <w:b w:val="0"/>
+        </w:rPr>
+        <w:t xml:space="preserve">Teacher explanation: A prompt experiment compares complete specifications using the same task cases. Define success before inspecting </w:t>
+      </w:r>
+      <w:r>
+        <w:rPr>
+          <w:b/>
+        </w:rPr>
+        <w:t>output</w:t>
+      </w:r>
+      <w:r>
+        <w:rPr>
+          <w:b w:val="0"/>
+        </w:rPr>
+        <w:t>s; change one intended instruction and preserve other settings.</w:t>
+      </w:r>
+    </w:p>
+    <w:p>
+      <w:pPr>
+        <w:spacing w:line="336" w:lineRule="auto" w:after="180"/>
+        <w:shd w:fill="F1F6FC"/>
+      </w:pPr>
+      <w:r>
+        <w:rPr>
+          <w:b w:val="0"/>
+        </w:rPr>
+        <w:t xml:space="preserve">Evaluate both prompts on </w:t>
+      </w:r>
+      <w:r>
+        <w:rPr>
+          <w:b/>
+        </w:rPr>
+        <w:t>paired case</w:t>
+      </w:r>
+      <w:r>
+        <w:rPr>
+          <w:b w:val="0"/>
+        </w:rPr>
+        <w:t xml:space="preserve">s with fixed model/version, source records, </w:t>
+      </w:r>
+      <w:r>
+        <w:rPr>
+          <w:b/>
+        </w:rPr>
+        <w:t>output</w:t>
+      </w:r>
+      <w:r>
+        <w:rPr>
+          <w:b w:val="0"/>
+        </w:rPr>
+        <w:t xml:space="preserve"> contract and scoring </w:t>
+      </w:r>
+      <w:r>
+        <w:rPr>
+          <w:b/>
+        </w:rPr>
+        <w:t>rubric</w:t>
+      </w:r>
+      <w:r>
+        <w:rPr>
+          <w:b w:val="0"/>
+        </w:rPr>
+        <w:t>. Use development results for selection, then reserve new final cases.</w:t>
+      </w:r>
+    </w:p>
+    <w:p>
+      <w:pPr>
+        <w:spacing w:line="336" w:lineRule="auto" w:after="180"/>
+        <w:shd w:fill="F1F6FC"/>
+      </w:pPr>
+      <w:r>
+        <w:rPr>
+          <w:b/>
+        </w:rPr>
+        <w:t>Score</w:t>
+      </w:r>
+      <w:r>
+        <w:rPr>
+          <w:b w:val="0"/>
+        </w:rPr>
+        <w:t xml:space="preserve"> each case rather than counting attractive sentences.</w:t>
+      </w:r>
+    </w:p>
+    <w:p>
+      <w:pPr>
+        <w:pStyle w:val="Heading3"/>
+      </w:pPr>
+      <w:r>
         <w:t>W2 Trace the worked case</w:t>
       </w:r>
     </w:p>
     <w:p>
-      <w:r>
+      <w:pPr>
+        <w:pStyle w:val="Heading3"/>
+      </w:pPr>
+      <w:r>
+        <w:t>Workbook question · W2</w:t>
+      </w:r>
+    </w:p>
+    <w:p>
+      <w:pPr>
+        <w:spacing w:line="336" w:lineRule="auto" w:after="180"/>
+        <w:shd w:fill="F5F1FB"/>
+      </w:pPr>
+      <w:r>
+        <w:rPr>
+          <w:b w:val="0"/>
+        </w:rPr>
         <w:t>On six development cases P passes cases 1, 2, 3, 4; Q passes 1, 2, 3, 5, 6. Missing-approval cases are 4 and 6. Compare totals and condition results. Show the intermediate steps and give the conclusion with its scope.</w:t>
       </w:r>
     </w:p>
     <w:p>
-      <w:r>
+      <w:pPr>
+        <w:pStyle w:val="Heading3"/>
+      </w:pPr>
+      <w:r>
+        <w:t>Teacher reasoning · W2</w:t>
+      </w:r>
+    </w:p>
+    <w:p>
+      <w:pPr>
+        <w:spacing w:line="336" w:lineRule="auto" w:after="180"/>
+        <w:shd w:fill="F1F6FC"/>
+      </w:pPr>
+      <w:r>
+        <w:rPr>
+          <w:b w:val="0"/>
+        </w:rPr>
         <w:t>Teacher explanation: P passes 4/6 and Q 5/6. P passes one of two missing-approval cases, Q also one of two. Q improves the aggregate while leaving this condition unchanged.</w:t>
       </w:r>
     </w:p>
@@ -2335,61 +4245,286 @@
       </w:r>
     </w:p>
     <w:p>
-      <w:r>
+      <w:pPr>
+        <w:pStyle w:val="Heading3"/>
+      </w:pPr>
+      <w:r>
+        <w:t>Workbook question · W3</w:t>
+      </w:r>
+    </w:p>
+    <w:p>
+      <w:pPr>
+        <w:spacing w:line="336" w:lineRule="auto" w:after="180"/>
+        <w:shd w:fill="F5F1FB"/>
+      </w:pPr>
+      <w:r>
+        <w:rPr>
+          <w:b w:val="0"/>
+        </w:rPr>
         <w:t>A report omits this qualification: Prompt selection on development cases cannot be reported as independent final performance. Explain how omitting it could change a reader's interpretation, and write an accurate replacement.</w:t>
       </w:r>
     </w:p>
     <w:p>
-      <w:r>
-        <w:t>Teacher explanation: Prompt selection on development cases cannot be reported as independent final performance. State the observed result separately from the unverified or out-of-scope claim; preserve the original evidence rather than inventing a missing fact.</w:t>
-      </w:r>
-    </w:p>
-    <w:p>
       <w:pPr>
         <w:pStyle w:val="Heading3"/>
       </w:pPr>
       <w:r>
+        <w:t>Teacher reasoning · W3</w:t>
+      </w:r>
+    </w:p>
+    <w:p>
+      <w:pPr>
+        <w:spacing w:line="336" w:lineRule="auto" w:after="180"/>
+        <w:shd w:fill="F1F6FC"/>
+      </w:pPr>
+      <w:r>
+        <w:rPr>
+          <w:b w:val="0"/>
+        </w:rPr>
+        <w:t>Teacher explanation: Prompt selection on development cases cannot be reported as independent final performance.</w:t>
+      </w:r>
+    </w:p>
+    <w:p>
+      <w:pPr>
+        <w:spacing w:line="336" w:lineRule="auto" w:after="180"/>
+        <w:shd w:fill="F1F6FC"/>
+      </w:pPr>
+      <w:r>
+        <w:rPr>
+          <w:b w:val="0"/>
+        </w:rPr>
+        <w:t xml:space="preserve">State the observed result separately from the unverified or out-of-scope claim; preserve the original </w:t>
+      </w:r>
+      <w:r>
+        <w:rPr>
+          <w:b/>
+        </w:rPr>
+        <w:t>evidence</w:t>
+      </w:r>
+      <w:r>
+        <w:rPr>
+          <w:b w:val="0"/>
+        </w:rPr>
+        <w:t xml:space="preserve"> rather than inventing a missing fact.</w:t>
+      </w:r>
+    </w:p>
+    <w:p>
+      <w:pPr>
+        <w:pStyle w:val="Heading3"/>
+      </w:pPr>
+      <w:r>
         <w:t>W4 Apply a new case independently</w:t>
       </w:r>
     </w:p>
     <w:p>
-      <w:r>
-        <w:t>On eight paired cases A passes 1–5; B passes 1–4, 6, 7. Special cases are 5 and 8. Compare overall and special-case results; select by total passes.</w:t>
-      </w:r>
-    </w:p>
-    <w:p>
-      <w:r>
-        <w:t>Teacher explanation: A=5/8, B=6/8, so select B on development. Special-case passes A=1/2, B=0/2; the aggregate selection hides a regression requiring review.</w:t>
-      </w:r>
-    </w:p>
-    <w:p>
       <w:pPr>
         <w:pStyle w:val="Heading3"/>
       </w:pPr>
       <w:r>
+        <w:t>Workbook question · W4</w:t>
+      </w:r>
+    </w:p>
+    <w:p>
+      <w:pPr>
+        <w:spacing w:line="336" w:lineRule="auto" w:after="180"/>
+        <w:shd w:fill="F5F1FB"/>
+      </w:pPr>
+      <w:r>
+        <w:rPr>
+          <w:b w:val="0"/>
+        </w:rPr>
+        <w:t xml:space="preserve">On eight </w:t>
+      </w:r>
+      <w:r>
+        <w:rPr>
+          <w:b/>
+        </w:rPr>
+        <w:t>paired case</w:t>
+      </w:r>
+      <w:r>
+        <w:rPr>
+          <w:b w:val="0"/>
+        </w:rPr>
+        <w:t>s A passes 1–5; B passes 1–4, 6, 7. Special cases are 5 and 8. Compare overall and special-case results; select by total passes.</w:t>
+      </w:r>
+    </w:p>
+    <w:p>
+      <w:pPr>
+        <w:pStyle w:val="Heading3"/>
+      </w:pPr>
+      <w:r>
+        <w:t>Teacher reasoning · W4</w:t>
+      </w:r>
+    </w:p>
+    <w:p>
+      <w:pPr>
+        <w:spacing w:line="336" w:lineRule="auto" w:after="180"/>
+        <w:shd w:fill="F1F6FC"/>
+      </w:pPr>
+      <w:r>
+        <w:rPr>
+          <w:b w:val="0"/>
+        </w:rPr>
+        <w:t xml:space="preserve">Teacher explanation: A=5/8, B=6/8, so select B on development. Special-case passes A=1/2, B=0/2; the aggregate selection hides a </w:t>
+      </w:r>
+      <w:r>
+        <w:rPr>
+          <w:b/>
+        </w:rPr>
+        <w:t>regression</w:t>
+      </w:r>
+      <w:r>
+        <w:rPr>
+          <w:b w:val="0"/>
+        </w:rPr>
+        <w:t xml:space="preserve"> requiring review.</w:t>
+      </w:r>
+    </w:p>
+    <w:p>
+      <w:pPr>
+        <w:pStyle w:val="Heading3"/>
+      </w:pPr>
+      <w:r>
         <w:t>W5 Design a revealing follow-up</w:t>
       </w:r>
     </w:p>
     <w:p>
-      <w:r>
-        <w:t>For the worked scenario, propose one additional case that could reveal a failure, describe its expected outcome before running it, and explain what would need to remain fixed for a fair comparison. Do not reuse W4 as a new final test after receiving feedback.</w:t>
-      </w:r>
-    </w:p>
-    <w:p>
-      <w:r>
-        <w:t>Teacher explanation: Accept a concrete variant of the worked input or a missing/conflicting/boundary condition, with an expectation derived from the declared procedure. Require preserved settings, original outputs and data roles. Prompt selection on development cases cannot be reported as independent final performance. The new case should test this particular mechanism rather than merely restate the original result.</w:t>
-      </w:r>
-    </w:p>
-    <w:p>
       <w:pPr>
         <w:pStyle w:val="Heading3"/>
       </w:pPr>
       <w:r>
+        <w:t>Workbook question · W5</w:t>
+      </w:r>
+    </w:p>
+    <w:p>
+      <w:pPr>
+        <w:spacing w:line="336" w:lineRule="auto" w:after="180"/>
+        <w:shd w:fill="F5F1FB"/>
+      </w:pPr>
+      <w:r>
+        <w:rPr>
+          <w:b w:val="0"/>
+        </w:rPr>
+        <w:t>For the worked scenario, propose one additional case that could reveal a failure, describe its expected outcome before running it, and explain what would need to remain fixed for a fair comparison.</w:t>
+      </w:r>
+    </w:p>
+    <w:p>
+      <w:pPr>
+        <w:spacing w:line="336" w:lineRule="auto" w:after="180"/>
+        <w:shd w:fill="F5F1FB"/>
+      </w:pPr>
+      <w:r>
+        <w:rPr>
+          <w:b w:val="0"/>
+        </w:rPr>
+        <w:t>Do not reuse W4 as a new final test after receiving feedback.</w:t>
+      </w:r>
+    </w:p>
+    <w:p>
+      <w:pPr>
+        <w:pStyle w:val="Heading3"/>
+      </w:pPr>
+      <w:r>
+        <w:t>Teacher reasoning · W5</w:t>
+      </w:r>
+    </w:p>
+    <w:p>
+      <w:pPr>
+        <w:spacing w:line="336" w:lineRule="auto" w:after="180"/>
+        <w:shd w:fill="F1F6FC"/>
+      </w:pPr>
+      <w:r>
+        <w:rPr>
+          <w:b w:val="0"/>
+        </w:rPr>
+        <w:t xml:space="preserve">Teacher explanation: Accept a concrete variant of the worked </w:t>
+      </w:r>
+      <w:r>
+        <w:rPr>
+          <w:b/>
+        </w:rPr>
+        <w:t>input</w:t>
+      </w:r>
+      <w:r>
+        <w:rPr>
+          <w:b w:val="0"/>
+        </w:rPr>
+        <w:t xml:space="preserve"> or a missing/conflicting/boundary condition, with an expectation derived from the declared procedure.</w:t>
+      </w:r>
+    </w:p>
+    <w:p>
+      <w:pPr>
+        <w:spacing w:line="336" w:lineRule="auto" w:after="180"/>
+        <w:shd w:fill="F1F6FC"/>
+      </w:pPr>
+      <w:r>
+        <w:rPr>
+          <w:b w:val="0"/>
+        </w:rPr>
+        <w:t xml:space="preserve">Require preserved settings, original </w:t>
+      </w:r>
+      <w:r>
+        <w:rPr>
+          <w:b/>
+        </w:rPr>
+        <w:t>output</w:t>
+      </w:r>
+      <w:r>
+        <w:rPr>
+          <w:b w:val="0"/>
+        </w:rPr>
+        <w:t>s and data roles. Prompt selection on development cases cannot be reported as independent final performance.</w:t>
+      </w:r>
+    </w:p>
+    <w:p>
+      <w:pPr>
+        <w:spacing w:line="336" w:lineRule="auto" w:after="180"/>
+        <w:shd w:fill="F1F6FC"/>
+      </w:pPr>
+      <w:r>
+        <w:rPr>
+          <w:b w:val="0"/>
+        </w:rPr>
+        <w:t xml:space="preserve">The new case should test this particular </w:t>
+      </w:r>
+      <w:r>
+        <w:rPr>
+          <w:b/>
+        </w:rPr>
+        <w:t>mechanism</w:t>
+      </w:r>
+      <w:r>
+        <w:rPr>
+          <w:b w:val="0"/>
+        </w:rPr>
+        <w:t xml:space="preserve"> rather than merely restate the original result.</w:t>
+      </w:r>
+    </w:p>
+    <w:p>
+      <w:pPr>
+        <w:pStyle w:val="Heading3"/>
+      </w:pPr>
+      <w:r>
         <w:t>Assess independent transfer</w:t>
       </w:r>
     </w:p>
     <w:p>
-      <w:r>
+      <w:pPr>
+        <w:pStyle w:val="Heading3"/>
+      </w:pPr>
+      <w:r>
+        <w:t>Independent question · withhold the key</w:t>
+      </w:r>
+    </w:p>
+    <w:p>
+      <w:pPr>
+        <w:spacing w:line="336" w:lineRule="auto" w:after="180"/>
+        <w:shd w:fill="F5F1FB"/>
+      </w:pPr>
+      <w:r>
+        <w:rPr>
+          <w:b w:val="0"/>
+        </w:rPr>
         <w:t>Selected case: Five validation tasks have pass results A:1,1,1,0,0 and B:0,1,0,1,1. Compare performance and explain what is required before choosing a prompt.</w:t>
       </w:r>
     </w:p>
@@ -2402,8 +4537,59 @@
       </w:r>
     </w:p>
     <w:p>
-      <w:r>
-        <w:t>Both pass3/5=60%. A alone passes tasks1 and3; B alone passes4 and5; both pass2. Examine task coverage and failure consequences using a declared rubric. Neither is automatically better. Freeze the choice before testing on fresh cases.</w:t>
+      <w:pPr>
+        <w:pStyle w:val="Heading3"/>
+      </w:pPr>
+      <w:r>
+        <w:t>Teacher key · Selected case answer</w:t>
+      </w:r>
+    </w:p>
+    <w:p>
+      <w:pPr>
+        <w:spacing w:line="336" w:lineRule="auto" w:after="180"/>
+        <w:shd w:fill="F1F6FC"/>
+      </w:pPr>
+      <w:r>
+        <w:rPr>
+          <w:b w:val="0"/>
+        </w:rPr>
+        <w:t>Both pass3/5=</w:t>
+      </w:r>
+      <w:r>
+        <w:rPr>
+          <w:b/>
+        </w:rPr>
+        <w:t>60%</w:t>
+      </w:r>
+      <w:r>
+        <w:rPr>
+          <w:b w:val="0"/>
+        </w:rPr>
+        <w:t xml:space="preserve">. A alone passes tasks1 and3; B alone passes4 and5; both pass2. Examine task coverage and failure consequences using a declared </w:t>
+      </w:r>
+      <w:r>
+        <w:rPr>
+          <w:b/>
+        </w:rPr>
+        <w:t>rubric</w:t>
+      </w:r>
+      <w:r>
+        <w:rPr>
+          <w:b w:val="0"/>
+        </w:rPr>
+        <w:t>. Neither is automatically better.</w:t>
+      </w:r>
+    </w:p>
+    <w:p>
+      <w:pPr>
+        <w:spacing w:line="336" w:lineRule="auto" w:after="180"/>
+        <w:shd w:fill="F1F6FC"/>
+      </w:pPr>
+      <w:r>
+        <w:rPr>
+          <w:b w:val="0"/>
+        </w:rPr>
+        <w:t>Freeze the choice before testing on fresh cases.</w:t>
       </w:r>
     </w:p>
     <w:tbl>
@@ -2509,21 +4695,77 @@
       </w:tr>
     </w:tbl>
     <w:p>
-      <w:r>
-        <w:t>Record each dimension as not yet, with support, or independent. Accept a valid alternative procedure with a defensible trace. Do not penalise an honestly recorded model failure if the learner correctly explains its evidence and limits.</w:t>
-      </w:r>
-    </w:p>
-    <w:p>
       <w:pPr>
         <w:pStyle w:val="Heading3"/>
       </w:pPr>
       <w:r>
+        <w:t>Teacher key · Selected case answer</w:t>
+      </w:r>
+    </w:p>
+    <w:p>
+      <w:pPr>
+        <w:spacing w:line="336" w:lineRule="auto" w:after="180"/>
+        <w:shd w:fill="F1F6FC"/>
+      </w:pPr>
+      <w:r>
+        <w:rPr>
+          <w:b w:val="0"/>
+        </w:rPr>
+        <w:t>Record each dimension as not yet, with support, or independent. Accept a valid alternative procedure with a defensible trace.</w:t>
+      </w:r>
+    </w:p>
+    <w:p>
+      <w:pPr>
+        <w:spacing w:line="336" w:lineRule="auto" w:after="180"/>
+        <w:shd w:fill="F1F6FC"/>
+      </w:pPr>
+      <w:r>
+        <w:rPr>
+          <w:b w:val="0"/>
+        </w:rPr>
+        <w:t xml:space="preserve">Do not penalise an honestly recorded model failure if the learner correctly explains its </w:t>
+      </w:r>
+      <w:r>
+        <w:rPr>
+          <w:b/>
+        </w:rPr>
+        <w:t>evidence</w:t>
+      </w:r>
+      <w:r>
+        <w:rPr>
+          <w:b w:val="0"/>
+        </w:rPr>
+        <w:t xml:space="preserve"> and limits.</w:t>
+      </w:r>
+    </w:p>
+    <w:p>
+      <w:pPr>
+        <w:pStyle w:val="Heading3"/>
+      </w:pPr>
+      <w:r>
         <w:t>Feedback that the learner uses</w:t>
       </w:r>
     </w:p>
     <w:p>
-      <w:r>
-        <w:t>Name the earliest unsupported step and give one action to repair it. Have the learner make that repair now and explain why. Then assess the relevant skill on a fresh, fully specified case. Confirm it was not previously practised with feedback; solve and check the new case before assigning it. A follow-up design prompt is a starting brief, not automatically an equivalent test.</w:t>
+      <w:pPr>
+        <w:spacing w:line="336" w:lineRule="auto" w:after="180"/>
+      </w:pPr>
+      <w:r>
+        <w:rPr>
+          <w:b w:val="0"/>
+        </w:rPr>
+        <w:t>Name the earliest unsupported step and give one action to repair it. Have the learner make that repair now and explain why. Then assess the relevant skill on a fresh, fully specified case.</w:t>
+      </w:r>
+    </w:p>
+    <w:p>
+      <w:pPr>
+        <w:spacing w:line="336" w:lineRule="auto" w:after="180"/>
+      </w:pPr>
+      <w:r>
+        <w:rPr>
+          <w:b w:val="0"/>
+        </w:rPr>
+        <w:t>Confirm it was not previously practised with feedback; solve and check the new case before assigning it. A follow-up design prompt is a starting brief, not automatically an equivalent test.</w:t>
       </w:r>
     </w:p>
     <w:p>
@@ -2535,11 +4777,62 @@
       </w:r>
     </w:p>
     <w:p>
+      <w:r>
+        <w:t>Connect Prompt Evaluation to Verified Study Buddy, adapt support and plan a later changed-case check.</w:t>
+      </w:r>
+    </w:p>
+    <w:p>
       <w:pPr>
         <w:pStyle w:val="Heading3"/>
       </w:pPr>
       <w:r>
-        <w:t>Connect and extend learning</w:t>
+        <w:t>Verified Study Buddy</w:t>
+      </w:r>
+    </w:p>
+    <w:p>
+      <w:pPr>
+        <w:spacing w:line="336" w:lineRule="auto" w:after="180"/>
+      </w:pPr>
+      <w:r>
+        <w:rPr>
+          <w:b w:val="0"/>
+        </w:rPr>
+        <w:t>Evaluate Study Buddy prompts on factual, ambiguous, missing-source, and adversarial questions.</w:t>
+      </w:r>
+    </w:p>
+    <w:p>
+      <w:pPr>
+        <w:spacing w:line="336" w:lineRule="auto" w:after="180"/>
+      </w:pPr>
+      <w:r>
+        <w:rPr>
+          <w:b w:val="0"/>
+        </w:rPr>
+        <w:t xml:space="preserve">Keep the decision, </w:t>
+      </w:r>
+      <w:r>
+        <w:rPr>
+          <w:b/>
+        </w:rPr>
+        <w:t>input</w:t>
+      </w:r>
+      <w:r>
+        <w:rPr>
+          <w:b w:val="0"/>
+        </w:rPr>
+        <w:t xml:space="preserve">, result, explanation and remaining limitation in the project </w:t>
+      </w:r>
+      <w:r>
+        <w:rPr>
+          <w:b/>
+        </w:rPr>
+        <w:t>evidence</w:t>
+      </w:r>
+      <w:r>
+        <w:rPr>
+          <w:b w:val="0"/>
+        </w:rPr>
+        <w:t xml:space="preserve"> record. Retrieve this record next week rather than restarting the project.</w:t>
       </w:r>
     </w:p>
     <w:p>
@@ -2547,17 +4840,54 @@
         <w:pStyle w:val="Heading3"/>
       </w:pPr>
       <w:r>
-        <w:t>Verified Study Buddy</w:t>
-      </w:r>
-    </w:p>
-    <w:p>
-      <w:r>
-        <w:t>Evaluate Study Buddy prompts on factual, ambiguous, missing-source, and adversarial questions.</w:t>
-      </w:r>
-    </w:p>
-    <w:p>
-      <w:r>
-        <w:t>Keep the decision, input, result, explanation and remaining limitation in the project evidence record. Retrieve this record next week rather than restarting the project.</w:t>
+        <w:t>Support and stretch</w:t>
+      </w:r>
+    </w:p>
+    <w:p>
+      <w:pPr>
+        <w:spacing w:line="336" w:lineRule="auto" w:after="180"/>
+      </w:pPr>
+      <w:r>
+        <w:rPr>
+          <w:b w:val="0"/>
+        </w:rPr>
+        <w:t xml:space="preserve">Provide one short approved passage; separate instruction, </w:t>
+      </w:r>
+      <w:r>
+        <w:rPr>
+          <w:b/>
+        </w:rPr>
+        <w:t>input</w:t>
+      </w:r>
+      <w:r>
+        <w:rPr>
+          <w:b w:val="0"/>
+        </w:rPr>
+        <w:t xml:space="preserve">, </w:t>
+      </w:r>
+      <w:r>
+        <w:rPr>
+          <w:b/>
+        </w:rPr>
+        <w:t>output</w:t>
+      </w:r>
+      <w:r>
+        <w:rPr>
+          <w:b w:val="0"/>
+        </w:rPr>
+        <w:t xml:space="preserve"> and </w:t>
+      </w:r>
+      <w:r>
+        <w:rPr>
+          <w:b/>
+        </w:rPr>
+        <w:t>evidence</w:t>
+      </w:r>
+      <w:r>
+        <w:rPr>
+          <w:b w:val="0"/>
+        </w:rPr>
+        <w:t>. Stretch: introduce an unsupported claim or conflicting source and validate claim by claim with a fallback.</w:t>
       </w:r>
     </w:p>
     <w:p>
@@ -2565,12 +4895,30 @@
         <w:pStyle w:val="Heading3"/>
       </w:pPr>
       <w:r>
-        <w:t>Support and stretch</w:t>
-      </w:r>
-    </w:p>
-    <w:p>
-      <w:r>
-        <w:t>Provide one short approved passage; separate instruction, input, output and evidence. Stretch: introduce an unsupported claim or conflicting source and validate claim by claim with a fallback.</w:t>
+        <w:t>Exit reflection</w:t>
+      </w:r>
+    </w:p>
+    <w:p>
+      <w:pPr>
+        <w:spacing w:line="336" w:lineRule="auto" w:after="180"/>
+      </w:pPr>
+      <w:r>
+        <w:rPr>
+          <w:b w:val="0"/>
+        </w:rPr>
+        <w:t xml:space="preserve">Ask for one decision the learner can now justify and one situation requiring more </w:t>
+      </w:r>
+      <w:r>
+        <w:rPr>
+          <w:b/>
+        </w:rPr>
+        <w:t>evidence</w:t>
+      </w:r>
+      <w:r>
+        <w:rPr>
+          <w:b w:val="0"/>
+        </w:rPr>
+        <w:t xml:space="preserve"> or human review. Confidence ratings are separate from correct independent performance.</w:t>
       </w:r>
     </w:p>
     <w:p>
@@ -2578,12 +4926,30 @@
         <w:pStyle w:val="Heading3"/>
       </w:pPr>
       <w:r>
-        <w:t>Exit reflection</w:t>
-      </w:r>
-    </w:p>
-    <w:p>
-      <w:r>
-        <w:t>Ask for one decision the learner can now justify and one situation requiring more evidence or human review. Confidence ratings are separate from correct independent performance.</w:t>
+        <w:t>Bridge to the next week</w:t>
+      </w:r>
+    </w:p>
+    <w:p>
+      <w:pPr>
+        <w:spacing w:line="336" w:lineRule="auto" w:after="180"/>
+      </w:pPr>
+      <w:r>
+        <w:rPr>
+          <w:b w:val="0"/>
+        </w:rPr>
+        <w:t xml:space="preserve">Next: Week 10: Image Generation Models. Retrieve today’s </w:t>
+      </w:r>
+      <w:r>
+        <w:rPr>
+          <w:b/>
+        </w:rPr>
+        <w:t>evidence</w:t>
+      </w:r>
+      <w:r>
+        <w:rPr>
+          <w:b w:val="0"/>
+        </w:rPr>
+        <w:t xml:space="preserve"> and identify what carries forward and what is new.</w:t>
       </w:r>
     </w:p>
     <w:p>
@@ -2591,12 +4957,121 @@
         <w:pStyle w:val="Heading3"/>
       </w:pPr>
       <w:r>
-        <w:t>Bridge to the next week</w:t>
-      </w:r>
-    </w:p>
-    <w:p>
-      <w:r>
-        <w:t>Next: Week 10: Image Generation Models. Retrieve today’s evidence and identify what carries forward and what is new.</w:t>
+        <w:t>Support and fresh reassessment</w:t>
+      </w:r>
+    </w:p>
+    <w:p>
+      <w:pPr>
+        <w:spacing w:line="336" w:lineRule="auto" w:after="180"/>
+      </w:pPr>
+      <w:r>
+        <w:rPr>
+          <w:b w:val="0"/>
+        </w:rPr>
+        <w:t xml:space="preserve">Provide an </w:t>
+      </w:r>
+      <w:r>
+        <w:rPr>
+          <w:b/>
+        </w:rPr>
+        <w:t>input</w:t>
+      </w:r>
+      <w:r>
+        <w:rPr>
+          <w:b w:val="0"/>
+        </w:rPr>
+        <w:t>/procedure/result/limit frame and a calculator when needed. Ask students to identify the first step before completing the whole trace.</w:t>
+      </w:r>
+    </w:p>
+    <w:p>
+      <w:pPr>
+        <w:spacing w:line="336" w:lineRule="auto" w:after="180"/>
+      </w:pPr>
+      <w:r>
+        <w:rPr>
+          <w:b w:val="0"/>
+        </w:rPr>
+        <w:t xml:space="preserve">Extension: compare two concrete variants of this </w:t>
+      </w:r>
+      <w:r>
+        <w:rPr>
+          <w:b/>
+        </w:rPr>
+        <w:t>mechanism</w:t>
+      </w:r>
+      <w:r>
+        <w:rPr>
+          <w:b w:val="0"/>
+        </w:rPr>
+        <w:t xml:space="preserve"> while holding unrelated conditions fixed; report both successful and unsuccessful outcomes.</w:t>
+      </w:r>
+    </w:p>
+    <w:p>
+      <w:pPr>
+        <w:spacing w:line="336" w:lineRule="auto" w:after="180"/>
+      </w:pPr>
+      <w:r>
+        <w:rPr>
+          <w:b w:val="0"/>
+        </w:rPr>
+        <w:t xml:space="preserve">W4: A=5/8, B=6/8, so select B on development. Special-case passes A=1/2, B=0/2; the aggregate selection hides a </w:t>
+      </w:r>
+      <w:r>
+        <w:rPr>
+          <w:b/>
+        </w:rPr>
+        <w:t>regression</w:t>
+      </w:r>
+      <w:r>
+        <w:rPr>
+          <w:b w:val="0"/>
+        </w:rPr>
+        <w:t xml:space="preserve"> requiring review. Require intermediate reasoning and the stated scope.</w:t>
+      </w:r>
+    </w:p>
+    <w:p>
+      <w:pPr>
+        <w:spacing w:line="336" w:lineRule="auto" w:after="180"/>
+      </w:pPr>
+      <w:r>
+        <w:rPr>
+          <w:b w:val="0"/>
+        </w:rPr>
+        <w:t>Fresh retry: A passes 1–4 of six; B passes 1, 2, 5. Special cases 4 and 6. Compare. Expected reasoning: A=4/6, B=3/6; special A=1/2, B=0/2. Preserve both outcomes; no final result supplied.</w:t>
+      </w:r>
+    </w:p>
+    <w:p>
+      <w:pPr>
+        <w:spacing w:line="336" w:lineRule="auto" w:after="180"/>
+      </w:pPr>
+      <w:r>
+        <w:rPr>
+          <w:b w:val="0"/>
+        </w:rPr>
+        <w:t>If students need support, record it and reassess with another new case rather than awarding independence to a copied answer.</w:t>
+      </w:r>
+    </w:p>
+    <w:p>
+      <w:pPr>
+        <w:spacing w:line="336" w:lineRule="auto" w:after="180"/>
+      </w:pPr>
+      <w:r>
+        <w:rPr>
+          <w:b w:val="0"/>
+        </w:rPr>
+        <w:t xml:space="preserve">Next connection: Generation failures and verification. Preserve the current case record and retrieve its </w:t>
+      </w:r>
+      <w:r>
+        <w:rPr>
+          <w:b/>
+        </w:rPr>
+        <w:t>evidence</w:t>
+      </w:r>
+      <w:r>
+        <w:rPr>
+          <w:b w:val="0"/>
+        </w:rPr>
+        <w:t xml:space="preserve"> boundary before moving on.</w:t>
       </w:r>
     </w:p>
     <w:p>
@@ -2604,40 +5079,40 @@
         <w:pStyle w:val="Heading3"/>
       </w:pPr>
       <w:r>
-        <w:t>Support and fresh reassessment</w:t>
-      </w:r>
-    </w:p>
-    <w:p>
-      <w:r>
-        <w:t>Provide an input/procedure/result/limit frame and a calculator when needed. Ask students to identify the first step before completing the whole trace. Extension: compare two concrete variants of this mechanism while holding unrelated conditions fixed; report both successful and unsuccessful outcomes.</w:t>
-      </w:r>
-    </w:p>
-    <w:p>
-      <w:r>
-        <w:t>W4: A=5/8, B=6/8, so select B on development. Special-case passes A=1/2, B=0/2; the aggregate selection hides a regression requiring review. Require intermediate reasoning and the stated scope. Fresh retry: A passes 1–4 of six; B passes 1, 2, 5. Special cases 4 and 6. Compare. Expected reasoning: A=4/6, B=3/6; special A=1/2, B=0/2. Preserve both outcomes; no final result supplied. If students need support, record it and reassess with another new case rather than awarding independence to a copied answer.</w:t>
-      </w:r>
-    </w:p>
-    <w:p>
-      <w:r>
-        <w:t>Next connection: Generation failures and verification. Preserve the current case record and retrieve its evidence boundary before moving on.</w:t>
-      </w:r>
-    </w:p>
-    <w:p>
-      <w:pPr>
-        <w:pStyle w:val="Heading3"/>
-      </w:pPr>
-      <w:r>
         <w:t>Plan the delayed return</w:t>
       </w:r>
     </w:p>
     <w:p>
-      <w:r>
+      <w:pPr>
+        <w:spacing w:line="336" w:lineRule="auto" w:after="180"/>
+      </w:pPr>
+      <w:r>
+        <w:rPr>
+          <w:b w:val="0"/>
+        </w:rPr>
         <w:t>Suggested return points in this level: ai-3/10, ai-3/12, ai-3/15. Use actual classroom dates, adjusting for holidays and gaps. One, three and six teaching weeks are scheduling choices, not a claimed optimal spacing.</w:t>
       </w:r>
     </w:p>
     <w:p>
-      <w:r>
-        <w:t>At a delayed check, ask for the idea from memory and a changed application. Compare with the earlier independent response and record support used. For a new level, revisit the previous capstone before checking the new prerequisites.</w:t>
+      <w:pPr>
+        <w:spacing w:line="336" w:lineRule="auto" w:after="180"/>
+      </w:pPr>
+      <w:r>
+        <w:rPr>
+          <w:b w:val="0"/>
+        </w:rPr>
+        <w:t>At a delayed check, ask for the idea from memory and a changed application. Compare with the earlier independent response and record support used.</w:t>
+      </w:r>
+    </w:p>
+    <w:p>
+      <w:pPr>
+        <w:spacing w:line="336" w:lineRule="auto" w:after="180"/>
+      </w:pPr>
+      <w:r>
+        <w:rPr>
+          <w:b w:val="0"/>
+        </w:rPr>
+        <w:t>For a new level, revisit the previous capstone before checking the new prerequisites.</w:t>
       </w:r>
     </w:p>
     <w:tbl>
@@ -2797,8 +5272,26 @@
       </w:tr>
     </w:tbl>
     <w:p>
-      <w:r>
-        <w:t>Use the evidence to choose reteaching or the next step. A completed page, confidence rating or attractive project does not by itself demonstrate understanding.</w:t>
+      <w:pPr>
+        <w:spacing w:line="336" w:lineRule="auto" w:after="180"/>
+      </w:pPr>
+      <w:r>
+        <w:rPr>
+          <w:b w:val="0"/>
+        </w:rPr>
+        <w:t xml:space="preserve">Use the </w:t>
+      </w:r>
+      <w:r>
+        <w:rPr>
+          <w:b/>
+        </w:rPr>
+        <w:t>evidence</w:t>
+      </w:r>
+      <w:r>
+        <w:rPr>
+          <w:b w:val="0"/>
+        </w:rPr>
+        <w:t xml:space="preserve"> to choose reteaching or the next step. A completed page, confidence rating or attractive project does not by itself demonstrate understanding.</w:t>
       </w:r>
     </w:p>
     <w:p>
@@ -2810,7 +5303,13 @@
       </w:r>
     </w:p>
     <w:p>
-      <w:r>
+      <w:pPr>
+        <w:spacing w:line="336" w:lineRule="auto" w:after="180"/>
+      </w:pPr>
+      <w:r>
+        <w:rPr>
+          <w:b w:val="0"/>
+        </w:rPr>
         <w:t>Use Study Buddy case matrices with explicit priorities, source support gates and fresh final questions.</w:t>
       </w:r>
     </w:p>
@@ -2824,12 +5323,62 @@
     </w:p>
     <w:p>
       <w:r>
-        <w:t>Teaching target: Explain the mechanism and terminology of controlled prompt experiments</w:t>
-      </w:r>
-    </w:p>
-    <w:p>
-      <w:r>
-        <w:t>Prepare the labelled worked-case picture, the matching workbook, fictional input cards and a place for individual responses. No paid AI account is required for the paper reasoning activities.</w:t>
+        <w:t>Use this preparation summary alongside the detailed Prompt Evaluation lesson; it is a checklist rather than a replacement for the full sequence.</w:t>
+      </w:r>
+    </w:p>
+    <w:p>
+      <w:pPr>
+        <w:pStyle w:val="Heading3"/>
+      </w:pPr>
+      <w:r>
+        <w:t>Teaching target</w:t>
+      </w:r>
+    </w:p>
+    <w:p>
+      <w:pPr>
+        <w:spacing w:line="336" w:lineRule="auto" w:after="180"/>
+        <w:shd w:fill="EDF7F3"/>
+      </w:pPr>
+      <w:r>
+        <w:rPr>
+          <w:b w:val="0"/>
+        </w:rPr>
+        <w:t xml:space="preserve">Teaching target: Explain the </w:t>
+      </w:r>
+      <w:r>
+        <w:rPr>
+          <w:b/>
+        </w:rPr>
+        <w:t>mechanism</w:t>
+      </w:r>
+      <w:r>
+        <w:rPr>
+          <w:b w:val="0"/>
+        </w:rPr>
+        <w:t xml:space="preserve"> and terminology of controlled prompt experiments</w:t>
+      </w:r>
+    </w:p>
+    <w:p>
+      <w:pPr>
+        <w:spacing w:line="336" w:lineRule="auto" w:after="180"/>
+      </w:pPr>
+      <w:r>
+        <w:rPr>
+          <w:b w:val="0"/>
+        </w:rPr>
+        <w:t xml:space="preserve">Prepare the labelled worked-case picture, the matching workbook, fictional </w:t>
+      </w:r>
+      <w:r>
+        <w:rPr>
+          <w:b/>
+        </w:rPr>
+        <w:t>input</w:t>
+      </w:r>
+      <w:r>
+        <w:rPr>
+          <w:b w:val="0"/>
+        </w:rPr>
+        <w:t xml:space="preserve"> cards and a place for individual responses. No paid AI account is required for the paper reasoning activities.</w:t>
       </w:r>
     </w:p>
     <w:tbl>
@@ -2976,37 +5525,194 @@
       </w:tr>
     </w:tbl>
     <w:p>
-      <w:r>
-        <w:t>Before class, solve the supported practice: On six development cases P passes cases 1, 2, 3, 4; Q passes 1, 2, 3, 5, 6. Missing-approval cases are 4 and 6. Compare totals and condition results. Show the intermediate steps and give the conclusion with its scope.</w:t>
-      </w:r>
-    </w:p>
-    <w:p>
-      <w:r>
+      <w:pPr>
+        <w:spacing w:line="336" w:lineRule="auto" w:after="180"/>
+      </w:pPr>
+      <w:r>
+        <w:rPr>
+          <w:b w:val="0"/>
+        </w:rPr>
+        <w:t>Before class, solve the supported practice: On six development cases P passes cases 1, 2, 3, 4; Q passes 1, 2, 3, 5, 6. Missing-approval cases are 4 and 6. Compare totals and condition results.</w:t>
+      </w:r>
+    </w:p>
+    <w:p>
+      <w:pPr>
+        <w:spacing w:line="336" w:lineRule="auto" w:after="180"/>
+      </w:pPr>
+      <w:r>
+        <w:rPr>
+          <w:b w:val="0"/>
+        </w:rPr>
+        <w:t>Show the intermediate steps and give the conclusion with its scope.</w:t>
+      </w:r>
+    </w:p>
+    <w:p>
+      <w:pPr>
+        <w:pStyle w:val="Heading3"/>
+      </w:pPr>
+      <w:r>
+        <w:t>Supported practice answer</w:t>
+      </w:r>
+    </w:p>
+    <w:p>
+      <w:pPr>
+        <w:spacing w:line="336" w:lineRule="auto" w:after="180"/>
+        <w:shd w:fill="F1F6FC"/>
+      </w:pPr>
+      <w:r>
+        <w:rPr>
+          <w:b w:val="0"/>
+        </w:rPr>
         <w:t>Reasoned practice answer: Teacher explanation: P passes 4/6 and Q 5/6. P passes one of two missing-approval cases, Q also one of two. Q improves the aggregate while leaving this condition unchanged.</w:t>
       </w:r>
     </w:p>
     <w:p>
-      <w:r>
-        <w:t>Check every learner before discussion: Use the worked case for Controlled prompt experiments. Proposed explanation: “The worked result establishes every future case”. Decide whether this explanation is supported. Point to the step or supplied fact that decides; explain your repair if needed.</w:t>
-      </w:r>
-    </w:p>
-    <w:p>
-      <w:r>
+      <w:pPr>
+        <w:spacing w:line="336" w:lineRule="auto" w:after="180"/>
+      </w:pPr>
+      <w:r>
+        <w:rPr>
+          <w:b w:val="0"/>
+        </w:rPr>
+        <w:t>Check every learner before discussion: Use the worked case for Controlled prompt experiments. Proposed explanation: “The worked result establishes every future case”. Decide whether this explanation is supported.</w:t>
+      </w:r>
+    </w:p>
+    <w:p>
+      <w:pPr>
+        <w:spacing w:line="336" w:lineRule="auto" w:after="180"/>
+      </w:pPr>
+      <w:r>
+        <w:rPr>
+          <w:b w:val="0"/>
+        </w:rPr>
+        <w:t>Point to the step or supplied fact that decides; explain your repair if needed.</w:t>
+      </w:r>
+    </w:p>
+    <w:p>
+      <w:pPr>
+        <w:pStyle w:val="Heading3"/>
+      </w:pPr>
+      <w:r>
+        <w:t>Repair the misconception</w:t>
+      </w:r>
+    </w:p>
+    <w:p>
+      <w:pPr>
+        <w:spacing w:line="336" w:lineRule="auto" w:after="180"/>
+        <w:shd w:fill="FFF5E6"/>
+      </w:pPr>
+      <w:r>
+        <w:rPr>
+          <w:b w:val="0"/>
+        </w:rPr>
         <w:t>Misconception repair: Prompt selection on development cases cannot be reported as independent final performance.</w:t>
       </w:r>
     </w:p>
     <w:p>
-      <w:r>
-        <w:t>Support: read the exact case aloud, enlarge the labelled picture, supply input cards and model only the first deciding step. Accept a spoken explanation or drawing; retain the reasoning goal.</w:t>
-      </w:r>
-    </w:p>
-    <w:p>
-      <w:r>
-        <w:t>Extension: Remove the gate and retain total passes as the only criterion. Require a prediction and a reason before comparing. Expected result: The record is a tie; another predeclared tie policy or further development evidence is needed. Reason: Both prompts have four passes on six questions.</w:t>
-      </w:r>
-    </w:p>
-    <w:p>
-      <w:r>
+      <w:pPr>
+        <w:pStyle w:val="Heading3"/>
+      </w:pPr>
+      <w:r>
+        <w:t>Support without giving away the answer</w:t>
+      </w:r>
+    </w:p>
+    <w:p>
+      <w:pPr>
+        <w:spacing w:line="336" w:lineRule="auto" w:after="180"/>
+        <w:shd w:fill="F1F6F8"/>
+      </w:pPr>
+      <w:r>
+        <w:rPr>
+          <w:b w:val="0"/>
+        </w:rPr>
+        <w:t xml:space="preserve">Support: read the exact case aloud, enlarge the labelled picture, supply </w:t>
+      </w:r>
+      <w:r>
+        <w:rPr>
+          <w:b/>
+        </w:rPr>
+        <w:t>input</w:t>
+      </w:r>
+      <w:r>
+        <w:rPr>
+          <w:b w:val="0"/>
+        </w:rPr>
+        <w:t xml:space="preserve"> cards and model only the first deciding step. Accept a spoken explanation or drawing; retain the reasoning goal.</w:t>
+      </w:r>
+    </w:p>
+    <w:p>
+      <w:pPr>
+        <w:pStyle w:val="Heading3"/>
+      </w:pPr>
+      <w:r>
+        <w:t>Extend the reasoning</w:t>
+      </w:r>
+    </w:p>
+    <w:p>
+      <w:pPr>
+        <w:spacing w:line="336" w:lineRule="auto" w:after="180"/>
+        <w:shd w:fill="F5F1FB"/>
+      </w:pPr>
+      <w:r>
+        <w:rPr>
+          <w:b w:val="0"/>
+        </w:rPr>
+        <w:t xml:space="preserve">Extension: Remove the gate and retain total passes as the only criterion. Require a </w:t>
+      </w:r>
+      <w:r>
+        <w:rPr>
+          <w:b/>
+        </w:rPr>
+        <w:t>prediction</w:t>
+      </w:r>
+      <w:r>
+        <w:rPr>
+          <w:b w:val="0"/>
+        </w:rPr>
+        <w:t xml:space="preserve"> and a reason before comparing.</w:t>
+      </w:r>
+    </w:p>
+    <w:p>
+      <w:pPr>
+        <w:spacing w:line="336" w:lineRule="auto" w:after="180"/>
+        <w:shd w:fill="F5F1FB"/>
+      </w:pPr>
+      <w:r>
+        <w:rPr>
+          <w:b w:val="0"/>
+        </w:rPr>
+        <w:t xml:space="preserve">Expected result: The record is a tie; another predeclared tie policy or further development </w:t>
+      </w:r>
+      <w:r>
+        <w:rPr>
+          <w:b/>
+        </w:rPr>
+        <w:t>evidence</w:t>
+      </w:r>
+      <w:r>
+        <w:rPr>
+          <w:b w:val="0"/>
+        </w:rPr>
+        <w:t xml:space="preserve"> is needed. Reason: Both prompts have four passes on six questions.</w:t>
+      </w:r>
+    </w:p>
+    <w:p>
+      <w:pPr>
+        <w:pStyle w:val="Heading3"/>
+      </w:pPr>
+      <w:r>
+        <w:t>Protect the independent attempt</w:t>
+      </w:r>
+    </w:p>
+    <w:p>
+      <w:pPr>
+        <w:spacing w:line="336" w:lineRule="auto" w:after="180"/>
+        <w:shd w:fill="FFF5E6"/>
+      </w:pPr>
+      <w:r>
+        <w:rPr>
+          <w:b w:val="0"/>
+        </w:rPr>
         <w:t>Independent assessment: withhold the reserved answer until the learner has attempted the new case. Record support separately from correctness.</w:t>
       </w:r>
     </w:p>
@@ -3195,13 +5901,70 @@
       </w:tr>
     </w:tbl>
     <w:p>
-      <w:r>
-        <w:t>Project checkpoint: Make a transparent first version. Keep a trace of how one input becomes an output; explain the rule or learned component.</w:t>
-      </w:r>
-    </w:p>
-    <w:p>
-      <w:r>
-        <w:t>Use the weekly teacher answer for topic-specific reasoning. A saved progress tick is an activity record; judge mastery from the learner’s explanation and evidence.</w:t>
+      <w:pPr>
+        <w:pStyle w:val="Heading3"/>
+      </w:pPr>
+      <w:r>
+        <w:t>Project checkpoint</w:t>
+      </w:r>
+    </w:p>
+    <w:p>
+      <w:pPr>
+        <w:spacing w:line="336" w:lineRule="auto" w:after="180"/>
+        <w:shd w:fill="EDF7F3"/>
+      </w:pPr>
+      <w:r>
+        <w:rPr>
+          <w:b w:val="0"/>
+        </w:rPr>
+        <w:t xml:space="preserve">Project checkpoint: Make a transparent first version. Keep a trace of how one </w:t>
+      </w:r>
+      <w:r>
+        <w:rPr>
+          <w:b/>
+        </w:rPr>
+        <w:t>input</w:t>
+      </w:r>
+      <w:r>
+        <w:rPr>
+          <w:b w:val="0"/>
+        </w:rPr>
+        <w:t xml:space="preserve"> becomes an </w:t>
+      </w:r>
+      <w:r>
+        <w:rPr>
+          <w:b/>
+        </w:rPr>
+        <w:t>output</w:t>
+      </w:r>
+      <w:r>
+        <w:rPr>
+          <w:b w:val="0"/>
+        </w:rPr>
+        <w:t>; explain the rule or learned component.</w:t>
+      </w:r>
+    </w:p>
+    <w:p>
+      <w:pPr>
+        <w:spacing w:line="336" w:lineRule="auto" w:after="180"/>
+      </w:pPr>
+      <w:r>
+        <w:rPr>
+          <w:b w:val="0"/>
+        </w:rPr>
+        <w:t xml:space="preserve">Use the weekly teacher answer for topic-specific reasoning. A saved progress tick is an activity record; judge mastery from the learner’s explanation and </w:t>
+      </w:r>
+      <w:r>
+        <w:rPr>
+          <w:b/>
+        </w:rPr>
+        <w:t>evidence</w:t>
+      </w:r>
+      <w:r>
+        <w:rPr>
+          <w:b w:val="0"/>
+        </w:rPr>
+        <w:t>.</w:t>
       </w:r>
     </w:p>
     <w:p>
@@ -3214,27 +5977,871 @@
     </w:p>
     <w:p>
       <w:r>
-        <w:t>Use the two formative questions as supported practice, not as independent mastery scores. Discuss the deciding evidence rather than accepting a guessed selection.</w:t>
-      </w:r>
-    </w:p>
-    <w:p>
-      <w:r>
+        <w:t>Use feedback, earlier review and portfolios purposefully. Apply the coding routine only when this lesson has an executable lab.</w:t>
+      </w:r>
+    </w:p>
+    <w:p>
+      <w:pPr>
+        <w:spacing w:line="336" w:lineRule="auto" w:after="180"/>
+      </w:pPr>
+      <w:r>
+        <w:rPr>
+          <w:b w:val="0"/>
+        </w:rPr>
+        <w:t xml:space="preserve">Use the two formative questions as supported practice, not as independent mastery </w:t>
+      </w:r>
+      <w:r>
+        <w:rPr>
+          <w:b/>
+        </w:rPr>
+        <w:t>score</w:t>
+      </w:r>
+      <w:r>
+        <w:rPr>
+          <w:b w:val="0"/>
+        </w:rPr>
+        <w:t xml:space="preserve">s. Discuss the deciding </w:t>
+      </w:r>
+      <w:r>
+        <w:rPr>
+          <w:b/>
+        </w:rPr>
+        <w:t>evidence</w:t>
+      </w:r>
+      <w:r>
+        <w:rPr>
+          <w:b w:val="0"/>
+        </w:rPr>
+        <w:t xml:space="preserve"> rather than accepting a guessed selection.</w:t>
+      </w:r>
+    </w:p>
+    <w:p>
+      <w:pPr>
+        <w:spacing w:line="336" w:lineRule="auto" w:after="180"/>
+      </w:pPr>
+      <w:r>
+        <w:rPr>
+          <w:b w:val="0"/>
+        </w:rPr>
         <w:t>The feedback comes from the reviewed public worked case. Do not reveal the separately reserved independent teacher answer until the learner has attempted that case.</w:t>
       </w:r>
     </w:p>
     <w:p>
-      <w:r>
-        <w:t>Ask students to predict before running code. Preserve errors and actual outputs; collect a changed test and an explanation. The branch-boundary and indexing lessons deliberately include failure cases.</w:t>
-      </w:r>
-    </w:p>
-    <w:p>
-      <w:r>
+      <w:pPr>
+        <w:pStyle w:val="Heading3"/>
+      </w:pPr>
+      <w:r>
+        <w:t>For later coding lessons</w:t>
+      </w:r>
+    </w:p>
+    <w:p>
+      <w:r>
+        <w:t>This week has no code block. Use this routine when a later lesson includes an executable lab.</w:t>
+      </w:r>
+    </w:p>
+    <w:p>
+      <w:pPr>
+        <w:spacing w:line="336" w:lineRule="auto" w:after="180"/>
+        <w:shd w:fill="F1F6F8"/>
+      </w:pPr>
+      <w:r>
+        <w:rPr>
+          <w:b w:val="0"/>
+        </w:rPr>
+        <w:t xml:space="preserve">Ask students to predict before running code. Preserve errors and actual </w:t>
+      </w:r>
+      <w:r>
+        <w:rPr>
+          <w:b/>
+        </w:rPr>
+        <w:t>output</w:t>
+      </w:r>
+      <w:r>
+        <w:rPr>
+          <w:b w:val="0"/>
+        </w:rPr>
+        <w:t>s; collect a changed test and an explanation. The branch-boundary and indexing lessons deliberately include failure cases.</w:t>
+      </w:r>
+    </w:p>
+    <w:p>
+      <w:pPr>
+        <w:spacing w:line="336" w:lineRule="auto" w:after="180"/>
+      </w:pPr>
+      <w:r>
+        <w:rPr>
+          <w:b w:val="0"/>
+        </w:rPr>
         <w:t>Use the earlier worked-explanation links to address a specific missing building block, then return to the current question. Adapt this suggestion after observing the learner; it is not an automatic diagnosis.</w:t>
       </w:r>
     </w:p>
     <w:p>
-      <w:r>
-        <w:t>Collect the completed-work portfolio as evidence. Record support separately from correctness, and assess explanation, trace/test and limitations. Progress ticks and quiz selections alone do not establish mastery.</w:t>
+      <w:pPr>
+        <w:spacing w:line="336" w:lineRule="auto" w:after="180"/>
+      </w:pPr>
+      <w:r>
+        <w:rPr>
+          <w:b w:val="0"/>
+        </w:rPr>
+        <w:t xml:space="preserve">Collect the completed-work portfolio as </w:t>
+      </w:r>
+      <w:r>
+        <w:rPr>
+          <w:b/>
+        </w:rPr>
+        <w:t>evidence</w:t>
+      </w:r>
+      <w:r>
+        <w:rPr>
+          <w:b w:val="0"/>
+        </w:rPr>
+        <w:t>. Record support separately from correctness, and assess explanation, trace/test and limitations. Progress ticks and quiz selections alone do not establish mastery.</w:t>
+      </w:r>
+    </w:p>
+    <w:p>
+      <w:pPr>
+        <w:pStyle w:val="Heading1"/>
+      </w:pPr>
+      <w:r>
+        <w:t>09. Visual concept journey</w:t>
+      </w:r>
+    </w:p>
+    <w:p>
+      <w:r>
+        <w:t>Show one Prompt Evaluation graphic at a time, request a prediction and discuss its trace before the independent assessment.</w:t>
+      </w:r>
+    </w:p>
+    <w:p>
+      <w:pPr>
+        <w:spacing w:line="336" w:lineRule="auto" w:after="180"/>
+      </w:pPr>
+      <w:r>
+        <w:rPr>
+          <w:b w:val="0"/>
+        </w:rPr>
+        <w:t xml:space="preserve">Use one picture at a time. Hide a worked result before asking for a </w:t>
+      </w:r>
+      <w:r>
+        <w:rPr>
+          <w:b/>
+        </w:rPr>
+        <w:t>prediction</w:t>
+      </w:r>
+      <w:r>
+        <w:rPr>
+          <w:b w:val="0"/>
+        </w:rPr>
+        <w:t>, then reveal it for feedback. These are supported teaching cases; retain the separate independent assessment for a fresh first attempt.</w:t>
+      </w:r>
+    </w:p>
+    <w:p>
+      <w:pPr>
+        <w:pStyle w:val="Heading3"/>
+      </w:pPr>
+      <w:r>
+        <w:t>01. Prompt Evaluation: the case</w:t>
+      </w:r>
+    </w:p>
+    <w:p>
+      <w:r>
+        <w:drawing>
+          <wp:inline xmlns:a="http://schemas.openxmlformats.org/drawingml/2006/main" xmlns:pic="http://schemas.openxmlformats.org/drawingml/2006/picture">
+            <wp:extent cx="5486400" cy="2990088"/>
+            <wp:docPr id="3" name="Picture 3" descr="A fictional Study Buddy compares two prompts across six development questions. Supplied facts: A passes cases 1,2,3,4. B passes 1,2,5,6. Cases 5 and 6 require refusing unsupported claims. Mandatory selection gate: pass both refusal cases. All cases use fixed sources and one common rubric."/>
+            <wp:cNvGraphicFramePr>
+              <a:graphicFrameLocks noChangeAspect="1"/>
+            </wp:cNvGraphicFramePr>
+            <a:graphic>
+              <a:graphicData uri="http://schemas.openxmlformats.org/drawingml/2006/picture">
+                <pic:pic>
+                  <pic:nvPicPr>
+                    <pic:cNvPr id="0" name="academy-story-ai-3-9-01.png"/>
+                    <pic:cNvPicPr/>
+                  </pic:nvPicPr>
+                  <pic:blipFill>
+                    <a:blip r:embed="rId11"/>
+                    <a:stretch>
+                      <a:fillRect/>
+                    </a:stretch>
+                  </pic:blipFill>
+                  <pic:spPr>
+                    <a:xfrm>
+                      <a:off x="0" y="0"/>
+                      <a:ext cx="5486400" cy="2990088"/>
+                    </a:xfrm>
+                    <a:prstGeom prst="rect"/>
+                  </pic:spPr>
+                </pic:pic>
+              </a:graphicData>
+            </a:graphic>
+          </wp:inline>
+        </w:drawing>
+      </w:r>
+    </w:p>
+    <w:p>
+      <w:pPr>
+        <w:spacing w:line="336" w:lineRule="auto" w:after="180"/>
+      </w:pPr>
+      <w:r>
+        <w:rPr>
+          <w:b w:val="0"/>
+        </w:rPr>
+        <w:t>A fictional Study Buddy compares two prompts across six development questions. Supplied facts: A passes cases 1,2,3,4. B passes 1,2,5,6. Cases 5 and 6 require refusing unsupported claims.</w:t>
+      </w:r>
+    </w:p>
+    <w:p>
+      <w:pPr>
+        <w:spacing w:line="336" w:lineRule="auto" w:after="180"/>
+      </w:pPr>
+      <w:r>
+        <w:rPr>
+          <w:b w:val="0"/>
+        </w:rPr>
+        <w:t xml:space="preserve">Mandatory selection gate: pass both refusal cases. All cases use fixed sources and one common </w:t>
+      </w:r>
+      <w:r>
+        <w:rPr>
+          <w:b/>
+        </w:rPr>
+        <w:t>rubric</w:t>
+      </w:r>
+      <w:r>
+        <w:rPr>
+          <w:b w:val="0"/>
+        </w:rPr>
+        <w:t>.</w:t>
+      </w:r>
+    </w:p>
+    <w:p>
+      <w:pPr>
+        <w:spacing w:line="336" w:lineRule="auto" w:after="180"/>
+        <w:shd w:fill="F5F1FB"/>
+      </w:pPr>
+      <w:r>
+        <w:rPr>
+          <w:b w:val="0"/>
+        </w:rPr>
+        <w:t>Point to the given fact that matters most. Explain why it matters.</w:t>
+      </w:r>
+    </w:p>
+    <w:p>
+      <w:pPr>
+        <w:pStyle w:val="Heading3"/>
+      </w:pPr>
+      <w:r>
+        <w:t>Discuss while showing the picture</w:t>
+      </w:r>
+    </w:p>
+    <w:p>
+      <w:pPr>
+        <w:spacing w:line="336" w:lineRule="auto" w:after="180"/>
+        <w:shd w:fill="F1F6F8"/>
+      </w:pPr>
+      <w:r>
+        <w:rPr>
+          <w:b w:val="0"/>
+        </w:rPr>
+        <w:t>Teacher prompt: Point to the given fact that matters most. Explain why it matters. Ask learners to describe one label or arrow in ordinary words. Use the adjacent transcript if the image is difficult to see.</w:t>
+      </w:r>
+    </w:p>
+    <w:p>
+      <w:pPr>
+        <w:pStyle w:val="Heading3"/>
+      </w:pPr>
+      <w:r>
+        <w:t>02. Follow the deciding steps</w:t>
+      </w:r>
+    </w:p>
+    <w:p>
+      <w:r>
+        <w:drawing>
+          <wp:inline xmlns:a="http://schemas.openxmlformats.org/drawingml/2006/main" xmlns:pic="http://schemas.openxmlformats.org/drawingml/2006/picture">
+            <wp:extent cx="5486400" cy="4005072"/>
+            <wp:docPr id="4" name="Picture 4" descr="Paired total: A and B both pass 4/6. → Different failures: A alone passes 3,4; B alone passes 5,6. → Mandatory slice: A passes 0/2 refusal cases; B passes 2/2. → Selection: B clears the declared gate, but its failures 3,4 remain visible."/>
+            <wp:cNvGraphicFramePr>
+              <a:graphicFrameLocks noChangeAspect="1"/>
+            </wp:cNvGraphicFramePr>
+            <a:graphic>
+              <a:graphicData uri="http://schemas.openxmlformats.org/drawingml/2006/picture">
+                <pic:pic>
+                  <pic:nvPicPr>
+                    <pic:cNvPr id="0" name="academy-story-ai-3-9-02.png"/>
+                    <pic:cNvPicPr/>
+                  </pic:nvPicPr>
+                  <pic:blipFill>
+                    <a:blip r:embed="rId12"/>
+                    <a:stretch>
+                      <a:fillRect/>
+                    </a:stretch>
+                  </pic:blipFill>
+                  <pic:spPr>
+                    <a:xfrm>
+                      <a:off x="0" y="0"/>
+                      <a:ext cx="5486400" cy="4005072"/>
+                    </a:xfrm>
+                    <a:prstGeom prst="rect"/>
+                  </pic:spPr>
+                </pic:pic>
+              </a:graphicData>
+            </a:graphic>
+          </wp:inline>
+        </w:drawing>
+      </w:r>
+    </w:p>
+    <w:p>
+      <w:pPr>
+        <w:spacing w:line="336" w:lineRule="auto" w:after="180"/>
+      </w:pPr>
+      <w:r>
+        <w:rPr>
+          <w:b w:val="0"/>
+        </w:rPr>
+        <w:t>Paired total: A and B both pass 4/6. → Different failures: A alone passes 3,4; B alone passes 5,6. → Mandatory slice: A passes 0/2 refusal cases; B passes 2/2. → Selection: B clears the declared gate, but its failures 3,4 remain visible.</w:t>
+      </w:r>
+    </w:p>
+    <w:p>
+      <w:pPr>
+        <w:spacing w:line="336" w:lineRule="auto" w:after="180"/>
+        <w:shd w:fill="F5F1FB"/>
+      </w:pPr>
+      <w:r>
+        <w:rPr>
+          <w:b w:val="0"/>
+        </w:rPr>
+        <w:t xml:space="preserve">Point to each numbered stage and explain which recorded </w:t>
+      </w:r>
+      <w:r>
+        <w:rPr>
+          <w:b/>
+        </w:rPr>
+        <w:t>input</w:t>
+      </w:r>
+      <w:r>
+        <w:rPr>
+          <w:b w:val="0"/>
+        </w:rPr>
+        <w:t xml:space="preserve"> it uses.</w:t>
+      </w:r>
+    </w:p>
+    <w:p>
+      <w:pPr>
+        <w:pStyle w:val="Heading3"/>
+      </w:pPr>
+      <w:r>
+        <w:t>Discuss while showing the picture</w:t>
+      </w:r>
+    </w:p>
+    <w:p>
+      <w:pPr>
+        <w:spacing w:line="336" w:lineRule="auto" w:after="180"/>
+        <w:shd w:fill="F1F6F8"/>
+      </w:pPr>
+      <w:r>
+        <w:rPr>
+          <w:b w:val="0"/>
+        </w:rPr>
+        <w:t xml:space="preserve">Teacher prompt: Point to each numbered stage and explain which recorded </w:t>
+      </w:r>
+      <w:r>
+        <w:rPr>
+          <w:b/>
+        </w:rPr>
+        <w:t>input</w:t>
+      </w:r>
+      <w:r>
+        <w:rPr>
+          <w:b w:val="0"/>
+        </w:rPr>
+        <w:t xml:space="preserve"> it uses. Ask learners to describe one label or arrow in ordinary words. Use the adjacent transcript if the image is difficult to see.</w:t>
+      </w:r>
+    </w:p>
+    <w:p>
+      <w:pPr>
+        <w:pStyle w:val="Heading3"/>
+      </w:pPr>
+      <w:r>
+        <w:t>03. Same total, different mandatory-case results</w:t>
+      </w:r>
+    </w:p>
+    <w:p>
+      <w:r>
+        <w:drawing>
+          <wp:inline xmlns:a="http://schemas.openxmlformats.org/drawingml/2006/main" xmlns:pic="http://schemas.openxmlformats.org/drawingml/2006/picture">
+            <wp:extent cx="5486400" cy="3096768"/>
+            <wp:docPr id="5" name="Picture 5" descr="Same total, different mandatory-case results. Prompt A: Total passes /6 = 4, Refusal passes /2 = 0. Prompt B: Total passes /6 = 4, Refusal passes /2 = 2."/>
+            <wp:cNvGraphicFramePr>
+              <a:graphicFrameLocks noChangeAspect="1"/>
+            </wp:cNvGraphicFramePr>
+            <a:graphic>
+              <a:graphicData uri="http://schemas.openxmlformats.org/drawingml/2006/picture">
+                <pic:pic>
+                  <pic:nvPicPr>
+                    <pic:cNvPr id="0" name="academy-story-ai-3-9-03.png"/>
+                    <pic:cNvPicPr/>
+                  </pic:nvPicPr>
+                  <pic:blipFill>
+                    <a:blip r:embed="rId13"/>
+                    <a:stretch>
+                      <a:fillRect/>
+                    </a:stretch>
+                  </pic:blipFill>
+                  <pic:spPr>
+                    <a:xfrm>
+                      <a:off x="0" y="0"/>
+                      <a:ext cx="5486400" cy="3096768"/>
+                    </a:xfrm>
+                    <a:prstGeom prst="rect"/>
+                  </pic:spPr>
+                </pic:pic>
+              </a:graphicData>
+            </a:graphic>
+          </wp:inline>
+        </w:drawing>
+      </w:r>
+    </w:p>
+    <w:p>
+      <w:pPr>
+        <w:spacing w:line="336" w:lineRule="auto" w:after="180"/>
+      </w:pPr>
+      <w:r>
+        <w:rPr>
+          <w:b w:val="0"/>
+        </w:rPr>
+        <w:t>Same total, different mandatory-case results. Prompt A: Total passes /6 = 4, Refusal passes /2 = 0. Prompt B: Total passes /6 = 4, Refusal passes /2 = 2.</w:t>
+      </w:r>
+    </w:p>
+    <w:p>
+      <w:pPr>
+        <w:spacing w:line="336" w:lineRule="auto" w:after="180"/>
+        <w:shd w:fill="F5F1FB"/>
+      </w:pPr>
+      <w:r>
+        <w:rPr>
+          <w:b w:val="0"/>
+        </w:rPr>
+        <w:t>Read the labels and values. Explain the relationship the model shows.</w:t>
+      </w:r>
+    </w:p>
+    <w:p>
+      <w:pPr>
+        <w:pStyle w:val="Heading3"/>
+      </w:pPr>
+      <w:r>
+        <w:t>Discuss while showing the picture</w:t>
+      </w:r>
+    </w:p>
+    <w:p>
+      <w:pPr>
+        <w:spacing w:line="336" w:lineRule="auto" w:after="180"/>
+        <w:shd w:fill="F1F6F8"/>
+      </w:pPr>
+      <w:r>
+        <w:rPr>
+          <w:b w:val="0"/>
+        </w:rPr>
+        <w:t>Teacher prompt: Read the labels and values. Explain the relationship the model shows. Ask learners to describe one label or arrow in ordinary words. Use the adjacent transcript if the image is difficult to see.</w:t>
+      </w:r>
+    </w:p>
+    <w:p>
+      <w:pPr>
+        <w:spacing w:line="336" w:lineRule="auto" w:after="180"/>
+        <w:shd w:fill="F1F6F8"/>
+      </w:pPr>
+      <w:r>
+        <w:rPr>
+          <w:b w:val="0"/>
+        </w:rPr>
+        <w:t>Check row/column meanings, units and denominators before discussing a difference. Supplied toy values are not real class or model results.</w:t>
+      </w:r>
+    </w:p>
+    <w:p>
+      <w:pPr>
+        <w:pStyle w:val="Heading3"/>
+      </w:pPr>
+      <w:r>
+        <w:t>04. Change one thing. Trace what follows.</w:t>
+      </w:r>
+    </w:p>
+    <w:p>
+      <w:r>
+        <w:drawing>
+          <wp:inline xmlns:a="http://schemas.openxmlformats.org/drawingml/2006/main" xmlns:pic="http://schemas.openxmlformats.org/drawingml/2006/picture">
+            <wp:extent cx="5486400" cy="3026664"/>
+            <wp:docPr id="6" name="Picture 6" descr="Original case: B clears the declared gate, but its failures 3,4 remain visible. Changed condition: Remove the gate and retain total passes as the only criterion. Expected result: The record is a tie; another predeclared tie policy or further development evidence is needed. Reason: Both prompts have four passes on six questions."/>
+            <wp:cNvGraphicFramePr>
+              <a:graphicFrameLocks noChangeAspect="1"/>
+            </wp:cNvGraphicFramePr>
+            <a:graphic>
+              <a:graphicData uri="http://schemas.openxmlformats.org/drawingml/2006/picture">
+                <pic:pic>
+                  <pic:nvPicPr>
+                    <pic:cNvPr id="0" name="academy-story-ai-3-9-04.png"/>
+                    <pic:cNvPicPr/>
+                  </pic:nvPicPr>
+                  <pic:blipFill>
+                    <a:blip r:embed="rId14"/>
+                    <a:stretch>
+                      <a:fillRect/>
+                    </a:stretch>
+                  </pic:blipFill>
+                  <pic:spPr>
+                    <a:xfrm>
+                      <a:off x="0" y="0"/>
+                      <a:ext cx="5486400" cy="3026664"/>
+                    </a:xfrm>
+                    <a:prstGeom prst="rect"/>
+                  </pic:spPr>
+                </pic:pic>
+              </a:graphicData>
+            </a:graphic>
+          </wp:inline>
+        </w:drawing>
+      </w:r>
+    </w:p>
+    <w:p>
+      <w:pPr>
+        <w:spacing w:line="336" w:lineRule="auto" w:after="180"/>
+      </w:pPr>
+      <w:r>
+        <w:rPr>
+          <w:b w:val="0"/>
+        </w:rPr>
+        <w:t>Original case: B clears the declared gate, but its failures 3,4 remain visible. Changed condition: Remove the gate and retain total passes as the only criterion.</w:t>
+      </w:r>
+    </w:p>
+    <w:p>
+      <w:pPr>
+        <w:spacing w:line="336" w:lineRule="auto" w:after="180"/>
+      </w:pPr>
+      <w:r>
+        <w:rPr>
+          <w:b w:val="0"/>
+        </w:rPr>
+        <w:t xml:space="preserve">Expected result: The record is a tie; another predeclared tie policy or further development </w:t>
+      </w:r>
+      <w:r>
+        <w:rPr>
+          <w:b/>
+        </w:rPr>
+        <w:t>evidence</w:t>
+      </w:r>
+      <w:r>
+        <w:rPr>
+          <w:b w:val="0"/>
+        </w:rPr>
+        <w:t xml:space="preserve"> is needed. Reason: Both prompts have four passes on six questions.</w:t>
+      </w:r>
+    </w:p>
+    <w:p>
+      <w:pPr>
+        <w:spacing w:line="336" w:lineRule="auto" w:after="180"/>
+        <w:shd w:fill="F5F1FB"/>
+      </w:pPr>
+      <w:r>
+        <w:rPr>
+          <w:b w:val="0"/>
+        </w:rPr>
+        <w:t>Predict before checking the worked changed-case result. Name what changed and what the supplied facts allow you to conclude.</w:t>
+      </w:r>
+    </w:p>
+    <w:p>
+      <w:pPr>
+        <w:pStyle w:val="Heading3"/>
+      </w:pPr>
+      <w:r>
+        <w:t>Discuss while showing the picture</w:t>
+      </w:r>
+    </w:p>
+    <w:p>
+      <w:pPr>
+        <w:spacing w:line="336" w:lineRule="auto" w:after="180"/>
+        <w:shd w:fill="F1F6F8"/>
+      </w:pPr>
+      <w:r>
+        <w:rPr>
+          <w:b w:val="0"/>
+        </w:rPr>
+        <w:t>Teacher prompt: Predict before checking the worked changed-case result. Name what changed and what the supplied facts allow you to conclude. Ask learners to describe one label or arrow in ordinary words.</w:t>
+      </w:r>
+    </w:p>
+    <w:p>
+      <w:pPr>
+        <w:spacing w:line="336" w:lineRule="auto" w:after="180"/>
+        <w:shd w:fill="F1F6F8"/>
+      </w:pPr>
+      <w:r>
+        <w:rPr>
+          <w:b w:val="0"/>
+        </w:rPr>
+        <w:t>Use the adjacent transcript if the image is difficult to see. Changed-case reasoning: Both prompts have four passes on six questions.</w:t>
+      </w:r>
+    </w:p>
+    <w:p>
+      <w:pPr>
+        <w:pStyle w:val="Heading3"/>
+      </w:pPr>
+      <w:r>
+        <w:t>05. Connect the explanation to its limit</w:t>
+      </w:r>
+    </w:p>
+    <w:p>
+      <w:r>
+        <w:drawing>
+          <wp:inline xmlns:a="http://schemas.openxmlformats.org/drawingml/2006/main" xmlns:pic="http://schemas.openxmlformats.org/drawingml/2006/picture">
+            <wp:extent cx="5486400" cy="2834640"/>
+            <wp:docPr id="7" name="Picture 7" descr="Equal totals do not imply equal behavior. The predeclared gate expresses an important requirement instead of choosing a criterion after seeing the result. Selecting B is justified under that rule, not by claiming it is best on every question. After development, freeze the chosen prompt and test new questions, including both ordinary and unsupported cases. Limit: Six invented development outcomes do not measure real model performance or prove a gain in student understanding."/>
+            <wp:cNvGraphicFramePr>
+              <a:graphicFrameLocks noChangeAspect="1"/>
+            </wp:cNvGraphicFramePr>
+            <a:graphic>
+              <a:graphicData uri="http://schemas.openxmlformats.org/drawingml/2006/picture">
+                <pic:pic>
+                  <pic:nvPicPr>
+                    <pic:cNvPr id="0" name="academy-story-ai-3-9-05.png"/>
+                    <pic:cNvPicPr/>
+                  </pic:nvPicPr>
+                  <pic:blipFill>
+                    <a:blip r:embed="rId15"/>
+                    <a:stretch>
+                      <a:fillRect/>
+                    </a:stretch>
+                  </pic:blipFill>
+                  <pic:spPr>
+                    <a:xfrm>
+                      <a:off x="0" y="0"/>
+                      <a:ext cx="5486400" cy="2834640"/>
+                    </a:xfrm>
+                    <a:prstGeom prst="rect"/>
+                  </pic:spPr>
+                </pic:pic>
+              </a:graphicData>
+            </a:graphic>
+          </wp:inline>
+        </w:drawing>
+      </w:r>
+    </w:p>
+    <w:p>
+      <w:pPr>
+        <w:spacing w:line="336" w:lineRule="auto" w:after="180"/>
+      </w:pPr>
+      <w:r>
+        <w:rPr>
+          <w:b w:val="0"/>
+        </w:rPr>
+        <w:t>Equal totals do not imply equal behavior. The predeclared gate expresses an important requirement instead of choosing a criterion after seeing the result.</w:t>
+      </w:r>
+    </w:p>
+    <w:p>
+      <w:pPr>
+        <w:spacing w:line="336" w:lineRule="auto" w:after="180"/>
+      </w:pPr>
+      <w:r>
+        <w:rPr>
+          <w:b w:val="0"/>
+        </w:rPr>
+        <w:t>Selecting B is justified under that rule, not by claiming it is best on every question. After development, freeze the chosen prompt and test new questions, including both ordinary and unsupported cases.</w:t>
+      </w:r>
+    </w:p>
+    <w:p>
+      <w:pPr>
+        <w:spacing w:line="336" w:lineRule="auto" w:after="180"/>
+      </w:pPr>
+      <w:r>
+        <w:rPr>
+          <w:b w:val="0"/>
+        </w:rPr>
+        <w:t>Limit: Six invented development outcomes do not measure real model performance or prove a gain in student understanding.</w:t>
+      </w:r>
+    </w:p>
+    <w:p>
+      <w:pPr>
+        <w:spacing w:line="336" w:lineRule="auto" w:after="180"/>
+        <w:shd w:fill="F5F1FB"/>
+      </w:pPr>
+      <w:r>
+        <w:rPr>
+          <w:b w:val="0"/>
+        </w:rPr>
+        <w:t>Explain the case, then point to a limit on the claim.</w:t>
+      </w:r>
+    </w:p>
+    <w:p>
+      <w:pPr>
+        <w:pStyle w:val="Heading3"/>
+      </w:pPr>
+      <w:r>
+        <w:t>Discuss while showing the picture</w:t>
+      </w:r>
+    </w:p>
+    <w:p>
+      <w:pPr>
+        <w:spacing w:line="336" w:lineRule="auto" w:after="180"/>
+        <w:shd w:fill="F1F6F8"/>
+      </w:pPr>
+      <w:r>
+        <w:rPr>
+          <w:b w:val="0"/>
+        </w:rPr>
+        <w:t>Teacher prompt: Explain the case, then point to a limit on the claim. Ask learners to describe one label or arrow in ordinary words. Use the adjacent transcript if the image is difficult to see.</w:t>
+      </w:r>
+    </w:p>
+    <w:p>
+      <w:pPr>
+        <w:spacing w:line="336" w:lineRule="auto" w:after="180"/>
+        <w:shd w:fill="F1F6F8"/>
+      </w:pPr>
+      <w:r>
+        <w:rPr>
+          <w:b w:val="0"/>
+        </w:rPr>
+        <w:t>Keep the stated scope: Six invented development outcomes do not measure real model performance or prove a gain in student understanding.</w:t>
+      </w:r>
+    </w:p>
+    <w:p>
+      <w:pPr>
+        <w:pStyle w:val="Heading3"/>
+      </w:pPr>
+      <w:r>
+        <w:t>06. Make the idea visible in your project</w:t>
+      </w:r>
+    </w:p>
+    <w:p>
+      <w:r>
+        <w:drawing>
+          <wp:inline xmlns:a="http://schemas.openxmlformats.org/drawingml/2006/main" xmlns:pic="http://schemas.openxmlformats.org/drawingml/2006/picture">
+            <wp:extent cx="5486400" cy="3380232"/>
+            <wp:docPr id="8" name="Picture 8" descr="Use Study Buddy case matrices with explicit priorities, source support gates and fresh final questions. Draw your input, deciding step, result and limit. Supported question: Why is B’s selection defensible here without calling it universally superior?"/>
+            <wp:cNvGraphicFramePr>
+              <a:graphicFrameLocks noChangeAspect="1"/>
+            </wp:cNvGraphicFramePr>
+            <a:graphic>
+              <a:graphicData uri="http://schemas.openxmlformats.org/drawingml/2006/picture">
+                <pic:pic>
+                  <pic:nvPicPr>
+                    <pic:cNvPr id="0" name="academy-story-ai-3-9-06.png"/>
+                    <pic:cNvPicPr/>
+                  </pic:nvPicPr>
+                  <pic:blipFill>
+                    <a:blip r:embed="rId16"/>
+                    <a:stretch>
+                      <a:fillRect/>
+                    </a:stretch>
+                  </pic:blipFill>
+                  <pic:spPr>
+                    <a:xfrm>
+                      <a:off x="0" y="0"/>
+                      <a:ext cx="5486400" cy="3380232"/>
+                    </a:xfrm>
+                    <a:prstGeom prst="rect"/>
+                  </pic:spPr>
+                </pic:pic>
+              </a:graphicData>
+            </a:graphic>
+          </wp:inline>
+        </w:drawing>
+      </w:r>
+    </w:p>
+    <w:p>
+      <w:pPr>
+        <w:spacing w:line="336" w:lineRule="auto" w:after="180"/>
+        <w:shd w:fill="F5F1FB"/>
+      </w:pPr>
+      <w:r>
+        <w:rPr>
+          <w:b w:val="0"/>
+        </w:rPr>
+        <w:t xml:space="preserve">Use Study Buddy case matrices with explicit priorities, source support gates and fresh final questions. Draw your </w:t>
+      </w:r>
+      <w:r>
+        <w:rPr>
+          <w:b/>
+        </w:rPr>
+        <w:t>input</w:t>
+      </w:r>
+      <w:r>
+        <w:rPr>
+          <w:b w:val="0"/>
+        </w:rPr>
+        <w:t>, deciding step, result and limit.</w:t>
+      </w:r>
+    </w:p>
+    <w:p>
+      <w:pPr>
+        <w:spacing w:line="336" w:lineRule="auto" w:after="180"/>
+        <w:shd w:fill="F5F1FB"/>
+      </w:pPr>
+      <w:r>
+        <w:rPr>
+          <w:b w:val="0"/>
+        </w:rPr>
+        <w:t>Supported question: Why is B’s selection defensible here without calling it universally superior?</w:t>
+      </w:r>
+    </w:p>
+    <w:p>
+      <w:pPr>
+        <w:spacing w:line="336" w:lineRule="auto" w:after="180"/>
+        <w:shd w:fill="F5F1FB"/>
+      </w:pPr>
+      <w:r>
+        <w:rPr>
+          <w:b w:val="0"/>
+        </w:rPr>
+        <w:t xml:space="preserve">Draw your project trace and justify the deciding step using </w:t>
+      </w:r>
+      <w:r>
+        <w:rPr>
+          <w:b/>
+        </w:rPr>
+        <w:t>evidence</w:t>
+      </w:r>
+      <w:r>
+        <w:rPr>
+          <w:b w:val="0"/>
+        </w:rPr>
+        <w:t>.</w:t>
+      </w:r>
+    </w:p>
+    <w:p>
+      <w:pPr>
+        <w:pStyle w:val="Heading3"/>
+      </w:pPr>
+      <w:r>
+        <w:t>Discuss while showing the picture</w:t>
+      </w:r>
+    </w:p>
+    <w:p>
+      <w:pPr>
+        <w:spacing w:line="336" w:lineRule="auto" w:after="180"/>
+        <w:shd w:fill="F1F6F8"/>
+      </w:pPr>
+      <w:r>
+        <w:rPr>
+          <w:b w:val="0"/>
+        </w:rPr>
+        <w:t xml:space="preserve">Teacher prompt: Draw your project trace and justify the deciding step using </w:t>
+      </w:r>
+      <w:r>
+        <w:rPr>
+          <w:b/>
+        </w:rPr>
+        <w:t>evidence</w:t>
+      </w:r>
+      <w:r>
+        <w:rPr>
+          <w:b w:val="0"/>
+        </w:rPr>
+        <w:t>. Ask learners to describe one label or arrow in ordinary words. Use the adjacent transcript if the image is difficult to see.</w:t>
+      </w:r>
+    </w:p>
+    <w:p>
+      <w:pPr>
+        <w:spacing w:line="336" w:lineRule="auto" w:after="180"/>
+        <w:shd w:fill="F1F6F8"/>
+      </w:pPr>
+      <w:r>
+        <w:rPr>
+          <w:b w:val="0"/>
+        </w:rPr>
+        <w:t>Supported practice key: It alone passes both mandatory refusal cases. A is better on cases 3 and 4, which must still be reported.</w:t>
       </w:r>
     </w:p>
     <w:sectPr>

--- a/downloads/teacher/ai-3-week-09.docx
+++ b/downloads/teacher/ai-3-week-09.docx
@@ -201,7 +201,7 @@
           </w:tcPr>
           <w:p>
             <w:r>
-              <w:t>Sections 9 and 11–14. Give extra time to finish the full task set; use Section 15 when the week includes a coding lab.</w:t>
+              <w:t>Use “Run the investigation”, “Connect your project”, “Show what you know”, “Study a complete case” and “Try a new case independently”. Give extra time for the full task set. If this week has a coding lab, use its named section; section numbers can change when extra explanations are included.</w:t>
             </w:r>
           </w:p>
         </w:tc>
@@ -5518,7 +5518,7 @@
           </w:tcPr>
           <w:p>
             <w:r>
-              <w:t>Sections 9 and 11–14. Give extra time to finish the full task set; use Section 15 when the week includes a coding lab.</w:t>
+              <w:t>Use “Run the investigation”, “Connect your project”, “Show what you know”, “Study a complete case” and “Try a new case independently”. Give extra time for the full task set. If this week has a coding lab, use its named section; section numbers can change when extra explanations are included.</w:t>
             </w:r>
           </w:p>
         </w:tc>

--- a/downloads/teacher/ai-3-week-09.docx
+++ b/downloads/teacher/ai-3-week-09.docx
@@ -25,20 +25,38 @@
         <w:pStyle w:val="Heading1"/>
       </w:pPr>
       <w:r>
-        <w:t>01. Prompt Evaluation</w:t>
-      </w:r>
-    </w:p>
-    <w:p>
-      <w:r>
-        <w:t>Prepare Prompt Evaluation: check the target, prerequisites, resources and adaptable teaching schedule.</w:t>
-      </w:r>
-    </w:p>
-    <w:p>
-      <w:pPr>
-        <w:pStyle w:val="Heading3"/>
-      </w:pPr>
-      <w:r>
-        <w:t>Teach the learning cycle</w:t>
+        <w:t>Teach selection as a rule applied to complete evidence.</w:t>
+      </w:r>
+    </w:p>
+    <w:p>
+      <w:r>
+        <w:t>Supply all source/prompt/output cards, preserve failed cases and assess the fresh five-case record.</w:t>
+      </w:r>
+    </w:p>
+    <w:p>
+      <w:r>
+        <w:t>Ask which cases differ, which gate was declared and what remains unknown after selection.</w:t>
+      </w:r>
+    </w:p>
+    <w:p>
+      <w:pPr>
+        <w:pStyle w:val="Heading1"/>
+      </w:pPr>
+      <w:r>
+        <w:t>01. Prepare this connected week</w:t>
+      </w:r>
+    </w:p>
+    <w:p>
+      <w:r>
+        <w:t>Use one main plan and keep practice separate from the independent first attempt.</w:t>
+      </w:r>
+    </w:p>
+    <w:p>
+      <w:pPr>
+        <w:pStyle w:val="Heading2"/>
+      </w:pPr>
+      <w:r>
+        <w:t>Learning goal and precision</w:t>
       </w:r>
     </w:p>
     <w:p>
@@ -62,6 +80,154 @@
           <w:b w:val="0"/>
         </w:rPr>
         <w:t xml:space="preserve"> and terminology of controlled prompt experiments</w:t>
+      </w:r>
+    </w:p>
+    <w:p>
+      <w:pPr>
+        <w:spacing w:line="336" w:lineRule="auto" w:after="180"/>
+      </w:pPr>
+      <w:r>
+        <w:rPr>
+          <w:b w:val="0"/>
+        </w:rPr>
+        <w:t xml:space="preserve">Two 45-minute sessions. A prompt experiment compares complete specifications using the same task cases. Define success before inspecting </w:t>
+      </w:r>
+      <w:r>
+        <w:rPr>
+          <w:b/>
+        </w:rPr>
+        <w:t>output</w:t>
+      </w:r>
+      <w:r>
+        <w:rPr>
+          <w:b w:val="0"/>
+        </w:rPr>
+        <w:t>s; change one intended instruction and preserve other settings.</w:t>
+      </w:r>
+    </w:p>
+    <w:p>
+      <w:pPr>
+        <w:spacing w:line="336" w:lineRule="auto" w:after="180"/>
+      </w:pPr>
+      <w:r>
+        <w:rPr>
+          <w:b w:val="0"/>
+        </w:rPr>
+        <w:t xml:space="preserve">Use the supplied constructed scenarios to make the </w:t>
+      </w:r>
+      <w:r>
+        <w:rPr>
+          <w:b/>
+        </w:rPr>
+        <w:t>mechanism</w:t>
+      </w:r>
+      <w:r>
+        <w:rPr>
+          <w:b w:val="0"/>
+        </w:rPr>
+        <w:t xml:space="preserve"> inspectable. Collect W4 before sharing solutions.</w:t>
+      </w:r>
+    </w:p>
+    <w:p>
+      <w:pPr>
+        <w:spacing w:line="336" w:lineRule="auto" w:after="180"/>
+      </w:pPr>
+      <w:r>
+        <w:rPr>
+          <w:b w:val="0"/>
+        </w:rPr>
+        <w:t xml:space="preserve">Students should name intermediate </w:t>
+      </w:r>
+      <w:r>
+        <w:rPr>
+          <w:b/>
+        </w:rPr>
+        <w:t>evidence</w:t>
+      </w:r>
+      <w:r>
+        <w:rPr>
+          <w:b w:val="0"/>
+        </w:rPr>
+        <w:t xml:space="preserve"> and limitations; classroom pacing and learning effectiveness remain unvalidated.</w:t>
+      </w:r>
+    </w:p>
+    <w:p>
+      <w:pPr>
+        <w:spacing w:line="336" w:lineRule="auto" w:after="180"/>
+      </w:pPr>
+      <w:r>
+        <w:rPr>
+          <w:b w:val="0"/>
+        </w:rPr>
+        <w:t xml:space="preserve">By the end, I can evaluate prompts with </w:t>
+      </w:r>
+      <w:r>
+        <w:rPr>
+          <w:b/>
+        </w:rPr>
+        <w:t>paired case</w:t>
+      </w:r>
+      <w:r>
+        <w:rPr>
+          <w:b w:val="0"/>
+        </w:rPr>
+        <w:t>s and a predeclared mandatory criterion.</w:t>
+      </w:r>
+    </w:p>
+    <w:p>
+      <w:pPr>
+        <w:pStyle w:val="Heading2"/>
+      </w:pPr>
+      <w:r>
+        <w:t>What to prepare</w:t>
+      </w:r>
+    </w:p>
+    <w:p>
+      <w:pPr>
+        <w:pStyle w:val="ListBullet"/>
+      </w:pPr>
+      <w:r>
+        <w:t>Use the supplied scenario, student illustrations and blank paper. For numeric work, offer counters or a calculator after learners show the setup. Fictional records are supplied; personal data and paid accounts are unnecessary.</w:t>
+      </w:r>
+    </w:p>
+    <w:p>
+      <w:pPr>
+        <w:pStyle w:val="ListBullet"/>
+      </w:pPr>
+      <w:r>
+        <w:t>Case exposure check: this source example appears in ai-2/28, ai-3/7, ai-3/9. Reuse a familiar case for recall or modelling; verify that the case used to assess transfer has not already received feedback.</w:t>
+      </w:r>
+    </w:p>
+    <w:p>
+      <w:pPr>
+        <w:pStyle w:val="ListBullet"/>
+      </w:pPr>
+      <w:r>
+        <w:t>Lesson and workbook; paper and pencil</w:t>
+      </w:r>
+    </w:p>
+    <w:p>
+      <w:pPr>
+        <w:pStyle w:val="ListBullet"/>
+      </w:pPr>
+      <w:r>
+        <w:t>Calculator and optional local Python 3 for arithmetic; no live API or private data</w:t>
+      </w:r>
+    </w:p>
+    <w:p>
+      <w:pPr>
+        <w:pStyle w:val="ListBullet"/>
+      </w:pPr>
+      <w:r>
+        <w:t>Prepare the fresh retry separately and withhold its solution until after collection</w:t>
+      </w:r>
+    </w:p>
+    <w:p>
+      <w:pPr>
+        <w:pStyle w:val="Heading2"/>
+      </w:pPr>
+      <w:r>
+        <w:t>Main teaching plan</w:t>
       </w:r>
     </w:p>
     <w:tbl>
@@ -243,13 +409,222 @@
     </w:p>
     <w:p>
       <w:pPr>
+        <w:pStyle w:val="Heading2"/>
+      </w:pPr>
+      <w:r>
+        <w:t>Opening retrieval and readiness</w:t>
+      </w:r>
+    </w:p>
+    <w:p>
+      <w:pPr>
         <w:spacing w:line="336" w:lineRule="auto" w:after="180"/>
       </w:pPr>
       <w:r>
         <w:rPr>
           <w:b w:val="0"/>
         </w:rPr>
-        <w:t>Case exposure check: this source example appears in ai-2/28, ai-3/7, ai-3/9. Reuse a familiar case for recall or modelling; verify that the case used to assess transfer has not already received feedback.</w:t>
+        <w:t xml:space="preserve">Without opening the old lesson, explain one key idea from Structured </w:t>
+      </w:r>
+      <w:r>
+        <w:rPr>
+          <w:b/>
+        </w:rPr>
+        <w:t>Output</w:t>
+      </w:r>
+      <w:r>
+        <w:rPr>
+          <w:b w:val="0"/>
+        </w:rPr>
+        <w:t xml:space="preserve"> and Schemas. Give an example and a mistake that the idea helps you avoid.</w:t>
+      </w:r>
+    </w:p>
+    <w:p>
+      <w:pPr>
+        <w:spacing w:line="336" w:lineRule="auto" w:after="180"/>
+      </w:pPr>
+      <w:r>
+        <w:rPr>
+          <w:b w:val="0"/>
+        </w:rPr>
+        <w:t>Look for: Separate JSON parsing, schema validation and source support checks</w:t>
+      </w:r>
+    </w:p>
+    <w:p>
+      <w:pPr>
+        <w:spacing w:line="336" w:lineRule="auto" w:after="180"/>
+      </w:pPr>
+      <w:r>
+        <w:rPr>
+          <w:b w:val="0"/>
+        </w:rPr>
+        <w:t>Reference example, not the only acceptable wording: Teacher explanation: Parsing establishes grammatical JSON; schema checks enforce fields/types/conditional rules; semantic checks match the claims to sources and domain meaning.</w:t>
+      </w:r>
+    </w:p>
+    <w:p>
+      <w:pPr>
+        <w:spacing w:line="336" w:lineRule="auto" w:after="180"/>
+      </w:pPr>
+      <w:r>
+        <w:rPr>
+          <w:b w:val="0"/>
+        </w:rPr>
+        <w:t>None alone establishes all three.</w:t>
+      </w:r>
+    </w:p>
+    <w:p>
+      <w:pPr>
+        <w:spacing w:line="336" w:lineRule="auto" w:after="180"/>
+      </w:pPr>
+      <w:r>
+        <w:rPr>
+          <w:b w:val="0"/>
+        </w:rPr>
+        <w:t xml:space="preserve">Without opening the old lesson, explain one key idea from Examples and </w:t>
+      </w:r>
+      <w:r>
+        <w:rPr>
+          <w:b/>
+        </w:rPr>
+        <w:t>Rubric</w:t>
+      </w:r>
+      <w:r>
+        <w:rPr>
+          <w:b w:val="0"/>
+        </w:rPr>
+        <w:t>s. Give an example and a mistake that the idea helps you avoid.</w:t>
+      </w:r>
+    </w:p>
+    <w:p>
+      <w:pPr>
+        <w:spacing w:line="336" w:lineRule="auto" w:after="180"/>
+      </w:pPr>
+      <w:r>
+        <w:rPr>
+          <w:b w:val="0"/>
+        </w:rPr>
+        <w:t>Look for: Distinguish a format example from approved factual evidence</w:t>
+      </w:r>
+    </w:p>
+    <w:p>
+      <w:pPr>
+        <w:spacing w:line="336" w:lineRule="auto" w:after="180"/>
+      </w:pPr>
+      <w:r>
+        <w:rPr>
+          <w:b w:val="0"/>
+        </w:rPr>
+        <w:t>Reference example, not the only acceptable wording: A format example demonstrates structure; approved N supplies the frog fact. The original mammal answer fails mandatory support even with3/4points, while the answer-only repair still lacks the Question field. Check each required criterion separately.</w:t>
+      </w:r>
+    </w:p>
+    <w:p>
+      <w:pPr>
+        <w:spacing w:line="336" w:lineRule="auto" w:after="180"/>
+      </w:pPr>
+      <w:r>
+        <w:rPr>
+          <w:b w:val="0"/>
+        </w:rPr>
+        <w:t>Without opening the old lesson, explain one key idea from Tokens and Context. Give an example and a mistake that the idea helps you avoid.</w:t>
+      </w:r>
+    </w:p>
+    <w:p>
+      <w:pPr>
+        <w:spacing w:line="336" w:lineRule="auto" w:after="180"/>
+      </w:pPr>
+      <w:r>
+        <w:rPr>
+          <w:b w:val="0"/>
+        </w:rPr>
+        <w:t xml:space="preserve">Look for: Account for fixed text, </w:t>
+      </w:r>
+      <w:r>
+        <w:rPr>
+          <w:b/>
+        </w:rPr>
+        <w:t>evidence</w:t>
+      </w:r>
+      <w:r>
+        <w:rPr>
+          <w:b w:val="0"/>
+        </w:rPr>
+        <w:t xml:space="preserve"> and reserved </w:t>
+      </w:r>
+      <w:r>
+        <w:rPr>
+          <w:b/>
+        </w:rPr>
+        <w:t>output</w:t>
+      </w:r>
+      <w:r>
+        <w:rPr>
+          <w:b w:val="0"/>
+        </w:rPr>
+        <w:t xml:space="preserve"> under a toy budget</w:t>
+      </w:r>
+    </w:p>
+    <w:p>
+      <w:pPr>
+        <w:spacing w:line="336" w:lineRule="auto" w:after="180"/>
+      </w:pPr>
+      <w:r>
+        <w:rPr>
+          <w:b w:val="0"/>
+        </w:rPr>
+        <w:t>Reference example, not the only acceptable wording: Teacher explanation: 100-20-10-20 = 50 supplied token units.</w:t>
+      </w:r>
+    </w:p>
+    <w:p>
+      <w:pPr>
+        <w:spacing w:line="336" w:lineRule="auto" w:after="180"/>
+      </w:pPr>
+      <w:r>
+        <w:rPr>
+          <w:b w:val="0"/>
+        </w:rPr>
+        <w:t xml:space="preserve">A result depends on the </w:t>
+      </w:r>
+      <w:r>
+        <w:rPr>
+          <w:b/>
+        </w:rPr>
+        <w:t>input</w:t>
+      </w:r>
+      <w:r>
+        <w:rPr>
+          <w:b w:val="0"/>
+        </w:rPr>
+        <w:t xml:space="preserve">s, procedure and conditions that produced it. Preserve data roles and distinguish observed outcomes from </w:t>
+      </w:r>
+      <w:r>
+        <w:rPr>
+          <w:b/>
+        </w:rPr>
+        <w:t>prediction</w:t>
+      </w:r>
+      <w:r>
+        <w:rPr>
+          <w:b w:val="0"/>
+        </w:rPr>
+        <w:t>s or unmeasured conditions.</w:t>
+      </w:r>
+    </w:p>
+    <w:p>
+      <w:pPr>
+        <w:spacing w:line="336" w:lineRule="auto" w:after="180"/>
+      </w:pPr>
+      <w:r>
+        <w:rPr>
+          <w:b w:val="0"/>
+        </w:rPr>
+        <w:t>If the prior concept cannot be explained, use a short retrieval activity before this chapter.</w:t>
+      </w:r>
+    </w:p>
+    <w:p>
+      <w:pPr>
+        <w:pStyle w:val="Heading2"/>
+      </w:pPr>
+      <w:r>
+        <w:t>Earlier wording, alternatives and picture transcripts · reference / check after trying</w:t>
       </w:r>
     </w:p>
     <w:p>
@@ -257,6 +632,14 @@
         <w:pStyle w:val="Heading3"/>
       </w:pPr>
       <w:r>
+        <w:t>Teach the learning cycle</w:t>
+      </w:r>
+    </w:p>
+    <w:p>
+      <w:pPr>
+        <w:pStyle w:val="Heading3"/>
+      </w:pPr>
+      <w:r>
         <w:t>Retrieval answer guidance</w:t>
       </w:r>
     </w:p>
@@ -270,62 +653,6 @@
     </w:p>
     <w:p>
       <w:pPr>
-        <w:spacing w:line="336" w:lineRule="auto" w:after="180"/>
-      </w:pPr>
-      <w:r>
-        <w:rPr>
-          <w:b w:val="0"/>
-        </w:rPr>
-        <w:t xml:space="preserve">Without opening the old lesson, explain one key idea from Structured </w:t>
-      </w:r>
-      <w:r>
-        <w:rPr>
-          <w:b/>
-        </w:rPr>
-        <w:t>Output</w:t>
-      </w:r>
-      <w:r>
-        <w:rPr>
-          <w:b w:val="0"/>
-        </w:rPr>
-        <w:t xml:space="preserve"> and Schemas. Give an example and a mistake that the idea helps you avoid.</w:t>
-      </w:r>
-    </w:p>
-    <w:p>
-      <w:pPr>
-        <w:spacing w:line="336" w:lineRule="auto" w:after="180"/>
-      </w:pPr>
-      <w:r>
-        <w:rPr>
-          <w:b w:val="0"/>
-        </w:rPr>
-        <w:t>Look for: Separate JSON parsing, schema validation and source support checks</w:t>
-      </w:r>
-    </w:p>
-    <w:p>
-      <w:pPr>
-        <w:spacing w:line="336" w:lineRule="auto" w:after="180"/>
-      </w:pPr>
-      <w:r>
-        <w:rPr>
-          <w:b w:val="0"/>
-        </w:rPr>
-        <w:t>Reference example, not the only acceptable wording: Teacher explanation: Parsing establishes grammatical JSON; schema checks enforce fields/types/conditional rules; semantic checks match the claims to sources and domain meaning.</w:t>
-      </w:r>
-    </w:p>
-    <w:p>
-      <w:pPr>
-        <w:spacing w:line="336" w:lineRule="auto" w:after="180"/>
-      </w:pPr>
-      <w:r>
-        <w:rPr>
-          <w:b w:val="0"/>
-        </w:rPr>
-        <w:t>None alone establishes all three.</w:t>
-      </w:r>
-    </w:p>
-    <w:p>
-      <w:pPr>
         <w:pStyle w:val="Heading3"/>
       </w:pPr>
       <w:r>
@@ -334,123 +661,10 @@
     </w:p>
     <w:p>
       <w:pPr>
-        <w:spacing w:line="336" w:lineRule="auto" w:after="180"/>
-      </w:pPr>
-      <w:r>
-        <w:rPr>
-          <w:b w:val="0"/>
-        </w:rPr>
-        <w:t xml:space="preserve">Without opening the old lesson, explain one key idea from Examples and </w:t>
-      </w:r>
-      <w:r>
-        <w:rPr>
-          <w:b/>
-        </w:rPr>
-        <w:t>Rubric</w:t>
-      </w:r>
-      <w:r>
-        <w:rPr>
-          <w:b w:val="0"/>
-        </w:rPr>
-        <w:t>s. Give an example and a mistake that the idea helps you avoid.</w:t>
-      </w:r>
-    </w:p>
-    <w:p>
-      <w:pPr>
-        <w:spacing w:line="336" w:lineRule="auto" w:after="180"/>
-      </w:pPr>
-      <w:r>
-        <w:rPr>
-          <w:b w:val="0"/>
-        </w:rPr>
-        <w:t>Look for: Write a prompt specification with observable response criteria</w:t>
-      </w:r>
-    </w:p>
-    <w:p>
-      <w:pPr>
-        <w:spacing w:line="336" w:lineRule="auto" w:after="180"/>
-      </w:pPr>
-      <w:r>
-        <w:rPr>
-          <w:b w:val="0"/>
-        </w:rPr>
-        <w:t>Reference example, not the only acceptable wording: Teacher explanation: Fields status,room,capacity,source_ids.</w:t>
-      </w:r>
-    </w:p>
-    <w:p>
-      <w:pPr>
-        <w:spacing w:line="336" w:lineRule="auto" w:after="180"/>
-      </w:pPr>
-      <w:r>
-        <w:rPr>
-          <w:b w:val="0"/>
-        </w:rPr>
-        <w:t>Status supported or needs_review. supported requires matching current approval and current capacity for the same room; no unresolved conflict.</w:t>
-      </w:r>
-    </w:p>
-    <w:p>
-      <w:pPr>
         <w:pStyle w:val="Heading3"/>
       </w:pPr>
       <w:r>
         <w:t>Tokens and Context</w:t>
-      </w:r>
-    </w:p>
-    <w:p>
-      <w:pPr>
-        <w:spacing w:line="336" w:lineRule="auto" w:after="180"/>
-      </w:pPr>
-      <w:r>
-        <w:rPr>
-          <w:b w:val="0"/>
-        </w:rPr>
-        <w:t>Without opening the old lesson, explain one key idea from Tokens and Context. Give an example and a mistake that the idea helps you avoid.</w:t>
-      </w:r>
-    </w:p>
-    <w:p>
-      <w:pPr>
-        <w:spacing w:line="336" w:lineRule="auto" w:after="180"/>
-      </w:pPr>
-      <w:r>
-        <w:rPr>
-          <w:b w:val="0"/>
-        </w:rPr>
-        <w:t xml:space="preserve">Look for: Account for fixed text, </w:t>
-      </w:r>
-      <w:r>
-        <w:rPr>
-          <w:b/>
-        </w:rPr>
-        <w:t>evidence</w:t>
-      </w:r>
-      <w:r>
-        <w:rPr>
-          <w:b w:val="0"/>
-        </w:rPr>
-        <w:t xml:space="preserve"> and reserved </w:t>
-      </w:r>
-      <w:r>
-        <w:rPr>
-          <w:b/>
-        </w:rPr>
-        <w:t>output</w:t>
-      </w:r>
-      <w:r>
-        <w:rPr>
-          <w:b w:val="0"/>
-        </w:rPr>
-        <w:t xml:space="preserve"> under a toy budget</w:t>
-      </w:r>
-    </w:p>
-    <w:p>
-      <w:pPr>
-        <w:spacing w:line="336" w:lineRule="auto" w:after="180"/>
-      </w:pPr>
-      <w:r>
-        <w:rPr>
-          <w:b w:val="0"/>
-        </w:rPr>
-        <w:t>Reference example, not the only acceptable wording: Teacher explanation: 100-20-10-20 = 50 supplied token units.</w:t>
       </w:r>
     </w:p>
     <w:p>
@@ -671,6 +885,11 @@
       </w:r>
     </w:p>
     <w:p>
+      <w:r>
+        <w:t>This compact option is not the full-week schedule. Use the main teaching cycle and allow extra sessions for the investigation, independent work and project.</w:t>
+      </w:r>
+    </w:p>
+    <w:p>
       <w:pPr>
         <w:spacing w:line="336" w:lineRule="auto" w:after="180"/>
       </w:pPr>
@@ -678,7 +897,7 @@
         <w:rPr>
           <w:b w:val="0"/>
         </w:rPr>
-        <w:t>Use the supplied scenario, student illustrations and blank paper. For numeric work, offer counters or a calculator after learners show the setup. Fictional records are supplied; personal data and paid accounts are unnecessary.</w:t>
+        <w:t>Allow 80 minutes: recall 8; explanation 12; worked demonstration 15; guided practice 20; independent assessment 15; project and reflection 10. Extend the lab into a second session when needed.</w:t>
       </w:r>
     </w:p>
     <w:p>
@@ -686,32 +905,55 @@
         <w:pStyle w:val="Heading3"/>
       </w:pPr>
       <w:r>
-        <w:t>Alternative compact allocation</w:t>
-      </w:r>
-    </w:p>
-    <w:p>
-      <w:r>
-        <w:t>This compact option is not the full-week schedule. Use the main teaching cycle and allow extra sessions for the investigation, independent work and project.</w:t>
+        <w:t>Preparation for the connected explanation</w:t>
+      </w:r>
+    </w:p>
+    <w:p>
+      <w:pPr>
+        <w:pStyle w:val="Heading3"/>
+      </w:pPr>
+      <w:r>
+        <w:t>Readiness answer</w:t>
+      </w:r>
+    </w:p>
+    <w:p>
+      <w:pPr>
+        <w:pStyle w:val="Heading3"/>
+      </w:pPr>
+      <w:r>
+        <w:t>End goal for the pictorial case</w:t>
       </w:r>
     </w:p>
     <w:p>
       <w:pPr>
         <w:spacing w:line="336" w:lineRule="auto" w:after="180"/>
-        <w:shd w:fill="F1F6F8"/>
       </w:pPr>
       <w:r>
         <w:rPr>
           <w:b w:val="0"/>
         </w:rPr>
-        <w:t>Allow 80 minutes: recall 8; explanation 12; worked demonstration 15; guided practice 20; independent assessment 15; project and reflection 10. Extend the lab into a second session when needed.</w:t>
-      </w:r>
-    </w:p>
-    <w:p>
-      <w:pPr>
-        <w:pStyle w:val="Heading3"/>
-      </w:pPr>
-      <w:r>
-        <w:t>Preparation for the connected explanation</w:t>
+        <w:t>This added worked case illustrates the week’s main idea. Retain all original and connected topics; schedule its practice within the teaching cycle.</w:t>
+      </w:r>
+    </w:p>
+    <w:p>
+      <w:pPr>
+        <w:pStyle w:val="Heading1"/>
+      </w:pPr>
+      <w:r>
+        <w:t>02. Model paired comparison and predeclared selection</w:t>
+      </w:r>
+    </w:p>
+    <w:p>
+      <w:r>
+        <w:t>Keep P/Q review and A/B refusal-gate data separately labelled.</w:t>
+      </w:r>
+    </w:p>
+    <w:p>
+      <w:pPr>
+        <w:pStyle w:val="Heading2"/>
+      </w:pPr>
+      <w:r>
+        <w:t>State fixed criteria and evidence limits</w:t>
       </w:r>
     </w:p>
     <w:p>
@@ -722,7 +964,7 @@
         <w:rPr>
           <w:b w:val="0"/>
         </w:rPr>
-        <w:t xml:space="preserve">Two 45-minute sessions. A prompt experiment compares complete specifications using the same task cases. Define success before inspecting </w:t>
+        <w:t xml:space="preserve">A prompt experiment compares complete specifications using the same task cases. Define success before inspecting </w:t>
       </w:r>
       <w:r>
         <w:rPr>
@@ -745,19 +987,43 @@
         <w:rPr>
           <w:b w:val="0"/>
         </w:rPr>
-        <w:t xml:space="preserve">Use the supplied constructed scenarios to make the </w:t>
+        <w:t xml:space="preserve">Evaluate both prompts on </w:t>
       </w:r>
       <w:r>
         <w:rPr>
           <w:b/>
         </w:rPr>
-        <w:t>mechanism</w:t>
+        <w:t>paired case</w:t>
       </w:r>
       <w:r>
         <w:rPr>
           <w:b w:val="0"/>
         </w:rPr>
-        <w:t xml:space="preserve"> inspectable. Collect W4 before sharing solutions.</w:t>
+        <w:t xml:space="preserve">s with fixed model/version, source records, </w:t>
+      </w:r>
+      <w:r>
+        <w:rPr>
+          <w:b/>
+        </w:rPr>
+        <w:t>output</w:t>
+      </w:r>
+      <w:r>
+        <w:rPr>
+          <w:b w:val="0"/>
+        </w:rPr>
+        <w:t xml:space="preserve"> contract and scoring </w:t>
+      </w:r>
+      <w:r>
+        <w:rPr>
+          <w:b/>
+        </w:rPr>
+        <w:t>rubric</w:t>
+      </w:r>
+      <w:r>
+        <w:rPr>
+          <w:b w:val="0"/>
+        </w:rPr>
+        <w:t>. Use development results for selection, then reserve new final cases.</w:t>
       </w:r>
     </w:p>
     <w:p>
@@ -766,629 +1032,23 @@
       </w:pPr>
       <w:r>
         <w:rPr>
+          <w:b/>
+        </w:rPr>
+        <w:t>Score</w:t>
+      </w:r>
+      <w:r>
+        <w:rPr>
           <w:b w:val="0"/>
         </w:rPr>
-        <w:t xml:space="preserve">Students should name intermediate </w:t>
-      </w:r>
-      <w:r>
-        <w:rPr>
-          <w:b/>
-        </w:rPr>
-        <w:t>evidence</w:t>
-      </w:r>
-      <w:r>
-        <w:rPr>
-          <w:b w:val="0"/>
-        </w:rPr>
-        <w:t xml:space="preserve"> and limitations; classroom pacing and learning effectiveness remain unvalidated.</w:t>
-      </w:r>
-    </w:p>
-    <w:p>
-      <w:pPr>
-        <w:pStyle w:val="Heading3"/>
-      </w:pPr>
-      <w:r>
-        <w:t>Readiness answer</w:t>
-      </w:r>
-    </w:p>
-    <w:p>
-      <w:pPr>
-        <w:spacing w:line="336" w:lineRule="auto" w:after="180"/>
-      </w:pPr>
-      <w:r>
-        <w:rPr>
-          <w:b w:val="0"/>
-        </w:rPr>
-        <w:t xml:space="preserve">A result depends on the </w:t>
-      </w:r>
-      <w:r>
-        <w:rPr>
-          <w:b/>
-        </w:rPr>
-        <w:t>input</w:t>
-      </w:r>
-      <w:r>
-        <w:rPr>
-          <w:b w:val="0"/>
-        </w:rPr>
-        <w:t xml:space="preserve">s, procedure and conditions that produced it. Preserve data roles and distinguish observed outcomes from </w:t>
-      </w:r>
-      <w:r>
-        <w:rPr>
-          <w:b/>
-        </w:rPr>
-        <w:t>prediction</w:t>
-      </w:r>
-      <w:r>
-        <w:rPr>
-          <w:b w:val="0"/>
-        </w:rPr>
-        <w:t>s or unmeasured conditions.</w:t>
-      </w:r>
-    </w:p>
-    <w:p>
-      <w:pPr>
-        <w:spacing w:line="336" w:lineRule="auto" w:after="180"/>
-      </w:pPr>
-      <w:r>
-        <w:rPr>
-          <w:b w:val="0"/>
-        </w:rPr>
-        <w:t>If the prior concept cannot be explained, use a short retrieval activity before this chapter.</w:t>
-      </w:r>
-    </w:p>
-    <w:p>
-      <w:pPr>
-        <w:spacing w:line="336" w:lineRule="auto" w:after="180"/>
-      </w:pPr>
-      <w:r>
-        <w:rPr>
-          <w:b w:val="0"/>
-        </w:rPr>
-        <w:t>Lesson and workbook; paper and pencil</w:t>
-      </w:r>
-    </w:p>
-    <w:p>
-      <w:pPr>
-        <w:spacing w:line="336" w:lineRule="auto" w:after="180"/>
-      </w:pPr>
-      <w:r>
-        <w:rPr>
-          <w:b w:val="0"/>
-        </w:rPr>
-        <w:t>Calculator and optional local Python 3 for arithmetic; no live API or private data</w:t>
-      </w:r>
-    </w:p>
-    <w:p>
-      <w:pPr>
-        <w:spacing w:line="336" w:lineRule="auto" w:after="180"/>
-      </w:pPr>
-      <w:r>
-        <w:rPr>
-          <w:b w:val="0"/>
-        </w:rPr>
-        <w:t>Prepare the fresh retry separately and withhold its solution until after collection</w:t>
-      </w:r>
-    </w:p>
-    <w:p>
-      <w:pPr>
-        <w:pStyle w:val="Heading3"/>
-      </w:pPr>
-      <w:r>
-        <w:t>End goal for the pictorial case</w:t>
-      </w:r>
-    </w:p>
-    <w:p>
-      <w:pPr>
-        <w:spacing w:line="336" w:lineRule="auto" w:after="180"/>
-      </w:pPr>
-      <w:r>
-        <w:rPr>
-          <w:b w:val="0"/>
-        </w:rPr>
-        <w:t xml:space="preserve">By the end, I can evaluate prompts with </w:t>
-      </w:r>
-      <w:r>
-        <w:rPr>
-          <w:b/>
-        </w:rPr>
-        <w:t>paired case</w:t>
-      </w:r>
-      <w:r>
-        <w:rPr>
-          <w:b w:val="0"/>
-        </w:rPr>
-        <w:t>s and a predeclared mandatory criterion.</w:t>
-      </w:r>
-    </w:p>
-    <w:p>
-      <w:pPr>
-        <w:spacing w:line="336" w:lineRule="auto" w:after="180"/>
-      </w:pPr>
-      <w:r>
-        <w:rPr>
-          <w:b w:val="0"/>
-        </w:rPr>
-        <w:t>This added worked case illustrates the week’s main idea. Retain all original and connected topics; schedule its practice within the teaching cycle.</w:t>
-      </w:r>
-    </w:p>
-    <w:p>
-      <w:pPr>
-        <w:pStyle w:val="Heading1"/>
-      </w:pPr>
-      <w:r>
-        <w:t>02. Explain the mechanism</w:t>
-      </w:r>
-    </w:p>
-    <w:p>
-      <w:r>
-        <w:t>Model Prompt Evaluation using the supplied case, labelled mechanism and reasoning. Make the scope of each conclusion explicit.</w:t>
-      </w:r>
-    </w:p>
-    <w:p>
-      <w:pPr>
-        <w:spacing w:line="336" w:lineRule="auto" w:after="180"/>
-      </w:pPr>
-      <w:r>
-        <w:rPr>
-          <w:b/>
-        </w:rPr>
-        <w:t>Input</w:t>
-      </w:r>
-      <w:r>
-        <w:rPr>
-          <w:b w:val="0"/>
-        </w:rPr>
-        <w:t xml:space="preserve"> → </w:t>
-      </w:r>
-      <w:r>
-        <w:rPr>
-          <w:b/>
-        </w:rPr>
-        <w:t>Process</w:t>
-      </w:r>
-      <w:r>
-        <w:rPr>
-          <w:b w:val="0"/>
-        </w:rPr>
-        <w:t xml:space="preserve"> → </w:t>
-      </w:r>
-      <w:r>
-        <w:rPr>
-          <w:b/>
-        </w:rPr>
-        <w:t>Output</w:t>
-      </w:r>
-    </w:p>
-    <w:p>
-      <w:pPr>
-        <w:spacing w:line="336" w:lineRule="auto" w:after="180"/>
-      </w:pPr>
-      <w:r>
-        <w:rPr>
-          <w:b w:val="0"/>
-        </w:rPr>
-        <w:t>Trace the information. At each stage, ask what changed and how you could test it.</w:t>
-      </w:r>
-    </w:p>
-    <w:p>
-      <w:pPr>
-        <w:spacing w:line="336" w:lineRule="auto" w:after="180"/>
-      </w:pPr>
-      <w:r>
-        <w:rPr>
-          <w:b w:val="0"/>
-        </w:rPr>
-        <w:t>Which stage could fail even when the other two are correct? Explain:</w:t>
-      </w:r>
-    </w:p>
-    <w:p>
-      <w:pPr>
-        <w:spacing w:line="336" w:lineRule="auto" w:after="180"/>
-      </w:pPr>
-      <w:r>
-        <w:rPr>
-          <w:b w:val="0"/>
-        </w:rPr>
-        <w:t xml:space="preserve">Predict first. Then check each step. A correct answer without visible reasoning is incomplete </w:t>
-      </w:r>
-      <w:r>
-        <w:rPr>
-          <w:b/>
-        </w:rPr>
-        <w:t>evidence</w:t>
-      </w:r>
-      <w:r>
-        <w:rPr>
-          <w:b w:val="0"/>
-        </w:rPr>
-        <w:t>.</w:t>
-      </w:r>
-    </w:p>
-    <w:p>
-      <w:pPr>
-        <w:spacing w:line="336" w:lineRule="auto" w:after="180"/>
-        <w:shd w:fill="F4F9FC"/>
-      </w:pPr>
-      <w:r>
-        <w:rPr>
-          <w:b w:val="0"/>
-        </w:rPr>
-        <w:t xml:space="preserve">1. Prompt A </w:t>
-      </w:r>
-      <w:r>
-        <w:rPr>
-          <w:b/>
-        </w:rPr>
-        <w:t>score</w:t>
-      </w:r>
-      <w:r>
-        <w:rPr>
-          <w:b w:val="0"/>
-        </w:rPr>
-        <w:t>s 20/30 across six cases.</w:t>
-      </w:r>
-    </w:p>
-    <w:p>
-      <w:pPr>
-        <w:spacing w:line="336" w:lineRule="auto" w:after="180"/>
-        <w:shd w:fill="F4F9FC"/>
-      </w:pPr>
-      <w:r>
-        <w:rPr>
-          <w:b w:val="0"/>
-        </w:rPr>
-        <w:t xml:space="preserve">2. Prompt B </w:t>
-      </w:r>
-      <w:r>
-        <w:rPr>
-          <w:b/>
-        </w:rPr>
-        <w:t>score</w:t>
-      </w:r>
-      <w:r>
-        <w:rPr>
-          <w:b w:val="0"/>
-        </w:rPr>
-        <w:t xml:space="preserve">s 25/30 on the same cases and </w:t>
-      </w:r>
-      <w:r>
-        <w:rPr>
-          <w:b/>
-        </w:rPr>
-        <w:t>rubric</w:t>
-      </w:r>
-      <w:r>
-        <w:rPr>
-          <w:b w:val="0"/>
-        </w:rPr>
-        <w:t>.</w:t>
-      </w:r>
-    </w:p>
-    <w:p>
-      <w:pPr>
-        <w:spacing w:line="336" w:lineRule="auto" w:after="180"/>
-        <w:shd w:fill="F4F9FC"/>
-      </w:pPr>
-      <w:r>
-        <w:rPr>
-          <w:b w:val="0"/>
-        </w:rPr>
-        <w:t xml:space="preserve">3. B improves </w:t>
-      </w:r>
-      <w:r>
-        <w:rPr>
-          <w:b/>
-        </w:rPr>
-        <w:t>evidence</w:t>
-      </w:r>
-      <w:r>
-        <w:rPr>
-          <w:b w:val="0"/>
-        </w:rPr>
-        <w:t xml:space="preserve"> but loses one clarity point on long passages.</w:t>
-      </w:r>
-    </w:p>
-    <w:p>
-      <w:pPr>
-        <w:spacing w:line="336" w:lineRule="auto" w:after="180"/>
-        <w:shd w:fill="F4F9FC"/>
-      </w:pPr>
-      <w:r>
-        <w:rPr>
-          <w:b w:val="0"/>
-        </w:rPr>
-        <w:t>4. Repeat runs and inspect per-case failures before choosing.</w:t>
-      </w:r>
-    </w:p>
-    <w:p>
-      <w:pPr>
-        <w:spacing w:line="336" w:lineRule="auto" w:after="180"/>
-      </w:pPr>
-      <w:r>
-        <w:rPr>
-          <w:b w:val="0"/>
-        </w:rPr>
-        <w:t>Recalculate, retrace, or restate the reasoning in your own representation:</w:t>
-      </w:r>
-    </w:p>
-    <w:p>
-      <w:pPr>
-        <w:spacing w:line="336" w:lineRule="auto" w:after="180"/>
-        <w:shd w:fill="F5F1FB"/>
-      </w:pPr>
-      <w:r>
-        <w:rPr>
-          <w:b w:val="0"/>
-        </w:rPr>
-        <w:t xml:space="preserve">CHECK Did the </w:t>
-      </w:r>
-      <w:r>
-        <w:rPr>
-          <w:b/>
-        </w:rPr>
-        <w:t>evidence</w:t>
-      </w:r>
-      <w:r>
-        <w:rPr>
-          <w:b w:val="0"/>
-        </w:rPr>
-        <w:t xml:space="preserve"> answer the exact question? Did the total, path, or source record stay consistent?</w:t>
-      </w:r>
-    </w:p>
-    <w:p>
-      <w:pPr>
-        <w:pStyle w:val="Heading3"/>
-      </w:pPr>
-      <w:r>
-        <w:t>Concrete teaching case</w:t>
-      </w:r>
-    </w:p>
-    <w:p>
-      <w:pPr>
-        <w:pStyle w:val="Heading3"/>
-      </w:pPr>
-      <w:r>
-        <w:t>The teaching case</w:t>
-      </w:r>
-    </w:p>
-    <w:p>
-      <w:pPr>
-        <w:spacing w:line="336" w:lineRule="auto" w:after="180"/>
-        <w:shd w:fill="F1F6FC"/>
-      </w:pPr>
-      <w:r>
-        <w:rPr>
-          <w:b w:val="0"/>
-        </w:rPr>
-        <w:t>On five fixed questions, A passes four and B passes three; B looks more attractive.</w:t>
-      </w:r>
-    </w:p>
-    <w:p>
-      <w:pPr>
-        <w:spacing w:line="336" w:lineRule="auto" w:after="180"/>
-        <w:shd w:fill="F5F1FB"/>
-      </w:pPr>
-      <w:r>
-        <w:rPr>
-          <w:b w:val="0"/>
-        </w:rPr>
-        <w:t>What conclusion is supported?</w:t>
-      </w:r>
-    </w:p>
-    <w:p>
-      <w:pPr>
-        <w:pStyle w:val="Heading3"/>
-      </w:pPr>
-      <w:r>
-        <w:t>Exact explanation to model</w:t>
-      </w:r>
-    </w:p>
-    <w:p>
-      <w:pPr>
-        <w:pStyle w:val="Heading3"/>
-      </w:pPr>
-      <w:r>
-        <w:t>Why the result follows</w:t>
-      </w:r>
-    </w:p>
-    <w:p>
-      <w:pPr>
-        <w:spacing w:line="336" w:lineRule="auto" w:after="180"/>
-        <w:shd w:fill="F1F6FC"/>
-      </w:pPr>
-      <w:r>
-        <w:rPr>
-          <w:b w:val="0"/>
-        </w:rPr>
-        <w:t>A has 4/5 versus B's 3/5 on this set. Appearance is separate. Broaden cases and repeat stochastic trials before generalising.</w:t>
-      </w:r>
-    </w:p>
-    <w:p>
-      <w:pPr>
-        <w:pStyle w:val="Heading3"/>
-      </w:pPr>
-      <w:r>
-        <w:t>Explain the added worked example</w:t>
-      </w:r>
-    </w:p>
-    <w:p>
-      <w:pPr>
-        <w:spacing w:line="336" w:lineRule="auto" w:after="180"/>
-      </w:pPr>
-      <w:r>
-        <w:rPr>
-          <w:b w:val="0"/>
-        </w:rPr>
-        <w:t xml:space="preserve">A prompt experiment compares complete specifications using the same task cases. Define success before inspecting </w:t>
-      </w:r>
-      <w:r>
-        <w:rPr>
-          <w:b/>
-        </w:rPr>
-        <w:t>output</w:t>
-      </w:r>
-      <w:r>
-        <w:rPr>
-          <w:b w:val="0"/>
-        </w:rPr>
-        <w:t>s; change one intended instruction and preserve other settings.</w:t>
-      </w:r>
-    </w:p>
-    <w:p>
-      <w:pPr>
-        <w:pStyle w:val="Heading3"/>
-      </w:pPr>
-      <w:r>
-        <w:t>Explain the added worked example · 1</w:t>
-      </w:r>
-    </w:p>
-    <w:p>
-      <w:pPr>
-        <w:spacing w:line="336" w:lineRule="auto" w:after="180"/>
-      </w:pPr>
-      <w:r>
-        <w:rPr>
-          <w:b w:val="0"/>
-        </w:rPr>
-        <w:t>Begin by writing the question the procedure is intended to answer. Identify the information already supplied, the information it will produce and the information still missing.</w:t>
-      </w:r>
-    </w:p>
-    <w:p>
-      <w:pPr>
-        <w:spacing w:line="336" w:lineRule="auto" w:after="180"/>
-      </w:pPr>
-      <w:r>
-        <w:rPr>
-          <w:b w:val="0"/>
-        </w:rPr>
-        <w:t>These are constructed classroom examples; they do not require live accounts, private records or an external service. Do not treat a plausible explanation as a measured outcome.</w:t>
-      </w:r>
-    </w:p>
-    <w:p>
-      <w:pPr>
-        <w:spacing w:line="336" w:lineRule="auto" w:after="180"/>
-      </w:pPr>
-      <w:r>
-        <w:rPr>
-          <w:b w:val="0"/>
-        </w:rPr>
-        <w:t xml:space="preserve">Evaluate both prompts on </w:t>
-      </w:r>
-      <w:r>
-        <w:rPr>
-          <w:b/>
-        </w:rPr>
-        <w:t>paired case</w:t>
-      </w:r>
-      <w:r>
-        <w:rPr>
-          <w:b w:val="0"/>
-        </w:rPr>
-        <w:t xml:space="preserve">s with fixed model/version, source records, </w:t>
-      </w:r>
-      <w:r>
-        <w:rPr>
-          <w:b/>
-        </w:rPr>
-        <w:t>output</w:t>
-      </w:r>
-      <w:r>
-        <w:rPr>
-          <w:b w:val="0"/>
-        </w:rPr>
-        <w:t xml:space="preserve"> contract and scoring </w:t>
-      </w:r>
-      <w:r>
-        <w:rPr>
-          <w:b/>
-        </w:rPr>
-        <w:t>rubric</w:t>
-      </w:r>
-      <w:r>
-        <w:rPr>
-          <w:b w:val="0"/>
-        </w:rPr>
-        <w:t>. Use development results for selection, then reserve new final cases.</w:t>
-      </w:r>
-    </w:p>
-    <w:p>
-      <w:pPr>
-        <w:spacing w:line="336" w:lineRule="auto" w:after="180"/>
-      </w:pPr>
-      <w:r>
-        <w:rPr>
-          <w:b/>
-        </w:rPr>
-        <w:t>Score</w:t>
-      </w:r>
-      <w:r>
-        <w:rPr>
-          <w:b w:val="0"/>
-        </w:rPr>
         <w:t xml:space="preserve"> each case rather than counting attractive sentences.</w:t>
       </w:r>
     </w:p>
     <w:p>
       <w:pPr>
-        <w:pStyle w:val="Heading3"/>
-      </w:pPr>
-      <w:r>
-        <w:t>Explain the added worked example · 2</w:t>
-      </w:r>
-    </w:p>
-    <w:p>
-      <w:pPr>
-        <w:spacing w:line="336" w:lineRule="auto" w:after="180"/>
-      </w:pPr>
-      <w:r>
-        <w:rPr>
-          <w:b w:val="0"/>
-        </w:rPr>
-        <w:t xml:space="preserve">Before applying the procedure, write its units, denominator or decision boundary where relevant. A partner should be able to repeat each step using the same </w:t>
-      </w:r>
-      <w:r>
-        <w:rPr>
-          <w:b/>
-        </w:rPr>
-        <w:t>input</w:t>
-      </w:r>
-      <w:r>
-        <w:rPr>
-          <w:b w:val="0"/>
-        </w:rPr>
-        <w:t>s.</w:t>
-      </w:r>
-    </w:p>
-    <w:p>
-      <w:pPr>
-        <w:spacing w:line="336" w:lineRule="auto" w:after="180"/>
-      </w:pPr>
-      <w:r>
-        <w:rPr>
-          <w:b w:val="0"/>
-        </w:rPr>
-        <w:t xml:space="preserve">If a required </w:t>
-      </w:r>
-      <w:r>
-        <w:rPr>
-          <w:b/>
-        </w:rPr>
-        <w:t>input</w:t>
-      </w:r>
-      <w:r>
-        <w:rPr>
-          <w:b w:val="0"/>
-        </w:rPr>
-        <w:t xml:space="preserve"> is absent or violates the stated contract, record that condition explicitly instead of quietly replacing it with a convenient value.</w:t>
-      </w:r>
-    </w:p>
-    <w:p>
-      <w:pPr>
-        <w:pStyle w:val="Heading3"/>
-      </w:pPr>
-      <w:r>
-        <w:t>Key terms</w:t>
+        <w:pStyle w:val="Heading2"/>
+      </w:pPr>
+      <w:r>
+        <w:t>Trace the separate P/Q review</w:t>
       </w:r>
     </w:p>
     <w:tbl>
@@ -1398,8 +1058,9 @@
         <w:tblLook w:firstColumn="1" w:firstRow="1" w:lastColumn="0" w:lastRow="0" w:noHBand="0" w:noVBand="1" w:val="04A0"/>
       </w:tblPr>
       <w:tblGrid>
-        <w:gridCol w:w="5112"/>
-        <w:gridCol w:w="5112"/>
+        <w:gridCol w:w="3408"/>
+        <w:gridCol w:w="3408"/>
+        <w:gridCol w:w="3408"/>
       </w:tblGrid>
       <w:tr>
         <w:trPr>
@@ -1407,21 +1068,31 @@
         </w:trPr>
         <w:tc>
           <w:tcPr>
-            <w:tcW w:type="dxa" w:w="5112"/>
+            <w:tcW w:type="dxa" w:w="3408"/>
           </w:tcPr>
           <w:p>
             <w:r>
-              <w:t>Term</w:t>
+              <w:t>Separate six-case P/Q review</w:t>
             </w:r>
           </w:p>
         </w:tc>
         <w:tc>
           <w:tcPr>
-            <w:tcW w:type="dxa" w:w="5112"/>
+            <w:tcW w:type="dxa" w:w="3408"/>
           </w:tcPr>
           <w:p>
             <w:r>
-              <w:t>Meaning</w:t>
+              <w:t>P</w:t>
+            </w:r>
+          </w:p>
+        </w:tc>
+        <w:tc>
+          <w:tcPr>
+            <w:tcW w:type="dxa" w:w="3408"/>
+          </w:tcPr>
+          <w:p>
+            <w:r>
+              <w:t>Q</w:t>
             </w:r>
           </w:p>
         </w:tc>
@@ -1429,21 +1100,31 @@
       <w:tr>
         <w:tc>
           <w:tcPr>
-            <w:tcW w:type="dxa" w:w="5112"/>
+            <w:tcW w:type="dxa" w:w="3408"/>
           </w:tcPr>
           <w:p>
             <w:r>
-              <w:t>Paired case</w:t>
+              <w:t>Passing IDs</w:t>
             </w:r>
           </w:p>
         </w:tc>
         <w:tc>
           <w:tcPr>
-            <w:tcW w:type="dxa" w:w="5112"/>
+            <w:tcW w:type="dxa" w:w="3408"/>
           </w:tcPr>
           <w:p>
             <w:r>
-              <w:t>The same case evaluated under each compared procedure</w:t>
+              <w:t>1,2,3,4</w:t>
+            </w:r>
+          </w:p>
+        </w:tc>
+        <w:tc>
+          <w:tcPr>
+            <w:tcW w:type="dxa" w:w="3408"/>
+          </w:tcPr>
+          <w:p>
+            <w:r>
+              <w:t>1,2,3,5,6</w:t>
             </w:r>
           </w:p>
         </w:tc>
@@ -1451,21 +1132,31 @@
       <w:tr>
         <w:tc>
           <w:tcPr>
-            <w:tcW w:type="dxa" w:w="5112"/>
+            <w:tcW w:type="dxa" w:w="3408"/>
           </w:tcPr>
           <w:p>
             <w:r>
-              <w:t>Rubric</w:t>
+              <w:t>Missing-approval slice4,6</w:t>
             </w:r>
           </w:p>
         </w:tc>
         <w:tc>
           <w:tcPr>
-            <w:tcW w:type="dxa" w:w="5112"/>
+            <w:tcW w:type="dxa" w:w="3408"/>
           </w:tcPr>
           <w:p>
             <w:r>
-              <w:t>Prespecified criteria for judging an output</w:t>
+              <w:t>1/2</w:t>
+            </w:r>
+          </w:p>
+        </w:tc>
+        <w:tc>
+          <w:tcPr>
+            <w:tcW w:type="dxa" w:w="3408"/>
+          </w:tcPr>
+          <w:p>
+            <w:r>
+              <w:t>1/2</w:t>
             </w:r>
           </w:p>
         </w:tc>
@@ -1473,21 +1164,31 @@
       <w:tr>
         <w:tc>
           <w:tcPr>
-            <w:tcW w:type="dxa" w:w="5112"/>
+            <w:tcW w:type="dxa" w:w="3408"/>
           </w:tcPr>
           <w:p>
             <w:r>
-              <w:t>Regression</w:t>
+              <w:t>Overall</w:t>
             </w:r>
           </w:p>
         </w:tc>
         <w:tc>
           <w:tcPr>
-            <w:tcW w:type="dxa" w:w="5112"/>
+            <w:tcW w:type="dxa" w:w="3408"/>
           </w:tcPr>
           <w:p>
             <w:r>
-              <w:t>A previously passing condition that fails after a change</w:t>
+              <w:t>4/6</w:t>
+            </w:r>
+          </w:p>
+        </w:tc>
+        <w:tc>
+          <w:tcPr>
+            <w:tcW w:type="dxa" w:w="3408"/>
+          </w:tcPr>
+          <w:p>
+            <w:r>
+              <w:t>5/6</w:t>
             </w:r>
           </w:p>
         </w:tc>
@@ -1495,332 +1196,93 @@
     </w:tbl>
     <w:p>
       <w:pPr>
-        <w:pStyle w:val="Heading3"/>
-      </w:pPr>
-      <w:r>
-        <w:t>Model the reasoning aloud</w:t>
-      </w:r>
-    </w:p>
-    <w:p>
-      <w:pPr>
         <w:spacing w:line="336" w:lineRule="auto" w:after="180"/>
       </w:pPr>
       <w:r>
         <w:rPr>
           <w:b w:val="0"/>
         </w:rPr>
-        <w:t xml:space="preserve">Use the complete worked example below before asking learners to complete W2. Reveal a small part, invite a </w:t>
+        <w:t>On six development cases P passes cases 1, 2, 3, 4; Q passes 1, 2, 3, 5, 6. Missing-approval cases are 4 and 6. Compare totals and condition results.</w:t>
+      </w:r>
+    </w:p>
+    <w:p>
+      <w:pPr>
+        <w:spacing w:line="336" w:lineRule="auto" w:after="180"/>
+      </w:pPr>
+      <w:r>
+        <w:rPr>
+          <w:b w:val="0"/>
+        </w:rPr>
+        <w:t>P passes 4/6 and Q 5/6. P passes one of two missing-approval cases, Q also one of two. Q improves the aggregate while leaving this condition unchanged.</w:t>
+      </w:r>
+    </w:p>
+    <w:p>
+      <w:pPr>
+        <w:pStyle w:val="Heading2"/>
+      </w:pPr>
+      <w:r>
+        <w:t>Read the pictured A/B cases and gate</w:t>
+      </w:r>
+    </w:p>
+    <w:p>
+      <w:pPr>
+        <w:spacing w:line="336" w:lineRule="auto" w:after="180"/>
+      </w:pPr>
+      <w:r>
+        <w:rPr>
+          <w:b w:val="0"/>
+        </w:rPr>
+        <w:t>A fictional Study Buddy compares two prompts across six development questions.</w:t>
+      </w:r>
+    </w:p>
+    <w:p>
+      <w:pPr>
+        <w:spacing w:line="336" w:lineRule="auto" w:after="180"/>
+      </w:pPr>
+      <w:r>
+        <w:rPr>
+          <w:b w:val="0"/>
+        </w:rPr>
+        <w:t>A passes cases 1,2,3,4. B passes 1,2,5,6. Cases 5 and 6 require refusing unsupported claims.</w:t>
+      </w:r>
+    </w:p>
+    <w:p>
+      <w:pPr>
+        <w:spacing w:line="336" w:lineRule="auto" w:after="180"/>
+      </w:pPr>
+      <w:r>
+        <w:rPr>
+          <w:b w:val="0"/>
+        </w:rPr>
+        <w:t xml:space="preserve">Mandatory selection gate: pass both refusal cases. All cases use fixed sources and one common </w:t>
       </w:r>
       <w:r>
         <w:rPr>
           <w:b/>
         </w:rPr>
-        <w:t>prediction</w:t>
+        <w:t>rubric</w:t>
       </w:r>
       <w:r>
         <w:rPr>
           <w:b w:val="0"/>
         </w:rPr>
-        <w:t>, then explain the deciding step.</w:t>
-      </w:r>
-    </w:p>
-    <w:p>
-      <w:pPr>
-        <w:spacing w:line="336" w:lineRule="auto" w:after="180"/>
-      </w:pPr>
-      <w:r>
-        <w:rPr>
-          <w:b w:val="0"/>
-        </w:rPr>
-        <w:t>These teacher notes contain solutions; do not reveal the independent case answer during modelling.</w:t>
-      </w:r>
-    </w:p>
-    <w:p>
-      <w:pPr>
-        <w:spacing w:line="336" w:lineRule="auto" w:after="180"/>
-      </w:pPr>
-      <w:r>
-        <w:rPr>
-          <w:b w:val="0"/>
-        </w:rPr>
-        <w:t>On six development cases P passes cases 1, 2, 3, 4; Q passes 1, 2, 3, 5, 6. Missing-approval cases are 4 and 6. Compare totals and condition results.</w:t>
-      </w:r>
-    </w:p>
-    <w:p>
-      <w:pPr>
-        <w:spacing w:line="336" w:lineRule="auto" w:after="180"/>
-      </w:pPr>
-      <w:r>
-        <w:rPr>
-          <w:b w:val="0"/>
-        </w:rPr>
-        <w:t>P passes 4/6 and Q 5/6. P passes one of two missing-approval cases, Q also one of two. Q improves the aggregate while leaving this condition unchanged.</w:t>
-      </w:r>
-    </w:p>
-    <w:p>
-      <w:pPr>
-        <w:pStyle w:val="Heading3"/>
-      </w:pPr>
-      <w:r>
-        <w:t>Model the reasoning aloud · 3</w:t>
-      </w:r>
-    </w:p>
-    <w:p>
-      <w:pPr>
-        <w:spacing w:line="336" w:lineRule="auto" w:after="180"/>
-      </w:pPr>
-      <w:r>
-        <w:rPr>
-          <w:b w:val="0"/>
-        </w:rPr>
-        <w:t xml:space="preserve">Compare the intermediate </w:t>
-      </w:r>
-      <w:r>
-        <w:rPr>
-          <w:b/>
-        </w:rPr>
-        <w:t>evidence</w:t>
-      </w:r>
-      <w:r>
-        <w:rPr>
-          <w:b w:val="0"/>
-        </w:rPr>
-        <w:t xml:space="preserve"> with the final statement. Explain why each number or decision follows from the stated </w:t>
-      </w:r>
-      <w:r>
-        <w:rPr>
-          <w:b/>
-        </w:rPr>
-        <w:t>input</w:t>
-      </w:r>
-      <w:r>
-        <w:rPr>
-          <w:b w:val="0"/>
-        </w:rPr>
-        <w:t>s.</w:t>
-      </w:r>
-    </w:p>
-    <w:p>
-      <w:pPr>
-        <w:spacing w:line="336" w:lineRule="auto" w:after="180"/>
-      </w:pPr>
-      <w:r>
-        <w:rPr>
-          <w:b w:val="0"/>
-        </w:rPr>
-        <w:t xml:space="preserve">The conclusion belongs to this scenario and procedure; changing the </w:t>
-      </w:r>
-      <w:r>
-        <w:rPr>
-          <w:b/>
-        </w:rPr>
-        <w:t>input</w:t>
-      </w:r>
-      <w:r>
-        <w:rPr>
-          <w:b w:val="0"/>
-        </w:rPr>
-        <w:t>s, evaluation population or authority can change what it establishes. Retain the raw record so a later revision can be compared honestly.</w:t>
-      </w:r>
-    </w:p>
-    <w:tbl>
-      <w:tblPr>
-        <w:tblStyle w:val="LightShading-Accent1"/>
-        <w:tblW w:type="auto" w:w="0"/>
-        <w:tblLook w:firstColumn="1" w:firstRow="1" w:lastColumn="0" w:lastRow="0" w:noHBand="0" w:noVBand="1" w:val="04A0"/>
-      </w:tblPr>
-      <w:tblGrid>
-        <w:gridCol w:w="5112"/>
-        <w:gridCol w:w="5112"/>
-      </w:tblGrid>
-      <w:tr>
-        <w:trPr>
-          <w:tblHeader/>
-        </w:trPr>
-        <w:tc>
-          <w:tcPr>
-            <w:tcW w:type="dxa" w:w="5112"/>
-          </w:tcPr>
-          <w:p>
-            <w:r>
-              <w:t>Thinking move</w:t>
-            </w:r>
-          </w:p>
-        </w:tc>
-        <w:tc>
-          <w:tcPr>
-            <w:tcW w:type="dxa" w:w="5112"/>
-          </w:tcPr>
-          <w:p>
-            <w:r>
-              <w:t>Teacher prompt</w:t>
-            </w:r>
-          </w:p>
-        </w:tc>
-      </w:tr>
-      <w:tr>
-        <w:tc>
-          <w:tcPr>
-            <w:tcW w:type="dxa" w:w="5112"/>
-          </w:tcPr>
-          <w:p>
-            <w:r>
-              <w:t>Plan</w:t>
-            </w:r>
-          </w:p>
-        </w:tc>
-        <w:tc>
-          <w:tcPr>
-            <w:tcW w:type="dxa" w:w="5112"/>
-          </w:tcPr>
-          <w:p>
-            <w:r>
-              <w:t>What is given? What is the question? Which procedure fits these facts?</w:t>
-            </w:r>
-          </w:p>
-        </w:tc>
-      </w:tr>
-      <w:tr>
-        <w:tc>
-          <w:tcPr>
-            <w:tcW w:type="dxa" w:w="5112"/>
-          </w:tcPr>
-          <w:p>
-            <w:r>
-              <w:t>Do</w:t>
-            </w:r>
-          </w:p>
-        </w:tc>
-        <w:tc>
-          <w:tcPr>
-            <w:tcW w:type="dxa" w:w="5112"/>
-          </w:tcPr>
-          <w:p>
-            <w:r>
-              <w:t>Point to each input and intermediate step in the worked trace. Name the rule that allows the next step.</w:t>
-            </w:r>
-          </w:p>
-        </w:tc>
-      </w:tr>
-      <w:tr>
-        <w:tc>
-          <w:tcPr>
-            <w:tcW w:type="dxa" w:w="5112"/>
-          </w:tcPr>
-          <w:p>
-            <w:r>
-              <w:t>Check</w:t>
-            </w:r>
-          </w:p>
-        </w:tc>
-        <w:tc>
-          <w:tcPr>
-            <w:tcW w:type="dxa" w:w="5112"/>
-          </w:tcPr>
-          <w:p>
-            <w:r>
-              <w:t>Does the output answer the question? Which assumption or limitation prevents a larger claim?</w:t>
-            </w:r>
-          </w:p>
-        </w:tc>
-      </w:tr>
-    </w:tbl>
-    <w:p>
-      <w:pPr>
-        <w:spacing w:line="336" w:lineRule="auto" w:after="180"/>
-      </w:pPr>
-      <w:r>
-        <w:rPr>
-          <w:b w:val="0"/>
-        </w:rPr>
-        <w:t>Use the diagram and verbal explanation together. Ask learners to match a sentence to a specific visual step; do not assign learners fixed visual or auditory learning styles.</w:t>
-      </w:r>
-    </w:p>
-    <w:p>
-      <w:pPr>
-        <w:pStyle w:val="Heading3"/>
-      </w:pPr>
-      <w:r>
-        <w:t>A pictorial worked case: Prompt Evaluation</w:t>
-      </w:r>
-    </w:p>
-    <w:p>
-      <w:pPr>
-        <w:spacing w:line="336" w:lineRule="auto" w:after="180"/>
-      </w:pPr>
-      <w:r>
-        <w:rPr>
-          <w:b w:val="0"/>
-        </w:rPr>
-        <w:t>A fictional Study Buddy compares two prompts across six development questions.</w:t>
-      </w:r>
-    </w:p>
-    <w:p>
-      <w:pPr>
-        <w:pStyle w:val="Heading3"/>
-      </w:pPr>
-      <w:r>
-        <w:t>The facts we will use</w:t>
-      </w:r>
-    </w:p>
-    <w:p>
-      <w:pPr>
-        <w:pStyle w:val="Heading3"/>
-      </w:pPr>
-      <w:r>
-        <w:t>Supplied facts</w:t>
-      </w:r>
-    </w:p>
-    <w:p>
-      <w:pPr>
-        <w:spacing w:line="336" w:lineRule="auto" w:after="180"/>
-        <w:shd w:fill="F1F6FC"/>
-      </w:pPr>
-      <w:r>
-        <w:rPr>
-          <w:b w:val="0"/>
-        </w:rPr>
-        <w:t>A passes cases 1,2,3,4. B passes 1,2,5,6. Cases 5 and 6 require refusing unsupported claims.</w:t>
-      </w:r>
-    </w:p>
-    <w:p>
-      <w:pPr>
-        <w:pStyle w:val="Heading3"/>
-      </w:pPr>
-      <w:r>
-        <w:t>Supplied facts</w:t>
-      </w:r>
-    </w:p>
-    <w:p>
-      <w:pPr>
-        <w:spacing w:line="336" w:lineRule="auto" w:after="180"/>
-        <w:shd w:fill="F1F6FC"/>
-      </w:pPr>
-      <w:r>
-        <w:rPr>
-          <w:b w:val="0"/>
-        </w:rPr>
-        <w:t xml:space="preserve">Mandatory selection gate: pass both refusal cases. All cases use fixed sources and one common </w:t>
-      </w:r>
-      <w:r>
-        <w:rPr>
-          <w:b/>
-        </w:rPr>
-        <w:t>rubric</w:t>
-      </w:r>
-      <w:r>
-        <w:rPr>
-          <w:b w:val="0"/>
-        </w:rPr>
         <w:t>.</w:t>
+      </w:r>
+    </w:p>
+    <w:p>
+      <w:pPr>
+        <w:pStyle w:val="Heading2"/>
+      </w:pPr>
+      <w:r>
+        <w:t>Trace totals, differences and mandatory slice</w:t>
       </w:r>
     </w:p>
     <w:p>
       <w:r>
         <w:drawing>
           <wp:inline xmlns:a="http://schemas.openxmlformats.org/drawingml/2006/main" xmlns:pic="http://schemas.openxmlformats.org/drawingml/2006/picture">
-            <wp:extent cx="5486400" cy="3077029"/>
-            <wp:docPr id="1" name="Picture 1" descr="Same total, different mandatory-case results"/>
+            <wp:extent cx="5486400" cy="4005072"/>
+            <wp:docPr id="1" name="Picture 1" descr="Paired total: A and B both pass 4/6. → Different failures: A alone passes 3,4; B alone passes 5,6. → Mandatory slice: A passes 0/2 refusal cases; B passes 2/2. → Selection: B clears the declared gate, but its failures 3,4 remain visible."/>
             <wp:cNvGraphicFramePr>
               <a:graphicFrameLocks noChangeAspect="1"/>
             </wp:cNvGraphicFramePr>
@@ -1828,7 +1290,7 @@
               <a:graphicData uri="http://schemas.openxmlformats.org/drawingml/2006/picture">
                 <pic:pic>
                   <pic:nvPicPr>
-                    <pic:cNvPr id="0" name="academy-detail-ai-3-9.png"/>
+                    <pic:cNvPr id="0" name="academy-story-ai-3-9-02.png"/>
                     <pic:cNvPicPr/>
                   </pic:nvPicPr>
                   <pic:blipFill>
@@ -1840,43 +1302,7 @@
                   <pic:spPr>
                     <a:xfrm>
                       <a:off x="0" y="0"/>
-                      <a:ext cx="5486400" cy="3077029"/>
-                    </a:xfrm>
-                    <a:prstGeom prst="rect"/>
-                  </pic:spPr>
-                </pic:pic>
-              </a:graphicData>
-            </a:graphic>
-          </wp:inline>
-        </w:drawing>
-      </w:r>
-    </w:p>
-    <w:p>
-      <w:r>
-        <w:drawing>
-          <wp:inline xmlns:a="http://schemas.openxmlformats.org/drawingml/2006/main" xmlns:pic="http://schemas.openxmlformats.org/drawingml/2006/picture">
-            <wp:extent cx="5346057" cy="5943599"/>
-            <wp:docPr id="2" name="Picture 2" descr="Prompt Evaluation. Paired total: A and B both pass 4/6.. Different failures: A alone passes 3,4; B alone passes 5,6.. Mandatory slice: A passes 0/2 refusal cases; B passes 2/2.. Selection: B clears the declared gate, but its failures 3,4 remain visible."/>
-            <wp:cNvGraphicFramePr>
-              <a:graphicFrameLocks noChangeAspect="1"/>
-            </wp:cNvGraphicFramePr>
-            <a:graphic>
-              <a:graphicData uri="http://schemas.openxmlformats.org/drawingml/2006/picture">
-                <pic:pic>
-                  <pic:nvPicPr>
-                    <pic:cNvPr id="0" name="academy-visual-ai-3-9.png"/>
-                    <pic:cNvPicPr/>
-                  </pic:nvPicPr>
-                  <pic:blipFill>
-                    <a:blip r:embed="rId10"/>
-                    <a:stretch>
-                      <a:fillRect/>
-                    </a:stretch>
-                  </pic:blipFill>
-                  <pic:spPr>
-                    <a:xfrm>
-                      <a:off x="0" y="0"/>
-                      <a:ext cx="5346057" cy="5943599"/>
+                      <a:ext cx="5486400" cy="4005072"/>
                     </a:xfrm>
                     <a:prstGeom prst="rect"/>
                   </pic:spPr>
@@ -2026,9 +1452,916 @@
     </w:p>
     <w:p>
       <w:pPr>
+        <w:spacing w:line="336" w:lineRule="auto" w:after="180"/>
+      </w:pPr>
+      <w:r>
+        <w:rPr>
+          <w:b w:val="0"/>
+        </w:rPr>
+        <w:t>Equal totals do not imply equal behavior. The predeclared gate expresses an important requirement instead of choosing a criterion after seeing the result.</w:t>
+      </w:r>
+    </w:p>
+    <w:p>
+      <w:pPr>
+        <w:spacing w:line="336" w:lineRule="auto" w:after="180"/>
+      </w:pPr>
+      <w:r>
+        <w:rPr>
+          <w:b w:val="0"/>
+        </w:rPr>
+        <w:t>Selecting B is justified under that rule, not by claiming it is best on every question. After development, freeze the chosen prompt and test new questions, including both ordinary and unsupported cases.</w:t>
+      </w:r>
+    </w:p>
+    <w:p>
+      <w:pPr>
+        <w:pStyle w:val="Heading2"/>
+      </w:pPr>
+      <w:r>
+        <w:t>Predict removing the gate</w:t>
+      </w:r>
+    </w:p>
+    <w:p>
+      <w:pPr>
+        <w:spacing w:line="336" w:lineRule="auto" w:after="180"/>
+      </w:pPr>
+      <w:r>
+        <w:rPr>
+          <w:b w:val="0"/>
+        </w:rPr>
+        <w:t>Change: Remove the gate and retain total passes as the only criterion.</w:t>
+      </w:r>
+    </w:p>
+    <w:p>
+      <w:pPr>
+        <w:spacing w:line="336" w:lineRule="auto" w:after="180"/>
+      </w:pPr>
+      <w:r>
+        <w:rPr>
+          <w:b/>
+        </w:rPr>
+        <w:t>Prediction</w:t>
+      </w:r>
+      <w:r>
+        <w:rPr>
+          <w:b w:val="0"/>
+        </w:rPr>
+        <w:t xml:space="preserve">: The record is a tie; another predeclared tie policy or further development </w:t>
+      </w:r>
+      <w:r>
+        <w:rPr>
+          <w:b/>
+        </w:rPr>
+        <w:t>evidence</w:t>
+      </w:r>
+      <w:r>
+        <w:rPr>
+          <w:b w:val="0"/>
+        </w:rPr>
+        <w:t xml:space="preserve"> is needed.</w:t>
+      </w:r>
+    </w:p>
+    <w:p>
+      <w:pPr>
+        <w:spacing w:line="336" w:lineRule="auto" w:after="180"/>
+      </w:pPr>
+      <w:r>
+        <w:rPr>
+          <w:b w:val="0"/>
+        </w:rPr>
+        <w:t>Reason: Both prompts have four passes on six questions.</w:t>
+      </w:r>
+    </w:p>
+    <w:p>
+      <w:pPr>
+        <w:pStyle w:val="Heading2"/>
+      </w:pPr>
+      <w:r>
+        <w:t>State small-invented-suite limits</w:t>
+      </w:r>
+    </w:p>
+    <w:p>
+      <w:pPr>
+        <w:spacing w:line="336" w:lineRule="auto" w:after="180"/>
+      </w:pPr>
+      <w:r>
+        <w:rPr>
+          <w:b w:val="0"/>
+        </w:rPr>
+        <w:t>Six invented development outcomes do not measure real model performance or prove a gain in student understanding.</w:t>
+      </w:r>
+    </w:p>
+    <w:p>
+      <w:pPr>
+        <w:spacing w:line="336" w:lineRule="auto" w:after="180"/>
+      </w:pPr>
+      <w:r>
+        <w:rPr>
+          <w:b w:val="0"/>
+        </w:rPr>
+        <w:t xml:space="preserve">Cover the result. Ask learners to name the </w:t>
+      </w:r>
+      <w:r>
+        <w:rPr>
+          <w:b/>
+        </w:rPr>
+        <w:t>input</w:t>
+      </w:r>
+      <w:r>
+        <w:rPr>
+          <w:b w:val="0"/>
+        </w:rPr>
+        <w:t xml:space="preserve">s and predict the next step. Uncover one step, connect the icon to the actual procedure, and explain its </w:t>
+      </w:r>
+      <w:r>
+        <w:rPr>
+          <w:b/>
+        </w:rPr>
+        <w:t>evidence</w:t>
+      </w:r>
+      <w:r>
+        <w:rPr>
+          <w:b w:val="0"/>
+        </w:rPr>
+        <w:t>. Then change the supplied condition and compare.</w:t>
+      </w:r>
+    </w:p>
+    <w:p>
+      <w:pPr>
+        <w:spacing w:line="336" w:lineRule="auto" w:after="180"/>
+      </w:pPr>
+      <w:r>
+        <w:rPr>
+          <w:b w:val="0"/>
+        </w:rPr>
+        <w:t>The picture is a representation; it does not document execution of a real AI model.</w:t>
+      </w:r>
+    </w:p>
+    <w:p>
+      <w:pPr>
+        <w:pStyle w:val="Heading2"/>
+      </w:pPr>
+      <w:r>
+        <w:t>Earlier wording, alternatives and picture transcripts · reference / check after trying</w:t>
+      </w:r>
+    </w:p>
+    <w:p>
+      <w:pPr>
+        <w:spacing w:line="336" w:lineRule="auto" w:after="180"/>
+      </w:pPr>
+      <w:r>
+        <w:rPr>
+          <w:b w:val="0"/>
+        </w:rPr>
+        <w:t>Explain the mechanism</w:t>
+      </w:r>
+    </w:p>
+    <w:p>
+      <w:pPr>
+        <w:spacing w:line="336" w:lineRule="auto" w:after="180"/>
+      </w:pPr>
+      <w:r>
+        <w:rPr>
+          <w:b/>
+        </w:rPr>
+        <w:t>Input</w:t>
+      </w:r>
+      <w:r>
+        <w:rPr>
+          <w:b w:val="0"/>
+        </w:rPr>
+        <w:t xml:space="preserve"> → </w:t>
+      </w:r>
+      <w:r>
+        <w:rPr>
+          <w:b/>
+        </w:rPr>
+        <w:t>Process</w:t>
+      </w:r>
+      <w:r>
+        <w:rPr>
+          <w:b w:val="0"/>
+        </w:rPr>
+        <w:t xml:space="preserve"> → </w:t>
+      </w:r>
+      <w:r>
+        <w:rPr>
+          <w:b/>
+        </w:rPr>
+        <w:t>Output</w:t>
+      </w:r>
+    </w:p>
+    <w:p>
+      <w:pPr>
+        <w:spacing w:line="336" w:lineRule="auto" w:after="180"/>
+      </w:pPr>
+      <w:r>
+        <w:rPr>
+          <w:b w:val="0"/>
+        </w:rPr>
+        <w:t>Trace the information. At each stage, ask what changed and how you could test it.</w:t>
+      </w:r>
+    </w:p>
+    <w:p>
+      <w:pPr>
+        <w:spacing w:line="336" w:lineRule="auto" w:after="180"/>
+      </w:pPr>
+      <w:r>
+        <w:rPr>
+          <w:b w:val="0"/>
+        </w:rPr>
+        <w:t>Which stage could fail even when the other two are correct? Explain:</w:t>
+      </w:r>
+    </w:p>
+    <w:p>
+      <w:pPr>
+        <w:spacing w:line="336" w:lineRule="auto" w:after="180"/>
+      </w:pPr>
+      <w:r>
+        <w:rPr>
+          <w:b w:val="0"/>
+        </w:rPr>
+        <w:t xml:space="preserve">Predict first. Then check each step. A correct answer without visible reasoning is incomplete </w:t>
+      </w:r>
+      <w:r>
+        <w:rPr>
+          <w:b/>
+        </w:rPr>
+        <w:t>evidence</w:t>
+      </w:r>
+      <w:r>
+        <w:rPr>
+          <w:b w:val="0"/>
+        </w:rPr>
+        <w:t>.</w:t>
+      </w:r>
+    </w:p>
+    <w:p>
+      <w:pPr>
+        <w:spacing w:line="336" w:lineRule="auto" w:after="180"/>
+      </w:pPr>
+      <w:r>
+        <w:rPr>
+          <w:b w:val="0"/>
+        </w:rPr>
+        <w:t xml:space="preserve">1. Prompt A </w:t>
+      </w:r>
+      <w:r>
+        <w:rPr>
+          <w:b/>
+        </w:rPr>
+        <w:t>score</w:t>
+      </w:r>
+      <w:r>
+        <w:rPr>
+          <w:b w:val="0"/>
+        </w:rPr>
+        <w:t>s 20/30 across six cases.</w:t>
+      </w:r>
+    </w:p>
+    <w:p>
+      <w:pPr>
+        <w:spacing w:line="336" w:lineRule="auto" w:after="180"/>
+      </w:pPr>
+      <w:r>
+        <w:rPr>
+          <w:b w:val="0"/>
+        </w:rPr>
+        <w:t xml:space="preserve">2. Prompt B </w:t>
+      </w:r>
+      <w:r>
+        <w:rPr>
+          <w:b/>
+        </w:rPr>
+        <w:t>score</w:t>
+      </w:r>
+      <w:r>
+        <w:rPr>
+          <w:b w:val="0"/>
+        </w:rPr>
+        <w:t xml:space="preserve">s 25/30 on the same cases and </w:t>
+      </w:r>
+      <w:r>
+        <w:rPr>
+          <w:b/>
+        </w:rPr>
+        <w:t>rubric</w:t>
+      </w:r>
+      <w:r>
+        <w:rPr>
+          <w:b w:val="0"/>
+        </w:rPr>
+        <w:t>.</w:t>
+      </w:r>
+    </w:p>
+    <w:p>
+      <w:pPr>
+        <w:spacing w:line="336" w:lineRule="auto" w:after="180"/>
+      </w:pPr>
+      <w:r>
+        <w:rPr>
+          <w:b w:val="0"/>
+        </w:rPr>
+        <w:t xml:space="preserve">3. B improves </w:t>
+      </w:r>
+      <w:r>
+        <w:rPr>
+          <w:b/>
+        </w:rPr>
+        <w:t>evidence</w:t>
+      </w:r>
+      <w:r>
+        <w:rPr>
+          <w:b w:val="0"/>
+        </w:rPr>
+        <w:t xml:space="preserve"> but loses one clarity point on long passages.</w:t>
+      </w:r>
+    </w:p>
+    <w:p>
+      <w:pPr>
+        <w:spacing w:line="336" w:lineRule="auto" w:after="180"/>
+      </w:pPr>
+      <w:r>
+        <w:rPr>
+          <w:b w:val="0"/>
+        </w:rPr>
+        <w:t>4. Repeat runs and inspect per-case failures before choosing.</w:t>
+      </w:r>
+    </w:p>
+    <w:p>
+      <w:pPr>
+        <w:spacing w:line="336" w:lineRule="auto" w:after="180"/>
+      </w:pPr>
+      <w:r>
+        <w:rPr>
+          <w:b w:val="0"/>
+        </w:rPr>
+        <w:t>Recalculate, retrace, or restate the reasoning in your own representation:</w:t>
+      </w:r>
+    </w:p>
+    <w:p>
+      <w:pPr>
+        <w:spacing w:line="336" w:lineRule="auto" w:after="180"/>
+      </w:pPr>
+      <w:r>
+        <w:rPr>
+          <w:b w:val="0"/>
+        </w:rPr>
+        <w:t xml:space="preserve">CHECK Did the </w:t>
+      </w:r>
+      <w:r>
+        <w:rPr>
+          <w:b/>
+        </w:rPr>
+        <w:t>evidence</w:t>
+      </w:r>
+      <w:r>
+        <w:rPr>
+          <w:b w:val="0"/>
+        </w:rPr>
+        <w:t xml:space="preserve"> answer the exact question? Did the total, path, or source record stay consistent?</w:t>
+      </w:r>
+    </w:p>
+    <w:p>
+      <w:pPr>
         <w:pStyle w:val="Heading3"/>
       </w:pPr>
       <w:r>
+        <w:t>Concrete teaching case</w:t>
+      </w:r>
+    </w:p>
+    <w:p>
+      <w:pPr>
+        <w:spacing w:line="336" w:lineRule="auto" w:after="180"/>
+      </w:pPr>
+      <w:r>
+        <w:rPr>
+          <w:b w:val="0"/>
+        </w:rPr>
+        <w:t>On five fixed questions, A passes four and B passes three; B looks more attractive.</w:t>
+      </w:r>
+    </w:p>
+    <w:p>
+      <w:pPr>
+        <w:spacing w:line="336" w:lineRule="auto" w:after="180"/>
+      </w:pPr>
+      <w:r>
+        <w:rPr>
+          <w:b w:val="0"/>
+        </w:rPr>
+        <w:t>What conclusion is supported?</w:t>
+      </w:r>
+    </w:p>
+    <w:p>
+      <w:pPr>
+        <w:pStyle w:val="Heading3"/>
+      </w:pPr>
+      <w:r>
+        <w:t>Exact explanation to model</w:t>
+      </w:r>
+    </w:p>
+    <w:p>
+      <w:pPr>
+        <w:spacing w:line="336" w:lineRule="auto" w:after="180"/>
+      </w:pPr>
+      <w:r>
+        <w:rPr>
+          <w:b w:val="0"/>
+        </w:rPr>
+        <w:t>A has 4/5 versus B's 3/5 on this set. Appearance is separate. Broaden cases and repeat stochastic trials before generalising.</w:t>
+      </w:r>
+    </w:p>
+    <w:p>
+      <w:pPr>
+        <w:pStyle w:val="Heading3"/>
+      </w:pPr>
+      <w:r>
+        <w:t>Explain the added worked example</w:t>
+      </w:r>
+    </w:p>
+    <w:p>
+      <w:pPr>
+        <w:spacing w:line="336" w:lineRule="auto" w:after="180"/>
+      </w:pPr>
+      <w:r>
+        <w:rPr>
+          <w:b w:val="0"/>
+        </w:rPr>
+        <w:t>Begin by writing the question the procedure is intended to answer. Identify the information already supplied, the information it will produce and the information still missing.</w:t>
+      </w:r>
+    </w:p>
+    <w:p>
+      <w:pPr>
+        <w:spacing w:line="336" w:lineRule="auto" w:after="180"/>
+      </w:pPr>
+      <w:r>
+        <w:rPr>
+          <w:b w:val="0"/>
+        </w:rPr>
+        <w:t>These are constructed classroom examples; they do not require live accounts, private records or an external service. Do not treat a plausible explanation as a measured outcome.</w:t>
+      </w:r>
+    </w:p>
+    <w:p>
+      <w:pPr>
+        <w:spacing w:line="336" w:lineRule="auto" w:after="180"/>
+      </w:pPr>
+      <w:r>
+        <w:rPr>
+          <w:b w:val="0"/>
+        </w:rPr>
+        <w:t xml:space="preserve">Before applying the procedure, write its units, denominator or decision boundary where relevant. A partner should be able to repeat each step using the same </w:t>
+      </w:r>
+      <w:r>
+        <w:rPr>
+          <w:b/>
+        </w:rPr>
+        <w:t>input</w:t>
+      </w:r>
+      <w:r>
+        <w:rPr>
+          <w:b w:val="0"/>
+        </w:rPr>
+        <w:t>s.</w:t>
+      </w:r>
+    </w:p>
+    <w:p>
+      <w:pPr>
+        <w:spacing w:line="336" w:lineRule="auto" w:after="180"/>
+      </w:pPr>
+      <w:r>
+        <w:rPr>
+          <w:b w:val="0"/>
+        </w:rPr>
+        <w:t xml:space="preserve">If a required </w:t>
+      </w:r>
+      <w:r>
+        <w:rPr>
+          <w:b/>
+        </w:rPr>
+        <w:t>input</w:t>
+      </w:r>
+      <w:r>
+        <w:rPr>
+          <w:b w:val="0"/>
+        </w:rPr>
+        <w:t xml:space="preserve"> is absent or violates the stated contract, record that condition explicitly instead of quietly replacing it with a convenient value.</w:t>
+      </w:r>
+    </w:p>
+    <w:p>
+      <w:pPr>
+        <w:pStyle w:val="Heading3"/>
+      </w:pPr>
+      <w:r>
+        <w:t>Key terms</w:t>
+      </w:r>
+    </w:p>
+    <w:tbl>
+      <w:tblPr>
+        <w:tblStyle w:val="LightShading-Accent1"/>
+        <w:tblW w:type="auto" w:w="0"/>
+        <w:tblLook w:firstColumn="1" w:firstRow="1" w:lastColumn="0" w:lastRow="0" w:noHBand="0" w:noVBand="1" w:val="04A0"/>
+      </w:tblPr>
+      <w:tblGrid>
+        <w:gridCol w:w="5112"/>
+        <w:gridCol w:w="5112"/>
+      </w:tblGrid>
+      <w:tr>
+        <w:trPr>
+          <w:tblHeader/>
+        </w:trPr>
+        <w:tc>
+          <w:tcPr>
+            <w:tcW w:type="dxa" w:w="5112"/>
+          </w:tcPr>
+          <w:p>
+            <w:r>
+              <w:t>Term</w:t>
+            </w:r>
+          </w:p>
+        </w:tc>
+        <w:tc>
+          <w:tcPr>
+            <w:tcW w:type="dxa" w:w="5112"/>
+          </w:tcPr>
+          <w:p>
+            <w:r>
+              <w:t>Meaning</w:t>
+            </w:r>
+          </w:p>
+        </w:tc>
+      </w:tr>
+      <w:tr>
+        <w:tc>
+          <w:tcPr>
+            <w:tcW w:type="dxa" w:w="5112"/>
+          </w:tcPr>
+          <w:p>
+            <w:r>
+              <w:t>Paired case</w:t>
+            </w:r>
+          </w:p>
+        </w:tc>
+        <w:tc>
+          <w:tcPr>
+            <w:tcW w:type="dxa" w:w="5112"/>
+          </w:tcPr>
+          <w:p>
+            <w:r>
+              <w:t>The same case evaluated under each compared procedure</w:t>
+            </w:r>
+          </w:p>
+        </w:tc>
+      </w:tr>
+      <w:tr>
+        <w:tc>
+          <w:tcPr>
+            <w:tcW w:type="dxa" w:w="5112"/>
+          </w:tcPr>
+          <w:p>
+            <w:r>
+              <w:t>Rubric</w:t>
+            </w:r>
+          </w:p>
+        </w:tc>
+        <w:tc>
+          <w:tcPr>
+            <w:tcW w:type="dxa" w:w="5112"/>
+          </w:tcPr>
+          <w:p>
+            <w:r>
+              <w:t>Prespecified criteria for judging an output</w:t>
+            </w:r>
+          </w:p>
+        </w:tc>
+      </w:tr>
+      <w:tr>
+        <w:tc>
+          <w:tcPr>
+            <w:tcW w:type="dxa" w:w="5112"/>
+          </w:tcPr>
+          <w:p>
+            <w:r>
+              <w:t>Regression</w:t>
+            </w:r>
+          </w:p>
+        </w:tc>
+        <w:tc>
+          <w:tcPr>
+            <w:tcW w:type="dxa" w:w="5112"/>
+          </w:tcPr>
+          <w:p>
+            <w:r>
+              <w:t>A previously passing condition that fails after a change</w:t>
+            </w:r>
+          </w:p>
+        </w:tc>
+      </w:tr>
+    </w:tbl>
+    <w:p>
+      <w:pPr>
+        <w:pStyle w:val="Heading3"/>
+      </w:pPr>
+      <w:r>
+        <w:t>Model the reasoning aloud</w:t>
+      </w:r>
+    </w:p>
+    <w:p>
+      <w:pPr>
+        <w:spacing w:line="336" w:lineRule="auto" w:after="180"/>
+      </w:pPr>
+      <w:r>
+        <w:rPr>
+          <w:b w:val="0"/>
+        </w:rPr>
+        <w:t xml:space="preserve">Use the complete worked example below before asking learners to complete W2. Reveal a small part, invite a </w:t>
+      </w:r>
+      <w:r>
+        <w:rPr>
+          <w:b/>
+        </w:rPr>
+        <w:t>prediction</w:t>
+      </w:r>
+      <w:r>
+        <w:rPr>
+          <w:b w:val="0"/>
+        </w:rPr>
+        <w:t>, then explain the deciding step.</w:t>
+      </w:r>
+    </w:p>
+    <w:p>
+      <w:pPr>
+        <w:spacing w:line="336" w:lineRule="auto" w:after="180"/>
+      </w:pPr>
+      <w:r>
+        <w:rPr>
+          <w:b w:val="0"/>
+        </w:rPr>
+        <w:t>These teacher notes contain solutions; do not reveal the independent case answer during modelling.</w:t>
+      </w:r>
+    </w:p>
+    <w:p>
+      <w:pPr>
+        <w:spacing w:line="336" w:lineRule="auto" w:after="180"/>
+      </w:pPr>
+      <w:r>
+        <w:rPr>
+          <w:b w:val="0"/>
+        </w:rPr>
+        <w:t xml:space="preserve">Compare the intermediate </w:t>
+      </w:r>
+      <w:r>
+        <w:rPr>
+          <w:b/>
+        </w:rPr>
+        <w:t>evidence</w:t>
+      </w:r>
+      <w:r>
+        <w:rPr>
+          <w:b w:val="0"/>
+        </w:rPr>
+        <w:t xml:space="preserve"> with the final statement. Explain why each number or decision follows from the stated </w:t>
+      </w:r>
+      <w:r>
+        <w:rPr>
+          <w:b/>
+        </w:rPr>
+        <w:t>input</w:t>
+      </w:r>
+      <w:r>
+        <w:rPr>
+          <w:b w:val="0"/>
+        </w:rPr>
+        <w:t>s.</w:t>
+      </w:r>
+    </w:p>
+    <w:p>
+      <w:pPr>
+        <w:spacing w:line="336" w:lineRule="auto" w:after="180"/>
+      </w:pPr>
+      <w:r>
+        <w:rPr>
+          <w:b w:val="0"/>
+        </w:rPr>
+        <w:t xml:space="preserve">The conclusion belongs to this scenario and procedure; changing the </w:t>
+      </w:r>
+      <w:r>
+        <w:rPr>
+          <w:b/>
+        </w:rPr>
+        <w:t>input</w:t>
+      </w:r>
+      <w:r>
+        <w:rPr>
+          <w:b w:val="0"/>
+        </w:rPr>
+        <w:t>s, evaluation population or authority can change what it establishes. Retain the raw record so a later revision can be compared honestly.</w:t>
+      </w:r>
+    </w:p>
+    <w:tbl>
+      <w:tblPr>
+        <w:tblStyle w:val="LightShading-Accent1"/>
+        <w:tblW w:type="auto" w:w="0"/>
+        <w:tblLook w:firstColumn="1" w:firstRow="1" w:lastColumn="0" w:lastRow="0" w:noHBand="0" w:noVBand="1" w:val="04A0"/>
+      </w:tblPr>
+      <w:tblGrid>
+        <w:gridCol w:w="5112"/>
+        <w:gridCol w:w="5112"/>
+      </w:tblGrid>
+      <w:tr>
+        <w:trPr>
+          <w:tblHeader/>
+        </w:trPr>
+        <w:tc>
+          <w:tcPr>
+            <w:tcW w:type="dxa" w:w="5112"/>
+          </w:tcPr>
+          <w:p>
+            <w:r>
+              <w:t>Thinking move</w:t>
+            </w:r>
+          </w:p>
+        </w:tc>
+        <w:tc>
+          <w:tcPr>
+            <w:tcW w:type="dxa" w:w="5112"/>
+          </w:tcPr>
+          <w:p>
+            <w:r>
+              <w:t>Teacher prompt</w:t>
+            </w:r>
+          </w:p>
+        </w:tc>
+      </w:tr>
+      <w:tr>
+        <w:tc>
+          <w:tcPr>
+            <w:tcW w:type="dxa" w:w="5112"/>
+          </w:tcPr>
+          <w:p>
+            <w:r>
+              <w:t>Plan</w:t>
+            </w:r>
+          </w:p>
+        </w:tc>
+        <w:tc>
+          <w:tcPr>
+            <w:tcW w:type="dxa" w:w="5112"/>
+          </w:tcPr>
+          <w:p>
+            <w:r>
+              <w:t>What is given? What is the question? Which procedure fits these facts?</w:t>
+            </w:r>
+          </w:p>
+        </w:tc>
+      </w:tr>
+      <w:tr>
+        <w:tc>
+          <w:tcPr>
+            <w:tcW w:type="dxa" w:w="5112"/>
+          </w:tcPr>
+          <w:p>
+            <w:r>
+              <w:t>Do</w:t>
+            </w:r>
+          </w:p>
+        </w:tc>
+        <w:tc>
+          <w:tcPr>
+            <w:tcW w:type="dxa" w:w="5112"/>
+          </w:tcPr>
+          <w:p>
+            <w:r>
+              <w:t>Point to each input and intermediate step in the worked trace. Name the rule that allows the next step.</w:t>
+            </w:r>
+          </w:p>
+        </w:tc>
+      </w:tr>
+      <w:tr>
+        <w:tc>
+          <w:tcPr>
+            <w:tcW w:type="dxa" w:w="5112"/>
+          </w:tcPr>
+          <w:p>
+            <w:r>
+              <w:t>Check</w:t>
+            </w:r>
+          </w:p>
+        </w:tc>
+        <w:tc>
+          <w:tcPr>
+            <w:tcW w:type="dxa" w:w="5112"/>
+          </w:tcPr>
+          <w:p>
+            <w:r>
+              <w:t>Does the output answer the question? Which assumption or limitation prevents a larger claim?</w:t>
+            </w:r>
+          </w:p>
+        </w:tc>
+      </w:tr>
+    </w:tbl>
+    <w:p>
+      <w:pPr>
+        <w:spacing w:line="336" w:lineRule="auto" w:after="180"/>
+      </w:pPr>
+      <w:r>
+        <w:rPr>
+          <w:b w:val="0"/>
+        </w:rPr>
+        <w:t>Use the diagram and verbal explanation together. Ask learners to match a sentence to a specific visual step; do not assign learners fixed visual or auditory learning styles.</w:t>
+      </w:r>
+    </w:p>
+    <w:p>
+      <w:pPr>
+        <w:pStyle w:val="Heading3"/>
+      </w:pPr>
+      <w:r>
+        <w:t>A pictorial worked case: Prompt Evaluation</w:t>
+      </w:r>
+    </w:p>
+    <w:p>
+      <w:pPr>
+        <w:pStyle w:val="Heading3"/>
+      </w:pPr>
+      <w:r>
+        <w:t>The facts we will use</w:t>
+      </w:r>
+    </w:p>
+    <w:p>
+      <w:r>
+        <w:drawing>
+          <wp:inline xmlns:a="http://schemas.openxmlformats.org/drawingml/2006/main" xmlns:pic="http://schemas.openxmlformats.org/drawingml/2006/picture">
+            <wp:extent cx="5486400" cy="3077029"/>
+            <wp:docPr id="2" name="Picture 2" descr="Same total, different mandatory-case results"/>
+            <wp:cNvGraphicFramePr>
+              <a:graphicFrameLocks noChangeAspect="1"/>
+            </wp:cNvGraphicFramePr>
+            <a:graphic>
+              <a:graphicData uri="http://schemas.openxmlformats.org/drawingml/2006/picture">
+                <pic:pic>
+                  <pic:nvPicPr>
+                    <pic:cNvPr id="0" name="academy-detail-ai-3-9.png"/>
+                    <pic:cNvPicPr/>
+                  </pic:nvPicPr>
+                  <pic:blipFill>
+                    <a:blip r:embed="rId10"/>
+                    <a:stretch>
+                      <a:fillRect/>
+                    </a:stretch>
+                  </pic:blipFill>
+                  <pic:spPr>
+                    <a:xfrm>
+                      <a:off x="0" y="0"/>
+                      <a:ext cx="5486400" cy="3077029"/>
+                    </a:xfrm>
+                    <a:prstGeom prst="rect"/>
+                  </pic:spPr>
+                </pic:pic>
+              </a:graphicData>
+            </a:graphic>
+          </wp:inline>
+        </w:drawing>
+      </w:r>
+    </w:p>
+    <w:p>
+      <w:r>
+        <w:drawing>
+          <wp:inline xmlns:a="http://schemas.openxmlformats.org/drawingml/2006/main" xmlns:pic="http://schemas.openxmlformats.org/drawingml/2006/picture">
+            <wp:extent cx="5346057" cy="5943599"/>
+            <wp:docPr id="3" name="Picture 3" descr="Prompt Evaluation. Paired total: A and B both pass 4/6.. Different failures: A alone passes 3,4; B alone passes 5,6.. Mandatory slice: A passes 0/2 refusal cases; B passes 2/2.. Selection: B clears the declared gate, but its failures 3,4 remain visible."/>
+            <wp:cNvGraphicFramePr>
+              <a:graphicFrameLocks noChangeAspect="1"/>
+            </wp:cNvGraphicFramePr>
+            <a:graphic>
+              <a:graphicData uri="http://schemas.openxmlformats.org/drawingml/2006/picture">
+                <pic:pic>
+                  <pic:nvPicPr>
+                    <pic:cNvPr id="0" name="academy-visual-ai-3-9.png"/>
+                    <pic:cNvPicPr/>
+                  </pic:nvPicPr>
+                  <pic:blipFill>
+                    <a:blip r:embed="rId11"/>
+                    <a:stretch>
+                      <a:fillRect/>
+                    </a:stretch>
+                  </pic:blipFill>
+                  <pic:spPr>
+                    <a:xfrm>
+                      <a:off x="0" y="0"/>
+                      <a:ext cx="5346057" cy="5943599"/>
+                    </a:xfrm>
+                    <a:prstGeom prst="rect"/>
+                  </pic:spPr>
+                </pic:pic>
+              </a:graphicData>
+            </a:graphic>
+          </wp:inline>
+        </w:drawing>
+      </w:r>
+    </w:p>
+    <w:p>
+      <w:pPr>
+        <w:pStyle w:val="Heading3"/>
+      </w:pPr>
+      <w:r>
         <w:t>Why this result follows</w:t>
       </w:r>
     </w:p>
@@ -2037,31 +2370,321 @@
         <w:pStyle w:val="Heading3"/>
       </w:pPr>
       <w:r>
-        <w:t>Why the result follows</w:t>
+        <w:t>What this example does not establish</w:t>
+      </w:r>
+    </w:p>
+    <w:p>
+      <w:pPr>
+        <w:pStyle w:val="Heading3"/>
+      </w:pPr>
+      <w:r>
+        <w:t>Change one thing in the pictured case</w:t>
+      </w:r>
+    </w:p>
+    <w:p>
+      <w:pPr>
+        <w:pStyle w:val="Heading3"/>
+      </w:pPr>
+      <w:r>
+        <w:t>Ask while showing the picture</w:t>
+      </w:r>
+    </w:p>
+    <w:p>
+      <w:pPr>
+        <w:pStyle w:val="Heading1"/>
+      </w:pPr>
+      <w:r>
+        <w:t>03. Guide the explanation, then remove help</w:t>
+      </w:r>
+    </w:p>
+    <w:p>
+      <w:r>
+        <w:t>Collect each learner’s reasoning before showing feedback.</w:t>
+      </w:r>
+    </w:p>
+    <w:p>
+      <w:pPr>
+        <w:pStyle w:val="Heading2"/>
+      </w:pPr>
+      <w:r>
+        <w:t>Main completion prompt</w:t>
       </w:r>
     </w:p>
     <w:p>
       <w:pPr>
         <w:spacing w:line="336" w:lineRule="auto" w:after="180"/>
-        <w:shd w:fill="F1F6FC"/>
       </w:pPr>
       <w:r>
         <w:rPr>
           <w:b w:val="0"/>
         </w:rPr>
-        <w:t>Equal totals do not imply equal behavior. The predeclared gate expresses an important requirement instead of choosing a criterion after seeing the result.</w:t>
+        <w:t>Completion task: On six development cases P passes cases 1, 2, 3, 4; Q passes 1, 2, 3, 5, 6. Missing-approval cases are 4 and 6. Compare totals and condition results.</w:t>
       </w:r>
     </w:p>
     <w:p>
       <w:pPr>
         <w:spacing w:line="336" w:lineRule="auto" w:after="180"/>
-        <w:shd w:fill="F1F6FC"/>
       </w:pPr>
       <w:r>
         <w:rPr>
           <w:b w:val="0"/>
         </w:rPr>
-        <w:t>Selecting B is justified under that rule, not by claiming it is best on every question. After development, freeze the chosen prompt and test new questions, including both ordinary and unsupported cases.</w:t>
+        <w:t>Show the intermediate steps and give the conclusion with its scope.</w:t>
+      </w:r>
+    </w:p>
+    <w:p>
+      <w:pPr>
+        <w:pStyle w:val="Heading2"/>
+      </w:pPr>
+      <w:r>
+        <w:t>Expected reasoning and fading help</w:t>
+      </w:r>
+    </w:p>
+    <w:p>
+      <w:pPr>
+        <w:spacing w:line="336" w:lineRule="auto" w:after="180"/>
+      </w:pPr>
+      <w:r>
+        <w:rPr>
+          <w:b w:val="0"/>
+        </w:rPr>
+        <w:t>Teacher check: Teacher explanation: P passes 4/6 and Q 5/6. P passes one of two missing-approval cases, Q also one of two. Q improves the aggregate while leaving this condition unchanged.</w:t>
+      </w:r>
+    </w:p>
+    <w:p>
+      <w:pPr>
+        <w:spacing w:line="336" w:lineRule="auto" w:after="180"/>
+      </w:pPr>
+      <w:r>
+        <w:rPr>
+          <w:b w:val="0"/>
+        </w:rPr>
+        <w:t xml:space="preserve">Start by identifying the given </w:t>
+      </w:r>
+      <w:r>
+        <w:rPr>
+          <w:b/>
+        </w:rPr>
+        <w:t>input</w:t>
+      </w:r>
+      <w:r>
+        <w:rPr>
+          <w:b w:val="0"/>
+        </w:rPr>
+        <w:t>s together. Leave the intermediate steps blank. If needed, model one step, then withdraw that help on the next step. Move to a full trace only when the partial trace is understood.</w:t>
+      </w:r>
+    </w:p>
+    <w:p>
+      <w:pPr>
+        <w:spacing w:line="336" w:lineRule="auto" w:after="180"/>
+      </w:pPr>
+      <w:r>
+        <w:rPr>
+          <w:b w:val="0"/>
+        </w:rPr>
+        <w:t>For partners, alternate explainer and checker; collect a response from every learner before discussion.</w:t>
+      </w:r>
+    </w:p>
+    <w:p>
+      <w:pPr>
+        <w:pStyle w:val="Heading2"/>
+      </w:pPr>
+      <w:r>
+        <w:t>Individual misconception check</w:t>
+      </w:r>
+    </w:p>
+    <w:p>
+      <w:pPr>
+        <w:spacing w:line="336" w:lineRule="auto" w:after="180"/>
+      </w:pPr>
+      <w:r>
+        <w:rPr>
+          <w:b w:val="0"/>
+        </w:rPr>
+        <w:t>Use the worked case for Controlled prompt experiments. Proposed explanation: “The worked result establishes every future case”. Decide whether this explanation is supported.</w:t>
+      </w:r>
+    </w:p>
+    <w:p>
+      <w:pPr>
+        <w:spacing w:line="336" w:lineRule="auto" w:after="180"/>
+      </w:pPr>
+      <w:r>
+        <w:rPr>
+          <w:b w:val="0"/>
+        </w:rPr>
+        <w:t>Point to the step or supplied fact that decides; explain your repair if needed.</w:t>
+      </w:r>
+    </w:p>
+    <w:p>
+      <w:pPr>
+        <w:spacing w:line="336" w:lineRule="auto" w:after="180"/>
+      </w:pPr>
+      <w:r>
+        <w:rPr>
+          <w:b w:val="0"/>
+        </w:rPr>
+        <w:t>Expected correction: Prompt selection on development cases cannot be reported as independent final performance.</w:t>
+      </w:r>
+    </w:p>
+    <w:p>
+      <w:pPr>
+        <w:spacing w:line="336" w:lineRule="auto" w:after="180"/>
+      </w:pPr>
+      <w:r>
+        <w:rPr>
+          <w:b w:val="0"/>
+        </w:rPr>
+        <w:t>Collect explanations, not only yes/no votes. If a misunderstanding is common, re-model the relevant step for the class.</w:t>
+      </w:r>
+    </w:p>
+    <w:p>
+      <w:pPr>
+        <w:spacing w:line="336" w:lineRule="auto" w:after="180"/>
+      </w:pPr>
+      <w:r>
+        <w:rPr>
+          <w:b w:val="0"/>
+        </w:rPr>
+        <w:t>If it affects a few learners, give a short targeted group explanation while others solve a more demanding variation.</w:t>
+      </w:r>
+    </w:p>
+    <w:p>
+      <w:pPr>
+        <w:pStyle w:val="Heading2"/>
+      </w:pPr>
+      <w:r>
+        <w:t>Pictorial question and changed-case reasoning</w:t>
+      </w:r>
+    </w:p>
+    <w:p>
+      <w:pPr>
+        <w:spacing w:line="336" w:lineRule="auto" w:after="180"/>
+      </w:pPr>
+      <w:r>
+        <w:rPr>
+          <w:b w:val="0"/>
+        </w:rPr>
+        <w:t>Why is B’s selection defensible here without calling it universally superior?</w:t>
+      </w:r>
+    </w:p>
+    <w:p>
+      <w:pPr>
+        <w:spacing w:line="336" w:lineRule="auto" w:after="180"/>
+      </w:pPr>
+      <w:r>
+        <w:rPr>
+          <w:b w:val="0"/>
+        </w:rPr>
+        <w:t>It alone passes both mandatory refusal cases. A is better on cases 3 and 4, which must still be reported.</w:t>
+      </w:r>
+    </w:p>
+    <w:p>
+      <w:pPr>
+        <w:spacing w:line="336" w:lineRule="auto" w:after="180"/>
+      </w:pPr>
+      <w:r>
+        <w:rPr>
+          <w:b w:val="0"/>
+        </w:rPr>
+        <w:t xml:space="preserve">Changed-case reasoning: The record is a tie; another predeclared tie policy or further development </w:t>
+      </w:r>
+      <w:r>
+        <w:rPr>
+          <w:b/>
+        </w:rPr>
+        <w:t>evidence</w:t>
+      </w:r>
+      <w:r>
+        <w:rPr>
+          <w:b w:val="0"/>
+        </w:rPr>
+        <w:t xml:space="preserve"> is needed. Both prompts have four passes on six questions.</w:t>
+      </w:r>
+    </w:p>
+    <w:p>
+      <w:pPr>
+        <w:spacing w:line="336" w:lineRule="auto" w:after="180"/>
+      </w:pPr>
+      <w:r>
+        <w:rPr>
+          <w:b w:val="0"/>
+        </w:rPr>
+        <w:t xml:space="preserve">Collect each learner’s explanation before discussion. Use the first missing connection between </w:t>
+      </w:r>
+      <w:r>
+        <w:rPr>
+          <w:b/>
+        </w:rPr>
+        <w:t>input</w:t>
+      </w:r>
+      <w:r>
+        <w:rPr>
+          <w:b w:val="0"/>
+        </w:rPr>
+        <w:t xml:space="preserve">, deciding step and result to choose support. This question is worked-case practice, not fresh mastery </w:t>
+      </w:r>
+      <w:r>
+        <w:rPr>
+          <w:b/>
+        </w:rPr>
+        <w:t>evidence</w:t>
+      </w:r>
+      <w:r>
+        <w:rPr>
+          <w:b w:val="0"/>
+        </w:rPr>
+        <w:t>.</w:t>
+      </w:r>
+    </w:p>
+    <w:p>
+      <w:pPr>
+        <w:pStyle w:val="Heading2"/>
+      </w:pPr>
+      <w:r>
+        <w:t>Keep each learner explaining</w:t>
+      </w:r>
+    </w:p>
+    <w:p>
+      <w:pPr>
+        <w:pStyle w:val="ListBullet"/>
+      </w:pPr>
+      <w:r>
+        <w:t>Ask: Which facts are given, and which would we have to assume? Learners mark relevant details before discussing answers.</w:t>
+      </w:r>
+    </w:p>
+    <w:p>
+      <w:pPr>
+        <w:pStyle w:val="ListBullet"/>
+      </w:pPr>
+      <w:r>
+        <w:t>Say: Predict first. Show the rule, information path or calculation that would produce the result. A correct guess is not yet an explanation.</w:t>
+      </w:r>
+    </w:p>
+    <w:p>
+      <w:pPr>
+        <w:pStyle w:val="ListBullet"/>
+      </w:pPr>
+      <w:r>
+        <w:t>In pairs, one learner solves while the other checks evidence; exchange roles. Remove the worked answer before independent assessment.</w:t>
+      </w:r>
+    </w:p>
+    <w:p>
+      <w:pPr>
+        <w:pStyle w:val="Heading2"/>
+      </w:pPr>
+      <w:r>
+        <w:t>Earlier wording, alternatives and picture transcripts · reference / check after trying</w:t>
+      </w:r>
+    </w:p>
+    <w:p>
+      <w:pPr>
+        <w:spacing w:line="336" w:lineRule="auto" w:after="180"/>
+      </w:pPr>
+      <w:r>
+        <w:rPr>
+          <w:b w:val="0"/>
+        </w:rPr>
+        <w:t>Demonstrate and guide practice</w:t>
       </w:r>
     </w:p>
     <w:p>
@@ -2069,7 +2692,63 @@
         <w:pStyle w:val="Heading3"/>
       </w:pPr>
       <w:r>
-        <w:t>What this example does not establish</w:t>
+        <w:t>Board sequence</w:t>
+      </w:r>
+    </w:p>
+    <w:p>
+      <w:pPr>
+        <w:spacing w:line="336" w:lineRule="auto" w:after="180"/>
+      </w:pPr>
+      <w:r>
+        <w:rPr>
+          <w:b w:val="0"/>
+        </w:rPr>
+        <w:t>Write the given facts: On five fixed questions, A passes four and B passes three; B looks more attractive.</w:t>
+      </w:r>
+    </w:p>
+    <w:p>
+      <w:pPr>
+        <w:spacing w:line="336" w:lineRule="auto" w:after="180"/>
+      </w:pPr>
+      <w:r>
+        <w:rPr>
+          <w:b w:val="0"/>
+        </w:rPr>
+        <w:t>Write the question to explain: What conclusion is supported?</w:t>
+      </w:r>
+    </w:p>
+    <w:p>
+      <w:pPr>
+        <w:spacing w:line="336" w:lineRule="auto" w:after="180"/>
+      </w:pPr>
+      <w:r>
+        <w:rPr>
+          <w:b w:val="0"/>
+        </w:rPr>
+        <w:t xml:space="preserve">Reveal after </w:t>
+      </w:r>
+      <w:r>
+        <w:rPr>
+          <w:b/>
+        </w:rPr>
+        <w:t>prediction</w:t>
+      </w:r>
+      <w:r>
+        <w:rPr>
+          <w:b w:val="0"/>
+        </w:rPr>
+        <w:t>s: A has 4/5 versus B's 3/5 on this set. Appearance is separate. Broaden cases and repeat stochastic trials before generalising.</w:t>
+      </w:r>
+    </w:p>
+    <w:p>
+      <w:pPr>
+        <w:spacing w:line="336" w:lineRule="auto" w:after="180"/>
+      </w:pPr>
+      <w:r>
+        <w:rPr>
+          <w:b w:val="0"/>
+        </w:rPr>
+        <w:t>Use the earlier changed question as optional later practice. Reserve Compare new paired flags independently for the first independent attempt before hints or feedback.</w:t>
       </w:r>
     </w:p>
     <w:p>
@@ -2077,362 +2756,18 @@
         <w:pStyle w:val="Heading3"/>
       </w:pPr>
       <w:r>
-        <w:t>Keep the stated limit</w:t>
+        <w:t>Classroom dialogue</w:t>
       </w:r>
     </w:p>
     <w:p>
       <w:pPr>
         <w:spacing w:line="336" w:lineRule="auto" w:after="180"/>
-        <w:shd w:fill="FFF5E6"/>
       </w:pPr>
       <w:r>
         <w:rPr>
           <w:b w:val="0"/>
         </w:rPr>
-        <w:t>Six invented development outcomes do not measure real model performance or prove a gain in student understanding.</w:t>
-      </w:r>
-    </w:p>
-    <w:p>
-      <w:pPr>
-        <w:pStyle w:val="Heading3"/>
-      </w:pPr>
-      <w:r>
-        <w:t>Change one thing in the pictured case</w:t>
-      </w:r>
-    </w:p>
-    <w:p>
-      <w:pPr>
-        <w:pStyle w:val="Heading3"/>
-      </w:pPr>
-      <w:r>
-        <w:t>Change one thing</w:t>
-      </w:r>
-    </w:p>
-    <w:p>
-      <w:pPr>
-        <w:spacing w:line="336" w:lineRule="auto" w:after="180"/>
-        <w:shd w:fill="F5F1FB"/>
-      </w:pPr>
-      <w:r>
-        <w:rPr>
-          <w:b w:val="0"/>
-        </w:rPr>
-        <w:t>Change: Remove the gate and retain total passes as the only criterion.</w:t>
-      </w:r>
-    </w:p>
-    <w:p>
-      <w:pPr>
-        <w:pStyle w:val="Heading3"/>
-      </w:pPr>
-      <w:r>
-        <w:t>Predicted result</w:t>
-      </w:r>
-    </w:p>
-    <w:p>
-      <w:pPr>
-        <w:spacing w:line="336" w:lineRule="auto" w:after="180"/>
-        <w:shd w:fill="F1F6FC"/>
-      </w:pPr>
-      <w:r>
-        <w:rPr>
-          <w:b/>
-        </w:rPr>
-        <w:t>Prediction</w:t>
-      </w:r>
-      <w:r>
-        <w:rPr>
-          <w:b w:val="0"/>
-        </w:rPr>
-        <w:t xml:space="preserve">: The record is a tie; another predeclared tie policy or further development </w:t>
-      </w:r>
-      <w:r>
-        <w:rPr>
-          <w:b/>
-        </w:rPr>
-        <w:t>evidence</w:t>
-      </w:r>
-      <w:r>
-        <w:rPr>
-          <w:b w:val="0"/>
-        </w:rPr>
-        <w:t xml:space="preserve"> is needed.</w:t>
-      </w:r>
-    </w:p>
-    <w:p>
-      <w:pPr>
-        <w:pStyle w:val="Heading3"/>
-      </w:pPr>
-      <w:r>
-        <w:t>Why the result follows</w:t>
-      </w:r>
-    </w:p>
-    <w:p>
-      <w:pPr>
-        <w:spacing w:line="336" w:lineRule="auto" w:after="180"/>
-        <w:shd w:fill="F1F6FC"/>
-      </w:pPr>
-      <w:r>
-        <w:rPr>
-          <w:b w:val="0"/>
-        </w:rPr>
-        <w:t>Reason: Both prompts have four passes on six questions.</w:t>
-      </w:r>
-    </w:p>
-    <w:p>
-      <w:pPr>
-        <w:pStyle w:val="Heading3"/>
-      </w:pPr>
-      <w:r>
-        <w:t>Ask while showing the picture</w:t>
-      </w:r>
-    </w:p>
-    <w:p>
-      <w:pPr>
-        <w:pStyle w:val="Heading3"/>
-      </w:pPr>
-      <w:r>
-        <w:t>Ask while showing the picture · 4</w:t>
-      </w:r>
-    </w:p>
-    <w:p>
-      <w:pPr>
-        <w:spacing w:line="336" w:lineRule="auto" w:after="180"/>
-      </w:pPr>
-      <w:r>
-        <w:rPr>
-          <w:b w:val="0"/>
-        </w:rPr>
-        <w:t xml:space="preserve">Cover the result. Ask learners to name the </w:t>
-      </w:r>
-      <w:r>
-        <w:rPr>
-          <w:b/>
-        </w:rPr>
-        <w:t>input</w:t>
-      </w:r>
-      <w:r>
-        <w:rPr>
-          <w:b w:val="0"/>
-        </w:rPr>
-        <w:t xml:space="preserve">s and predict the next step. Uncover one step, connect the icon to the actual procedure, and explain its </w:t>
-      </w:r>
-      <w:r>
-        <w:rPr>
-          <w:b/>
-        </w:rPr>
-        <w:t>evidence</w:t>
-      </w:r>
-      <w:r>
-        <w:rPr>
-          <w:b w:val="0"/>
-        </w:rPr>
-        <w:t>. Then change the supplied condition and compare.</w:t>
-      </w:r>
-    </w:p>
-    <w:p>
-      <w:pPr>
-        <w:spacing w:line="336" w:lineRule="auto" w:after="180"/>
-      </w:pPr>
-      <w:r>
-        <w:rPr>
-          <w:b w:val="0"/>
-        </w:rPr>
-        <w:t>The picture is a representation; it does not document execution of a real AI model.</w:t>
-      </w:r>
-    </w:p>
-    <w:p>
-      <w:pPr>
-        <w:pStyle w:val="Heading1"/>
-      </w:pPr>
-      <w:r>
-        <w:t>03. Demonstrate and guide practice</w:t>
-      </w:r>
-    </w:p>
-    <w:p>
-      <w:r>
-        <w:t>Demonstrate Prompt Evaluation, reduce support deliberately and check individual reasoning before discussing answers.</w:t>
-      </w:r>
-    </w:p>
-    <w:p>
-      <w:pPr>
-        <w:pStyle w:val="Heading3"/>
-      </w:pPr>
-      <w:r>
-        <w:t>Board sequence</w:t>
-      </w:r>
-    </w:p>
-    <w:p>
-      <w:pPr>
-        <w:pStyle w:val="Heading3"/>
-      </w:pPr>
-      <w:r>
-        <w:t>1. Put the facts on the board</w:t>
-      </w:r>
-    </w:p>
-    <w:p>
-      <w:pPr>
-        <w:spacing w:line="336" w:lineRule="auto" w:after="180"/>
-        <w:shd w:fill="F4F9FC"/>
-      </w:pPr>
-      <w:r>
-        <w:rPr>
-          <w:b w:val="0"/>
-        </w:rPr>
-        <w:t>Write the given facts: On five fixed questions, A passes four and B passes three; B looks more attractive.</w:t>
-      </w:r>
-    </w:p>
-    <w:p>
-      <w:pPr>
-        <w:pStyle w:val="Heading3"/>
-      </w:pPr>
-      <w:r>
-        <w:t>2. State the decision to explain</w:t>
-      </w:r>
-    </w:p>
-    <w:p>
-      <w:pPr>
-        <w:spacing w:line="336" w:lineRule="auto" w:after="180"/>
-        <w:shd w:fill="F5F1FB"/>
-      </w:pPr>
-      <w:r>
-        <w:rPr>
-          <w:b w:val="0"/>
-        </w:rPr>
-        <w:t>Write the question to explain: What conclusion is supported?</w:t>
-      </w:r>
-    </w:p>
-    <w:p>
-      <w:pPr>
-        <w:pStyle w:val="Heading3"/>
-      </w:pPr>
-      <w:r>
-        <w:t>3. Reveal the worked reasoning</w:t>
-      </w:r>
-    </w:p>
-    <w:p>
-      <w:pPr>
-        <w:spacing w:line="336" w:lineRule="auto" w:after="180"/>
-        <w:shd w:fill="F1F6FC"/>
-      </w:pPr>
-      <w:r>
-        <w:rPr>
-          <w:b w:val="0"/>
-        </w:rPr>
-        <w:t xml:space="preserve">Reveal after </w:t>
-      </w:r>
-      <w:r>
-        <w:rPr>
-          <w:b/>
-        </w:rPr>
-        <w:t>prediction</w:t>
-      </w:r>
-      <w:r>
-        <w:rPr>
-          <w:b w:val="0"/>
-        </w:rPr>
-        <w:t>s: A has 4/5 versus B's 3/5 on this set. Appearance is separate. Broaden cases and repeat stochastic trials before generalising.</w:t>
-      </w:r>
-    </w:p>
-    <w:p>
-      <w:pPr>
-        <w:pStyle w:val="Heading3"/>
-      </w:pPr>
-      <w:r>
-        <w:t>Hold back the independent task</w:t>
-      </w:r>
-    </w:p>
-    <w:p>
-      <w:pPr>
-        <w:spacing w:line="336" w:lineRule="auto" w:after="180"/>
-        <w:shd w:fill="F5F1FB"/>
-      </w:pPr>
-      <w:r>
-        <w:rPr>
-          <w:b w:val="0"/>
-        </w:rPr>
-        <w:t>Keep for an independent attempt: Prompt A passes 8 of 10 tasks; B passes 9 of 10 but fails the only source-checking task. A source check is mandatory. Which can be accepted as-is?</w:t>
-      </w:r>
-    </w:p>
-    <w:p>
-      <w:pPr>
-        <w:pStyle w:val="Heading3"/>
-      </w:pPr>
-      <w:r>
-        <w:t>Classroom dialogue</w:t>
-      </w:r>
-    </w:p>
-    <w:p>
-      <w:pPr>
-        <w:pStyle w:val="Heading3"/>
-      </w:pPr>
-      <w:r>
-        <w:t>Ask the class</w:t>
-      </w:r>
-    </w:p>
-    <w:p>
-      <w:pPr>
-        <w:spacing w:line="336" w:lineRule="auto" w:after="180"/>
-        <w:shd w:fill="F5F1FB"/>
-      </w:pPr>
-      <w:r>
-        <w:rPr>
-          <w:b w:val="0"/>
-        </w:rPr>
-        <w:t>Ask: Which facts are given, and which would we have to assume? Learners mark relevant details before discussing answers.</w:t>
-      </w:r>
-    </w:p>
-    <w:p>
-      <w:pPr>
-        <w:pStyle w:val="Heading3"/>
-      </w:pPr>
-      <w:r>
-        <w:t>Language to model</w:t>
-      </w:r>
-    </w:p>
-    <w:p>
-      <w:pPr>
-        <w:spacing w:line="336" w:lineRule="auto" w:after="180"/>
-        <w:shd w:fill="F1F6F8"/>
-      </w:pPr>
-      <w:r>
-        <w:rPr>
-          <w:b w:val="0"/>
-        </w:rPr>
-        <w:t>Say: Predict first. Show the rule, information path or calculation that would produce the result. A correct guess is not yet an explanation.</w:t>
-      </w:r>
-    </w:p>
-    <w:p>
-      <w:pPr>
-        <w:spacing w:line="336" w:lineRule="auto" w:after="180"/>
-      </w:pPr>
-      <w:r>
-        <w:rPr>
-          <w:b w:val="0"/>
-        </w:rPr>
         <w:t>Reveal reasoning one step at a time. Explain why a tempting alternative fails. Write units and denominators for arithmetic, trace conditions for decisions, and identify supporting sources for claims.</w:t>
-      </w:r>
-    </w:p>
-    <w:p>
-      <w:pPr>
-        <w:spacing w:line="336" w:lineRule="auto" w:after="180"/>
-      </w:pPr>
-      <w:r>
-        <w:rPr>
-          <w:b w:val="0"/>
-        </w:rPr>
-        <w:t xml:space="preserve">In pairs, one learner solves while the other checks </w:t>
-      </w:r>
-      <w:r>
-        <w:rPr>
-          <w:b/>
-        </w:rPr>
-        <w:t>evidence</w:t>
-      </w:r>
-      <w:r>
-        <w:rPr>
-          <w:b w:val="0"/>
-        </w:rPr>
-        <w:t>; exchange roles. Remove the worked answer before independent assessment.</w:t>
       </w:r>
     </w:p>
     <w:p>
@@ -2733,400 +3068,103 @@
         <w:pStyle w:val="Heading3"/>
       </w:pPr>
       <w:r>
-        <w:t>Completion practice</w:t>
+        <w:t>Individual reasoning check</w:t>
+      </w:r>
+    </w:p>
+    <w:p>
+      <w:pPr>
+        <w:pStyle w:val="Heading3"/>
+      </w:pPr>
+      <w:r>
+        <w:t>Pictorial practice question</w:t>
+      </w:r>
+    </w:p>
+    <w:p>
+      <w:pPr>
+        <w:pStyle w:val="Heading3"/>
+      </w:pPr>
+      <w:r>
+        <w:t>Reasoned teacher answer</w:t>
+      </w:r>
+    </w:p>
+    <w:p>
+      <w:pPr>
+        <w:pStyle w:val="Heading1"/>
+      </w:pPr>
+      <w:r>
+        <w:t>04. Run the supplied investigation</w:t>
+      </w:r>
+    </w:p>
+    <w:p>
+      <w:r>
+        <w:t>Keep expected results, observed paper traces and remaining limits distinguishable.</w:t>
+      </w:r>
+    </w:p>
+    <w:p>
+      <w:pPr>
+        <w:pStyle w:val="Heading2"/>
+      </w:pPr>
+      <w:r>
+        <w:t>Supplied materials and answer guidance</w:t>
       </w:r>
     </w:p>
     <w:p>
       <w:pPr>
         <w:spacing w:line="336" w:lineRule="auto" w:after="180"/>
-        <w:shd w:fill="F5F1FB"/>
       </w:pPr>
       <w:r>
         <w:rPr>
           <w:b w:val="0"/>
         </w:rPr>
-        <w:t>Completion task: On six development cases P passes cases 1, 2, 3, 4; Q passes 1, 2, 3, 5, 6. Missing-approval cases are 4 and 6. Compare totals and condition results.</w:t>
-      </w:r>
-    </w:p>
-    <w:p>
-      <w:pPr>
-        <w:spacing w:line="336" w:lineRule="auto" w:after="180"/>
-        <w:shd w:fill="F5F1FB"/>
-      </w:pPr>
-      <w:r>
-        <w:rPr>
-          <w:b w:val="0"/>
-        </w:rPr>
-        <w:t>Show the intermediate steps and give the conclusion with its scope.</w:t>
-      </w:r>
-    </w:p>
-    <w:p>
-      <w:pPr>
-        <w:pStyle w:val="Heading3"/>
-      </w:pPr>
-      <w:r>
-        <w:t>Reasoning to listen for</w:t>
-      </w:r>
-    </w:p>
-    <w:p>
-      <w:pPr>
-        <w:spacing w:line="336" w:lineRule="auto" w:after="180"/>
-        <w:shd w:fill="F1F6FC"/>
-      </w:pPr>
-      <w:r>
-        <w:rPr>
-          <w:b w:val="0"/>
-        </w:rPr>
-        <w:t>Teacher check: Teacher explanation: P passes 4/6 and Q 5/6. P passes one of two missing-approval cases, Q also one of two. Q improves the aggregate while leaving this condition unchanged.</w:t>
-      </w:r>
-    </w:p>
-    <w:p>
-      <w:pPr>
-        <w:spacing w:line="336" w:lineRule="auto" w:after="180"/>
-      </w:pPr>
-      <w:r>
-        <w:rPr>
-          <w:b w:val="0"/>
-        </w:rPr>
-        <w:t xml:space="preserve">Start by identifying the given </w:t>
-      </w:r>
-      <w:r>
-        <w:rPr>
-          <w:b/>
-        </w:rPr>
-        <w:t>input</w:t>
-      </w:r>
-      <w:r>
-        <w:rPr>
-          <w:b w:val="0"/>
-        </w:rPr>
-        <w:t>s together. Leave the intermediate steps blank. If needed, model one step, then withdraw that help on the next step. Move to a full trace only when the partial trace is understood.</w:t>
-      </w:r>
-    </w:p>
-    <w:p>
-      <w:pPr>
-        <w:spacing w:line="336" w:lineRule="auto" w:after="180"/>
-      </w:pPr>
-      <w:r>
-        <w:rPr>
-          <w:b w:val="0"/>
-        </w:rPr>
-        <w:t>For partners, alternate explainer and checker; collect a response from every learner before discussion.</w:t>
-      </w:r>
-    </w:p>
-    <w:p>
-      <w:pPr>
-        <w:pStyle w:val="Heading3"/>
-      </w:pPr>
-      <w:r>
-        <w:t>Individual reasoning check</w:t>
-      </w:r>
-    </w:p>
-    <w:p>
-      <w:pPr>
-        <w:spacing w:line="336" w:lineRule="auto" w:after="180"/>
-      </w:pPr>
-      <w:r>
-        <w:rPr>
-          <w:b w:val="0"/>
-        </w:rPr>
-        <w:t>Use the worked case for Controlled prompt experiments. Proposed explanation: “The worked result establishes every future case”. Decide whether this explanation is supported.</w:t>
-      </w:r>
-    </w:p>
-    <w:p>
-      <w:pPr>
-        <w:spacing w:line="336" w:lineRule="auto" w:after="180"/>
-      </w:pPr>
-      <w:r>
-        <w:rPr>
-          <w:b w:val="0"/>
-        </w:rPr>
-        <w:t>Point to the step or supplied fact that decides; explain your repair if needed.</w:t>
-      </w:r>
-    </w:p>
-    <w:p>
-      <w:pPr>
-        <w:pStyle w:val="Heading3"/>
-      </w:pPr>
-      <w:r>
-        <w:t>Expected repair</w:t>
-      </w:r>
-    </w:p>
-    <w:p>
-      <w:pPr>
-        <w:spacing w:line="336" w:lineRule="auto" w:after="180"/>
-        <w:shd w:fill="F1F6FC"/>
-      </w:pPr>
-      <w:r>
-        <w:rPr>
-          <w:b w:val="0"/>
-        </w:rPr>
-        <w:t>Expected correction: Prompt selection on development cases cannot be reported as independent final performance.</w:t>
-      </w:r>
-    </w:p>
-    <w:p>
-      <w:pPr>
-        <w:spacing w:line="336" w:lineRule="auto" w:after="180"/>
-      </w:pPr>
-      <w:r>
-        <w:rPr>
-          <w:b w:val="0"/>
-        </w:rPr>
-        <w:t>Collect explanations, not only yes/no votes. If a misunderstanding is common, re-model the relevant step for the class.</w:t>
-      </w:r>
-    </w:p>
-    <w:p>
-      <w:pPr>
-        <w:spacing w:line="336" w:lineRule="auto" w:after="180"/>
-      </w:pPr>
-      <w:r>
-        <w:rPr>
-          <w:b w:val="0"/>
-        </w:rPr>
-        <w:t>If it affects a few learners, give a short targeted group explanation while others solve a more demanding variation.</w:t>
-      </w:r>
-    </w:p>
-    <w:p>
-      <w:pPr>
-        <w:pStyle w:val="Heading3"/>
-      </w:pPr>
-      <w:r>
-        <w:t>Pictorial practice question</w:t>
-      </w:r>
-    </w:p>
-    <w:p>
-      <w:pPr>
-        <w:spacing w:line="336" w:lineRule="auto" w:after="180"/>
-        <w:shd w:fill="F5F1FB"/>
-      </w:pPr>
-      <w:r>
-        <w:rPr>
-          <w:b w:val="0"/>
-        </w:rPr>
-        <w:t>Why is B’s selection defensible here without calling it universally superior?</w:t>
-      </w:r>
-    </w:p>
-    <w:p>
-      <w:pPr>
-        <w:pStyle w:val="Heading3"/>
-      </w:pPr>
-      <w:r>
-        <w:t>Reasoned teacher answer</w:t>
-      </w:r>
-    </w:p>
-    <w:p>
-      <w:pPr>
-        <w:spacing w:line="336" w:lineRule="auto" w:after="180"/>
-      </w:pPr>
-      <w:r>
-        <w:rPr>
-          <w:b w:val="0"/>
-        </w:rPr>
-        <w:t>It alone passes both mandatory refusal cases. A is better on cases 3 and 4, which must still be reported.</w:t>
-      </w:r>
-    </w:p>
-    <w:p>
-      <w:pPr>
-        <w:spacing w:line="336" w:lineRule="auto" w:after="180"/>
-      </w:pPr>
-      <w:r>
-        <w:rPr>
-          <w:b w:val="0"/>
-        </w:rPr>
-        <w:t xml:space="preserve">Changed-case reasoning: The record is a tie; another predeclared tie policy or further development </w:t>
-      </w:r>
-      <w:r>
-        <w:rPr>
-          <w:b/>
-        </w:rPr>
-        <w:t>evidence</w:t>
-      </w:r>
-      <w:r>
-        <w:rPr>
-          <w:b w:val="0"/>
-        </w:rPr>
-        <w:t xml:space="preserve"> is needed. Both prompts have four passes on six questions.</w:t>
-      </w:r>
-    </w:p>
-    <w:p>
-      <w:pPr>
-        <w:spacing w:line="336" w:lineRule="auto" w:after="180"/>
-      </w:pPr>
-      <w:r>
-        <w:rPr>
-          <w:b w:val="0"/>
-        </w:rPr>
-        <w:t xml:space="preserve">Collect each learner’s explanation before discussion. Use the first missing connection between </w:t>
-      </w:r>
-      <w:r>
-        <w:rPr>
-          <w:b/>
-        </w:rPr>
-        <w:t>input</w:t>
-      </w:r>
-      <w:r>
-        <w:rPr>
-          <w:b w:val="0"/>
-        </w:rPr>
-        <w:t xml:space="preserve">, deciding step and result to choose support. This question is worked-case practice, not fresh mastery </w:t>
-      </w:r>
-      <w:r>
-        <w:rPr>
-          <w:b/>
-        </w:rPr>
-        <w:t>evidence</w:t>
-      </w:r>
-      <w:r>
-        <w:rPr>
-          <w:b w:val="0"/>
-        </w:rPr>
-        <w:t>.</w:t>
-      </w:r>
-    </w:p>
-    <w:p>
-      <w:pPr>
-        <w:pStyle w:val="Heading1"/>
-      </w:pPr>
-      <w:r>
-        <w:t>04. Run the weekly evidence lab</w:t>
-      </w:r>
-    </w:p>
-    <w:p>
-      <w:r>
-        <w:t>Run the Prompt Evaluation investigation and use the first unsupported step to choose a teaching response.</w:t>
-      </w:r>
-    </w:p>
-    <w:p>
-      <w:pPr>
-        <w:spacing w:line="336" w:lineRule="auto" w:after="180"/>
-      </w:pPr>
-      <w:r>
-        <w:rPr>
-          <w:b w:val="0"/>
-        </w:rPr>
-        <w:t>Words You Can Use to Reason</w:t>
-      </w:r>
-    </w:p>
-    <w:p>
-      <w:pPr>
-        <w:spacing w:line="336" w:lineRule="auto" w:after="180"/>
-      </w:pPr>
-      <w:r>
-        <w:rPr>
-          <w:b w:val="0"/>
-        </w:rPr>
-        <w:t>A definition matters when you can recognize the idea, use it, and contrast it with a near-miss.</w:t>
-      </w:r>
-    </w:p>
-    <w:p>
-      <w:pPr>
-        <w:spacing w:line="336" w:lineRule="auto" w:after="180"/>
-      </w:pPr>
-      <w:r>
-        <w:rPr>
-          <w:b w:val="0"/>
-        </w:rPr>
+        <w:t>Main A/B cards:1,2 passboth;3Apass/Bwrongterm;4Apass/BmissingMeaning;5,6Aunsupported/Bnot supplied. Both4/6, shared1,2;Aonly3,4;Bonly5,6. Refusal gateA0/2,B2/2 selectsB under that rule;B failures3,4remain. Withoutgate totals tie. Separate P/Q review4/6versus5/6 with slice1/2both. No real model performance, blind reliability or causal effect measured. Reserve the selected independent five-case comparison.</w:t>
+      </w:r>
+    </w:p>
+    <w:p>
+      <w:pPr>
+        <w:pStyle w:val="Heading2"/>
+      </w:pPr>
+      <w:r>
+        <w:t>Run and record</w:t>
+      </w:r>
+    </w:p>
+    <w:p>
+      <w:pPr>
+        <w:pStyle w:val="ListNumber"/>
+      </w:pPr>
+      <w:r>
         <w:t>Predict → Test → Record → Explain</w:t>
       </w:r>
     </w:p>
     <w:p>
       <w:pPr>
-        <w:spacing w:line="336" w:lineRule="auto" w:after="180"/>
-      </w:pPr>
-      <w:r>
-        <w:rPr>
-          <w:b w:val="0"/>
-        </w:rPr>
+        <w:pStyle w:val="ListNumber"/>
+      </w:pPr>
+      <w:r>
         <w:t>Keep expected and actual results separate. Surprises are useful data when recorded honestly.</w:t>
       </w:r>
     </w:p>
     <w:p>
       <w:pPr>
-        <w:spacing w:line="336" w:lineRule="auto" w:after="180"/>
-      </w:pPr>
-      <w:r>
-        <w:rPr>
-          <w:b w:val="0"/>
-        </w:rPr>
-        <w:t xml:space="preserve">Freeze six cases, run A and B with one changed variable, </w:t>
-      </w:r>
-      <w:r>
-        <w:rPr>
-          <w:b/>
-        </w:rPr>
-        <w:t>score</w:t>
-      </w:r>
-      <w:r>
-        <w:rPr>
-          <w:b w:val="0"/>
-        </w:rPr>
-        <w:t xml:space="preserve"> blind with the same </w:t>
-      </w:r>
-      <w:r>
-        <w:rPr>
-          <w:b/>
-        </w:rPr>
-        <w:t>rubric</w:t>
-      </w:r>
-      <w:r>
-        <w:rPr>
-          <w:b w:val="0"/>
-        </w:rPr>
-        <w:t xml:space="preserve">, and explain wins and </w:t>
-      </w:r>
-      <w:r>
-        <w:rPr>
-          <w:b/>
-        </w:rPr>
-        <w:t>regression</w:t>
-      </w:r>
-      <w:r>
-        <w:rPr>
-          <w:b w:val="0"/>
-        </w:rPr>
-        <w:t>s.</w:t>
-      </w:r>
-    </w:p>
-    <w:p>
-      <w:pPr>
-        <w:spacing w:line="336" w:lineRule="auto" w:after="180"/>
-        <w:shd w:fill="F5F1FB"/>
-      </w:pPr>
-      <w:r>
-        <w:rPr>
-          <w:b w:val="0"/>
-        </w:rPr>
+        <w:pStyle w:val="ListNumber"/>
+      </w:pPr>
+      <w:r>
+        <w:t>Audit the six complete fictional A/B output cards using approved N and the predeclared refusal gate. Score each criterion, compare paired outcomes and preserve remaining failures. Do not label the supplied records actual model runs, blind ratings after disclosure or measured causal gains.</w:t>
+      </w:r>
+    </w:p>
+    <w:p>
+      <w:pPr>
+        <w:pStyle w:val="ListNumber"/>
+      </w:pPr>
+      <w:r>
         <w:t>What did the hardest test teach you that the normal test did not?</w:t>
       </w:r>
     </w:p>
     <w:p>
       <w:pPr>
-        <w:pStyle w:val="Heading3"/>
-      </w:pPr>
-      <w:r>
-        <w:t>Make the lab runnable</w:t>
-      </w:r>
-    </w:p>
-    <w:p>
-      <w:pPr>
-        <w:spacing w:line="336" w:lineRule="auto" w:after="180"/>
-      </w:pPr>
-      <w:r>
-        <w:rPr>
-          <w:b w:val="0"/>
-        </w:rPr>
-        <w:t>Use the concrete case as the shared normal case and the independent question as a second case. Each pair creates a boundary or missing-information case and predicts its result before testing.</w:t>
-      </w:r>
-    </w:p>
-    <w:p>
-      <w:pPr>
-        <w:spacing w:line="336" w:lineRule="auto" w:after="180"/>
-      </w:pPr>
-      <w:r>
-        <w:rPr>
-          <w:b w:val="0"/>
-        </w:rPr>
-        <w:t>Keep the expected result separate from an observed mistake.</w:t>
+        <w:pStyle w:val="Heading2"/>
+      </w:pPr>
+      <w:r>
+        <w:t>Keep an inspectable record</w:t>
       </w:r>
     </w:p>
     <w:tbl>
@@ -3277,10 +3315,10 @@
     </w:tbl>
     <w:p>
       <w:pPr>
-        <w:pStyle w:val="Heading3"/>
-      </w:pPr>
-      <w:r>
-        <w:t>Diagnose and reteach</w:t>
+        <w:pStyle w:val="Heading2"/>
+      </w:pPr>
+      <w:r>
+        <w:t>Diagnose the first misunderstanding</w:t>
       </w:r>
     </w:p>
     <w:p>
@@ -3291,7 +3329,7 @@
         <w:rPr>
           <w:b w:val="0"/>
         </w:rPr>
-        <w:t>For guessing, return to given facts and request a trace. For vocabulary without application, use one example and one non-example. For arithmetic errors, check the setup before the calculation.</w:t>
+        <w:t>The worked result establishes every future case: Prompt selection on development cases cannot be reported as independent final performance.</w:t>
       </w:r>
     </w:p>
     <w:p>
@@ -3302,15 +3340,31 @@
         <w:rPr>
           <w:b w:val="0"/>
         </w:rPr>
-        <w:t>Finish with a different uncoached case before recording mastery.</w:t>
-      </w:r>
-    </w:p>
-    <w:p>
-      <w:pPr>
-        <w:pStyle w:val="Heading3"/>
-      </w:pPr>
-      <w:r>
-        <w:t>Address these additional misconceptions</w:t>
+        <w:t xml:space="preserve">A missing </w:t>
+      </w:r>
+      <w:r>
+        <w:rPr>
+          <w:b/>
+        </w:rPr>
+        <w:t>input</w:t>
+      </w:r>
+      <w:r>
+        <w:rPr>
+          <w:b w:val="0"/>
+        </w:rPr>
+        <w:t xml:space="preserve"> may be replaced without recording the change: A replacement changes the </w:t>
+      </w:r>
+      <w:r>
+        <w:rPr>
+          <w:b/>
+        </w:rPr>
+        <w:t>evidence</w:t>
+      </w:r>
+      <w:r>
+        <w:rPr>
+          <w:b w:val="0"/>
+        </w:rPr>
+        <w:t xml:space="preserve"> or contract. Record the change and its justification; do not silently turn unknown into a measured value.</w:t>
       </w:r>
     </w:p>
     <w:p>
@@ -3321,73 +3375,27 @@
         <w:rPr>
           <w:b w:val="0"/>
         </w:rPr>
-        <w:t>The worked result establishes every future case: Prompt selection on development cases cannot be reported as independent final performance.</w:t>
-      </w:r>
-    </w:p>
-    <w:p>
-      <w:pPr>
-        <w:spacing w:line="336" w:lineRule="auto" w:after="180"/>
-      </w:pPr>
+        <w:t xml:space="preserve">Repeating an assessed case is new independent </w:t>
+      </w:r>
+      <w:r>
+        <w:rPr>
+          <w:b/>
+        </w:rPr>
+        <w:t>evidence</w:t>
+      </w:r>
       <w:r>
         <w:rPr>
           <w:b w:val="0"/>
         </w:rPr>
-        <w:t xml:space="preserve">A missing </w:t>
-      </w:r>
-      <w:r>
-        <w:rPr>
-          <w:b/>
-        </w:rPr>
-        <w:t>input</w:t>
-      </w:r>
-      <w:r>
-        <w:rPr>
-          <w:b w:val="0"/>
-        </w:rPr>
-        <w:t xml:space="preserve"> may be replaced without recording the change: A replacement changes the </w:t>
-      </w:r>
-      <w:r>
-        <w:rPr>
-          <w:b/>
-        </w:rPr>
-        <w:t>evidence</w:t>
-      </w:r>
-      <w:r>
-        <w:rPr>
-          <w:b w:val="0"/>
-        </w:rPr>
-        <w:t xml:space="preserve"> or contract. Record the change and its justification; do not silently turn unknown into a measured value.</w:t>
-      </w:r>
-    </w:p>
-    <w:p>
-      <w:pPr>
-        <w:spacing w:line="336" w:lineRule="auto" w:after="180"/>
-      </w:pPr>
-      <w:r>
-        <w:rPr>
-          <w:b w:val="0"/>
-        </w:rPr>
-        <w:t xml:space="preserve">Repeating an assessed case is new independent </w:t>
-      </w:r>
-      <w:r>
-        <w:rPr>
-          <w:b/>
-        </w:rPr>
-        <w:t>evidence</w:t>
-      </w:r>
-      <w:r>
-        <w:rPr>
-          <w:b w:val="0"/>
-        </w:rPr>
         <w:t>: A replay checks consistency. An example used for feedback or revision cannot later be described as untouched final evaluation.</w:t>
       </w:r>
     </w:p>
     <w:p>
       <w:pPr>
-        <w:pStyle w:val="Heading3"/>
-      </w:pPr>
-      <w:r>
-        <w:t>Match the support to the first error</w:t>
+        <w:pStyle w:val="Heading2"/>
+      </w:pPr>
+      <w:r>
+        <w:t>Choose support from the response</w:t>
       </w:r>
     </w:p>
     <w:tbl>
@@ -3560,15 +3568,703 @@
     </w:p>
     <w:p>
       <w:pPr>
+        <w:pStyle w:val="Heading2"/>
+      </w:pPr>
+      <w:r>
+        <w:t>Earlier wording, alternatives and picture transcripts · reference / check after trying</w:t>
+      </w:r>
+    </w:p>
+    <w:p>
+      <w:pPr>
+        <w:spacing w:line="336" w:lineRule="auto" w:after="180"/>
+      </w:pPr>
+      <w:r>
+        <w:rPr>
+          <w:b w:val="0"/>
+        </w:rPr>
+        <w:t>Run the weekly evidence lab</w:t>
+      </w:r>
+    </w:p>
+    <w:p>
+      <w:pPr>
+        <w:spacing w:line="336" w:lineRule="auto" w:after="180"/>
+      </w:pPr>
+      <w:r>
+        <w:rPr>
+          <w:b w:val="0"/>
+        </w:rPr>
+        <w:t>Words You Can Use to Reason</w:t>
+      </w:r>
+    </w:p>
+    <w:p>
+      <w:pPr>
+        <w:spacing w:line="336" w:lineRule="auto" w:after="180"/>
+      </w:pPr>
+      <w:r>
+        <w:rPr>
+          <w:b w:val="0"/>
+        </w:rPr>
+        <w:t>A definition matters when you can recognize the idea, use it, and contrast it with a near-miss.</w:t>
+      </w:r>
+    </w:p>
+    <w:p>
+      <w:pPr>
+        <w:pStyle w:val="Heading3"/>
+      </w:pPr>
+      <w:r>
+        <w:t>Make the lab runnable</w:t>
+      </w:r>
+    </w:p>
+    <w:p>
+      <w:pPr>
+        <w:spacing w:line="336" w:lineRule="auto" w:after="180"/>
+      </w:pPr>
+      <w:r>
+        <w:rPr>
+          <w:b w:val="0"/>
+        </w:rPr>
+        <w:t>Use the supplied investigation for shared practice. Keep predictions and observed paper-trace results separate. Reserve Compare new paired flags independently for the individual first attempt before feedback; do not use the reserved case as a paired lab task.</w:t>
+      </w:r>
+    </w:p>
+    <w:p>
+      <w:pPr>
+        <w:pStyle w:val="Heading3"/>
+      </w:pPr>
+      <w:r>
+        <w:t>Diagnose and reteach</w:t>
+      </w:r>
+    </w:p>
+    <w:p>
+      <w:pPr>
+        <w:spacing w:line="336" w:lineRule="auto" w:after="180"/>
+      </w:pPr>
+      <w:r>
+        <w:rPr>
+          <w:b w:val="0"/>
+        </w:rPr>
+        <w:t>For guessing, return to given facts and request a trace. For vocabulary without application, use one example and one non-example. For arithmetic errors, check the setup before the calculation.</w:t>
+      </w:r>
+    </w:p>
+    <w:p>
+      <w:pPr>
+        <w:spacing w:line="336" w:lineRule="auto" w:after="180"/>
+      </w:pPr>
+      <w:r>
+        <w:rPr>
+          <w:b w:val="0"/>
+        </w:rPr>
+        <w:t>Finish with a different uncoached case before recording mastery.</w:t>
+      </w:r>
+    </w:p>
+    <w:p>
+      <w:pPr>
+        <w:pStyle w:val="Heading3"/>
+      </w:pPr>
+      <w:r>
+        <w:t>Address these additional misconceptions</w:t>
+      </w:r>
+    </w:p>
+    <w:p>
+      <w:pPr>
+        <w:pStyle w:val="Heading3"/>
+      </w:pPr>
+      <w:r>
+        <w:t>Match the support to the first error</w:t>
+      </w:r>
+    </w:p>
+    <w:p>
+      <w:pPr>
         <w:pStyle w:val="Heading1"/>
       </w:pPr>
       <w:r>
-        <w:t>05. Assess and explain the answers</w:t>
-      </w:r>
-    </w:p>
-    <w:p>
-      <w:r>
-        <w:t>Use the Prompt Evaluation questions, teacher keys and criteria after the relevant attempts. Previously discussed cases are practice; protect the separately selected independent task.</w:t>
+        <w:t>05. Assess the selected new case</w:t>
+      </w:r>
+    </w:p>
+    <w:p>
+      <w:r>
+        <w:t>Keep this key until after the first attempt; accept valid alternatives with defensible reasoning.</w:t>
+      </w:r>
+    </w:p>
+    <w:p>
+      <w:pPr>
+        <w:pStyle w:val="Heading2"/>
+      </w:pPr>
+      <w:r>
+        <w:t>Selected independent question and key</w:t>
+      </w:r>
+    </w:p>
+    <w:p>
+      <w:pPr>
+        <w:spacing w:line="336" w:lineRule="auto" w:after="180"/>
+      </w:pPr>
+      <w:r>
+        <w:rPr>
+          <w:b w:val="0"/>
+        </w:rPr>
+        <w:t>Selected case: Five validation tasks have pass results A:1,1,1,0,0 and B:0,1,0,1,1. Compare performance and explain what is required before choosing a prompt.</w:t>
+      </w:r>
+    </w:p>
+    <w:p>
+      <w:pPr>
+        <w:spacing w:line="336" w:lineRule="auto" w:after="180"/>
+      </w:pPr>
+      <w:r>
+        <w:rPr>
+          <w:b w:val="0"/>
+        </w:rPr>
+        <w:t>Both pass3/5=</w:t>
+      </w:r>
+      <w:r>
+        <w:rPr>
+          <w:b/>
+        </w:rPr>
+        <w:t>60%</w:t>
+      </w:r>
+      <w:r>
+        <w:rPr>
+          <w:b w:val="0"/>
+        </w:rPr>
+        <w:t xml:space="preserve">. A alone passes tasks1 and3; B alone passes4 and5; both pass2. Examine task coverage and failure consequences using a declared </w:t>
+      </w:r>
+      <w:r>
+        <w:rPr>
+          <w:b/>
+        </w:rPr>
+        <w:t>rubric</w:t>
+      </w:r>
+      <w:r>
+        <w:rPr>
+          <w:b w:val="0"/>
+        </w:rPr>
+        <w:t>. Neither is automatically better.</w:t>
+      </w:r>
+    </w:p>
+    <w:p>
+      <w:pPr>
+        <w:spacing w:line="336" w:lineRule="auto" w:after="180"/>
+      </w:pPr>
+      <w:r>
+        <w:rPr>
+          <w:b w:val="0"/>
+        </w:rPr>
+        <w:t>Freeze the choice before testing on fresh cases.</w:t>
+      </w:r>
+    </w:p>
+    <w:p>
+      <w:pPr>
+        <w:pStyle w:val="Heading2"/>
+      </w:pPr>
+      <w:r>
+        <w:t>Judge explanation, trace and limits</w:t>
+      </w:r>
+    </w:p>
+    <w:tbl>
+      <w:tblPr>
+        <w:tblStyle w:val="LightShading-Accent1"/>
+        <w:tblW w:type="auto" w:w="0"/>
+        <w:tblLook w:firstColumn="1" w:firstRow="1" w:lastColumn="0" w:lastRow="0" w:noHBand="0" w:noVBand="1" w:val="04A0"/>
+      </w:tblPr>
+      <w:tblGrid>
+        <w:gridCol w:w="5112"/>
+        <w:gridCol w:w="5112"/>
+      </w:tblGrid>
+      <w:tr>
+        <w:trPr>
+          <w:tblHeader/>
+        </w:trPr>
+        <w:tc>
+          <w:tcPr>
+            <w:tcW w:type="dxa" w:w="5112"/>
+          </w:tcPr>
+          <w:p>
+            <w:r>
+              <w:t>Dimension</w:t>
+            </w:r>
+          </w:p>
+        </w:tc>
+        <w:tc>
+          <w:tcPr>
+            <w:tcW w:type="dxa" w:w="5112"/>
+          </w:tcPr>
+          <w:p>
+            <w:r>
+              <w:t>Evidence required</w:t>
+            </w:r>
+          </w:p>
+        </w:tc>
+      </w:tr>
+      <w:tr>
+        <w:tc>
+          <w:tcPr>
+            <w:tcW w:type="dxa" w:w="5112"/>
+          </w:tcPr>
+          <w:p>
+            <w:r>
+              <w:t>Explanation</w:t>
+            </w:r>
+          </w:p>
+        </w:tc>
+        <w:tc>
+          <w:tcPr>
+            <w:tcW w:type="dxa" w:w="5112"/>
+          </w:tcPr>
+          <w:p>
+            <w:r>
+              <w:t>Names the applicable idea or procedure and ties it to the supplied facts.</w:t>
+            </w:r>
+          </w:p>
+        </w:tc>
+      </w:tr>
+      <w:tr>
+        <w:tc>
+          <w:tcPr>
+            <w:tcW w:type="dxa" w:w="5112"/>
+          </w:tcPr>
+          <w:p>
+            <w:r>
+              <w:t>Trace and result</w:t>
+            </w:r>
+          </w:p>
+        </w:tc>
+        <w:tc>
+          <w:tcPr>
+            <w:tcW w:type="dxa" w:w="5112"/>
+          </w:tcPr>
+          <w:p>
+            <w:r>
+              <w:t>Preserves the given inputs and shows the relevant intermediate steps; distinguishes a prediction from an observed execution.</w:t>
+            </w:r>
+          </w:p>
+        </w:tc>
+      </w:tr>
+      <w:tr>
+        <w:tc>
+          <w:tcPr>
+            <w:tcW w:type="dxa" w:w="5112"/>
+          </w:tcPr>
+          <w:p>
+            <w:r>
+              <w:t>Limits</w:t>
+            </w:r>
+          </w:p>
+        </w:tc>
+        <w:tc>
+          <w:tcPr>
+            <w:tcW w:type="dxa" w:w="5112"/>
+          </w:tcPr>
+          <w:p>
+            <w:r>
+              <w:t>States the assumptions, missing evidence or conditions under which the result would change.</w:t>
+            </w:r>
+          </w:p>
+        </w:tc>
+      </w:tr>
+    </w:tbl>
+    <w:p>
+      <w:pPr>
+        <w:spacing w:line="336" w:lineRule="auto" w:after="180"/>
+      </w:pPr>
+      <w:r>
+        <w:rPr>
+          <w:b w:val="0"/>
+        </w:rPr>
+        <w:t>Record each dimension as not yet, with support, or independent. Accept a valid alternative procedure with a defensible trace.</w:t>
+      </w:r>
+    </w:p>
+    <w:p>
+      <w:pPr>
+        <w:spacing w:line="336" w:lineRule="auto" w:after="180"/>
+      </w:pPr>
+      <w:r>
+        <w:rPr>
+          <w:b w:val="0"/>
+        </w:rPr>
+        <w:t xml:space="preserve">Do not penalise an honestly recorded model failure if the learner correctly explains its </w:t>
+      </w:r>
+      <w:r>
+        <w:rPr>
+          <w:b/>
+        </w:rPr>
+        <w:t>evidence</w:t>
+      </w:r>
+      <w:r>
+        <w:rPr>
+          <w:b w:val="0"/>
+        </w:rPr>
+        <w:t xml:space="preserve"> and limits.</w:t>
+      </w:r>
+    </w:p>
+    <w:p>
+      <w:pPr>
+        <w:pStyle w:val="Heading2"/>
+      </w:pPr>
+      <w:r>
+        <w:t>Give one usable repair action</w:t>
+      </w:r>
+    </w:p>
+    <w:p>
+      <w:pPr>
+        <w:spacing w:line="336" w:lineRule="auto" w:after="180"/>
+      </w:pPr>
+      <w:r>
+        <w:rPr>
+          <w:b w:val="0"/>
+        </w:rPr>
+        <w:t>Name the earliest unsupported step and give one action to repair it. Have the learner make that repair now and explain why. Then assess the relevant skill on a fresh, fully specified case.</w:t>
+      </w:r>
+    </w:p>
+    <w:p>
+      <w:pPr>
+        <w:spacing w:line="336" w:lineRule="auto" w:after="180"/>
+      </w:pPr>
+      <w:r>
+        <w:rPr>
+          <w:b w:val="0"/>
+        </w:rPr>
+        <w:t>Confirm it was not previously practised with feedback; solve and check the new case before assigning it. A follow-up design prompt is a starting brief, not automatically an equivalent test.</w:t>
+      </w:r>
+    </w:p>
+    <w:p>
+      <w:pPr>
+        <w:pStyle w:val="Heading2"/>
+      </w:pPr>
+      <w:r>
+        <w:t>W1 Explain the mechanism</w:t>
+      </w:r>
+    </w:p>
+    <w:p>
+      <w:pPr>
+        <w:spacing w:line="336" w:lineRule="auto" w:after="180"/>
+      </w:pPr>
+      <w:r>
+        <w:rPr>
+          <w:b w:val="0"/>
+        </w:rPr>
+        <w:t xml:space="preserve">Explain the weekly </w:t>
+      </w:r>
+      <w:r>
+        <w:rPr>
+          <w:b/>
+        </w:rPr>
+        <w:t>mechanism</w:t>
+      </w:r>
+      <w:r>
+        <w:rPr>
+          <w:b w:val="0"/>
+        </w:rPr>
+        <w:t xml:space="preserve"> in your own words. Use the worked scenario to name its </w:t>
+      </w:r>
+      <w:r>
+        <w:rPr>
+          <w:b/>
+        </w:rPr>
+        <w:t>input</w:t>
+      </w:r>
+      <w:r>
+        <w:rPr>
+          <w:b w:val="0"/>
+        </w:rPr>
+        <w:t xml:space="preserve">, decision rule and </w:t>
+      </w:r>
+      <w:r>
+        <w:rPr>
+          <w:b/>
+        </w:rPr>
+        <w:t>output</w:t>
+      </w:r>
+      <w:r>
+        <w:rPr>
+          <w:b w:val="0"/>
+        </w:rPr>
+        <w:t>.</w:t>
+      </w:r>
+    </w:p>
+    <w:p>
+      <w:pPr>
+        <w:spacing w:line="336" w:lineRule="auto" w:after="180"/>
+      </w:pPr>
+      <w:r>
+        <w:rPr>
+          <w:b w:val="0"/>
+        </w:rPr>
+        <w:t xml:space="preserve">Teacher explanation: A prompt experiment compares complete specifications using the same task cases. Define success before inspecting </w:t>
+      </w:r>
+      <w:r>
+        <w:rPr>
+          <w:b/>
+        </w:rPr>
+        <w:t>output</w:t>
+      </w:r>
+      <w:r>
+        <w:rPr>
+          <w:b w:val="0"/>
+        </w:rPr>
+        <w:t>s; change one intended instruction and preserve other settings.</w:t>
+      </w:r>
+    </w:p>
+    <w:p>
+      <w:pPr>
+        <w:spacing w:line="336" w:lineRule="auto" w:after="180"/>
+      </w:pPr>
+      <w:r>
+        <w:rPr>
+          <w:b w:val="0"/>
+        </w:rPr>
+        <w:t xml:space="preserve">Evaluate both prompts on </w:t>
+      </w:r>
+      <w:r>
+        <w:rPr>
+          <w:b/>
+        </w:rPr>
+        <w:t>paired case</w:t>
+      </w:r>
+      <w:r>
+        <w:rPr>
+          <w:b w:val="0"/>
+        </w:rPr>
+        <w:t xml:space="preserve">s with fixed model/version, source records, </w:t>
+      </w:r>
+      <w:r>
+        <w:rPr>
+          <w:b/>
+        </w:rPr>
+        <w:t>output</w:t>
+      </w:r>
+      <w:r>
+        <w:rPr>
+          <w:b w:val="0"/>
+        </w:rPr>
+        <w:t xml:space="preserve"> contract and scoring </w:t>
+      </w:r>
+      <w:r>
+        <w:rPr>
+          <w:b/>
+        </w:rPr>
+        <w:t>rubric</w:t>
+      </w:r>
+      <w:r>
+        <w:rPr>
+          <w:b w:val="0"/>
+        </w:rPr>
+        <w:t>. Use development results for selection, then reserve new final cases.</w:t>
+      </w:r>
+    </w:p>
+    <w:p>
+      <w:pPr>
+        <w:spacing w:line="336" w:lineRule="auto" w:after="180"/>
+      </w:pPr>
+      <w:r>
+        <w:rPr>
+          <w:b/>
+        </w:rPr>
+        <w:t>Score</w:t>
+      </w:r>
+      <w:r>
+        <w:rPr>
+          <w:b w:val="0"/>
+        </w:rPr>
+        <w:t xml:space="preserve"> each case rather than counting attractive sentences.</w:t>
+      </w:r>
+    </w:p>
+    <w:p>
+      <w:pPr>
+        <w:pStyle w:val="Heading2"/>
+      </w:pPr>
+      <w:r>
+        <w:t>W2 Trace the worked case</w:t>
+      </w:r>
+    </w:p>
+    <w:p>
+      <w:pPr>
+        <w:spacing w:line="336" w:lineRule="auto" w:after="180"/>
+      </w:pPr>
+      <w:r>
+        <w:rPr>
+          <w:b w:val="0"/>
+        </w:rPr>
+        <w:t>On six development cases P passes cases 1, 2, 3, 4; Q passes 1, 2, 3, 5, 6. Missing-approval cases are 4 and 6. Compare totals and condition results. Show the intermediate steps and give the conclusion with its scope.</w:t>
+      </w:r>
+    </w:p>
+    <w:p>
+      <w:pPr>
+        <w:spacing w:line="336" w:lineRule="auto" w:after="180"/>
+      </w:pPr>
+      <w:r>
+        <w:rPr>
+          <w:b w:val="0"/>
+        </w:rPr>
+        <w:t>Teacher explanation: P passes 4/6 and Q 5/6. P passes one of two missing-approval cases, Q also one of two. Q improves the aggregate while leaving this condition unchanged.</w:t>
+      </w:r>
+    </w:p>
+    <w:p>
+      <w:pPr>
+        <w:pStyle w:val="Heading2"/>
+      </w:pPr>
+      <w:r>
+        <w:t>W3 Audit the limit</w:t>
+      </w:r>
+    </w:p>
+    <w:p>
+      <w:pPr>
+        <w:spacing w:line="336" w:lineRule="auto" w:after="180"/>
+      </w:pPr>
+      <w:r>
+        <w:rPr>
+          <w:b w:val="0"/>
+        </w:rPr>
+        <w:t>A report omits this qualification: Prompt selection on development cases cannot be reported as independent final performance. Explain how omitting it could change a reader's interpretation, and write an accurate replacement.</w:t>
+      </w:r>
+    </w:p>
+    <w:p>
+      <w:pPr>
+        <w:spacing w:line="336" w:lineRule="auto" w:after="180"/>
+      </w:pPr>
+      <w:r>
+        <w:rPr>
+          <w:b w:val="0"/>
+        </w:rPr>
+        <w:t>Teacher explanation: Prompt selection on development cases cannot be reported as independent final performance.</w:t>
+      </w:r>
+    </w:p>
+    <w:p>
+      <w:pPr>
+        <w:spacing w:line="336" w:lineRule="auto" w:after="180"/>
+      </w:pPr>
+      <w:r>
+        <w:rPr>
+          <w:b w:val="0"/>
+        </w:rPr>
+        <w:t xml:space="preserve">State the observed result separately from the unverified or out-of-scope claim; preserve the original </w:t>
+      </w:r>
+      <w:r>
+        <w:rPr>
+          <w:b/>
+        </w:rPr>
+        <w:t>evidence</w:t>
+      </w:r>
+      <w:r>
+        <w:rPr>
+          <w:b w:val="0"/>
+        </w:rPr>
+        <w:t xml:space="preserve"> rather than inventing a missing fact.</w:t>
+      </w:r>
+    </w:p>
+    <w:p>
+      <w:pPr>
+        <w:pStyle w:val="Heading2"/>
+      </w:pPr>
+      <w:r>
+        <w:t>W5 Design a revealing follow-up</w:t>
+      </w:r>
+    </w:p>
+    <w:p>
+      <w:pPr>
+        <w:spacing w:line="336" w:lineRule="auto" w:after="180"/>
+      </w:pPr>
+      <w:r>
+        <w:rPr>
+          <w:b w:val="0"/>
+        </w:rPr>
+        <w:t>For the worked scenario, propose one additional case that could reveal a failure, describe its expected outcome before running it, and explain what would need to remain fixed for a fair comparison.</w:t>
+      </w:r>
+    </w:p>
+    <w:p>
+      <w:pPr>
+        <w:spacing w:line="336" w:lineRule="auto" w:after="180"/>
+      </w:pPr>
+      <w:r>
+        <w:rPr>
+          <w:b w:val="0"/>
+        </w:rPr>
+        <w:t>Do not reuse W4 as a new final test after receiving feedback.</w:t>
+      </w:r>
+    </w:p>
+    <w:p>
+      <w:pPr>
+        <w:spacing w:line="336" w:lineRule="auto" w:after="180"/>
+      </w:pPr>
+      <w:r>
+        <w:rPr>
+          <w:b w:val="0"/>
+        </w:rPr>
+        <w:t xml:space="preserve">Teacher explanation: Accept a concrete variant of the worked </w:t>
+      </w:r>
+      <w:r>
+        <w:rPr>
+          <w:b/>
+        </w:rPr>
+        <w:t>input</w:t>
+      </w:r>
+      <w:r>
+        <w:rPr>
+          <w:b w:val="0"/>
+        </w:rPr>
+        <w:t xml:space="preserve"> or a missing/conflicting/boundary condition, with an expectation derived from the declared procedure.</w:t>
+      </w:r>
+    </w:p>
+    <w:p>
+      <w:pPr>
+        <w:spacing w:line="336" w:lineRule="auto" w:after="180"/>
+      </w:pPr>
+      <w:r>
+        <w:rPr>
+          <w:b w:val="0"/>
+        </w:rPr>
+        <w:t xml:space="preserve">Require preserved settings, original </w:t>
+      </w:r>
+      <w:r>
+        <w:rPr>
+          <w:b/>
+        </w:rPr>
+        <w:t>output</w:t>
+      </w:r>
+      <w:r>
+        <w:rPr>
+          <w:b w:val="0"/>
+        </w:rPr>
+        <w:t>s and data roles. Prompt selection on development cases cannot be reported as independent final performance.</w:t>
+      </w:r>
+    </w:p>
+    <w:p>
+      <w:pPr>
+        <w:spacing w:line="336" w:lineRule="auto" w:after="180"/>
+      </w:pPr>
+      <w:r>
+        <w:rPr>
+          <w:b w:val="0"/>
+        </w:rPr>
+        <w:t xml:space="preserve">The new case should test this particular </w:t>
+      </w:r>
+      <w:r>
+        <w:rPr>
+          <w:b/>
+        </w:rPr>
+        <w:t>mechanism</w:t>
+      </w:r>
+      <w:r>
+        <w:rPr>
+          <w:b w:val="0"/>
+        </w:rPr>
+        <w:t xml:space="preserve"> rather than merely restate the original result.</w:t>
+      </w:r>
+    </w:p>
+    <w:p>
+      <w:pPr>
+        <w:pStyle w:val="Heading2"/>
+      </w:pPr>
+      <w:r>
+        <w:t>Earlier wording, alternatives and picture transcripts · reference / check after trying</w:t>
+      </w:r>
+    </w:p>
+    <w:p>
+      <w:pPr>
+        <w:spacing w:line="336" w:lineRule="auto" w:after="180"/>
+      </w:pPr>
+      <w:r>
+        <w:rPr>
+          <w:b w:val="0"/>
+        </w:rPr>
+        <w:t>Assess and explain the answers</w:t>
       </w:r>
     </w:p>
     <w:p>
@@ -3581,22 +4277,32 @@
     </w:p>
     <w:p>
       <w:pPr>
+        <w:spacing w:line="336" w:lineRule="auto" w:after="180"/>
+      </w:pPr>
+      <w:r>
+        <w:rPr>
+          <w:b w:val="0"/>
+        </w:rPr>
+        <w:t>A has 4/5 versus B's 3/5 on this set. Appearance is separate. Broaden cases and repeat stochastic trials before generalising.</w:t>
+      </w:r>
+    </w:p>
+    <w:p>
+      <w:pPr>
         <w:pStyle w:val="Heading3"/>
       </w:pPr>
       <w:r>
-        <w:t>Teacher key · Worked case answer</w:t>
+        <w:t>Additional transfer practice question</w:t>
       </w:r>
     </w:p>
     <w:p>
       <w:pPr>
         <w:spacing w:line="336" w:lineRule="auto" w:after="180"/>
-        <w:shd w:fill="F1F6FC"/>
       </w:pPr>
       <w:r>
         <w:rPr>
           <w:b w:val="0"/>
         </w:rPr>
-        <w:t>A has 4/5 versus B's 3/5 on this set. Appearance is separate. Broaden cases and repeat stochastic trials before generalising.</w:t>
+        <w:t>Prompt A passes 8 of 10 tasks; B passes 9 of 10 but fails the only source-checking task. A source check is mandatory. Which can be accepted as-is?</w:t>
       </w:r>
     </w:p>
     <w:p>
@@ -3604,49 +4310,12 @@
         <w:pStyle w:val="Heading3"/>
       </w:pPr>
       <w:r>
-        <w:t>Independent question</w:t>
-      </w:r>
-    </w:p>
-    <w:p>
-      <w:pPr>
-        <w:pStyle w:val="Heading3"/>
-      </w:pPr>
-      <w:r>
-        <w:t>Independent question · withhold the key</w:t>
+        <w:t>Reasoned practice answer</w:t>
       </w:r>
     </w:p>
     <w:p>
       <w:pPr>
         <w:spacing w:line="336" w:lineRule="auto" w:after="180"/>
-        <w:shd w:fill="F5F1FB"/>
-      </w:pPr>
-      <w:r>
-        <w:rPr>
-          <w:b w:val="0"/>
-        </w:rPr>
-        <w:t>Prompt A passes 8 of 10 tasks; B passes 9 of 10 but fails the only source-checking task. A source check is mandatory. Which can be accepted as-is?</w:t>
-      </w:r>
-    </w:p>
-    <w:p>
-      <w:pPr>
-        <w:pStyle w:val="Heading3"/>
-      </w:pPr>
-      <w:r>
-        <w:t>Expected independent answer</w:t>
-      </w:r>
-    </w:p>
-    <w:p>
-      <w:pPr>
-        <w:pStyle w:val="Heading3"/>
-      </w:pPr>
-      <w:r>
-        <w:t>Teacher key · Expected independent answer</w:t>
-      </w:r>
-    </w:p>
-    <w:p>
-      <w:pPr>
-        <w:spacing w:line="336" w:lineRule="auto" w:after="180"/>
-        <w:shd w:fill="F1F6FC"/>
       </w:pPr>
       <w:r>
         <w:rPr>
@@ -3976,46 +4645,122 @@
     </w:p>
     <w:p>
       <w:pPr>
+        <w:spacing w:line="336" w:lineRule="auto" w:after="180"/>
+      </w:pPr>
+      <w:r>
+        <w:rPr>
+          <w:b w:val="0"/>
+        </w:rPr>
+        <w:t xml:space="preserve">Both </w:t>
+      </w:r>
+      <w:r>
+        <w:rPr>
+          <w:b/>
+        </w:rPr>
+        <w:t>score</w:t>
+      </w:r>
+      <w:r>
+        <w:rPr>
+          <w:b w:val="0"/>
+        </w:rPr>
+        <w:t xml:space="preserve"> 3/4, but fail different cases. Inspect mandatory requirements, failure consequences and repeated-run variation.</w:t>
+      </w:r>
+    </w:p>
+    <w:p>
+      <w:pPr>
+        <w:spacing w:line="336" w:lineRule="auto" w:after="180"/>
+      </w:pPr>
+      <w:r>
+        <w:rPr>
+          <w:b w:val="0"/>
+        </w:rPr>
+        <w:t>Choose using predefined criteria, then evaluate on fresh cases that did not influence selection; do not select only favourable examples.</w:t>
+      </w:r>
+    </w:p>
+    <w:p>
+      <w:pPr>
         <w:pStyle w:val="Heading3"/>
       </w:pPr>
       <w:r>
-        <w:t>Teacher key · Original transfer answer</w:t>
+        <w:t>Explanations for the additional workbook examples</w:t>
+      </w:r>
+    </w:p>
+    <w:p>
+      <w:pPr>
+        <w:pStyle w:val="Heading3"/>
+      </w:pPr>
+      <w:r>
+        <w:t>W1 Explain the mechanism</w:t>
+      </w:r>
+    </w:p>
+    <w:p>
+      <w:pPr>
+        <w:pStyle w:val="Heading3"/>
+      </w:pPr>
+      <w:r>
+        <w:t>W2 Trace the worked case</w:t>
+      </w:r>
+    </w:p>
+    <w:p>
+      <w:pPr>
+        <w:pStyle w:val="Heading3"/>
+      </w:pPr>
+      <w:r>
+        <w:t>W3 Audit the limit</w:t>
+      </w:r>
+    </w:p>
+    <w:p>
+      <w:pPr>
+        <w:pStyle w:val="Heading3"/>
+      </w:pPr>
+      <w:r>
+        <w:t>W4 Apply a new case independently</w:t>
       </w:r>
     </w:p>
     <w:p>
       <w:pPr>
         <w:spacing w:line="336" w:lineRule="auto" w:after="180"/>
-        <w:shd w:fill="F1F6FC"/>
       </w:pPr>
       <w:r>
         <w:rPr>
           <w:b w:val="0"/>
         </w:rPr>
-        <w:t xml:space="preserve">Both </w:t>
+        <w:t xml:space="preserve">On eight </w:t>
       </w:r>
       <w:r>
         <w:rPr>
           <w:b/>
         </w:rPr>
-        <w:t>score</w:t>
+        <w:t>paired case</w:t>
       </w:r>
       <w:r>
         <w:rPr>
           <w:b w:val="0"/>
         </w:rPr>
-        <w:t xml:space="preserve"> 3/4, but fail different cases. Inspect mandatory requirements, failure consequences and repeated-run variation.</w:t>
+        <w:t>s A passes 1–5; B passes 1–4, 6, 7. Special cases are 5 and 8. Compare overall and special-case results; select by total passes.</w:t>
       </w:r>
     </w:p>
     <w:p>
       <w:pPr>
         <w:spacing w:line="336" w:lineRule="auto" w:after="180"/>
-        <w:shd w:fill="F1F6FC"/>
       </w:pPr>
       <w:r>
         <w:rPr>
           <w:b w:val="0"/>
         </w:rPr>
-        <w:t>Choose using predefined criteria, then evaluate on fresh cases that did not influence selection; do not select only favourable examples.</w:t>
+        <w:t xml:space="preserve">Teacher explanation: A=5/8, B=6/8, so select B on development. Special-case passes A=1/2, B=0/2; the aggregate selection hides a </w:t>
+      </w:r>
+      <w:r>
+        <w:rPr>
+          <w:b/>
+        </w:rPr>
+        <w:t>regression</w:t>
+      </w:r>
+      <w:r>
+        <w:rPr>
+          <w:b w:val="0"/>
+        </w:rPr>
+        <w:t xml:space="preserve"> requiring review.</w:t>
       </w:r>
     </w:p>
     <w:p>
@@ -4023,7 +4768,7 @@
         <w:pStyle w:val="Heading3"/>
       </w:pPr>
       <w:r>
-        <w:t>Explanations for the additional workbook examples</w:t>
+        <w:t>W5 Design a revealing follow-up</w:t>
       </w:r>
     </w:p>
     <w:p>
@@ -4031,7 +4776,7 @@
         <w:pStyle w:val="Heading3"/>
       </w:pPr>
       <w:r>
-        <w:t>W1 Explain the mechanism</w:t>
+        <w:t>Assess independent transfer</w:t>
       </w:r>
     </w:p>
     <w:p>
@@ -4039,1047 +4784,213 @@
         <w:pStyle w:val="Heading3"/>
       </w:pPr>
       <w:r>
-        <w:t>Workbook question · W1</w:t>
+        <w:t>Selected case answer</w:t>
+      </w:r>
+    </w:p>
+    <w:p>
+      <w:pPr>
+        <w:pStyle w:val="Heading3"/>
+      </w:pPr>
+      <w:r>
+        <w:t>Feedback that the learner uses</w:t>
+      </w:r>
+    </w:p>
+    <w:p>
+      <w:pPr>
+        <w:pStyle w:val="Heading1"/>
+      </w:pPr>
+      <w:r>
+        <w:t>06. Connect, adapt and return</w:t>
+      </w:r>
+    </w:p>
+    <w:p>
+      <w:r>
+        <w:t>Retain the project evidence and revisit the reasoning on a changed case.</w:t>
+      </w:r>
+    </w:p>
+    <w:p>
+      <w:pPr>
+        <w:pStyle w:val="Heading2"/>
+      </w:pPr>
+      <w:r>
+        <w:t>Project evidence to keep</w:t>
       </w:r>
     </w:p>
     <w:p>
       <w:pPr>
         <w:spacing w:line="336" w:lineRule="auto" w:after="180"/>
-        <w:shd w:fill="F5F1FB"/>
       </w:pPr>
       <w:r>
         <w:rPr>
           <w:b w:val="0"/>
         </w:rPr>
-        <w:t xml:space="preserve">Explain the weekly </w:t>
+        <w:t>Evaluate Study Buddy prompts on factual, ambiguous, missing-source, and adversarial questions.</w:t>
+      </w:r>
+    </w:p>
+    <w:p>
+      <w:pPr>
+        <w:spacing w:line="336" w:lineRule="auto" w:after="180"/>
+      </w:pPr>
+      <w:r>
+        <w:rPr>
+          <w:b w:val="0"/>
+        </w:rPr>
+        <w:t xml:space="preserve">Keep the decision, </w:t>
       </w:r>
       <w:r>
         <w:rPr>
           <w:b/>
         </w:rPr>
+        <w:t>input</w:t>
+      </w:r>
+      <w:r>
+        <w:rPr>
+          <w:b w:val="0"/>
+        </w:rPr>
+        <w:t xml:space="preserve">, result, explanation and remaining limitation in the project </w:t>
+      </w:r>
+      <w:r>
+        <w:rPr>
+          <w:b/>
+        </w:rPr>
+        <w:t>evidence</w:t>
+      </w:r>
+      <w:r>
+        <w:rPr>
+          <w:b w:val="0"/>
+        </w:rPr>
+        <w:t xml:space="preserve"> record. Retrieve this record next week rather than restarting the project.</w:t>
+      </w:r>
+    </w:p>
+    <w:p>
+      <w:pPr>
+        <w:spacing w:line="336" w:lineRule="auto" w:after="180"/>
+      </w:pPr>
+      <w:r>
+        <w:rPr>
+          <w:b w:val="0"/>
+        </w:rPr>
+        <w:t>Use Study Buddy case matrices with explicit priorities, source support gates and fresh final questions.</w:t>
+      </w:r>
+    </w:p>
+    <w:p>
+      <w:pPr>
+        <w:pStyle w:val="Heading2"/>
+      </w:pPr>
+      <w:r>
+        <w:t>Support while preserving the reasoning goal</w:t>
+      </w:r>
+    </w:p>
+    <w:p>
+      <w:pPr>
+        <w:spacing w:line="336" w:lineRule="auto" w:after="180"/>
+      </w:pPr>
+      <w:r>
+        <w:rPr>
+          <w:b w:val="0"/>
+        </w:rPr>
+        <w:t xml:space="preserve">Provide one short approved passage; separate instruction, </w:t>
+      </w:r>
+      <w:r>
+        <w:rPr>
+          <w:b/>
+        </w:rPr>
+        <w:t>input</w:t>
+      </w:r>
+      <w:r>
+        <w:rPr>
+          <w:b w:val="0"/>
+        </w:rPr>
+        <w:t xml:space="preserve">, </w:t>
+      </w:r>
+      <w:r>
+        <w:rPr>
+          <w:b/>
+        </w:rPr>
+        <w:t>output</w:t>
+      </w:r>
+      <w:r>
+        <w:rPr>
+          <w:b w:val="0"/>
+        </w:rPr>
+        <w:t xml:space="preserve"> and </w:t>
+      </w:r>
+      <w:r>
+        <w:rPr>
+          <w:b/>
+        </w:rPr>
+        <w:t>evidence</w:t>
+      </w:r>
+      <w:r>
+        <w:rPr>
+          <w:b w:val="0"/>
+        </w:rPr>
+        <w:t>. Stretch: introduce an unsupported claim or conflicting source and validate claim by claim with a fallback.</w:t>
+      </w:r>
+    </w:p>
+    <w:p>
+      <w:pPr>
+        <w:spacing w:line="336" w:lineRule="auto" w:after="180"/>
+      </w:pPr>
+      <w:r>
+        <w:rPr>
+          <w:b w:val="0"/>
+        </w:rPr>
+        <w:t xml:space="preserve">Provide an </w:t>
+      </w:r>
+      <w:r>
+        <w:rPr>
+          <w:b/>
+        </w:rPr>
+        <w:t>input</w:t>
+      </w:r>
+      <w:r>
+        <w:rPr>
+          <w:b w:val="0"/>
+        </w:rPr>
+        <w:t>/procedure/result/limit frame and a calculator when needed. Ask students to identify the first step before completing the whole trace.</w:t>
+      </w:r>
+    </w:p>
+    <w:p>
+      <w:pPr>
+        <w:spacing w:line="336" w:lineRule="auto" w:after="180"/>
+      </w:pPr>
+      <w:r>
+        <w:rPr>
+          <w:b w:val="0"/>
+        </w:rPr>
+        <w:t xml:space="preserve">Extension: compare two concrete variants of this </w:t>
+      </w:r>
+      <w:r>
+        <w:rPr>
+          <w:b/>
+        </w:rPr>
         <w:t>mechanism</w:t>
       </w:r>
       <w:r>
         <w:rPr>
           <w:b w:val="0"/>
         </w:rPr>
-        <w:t xml:space="preserve"> in your own words. Use the worked scenario to name its </w:t>
-      </w:r>
-      <w:r>
-        <w:rPr>
-          <w:b/>
-        </w:rPr>
-        <w:t>input</w:t>
-      </w:r>
+        <w:t xml:space="preserve"> while holding unrelated conditions fixed; report both successful and unsuccessful outcomes.</w:t>
+      </w:r>
+    </w:p>
+    <w:p>
+      <w:pPr>
+        <w:spacing w:line="336" w:lineRule="auto" w:after="180"/>
+      </w:pPr>
       <w:r>
         <w:rPr>
           <w:b w:val="0"/>
         </w:rPr>
-        <w:t xml:space="preserve">, decision rule and </w:t>
-      </w:r>
-      <w:r>
-        <w:rPr>
-          <w:b/>
-        </w:rPr>
-        <w:t>output</w:t>
-      </w:r>
-      <w:r>
-        <w:rPr>
-          <w:b w:val="0"/>
-        </w:rPr>
-        <w:t>.</w:t>
-      </w:r>
-    </w:p>
-    <w:p>
-      <w:pPr>
-        <w:pStyle w:val="Heading3"/>
-      </w:pPr>
-      <w:r>
-        <w:t>Teacher reasoning · W1</w:t>
-      </w:r>
-    </w:p>
-    <w:p>
-      <w:pPr>
-        <w:spacing w:line="336" w:lineRule="auto" w:after="180"/>
-        <w:shd w:fill="F1F6FC"/>
-      </w:pPr>
-      <w:r>
-        <w:rPr>
-          <w:b w:val="0"/>
-        </w:rPr>
-        <w:t xml:space="preserve">Teacher explanation: A prompt experiment compares complete specifications using the same task cases. Define success before inspecting </w:t>
-      </w:r>
-      <w:r>
-        <w:rPr>
-          <w:b/>
-        </w:rPr>
-        <w:t>output</w:t>
-      </w:r>
-      <w:r>
-        <w:rPr>
-          <w:b w:val="0"/>
-        </w:rPr>
-        <w:t>s; change one intended instruction and preserve other settings.</w:t>
-      </w:r>
-    </w:p>
-    <w:p>
-      <w:pPr>
-        <w:spacing w:line="336" w:lineRule="auto" w:after="180"/>
-        <w:shd w:fill="F1F6FC"/>
-      </w:pPr>
-      <w:r>
-        <w:rPr>
-          <w:b w:val="0"/>
-        </w:rPr>
-        <w:t xml:space="preserve">Evaluate both prompts on </w:t>
-      </w:r>
-      <w:r>
-        <w:rPr>
-          <w:b/>
-        </w:rPr>
-        <w:t>paired case</w:t>
-      </w:r>
-      <w:r>
-        <w:rPr>
-          <w:b w:val="0"/>
-        </w:rPr>
-        <w:t xml:space="preserve">s with fixed model/version, source records, </w:t>
-      </w:r>
-      <w:r>
-        <w:rPr>
-          <w:b/>
-        </w:rPr>
-        <w:t>output</w:t>
-      </w:r>
-      <w:r>
-        <w:rPr>
-          <w:b w:val="0"/>
-        </w:rPr>
-        <w:t xml:space="preserve"> contract and scoring </w:t>
-      </w:r>
-      <w:r>
-        <w:rPr>
-          <w:b/>
-        </w:rPr>
-        <w:t>rubric</w:t>
-      </w:r>
-      <w:r>
-        <w:rPr>
-          <w:b w:val="0"/>
-        </w:rPr>
-        <w:t>. Use development results for selection, then reserve new final cases.</w:t>
-      </w:r>
-    </w:p>
-    <w:p>
-      <w:pPr>
-        <w:spacing w:line="336" w:lineRule="auto" w:after="180"/>
-        <w:shd w:fill="F1F6FC"/>
-      </w:pPr>
-      <w:r>
-        <w:rPr>
-          <w:b/>
-        </w:rPr>
-        <w:t>Score</w:t>
-      </w:r>
-      <w:r>
-        <w:rPr>
-          <w:b w:val="0"/>
-        </w:rPr>
-        <w:t xml:space="preserve"> each case rather than counting attractive sentences.</w:t>
-      </w:r>
-    </w:p>
-    <w:p>
-      <w:pPr>
-        <w:pStyle w:val="Heading3"/>
-      </w:pPr>
-      <w:r>
-        <w:t>W2 Trace the worked case</w:t>
-      </w:r>
-    </w:p>
-    <w:p>
-      <w:pPr>
-        <w:pStyle w:val="Heading3"/>
-      </w:pPr>
-      <w:r>
-        <w:t>Workbook question · W2</w:t>
-      </w:r>
-    </w:p>
-    <w:p>
-      <w:pPr>
-        <w:spacing w:line="336" w:lineRule="auto" w:after="180"/>
-        <w:shd w:fill="F5F1FB"/>
-      </w:pPr>
-      <w:r>
-        <w:rPr>
-          <w:b w:val="0"/>
-        </w:rPr>
-        <w:t>On six development cases P passes cases 1, 2, 3, 4; Q passes 1, 2, 3, 5, 6. Missing-approval cases are 4 and 6. Compare totals and condition results. Show the intermediate steps and give the conclusion with its scope.</w:t>
-      </w:r>
-    </w:p>
-    <w:p>
-      <w:pPr>
-        <w:pStyle w:val="Heading3"/>
-      </w:pPr>
-      <w:r>
-        <w:t>Teacher reasoning · W2</w:t>
-      </w:r>
-    </w:p>
-    <w:p>
-      <w:pPr>
-        <w:spacing w:line="336" w:lineRule="auto" w:after="180"/>
-        <w:shd w:fill="F1F6FC"/>
-      </w:pPr>
-      <w:r>
-        <w:rPr>
-          <w:b w:val="0"/>
-        </w:rPr>
-        <w:t>Teacher explanation: P passes 4/6 and Q 5/6. P passes one of two missing-approval cases, Q also one of two. Q improves the aggregate while leaving this condition unchanged.</w:t>
-      </w:r>
-    </w:p>
-    <w:p>
-      <w:pPr>
-        <w:pStyle w:val="Heading3"/>
-      </w:pPr>
-      <w:r>
-        <w:t>W3 Audit the limit</w:t>
-      </w:r>
-    </w:p>
-    <w:p>
-      <w:pPr>
-        <w:pStyle w:val="Heading3"/>
-      </w:pPr>
-      <w:r>
-        <w:t>Workbook question · W3</w:t>
-      </w:r>
-    </w:p>
-    <w:p>
-      <w:pPr>
-        <w:spacing w:line="336" w:lineRule="auto" w:after="180"/>
-        <w:shd w:fill="F5F1FB"/>
-      </w:pPr>
-      <w:r>
-        <w:rPr>
-          <w:b w:val="0"/>
-        </w:rPr>
-        <w:t>A report omits this qualification: Prompt selection on development cases cannot be reported as independent final performance. Explain how omitting it could change a reader's interpretation, and write an accurate replacement.</w:t>
-      </w:r>
-    </w:p>
-    <w:p>
-      <w:pPr>
-        <w:pStyle w:val="Heading3"/>
-      </w:pPr>
-      <w:r>
-        <w:t>Teacher reasoning · W3</w:t>
-      </w:r>
-    </w:p>
-    <w:p>
-      <w:pPr>
-        <w:spacing w:line="336" w:lineRule="auto" w:after="180"/>
-        <w:shd w:fill="F1F6FC"/>
-      </w:pPr>
-      <w:r>
-        <w:rPr>
-          <w:b w:val="0"/>
-        </w:rPr>
-        <w:t>Teacher explanation: Prompt selection on development cases cannot be reported as independent final performance.</w:t>
-      </w:r>
-    </w:p>
-    <w:p>
-      <w:pPr>
-        <w:spacing w:line="336" w:lineRule="auto" w:after="180"/>
-        <w:shd w:fill="F1F6FC"/>
-      </w:pPr>
-      <w:r>
-        <w:rPr>
-          <w:b w:val="0"/>
-        </w:rPr>
-        <w:t xml:space="preserve">State the observed result separately from the unverified or out-of-scope claim; preserve the original </w:t>
-      </w:r>
-      <w:r>
-        <w:rPr>
-          <w:b/>
-        </w:rPr>
-        <w:t>evidence</w:t>
-      </w:r>
-      <w:r>
-        <w:rPr>
-          <w:b w:val="0"/>
-        </w:rPr>
-        <w:t xml:space="preserve"> rather than inventing a missing fact.</w:t>
-      </w:r>
-    </w:p>
-    <w:p>
-      <w:pPr>
-        <w:pStyle w:val="Heading3"/>
-      </w:pPr>
-      <w:r>
-        <w:t>W4 Apply a new case independently</w:t>
-      </w:r>
-    </w:p>
-    <w:p>
-      <w:pPr>
-        <w:pStyle w:val="Heading3"/>
-      </w:pPr>
-      <w:r>
-        <w:t>Workbook question · W4</w:t>
-      </w:r>
-    </w:p>
-    <w:p>
-      <w:pPr>
-        <w:spacing w:line="336" w:lineRule="auto" w:after="180"/>
-        <w:shd w:fill="F5F1FB"/>
-      </w:pPr>
-      <w:r>
-        <w:rPr>
-          <w:b w:val="0"/>
-        </w:rPr>
-        <w:t xml:space="preserve">On eight </w:t>
-      </w:r>
-      <w:r>
-        <w:rPr>
-          <w:b/>
-        </w:rPr>
-        <w:t>paired case</w:t>
-      </w:r>
-      <w:r>
-        <w:rPr>
-          <w:b w:val="0"/>
-        </w:rPr>
-        <w:t>s A passes 1–5; B passes 1–4, 6, 7. Special cases are 5 and 8. Compare overall and special-case results; select by total passes.</w:t>
-      </w:r>
-    </w:p>
-    <w:p>
-      <w:pPr>
-        <w:pStyle w:val="Heading3"/>
-      </w:pPr>
-      <w:r>
-        <w:t>Teacher reasoning · W4</w:t>
-      </w:r>
-    </w:p>
-    <w:p>
-      <w:pPr>
-        <w:spacing w:line="336" w:lineRule="auto" w:after="180"/>
-        <w:shd w:fill="F1F6FC"/>
-      </w:pPr>
-      <w:r>
-        <w:rPr>
-          <w:b w:val="0"/>
-        </w:rPr>
-        <w:t xml:space="preserve">Teacher explanation: A=5/8, B=6/8, so select B on development. Special-case passes A=1/2, B=0/2; the aggregate selection hides a </w:t>
-      </w:r>
-      <w:r>
-        <w:rPr>
-          <w:b/>
-        </w:rPr>
-        <w:t>regression</w:t>
-      </w:r>
-      <w:r>
-        <w:rPr>
-          <w:b w:val="0"/>
-        </w:rPr>
-        <w:t xml:space="preserve"> requiring review.</w:t>
-      </w:r>
-    </w:p>
-    <w:p>
-      <w:pPr>
-        <w:pStyle w:val="Heading3"/>
-      </w:pPr>
-      <w:r>
-        <w:t>W5 Design a revealing follow-up</w:t>
-      </w:r>
-    </w:p>
-    <w:p>
-      <w:pPr>
-        <w:pStyle w:val="Heading3"/>
-      </w:pPr>
-      <w:r>
-        <w:t>Workbook question · W5</w:t>
-      </w:r>
-    </w:p>
-    <w:p>
-      <w:pPr>
-        <w:spacing w:line="336" w:lineRule="auto" w:after="180"/>
-        <w:shd w:fill="F5F1FB"/>
-      </w:pPr>
-      <w:r>
-        <w:rPr>
-          <w:b w:val="0"/>
-        </w:rPr>
-        <w:t>For the worked scenario, propose one additional case that could reveal a failure, describe its expected outcome before running it, and explain what would need to remain fixed for a fair comparison.</w:t>
-      </w:r>
-    </w:p>
-    <w:p>
-      <w:pPr>
-        <w:spacing w:line="336" w:lineRule="auto" w:after="180"/>
-        <w:shd w:fill="F5F1FB"/>
-      </w:pPr>
-      <w:r>
-        <w:rPr>
-          <w:b w:val="0"/>
-        </w:rPr>
-        <w:t>Do not reuse W4 as a new final test after receiving feedback.</w:t>
-      </w:r>
-    </w:p>
-    <w:p>
-      <w:pPr>
-        <w:pStyle w:val="Heading3"/>
-      </w:pPr>
-      <w:r>
-        <w:t>Teacher reasoning · W5</w:t>
-      </w:r>
-    </w:p>
-    <w:p>
-      <w:pPr>
-        <w:spacing w:line="336" w:lineRule="auto" w:after="180"/>
-        <w:shd w:fill="F1F6FC"/>
-      </w:pPr>
-      <w:r>
-        <w:rPr>
-          <w:b w:val="0"/>
-        </w:rPr>
-        <w:t xml:space="preserve">Teacher explanation: Accept a concrete variant of the worked </w:t>
-      </w:r>
-      <w:r>
-        <w:rPr>
-          <w:b/>
-        </w:rPr>
-        <w:t>input</w:t>
-      </w:r>
-      <w:r>
-        <w:rPr>
-          <w:b w:val="0"/>
-        </w:rPr>
-        <w:t xml:space="preserve"> or a missing/conflicting/boundary condition, with an expectation derived from the declared procedure.</w:t>
-      </w:r>
-    </w:p>
-    <w:p>
-      <w:pPr>
-        <w:spacing w:line="336" w:lineRule="auto" w:after="180"/>
-        <w:shd w:fill="F1F6FC"/>
-      </w:pPr>
-      <w:r>
-        <w:rPr>
-          <w:b w:val="0"/>
-        </w:rPr>
-        <w:t xml:space="preserve">Require preserved settings, original </w:t>
-      </w:r>
-      <w:r>
-        <w:rPr>
-          <w:b/>
-        </w:rPr>
-        <w:t>output</w:t>
-      </w:r>
-      <w:r>
-        <w:rPr>
-          <w:b w:val="0"/>
-        </w:rPr>
-        <w:t>s and data roles. Prompt selection on development cases cannot be reported as independent final performance.</w:t>
-      </w:r>
-    </w:p>
-    <w:p>
-      <w:pPr>
-        <w:spacing w:line="336" w:lineRule="auto" w:after="180"/>
-        <w:shd w:fill="F1F6FC"/>
-      </w:pPr>
-      <w:r>
-        <w:rPr>
-          <w:b w:val="0"/>
-        </w:rPr>
-        <w:t xml:space="preserve">The new case should test this particular </w:t>
-      </w:r>
-      <w:r>
-        <w:rPr>
-          <w:b/>
-        </w:rPr>
-        <w:t>mechanism</w:t>
-      </w:r>
-      <w:r>
-        <w:rPr>
-          <w:b w:val="0"/>
-        </w:rPr>
-        <w:t xml:space="preserve"> rather than merely restate the original result.</w:t>
-      </w:r>
-    </w:p>
-    <w:p>
-      <w:pPr>
-        <w:pStyle w:val="Heading3"/>
-      </w:pPr>
-      <w:r>
-        <w:t>Assess independent transfer</w:t>
-      </w:r>
-    </w:p>
-    <w:p>
-      <w:pPr>
-        <w:pStyle w:val="Heading3"/>
-      </w:pPr>
-      <w:r>
-        <w:t>Independent question · withhold the key</w:t>
-      </w:r>
-    </w:p>
-    <w:p>
-      <w:pPr>
-        <w:spacing w:line="336" w:lineRule="auto" w:after="180"/>
-        <w:shd w:fill="F5F1FB"/>
-      </w:pPr>
-      <w:r>
-        <w:rPr>
-          <w:b w:val="0"/>
-        </w:rPr>
-        <w:t>Selected case: Five validation tasks have pass results A:1,1,1,0,0 and B:0,1,0,1,1. Compare performance and explain what is required before choosing a prompt.</w:t>
-      </w:r>
-    </w:p>
-    <w:p>
-      <w:pPr>
-        <w:pStyle w:val="Heading3"/>
-      </w:pPr>
-      <w:r>
-        <w:t>Selected case answer</w:t>
-      </w:r>
-    </w:p>
-    <w:p>
-      <w:pPr>
-        <w:pStyle w:val="Heading3"/>
-      </w:pPr>
-      <w:r>
-        <w:t>Teacher key · Selected case answer</w:t>
-      </w:r>
-    </w:p>
-    <w:p>
-      <w:pPr>
-        <w:spacing w:line="336" w:lineRule="auto" w:after="180"/>
-        <w:shd w:fill="F1F6FC"/>
-      </w:pPr>
-      <w:r>
-        <w:rPr>
-          <w:b w:val="0"/>
-        </w:rPr>
-        <w:t>Both pass3/5=</w:t>
-      </w:r>
-      <w:r>
-        <w:rPr>
-          <w:b/>
-        </w:rPr>
-        <w:t>60%</w:t>
-      </w:r>
-      <w:r>
-        <w:rPr>
-          <w:b w:val="0"/>
-        </w:rPr>
-        <w:t xml:space="preserve">. A alone passes tasks1 and3; B alone passes4 and5; both pass2. Examine task coverage and failure consequences using a declared </w:t>
-      </w:r>
-      <w:r>
-        <w:rPr>
-          <w:b/>
-        </w:rPr>
-        <w:t>rubric</w:t>
-      </w:r>
-      <w:r>
-        <w:rPr>
-          <w:b w:val="0"/>
-        </w:rPr>
-        <w:t>. Neither is automatically better.</w:t>
-      </w:r>
-    </w:p>
-    <w:p>
-      <w:pPr>
-        <w:spacing w:line="336" w:lineRule="auto" w:after="180"/>
-        <w:shd w:fill="F1F6FC"/>
-      </w:pPr>
-      <w:r>
-        <w:rPr>
-          <w:b w:val="0"/>
-        </w:rPr>
-        <w:t>Freeze the choice before testing on fresh cases.</w:t>
-      </w:r>
-    </w:p>
-    <w:tbl>
-      <w:tblPr>
-        <w:tblStyle w:val="LightShading-Accent1"/>
-        <w:tblW w:type="auto" w:w="0"/>
-        <w:tblLook w:firstColumn="1" w:firstRow="1" w:lastColumn="0" w:lastRow="0" w:noHBand="0" w:noVBand="1" w:val="04A0"/>
-      </w:tblPr>
-      <w:tblGrid>
-        <w:gridCol w:w="5112"/>
-        <w:gridCol w:w="5112"/>
-      </w:tblGrid>
-      <w:tr>
-        <w:trPr>
-          <w:tblHeader/>
-        </w:trPr>
-        <w:tc>
-          <w:tcPr>
-            <w:tcW w:type="dxa" w:w="5112"/>
-          </w:tcPr>
-          <w:p>
-            <w:r>
-              <w:t>Dimension</w:t>
-            </w:r>
-          </w:p>
-        </w:tc>
-        <w:tc>
-          <w:tcPr>
-            <w:tcW w:type="dxa" w:w="5112"/>
-          </w:tcPr>
-          <w:p>
-            <w:r>
-              <w:t>Evidence required</w:t>
-            </w:r>
-          </w:p>
-        </w:tc>
-      </w:tr>
-      <w:tr>
-        <w:tc>
-          <w:tcPr>
-            <w:tcW w:type="dxa" w:w="5112"/>
-          </w:tcPr>
-          <w:p>
-            <w:r>
-              <w:t>Explanation</w:t>
-            </w:r>
-          </w:p>
-        </w:tc>
-        <w:tc>
-          <w:tcPr>
-            <w:tcW w:type="dxa" w:w="5112"/>
-          </w:tcPr>
-          <w:p>
-            <w:r>
-              <w:t>Names the applicable idea or procedure and ties it to the supplied facts.</w:t>
-            </w:r>
-          </w:p>
-        </w:tc>
-      </w:tr>
-      <w:tr>
-        <w:tc>
-          <w:tcPr>
-            <w:tcW w:type="dxa" w:w="5112"/>
-          </w:tcPr>
-          <w:p>
-            <w:r>
-              <w:t>Trace and result</w:t>
-            </w:r>
-          </w:p>
-        </w:tc>
-        <w:tc>
-          <w:tcPr>
-            <w:tcW w:type="dxa" w:w="5112"/>
-          </w:tcPr>
-          <w:p>
-            <w:r>
-              <w:t>Preserves the given inputs and shows the relevant intermediate steps; distinguishes a prediction from an observed execution.</w:t>
-            </w:r>
-          </w:p>
-        </w:tc>
-      </w:tr>
-      <w:tr>
-        <w:tc>
-          <w:tcPr>
-            <w:tcW w:type="dxa" w:w="5112"/>
-          </w:tcPr>
-          <w:p>
-            <w:r>
-              <w:t>Limits</w:t>
-            </w:r>
-          </w:p>
-        </w:tc>
-        <w:tc>
-          <w:tcPr>
-            <w:tcW w:type="dxa" w:w="5112"/>
-          </w:tcPr>
-          <w:p>
-            <w:r>
-              <w:t>States the assumptions, missing evidence or conditions under which the result would change.</w:t>
-            </w:r>
-          </w:p>
-        </w:tc>
-      </w:tr>
-    </w:tbl>
-    <w:p>
-      <w:pPr>
-        <w:pStyle w:val="Heading3"/>
-      </w:pPr>
-      <w:r>
-        <w:t>Teacher key · Selected case answer</w:t>
-      </w:r>
-    </w:p>
-    <w:p>
-      <w:pPr>
-        <w:spacing w:line="336" w:lineRule="auto" w:after="180"/>
-        <w:shd w:fill="F1F6FC"/>
-      </w:pPr>
-      <w:r>
-        <w:rPr>
-          <w:b w:val="0"/>
-        </w:rPr>
-        <w:t>Record each dimension as not yet, with support, or independent. Accept a valid alternative procedure with a defensible trace.</w:t>
-      </w:r>
-    </w:p>
-    <w:p>
-      <w:pPr>
-        <w:spacing w:line="336" w:lineRule="auto" w:after="180"/>
-        <w:shd w:fill="F1F6FC"/>
-      </w:pPr>
-      <w:r>
-        <w:rPr>
-          <w:b w:val="0"/>
-        </w:rPr>
-        <w:t xml:space="preserve">Do not penalise an honestly recorded model failure if the learner correctly explains its </w:t>
-      </w:r>
-      <w:r>
-        <w:rPr>
-          <w:b/>
-        </w:rPr>
-        <w:t>evidence</w:t>
-      </w:r>
-      <w:r>
-        <w:rPr>
-          <w:b w:val="0"/>
-        </w:rPr>
-        <w:t xml:space="preserve"> and limits.</w:t>
-      </w:r>
-    </w:p>
-    <w:p>
-      <w:pPr>
-        <w:pStyle w:val="Heading3"/>
-      </w:pPr>
-      <w:r>
-        <w:t>Feedback that the learner uses</w:t>
-      </w:r>
-    </w:p>
-    <w:p>
-      <w:pPr>
-        <w:spacing w:line="336" w:lineRule="auto" w:after="180"/>
-      </w:pPr>
-      <w:r>
-        <w:rPr>
-          <w:b w:val="0"/>
-        </w:rPr>
-        <w:t>Name the earliest unsupported step and give one action to repair it. Have the learner make that repair now and explain why. Then assess the relevant skill on a fresh, fully specified case.</w:t>
-      </w:r>
-    </w:p>
-    <w:p>
-      <w:pPr>
-        <w:spacing w:line="336" w:lineRule="auto" w:after="180"/>
-      </w:pPr>
-      <w:r>
-        <w:rPr>
-          <w:b w:val="0"/>
-        </w:rPr>
-        <w:t>Confirm it was not previously practised with feedback; solve and check the new case before assigning it. A follow-up design prompt is a starting brief, not automatically an equivalent test.</w:t>
-      </w:r>
-    </w:p>
-    <w:p>
-      <w:pPr>
-        <w:pStyle w:val="Heading1"/>
-      </w:pPr>
-      <w:r>
-        <w:t>06. Connect and extend learning</w:t>
-      </w:r>
-    </w:p>
-    <w:p>
-      <w:r>
-        <w:t>Connect Prompt Evaluation to Verified Study Buddy, adapt support and plan a later changed-case check.</w:t>
-      </w:r>
-    </w:p>
-    <w:p>
-      <w:pPr>
-        <w:pStyle w:val="Heading3"/>
-      </w:pPr>
-      <w:r>
-        <w:t>Verified Study Buddy</w:t>
-      </w:r>
-    </w:p>
-    <w:p>
-      <w:pPr>
-        <w:spacing w:line="336" w:lineRule="auto" w:after="180"/>
-      </w:pPr>
-      <w:r>
-        <w:rPr>
-          <w:b w:val="0"/>
-        </w:rPr>
-        <w:t>Evaluate Study Buddy prompts on factual, ambiguous, missing-source, and adversarial questions.</w:t>
-      </w:r>
-    </w:p>
-    <w:p>
-      <w:pPr>
-        <w:spacing w:line="336" w:lineRule="auto" w:after="180"/>
-      </w:pPr>
-      <w:r>
-        <w:rPr>
-          <w:b w:val="0"/>
-        </w:rPr>
-        <w:t xml:space="preserve">Keep the decision, </w:t>
-      </w:r>
-      <w:r>
-        <w:rPr>
-          <w:b/>
-        </w:rPr>
-        <w:t>input</w:t>
-      </w:r>
-      <w:r>
-        <w:rPr>
-          <w:b w:val="0"/>
-        </w:rPr>
-        <w:t xml:space="preserve">, result, explanation and remaining limitation in the project </w:t>
-      </w:r>
-      <w:r>
-        <w:rPr>
-          <w:b/>
-        </w:rPr>
-        <w:t>evidence</w:t>
-      </w:r>
-      <w:r>
-        <w:rPr>
-          <w:b w:val="0"/>
-        </w:rPr>
-        <w:t xml:space="preserve"> record. Retrieve this record next week rather than restarting the project.</w:t>
-      </w:r>
-    </w:p>
-    <w:p>
-      <w:pPr>
-        <w:pStyle w:val="Heading3"/>
-      </w:pPr>
-      <w:r>
-        <w:t>Support and stretch</w:t>
-      </w:r>
-    </w:p>
-    <w:p>
-      <w:pPr>
-        <w:spacing w:line="336" w:lineRule="auto" w:after="180"/>
-      </w:pPr>
-      <w:r>
-        <w:rPr>
-          <w:b w:val="0"/>
-        </w:rPr>
-        <w:t xml:space="preserve">Provide one short approved passage; separate instruction, </w:t>
-      </w:r>
-      <w:r>
-        <w:rPr>
-          <w:b/>
-        </w:rPr>
-        <w:t>input</w:t>
-      </w:r>
-      <w:r>
-        <w:rPr>
-          <w:b w:val="0"/>
-        </w:rPr>
-        <w:t xml:space="preserve">, </w:t>
-      </w:r>
-      <w:r>
-        <w:rPr>
-          <w:b/>
-        </w:rPr>
-        <w:t>output</w:t>
-      </w:r>
-      <w:r>
-        <w:rPr>
-          <w:b w:val="0"/>
-        </w:rPr>
-        <w:t xml:space="preserve"> and </w:t>
-      </w:r>
-      <w:r>
-        <w:rPr>
-          <w:b/>
-        </w:rPr>
-        <w:t>evidence</w:t>
-      </w:r>
-      <w:r>
-        <w:rPr>
-          <w:b w:val="0"/>
-        </w:rPr>
-        <w:t>. Stretch: introduce an unsupported claim or conflicting source and validate claim by claim with a fallback.</w:t>
-      </w:r>
-    </w:p>
-    <w:p>
-      <w:pPr>
-        <w:pStyle w:val="Heading3"/>
-      </w:pPr>
-      <w:r>
-        <w:t>Exit reflection</w:t>
-      </w:r>
-    </w:p>
-    <w:p>
-      <w:pPr>
-        <w:spacing w:line="336" w:lineRule="auto" w:after="180"/>
-      </w:pPr>
-      <w:r>
-        <w:rPr>
-          <w:b w:val="0"/>
-        </w:rPr>
-        <w:t xml:space="preserve">Ask for one decision the learner can now justify and one situation requiring more </w:t>
-      </w:r>
-      <w:r>
-        <w:rPr>
-          <w:b/>
-        </w:rPr>
-        <w:t>evidence</w:t>
-      </w:r>
-      <w:r>
-        <w:rPr>
-          <w:b w:val="0"/>
-        </w:rPr>
-        <w:t xml:space="preserve"> or human review. Confidence ratings are separate from correct independent performance.</w:t>
-      </w:r>
-    </w:p>
-    <w:p>
-      <w:pPr>
-        <w:pStyle w:val="Heading3"/>
-      </w:pPr>
-      <w:r>
-        <w:t>Bridge to the next week</w:t>
-      </w:r>
-    </w:p>
-    <w:p>
-      <w:pPr>
-        <w:spacing w:line="336" w:lineRule="auto" w:after="180"/>
-      </w:pPr>
-      <w:r>
-        <w:rPr>
-          <w:b w:val="0"/>
-        </w:rPr>
-        <w:t xml:space="preserve">Next: Week 10: Image Generation Models. Retrieve today’s </w:t>
-      </w:r>
-      <w:r>
-        <w:rPr>
-          <w:b/>
-        </w:rPr>
-        <w:t>evidence</w:t>
-      </w:r>
-      <w:r>
-        <w:rPr>
-          <w:b w:val="0"/>
-        </w:rPr>
-        <w:t xml:space="preserve"> and identify what carries forward and what is new.</w:t>
-      </w:r>
-    </w:p>
-    <w:p>
-      <w:pPr>
-        <w:pStyle w:val="Heading3"/>
-      </w:pPr>
-      <w:r>
-        <w:t>Support and fresh reassessment</w:t>
-      </w:r>
-    </w:p>
-    <w:p>
-      <w:pPr>
-        <w:spacing w:line="336" w:lineRule="auto" w:after="180"/>
-      </w:pPr>
-      <w:r>
-        <w:rPr>
-          <w:b w:val="0"/>
-        </w:rPr>
-        <w:t xml:space="preserve">Provide an </w:t>
-      </w:r>
-      <w:r>
-        <w:rPr>
-          <w:b/>
-        </w:rPr>
-        <w:t>input</w:t>
-      </w:r>
-      <w:r>
-        <w:rPr>
-          <w:b w:val="0"/>
-        </w:rPr>
-        <w:t>/procedure/result/limit frame and a calculator when needed. Ask students to identify the first step before completing the whole trace.</w:t>
-      </w:r>
-    </w:p>
-    <w:p>
-      <w:pPr>
-        <w:spacing w:line="336" w:lineRule="auto" w:after="180"/>
-      </w:pPr>
-      <w:r>
-        <w:rPr>
-          <w:b w:val="0"/>
-        </w:rPr>
-        <w:t xml:space="preserve">Extension: compare two concrete variants of this </w:t>
-      </w:r>
-      <w:r>
-        <w:rPr>
-          <w:b/>
-        </w:rPr>
-        <w:t>mechanism</w:t>
-      </w:r>
-      <w:r>
-        <w:rPr>
-          <w:b w:val="0"/>
-        </w:rPr>
-        <w:t xml:space="preserve"> while holding unrelated conditions fixed; report both successful and unsuccessful outcomes.</w:t>
-      </w:r>
-    </w:p>
-    <w:p>
-      <w:pPr>
-        <w:spacing w:line="336" w:lineRule="auto" w:after="180"/>
-      </w:pPr>
-      <w:r>
-        <w:rPr>
-          <w:b w:val="0"/>
-        </w:rPr>
-        <w:t xml:space="preserve">W4: A=5/8, B=6/8, so select B on development. Special-case passes A=1/2, B=0/2; the aggregate selection hides a </w:t>
-      </w:r>
-      <w:r>
-        <w:rPr>
-          <w:b/>
-        </w:rPr>
-        <w:t>regression</w:t>
-      </w:r>
-      <w:r>
-        <w:rPr>
-          <w:b w:val="0"/>
-        </w:rPr>
-        <w:t xml:space="preserve"> requiring review. Require intermediate reasoning and the stated scope.</w:t>
-      </w:r>
-    </w:p>
-    <w:p>
-      <w:pPr>
-        <w:spacing w:line="336" w:lineRule="auto" w:after="180"/>
-      </w:pPr>
-      <w:r>
-        <w:rPr>
-          <w:b w:val="0"/>
-        </w:rPr>
-        <w:t>Fresh retry: A passes 1–4 of six; B passes 1, 2, 5. Special cases 4 and 6. Compare. Expected reasoning: A=4/6, B=3/6; special A=1/2, B=0/2. Preserve both outcomes; no final result supplied.</w:t>
-      </w:r>
-    </w:p>
-    <w:p>
-      <w:pPr>
-        <w:spacing w:line="336" w:lineRule="auto" w:after="180"/>
-      </w:pPr>
-      <w:r>
-        <w:rPr>
-          <w:b w:val="0"/>
-        </w:rPr>
-        <w:t>If students need support, record it and reassess with another new case rather than awarding independence to a copied answer.</w:t>
-      </w:r>
-    </w:p>
-    <w:p>
-      <w:pPr>
-        <w:spacing w:line="336" w:lineRule="auto" w:after="180"/>
-      </w:pPr>
-      <w:r>
-        <w:rPr>
-          <w:b w:val="0"/>
-        </w:rPr>
-        <w:t xml:space="preserve">Next connection: Generation failures and verification. Preserve the current case record and retrieve its </w:t>
-      </w:r>
-      <w:r>
-        <w:rPr>
-          <w:b/>
-        </w:rPr>
-        <w:t>evidence</w:t>
-      </w:r>
-      <w:r>
-        <w:rPr>
-          <w:b w:val="0"/>
-        </w:rPr>
-        <w:t xml:space="preserve"> boundary before moving on.</w:t>
-      </w:r>
-    </w:p>
-    <w:p>
-      <w:pPr>
-        <w:pStyle w:val="Heading3"/>
-      </w:pPr>
-      <w:r>
-        <w:t>Plan the delayed return</w:t>
+        <w:t>Selected independent record: A and B each pass3/5=60%; shared pass2,A-only1and3,B-only4and5. No task meanings, failure consequences or mandatory priorities are supplied, so neither is automatically better. State needed criteria and freeze a selected prompt before fresh final cases. Fresh retry: A=[1,0,1,0],B=[0,1,1,0]. Both2/4;shared3,A-only1,B-only2,bothfail4. Require a declared priority or further development evidence rather than an invented winner. The older eight-case exercise remains additional practice.</w:t>
+      </w:r>
+    </w:p>
+    <w:p>
+      <w:pPr>
+        <w:pStyle w:val="Heading2"/>
+      </w:pPr>
+      <w:r>
+        <w:t>Plan the delayed check</w:t>
       </w:r>
     </w:p>
     <w:p>
@@ -5296,48 +5207,176 @@
     </w:p>
     <w:p>
       <w:pPr>
+        <w:pStyle w:val="Heading2"/>
+      </w:pPr>
+      <w:r>
+        <w:t>Bridge to next week</w:t>
+      </w:r>
+    </w:p>
+    <w:p>
+      <w:pPr>
+        <w:spacing w:line="336" w:lineRule="auto" w:after="180"/>
+      </w:pPr>
+      <w:r>
+        <w:rPr>
+          <w:b w:val="0"/>
+        </w:rPr>
+        <w:t xml:space="preserve">Ask for one decision the learner can now justify and one situation requiring more </w:t>
+      </w:r>
+      <w:r>
+        <w:rPr>
+          <w:b/>
+        </w:rPr>
+        <w:t>evidence</w:t>
+      </w:r>
+      <w:r>
+        <w:rPr>
+          <w:b w:val="0"/>
+        </w:rPr>
+        <w:t xml:space="preserve"> or human review. Confidence ratings are separate from correct independent performance.</w:t>
+      </w:r>
+    </w:p>
+    <w:p>
+      <w:pPr>
+        <w:spacing w:line="336" w:lineRule="auto" w:after="180"/>
+      </w:pPr>
+      <w:r>
+        <w:rPr>
+          <w:b w:val="0"/>
+        </w:rPr>
+        <w:t xml:space="preserve">Next: Week 10: Image Generation Models. Retrieve today’s </w:t>
+      </w:r>
+      <w:r>
+        <w:rPr>
+          <w:b/>
+        </w:rPr>
+        <w:t>evidence</w:t>
+      </w:r>
+      <w:r>
+        <w:rPr>
+          <w:b w:val="0"/>
+        </w:rPr>
+        <w:t xml:space="preserve"> and identify what carries forward and what is new.</w:t>
+      </w:r>
+    </w:p>
+    <w:p>
+      <w:pPr>
+        <w:spacing w:line="336" w:lineRule="auto" w:after="180"/>
+      </w:pPr>
+      <w:r>
+        <w:rPr>
+          <w:b w:val="0"/>
+        </w:rPr>
+        <w:t>Next is Week10: Image Generation Models. Carry forward fixed evaluation criteria, source checks and limits on what an attractive output establishes.</w:t>
+      </w:r>
+    </w:p>
+    <w:p>
+      <w:pPr>
+        <w:pStyle w:val="Heading2"/>
+      </w:pPr>
+      <w:r>
+        <w:t>Earlier wording, alternatives and picture transcripts · reference / check after trying</w:t>
+      </w:r>
+    </w:p>
+    <w:p>
+      <w:pPr>
+        <w:spacing w:line="336" w:lineRule="auto" w:after="180"/>
+      </w:pPr>
+      <w:r>
+        <w:rPr>
+          <w:b w:val="0"/>
+        </w:rPr>
+        <w:t>Connect and extend learning</w:t>
+      </w:r>
+    </w:p>
+    <w:p>
+      <w:pPr>
         <w:pStyle w:val="Heading3"/>
       </w:pPr>
       <w:r>
+        <w:t>Verified Study Buddy</w:t>
+      </w:r>
+    </w:p>
+    <w:p>
+      <w:pPr>
+        <w:pStyle w:val="Heading3"/>
+      </w:pPr>
+      <w:r>
+        <w:t>Support and stretch</w:t>
+      </w:r>
+    </w:p>
+    <w:p>
+      <w:pPr>
+        <w:pStyle w:val="Heading3"/>
+      </w:pPr>
+      <w:r>
+        <w:t>Exit reflection</w:t>
+      </w:r>
+    </w:p>
+    <w:p>
+      <w:pPr>
+        <w:pStyle w:val="Heading3"/>
+      </w:pPr>
+      <w:r>
+        <w:t>Bridge to the next week</w:t>
+      </w:r>
+    </w:p>
+    <w:p>
+      <w:pPr>
+        <w:pStyle w:val="Heading3"/>
+      </w:pPr>
+      <w:r>
+        <w:t>Support and fresh reassessment</w:t>
+      </w:r>
+    </w:p>
+    <w:p>
+      <w:pPr>
+        <w:pStyle w:val="Heading3"/>
+      </w:pPr>
+      <w:r>
+        <w:t>Plan the delayed return</w:t>
+      </w:r>
+    </w:p>
+    <w:p>
+      <w:pPr>
+        <w:pStyle w:val="Heading3"/>
+      </w:pPr>
+      <w:r>
         <w:t>Project evidence from this case</w:t>
       </w:r>
     </w:p>
     <w:p>
       <w:pPr>
+        <w:pStyle w:val="Heading1"/>
+      </w:pPr>
+      <w:r>
+        <w:t>Reference bank and extra practice</w:t>
+      </w:r>
+    </w:p>
+    <w:p>
+      <w:pPr>
+        <w:pStyle w:val="Heading1"/>
+      </w:pPr>
+      <w:r>
+        <w:t>07. Reference: alternative planning checklist</w:t>
+      </w:r>
+    </w:p>
+    <w:p>
+      <w:r>
+        <w:t>Use as a reminder alongside the main route rather than teaching the cycle twice.</w:t>
+      </w:r>
+    </w:p>
+    <w:p>
+      <w:pPr>
+        <w:pStyle w:val="Heading2"/>
+      </w:pPr>
+      <w:r>
+        <w:t>Preparation and schedule</w:t>
+      </w:r>
+    </w:p>
+    <w:p>
+      <w:pPr>
         <w:spacing w:line="336" w:lineRule="auto" w:after="180"/>
-      </w:pPr>
-      <w:r>
-        <w:rPr>
-          <w:b w:val="0"/>
-        </w:rPr>
-        <w:t>Use Study Buddy case matrices with explicit priorities, source support gates and fresh final questions.</w:t>
-      </w:r>
-    </w:p>
-    <w:p>
-      <w:pPr>
-        <w:pStyle w:val="Heading1"/>
-      </w:pPr>
-      <w:r>
-        <w:t>07. Prepare, teach and assess</w:t>
-      </w:r>
-    </w:p>
-    <w:p>
-      <w:r>
-        <w:t>Use this preparation summary alongside the detailed Prompt Evaluation lesson; it is a checklist rather than a replacement for the full sequence.</w:t>
-      </w:r>
-    </w:p>
-    <w:p>
-      <w:pPr>
-        <w:pStyle w:val="Heading3"/>
-      </w:pPr>
-      <w:r>
-        <w:t>Teaching target</w:t>
-      </w:r>
-    </w:p>
-    <w:p>
-      <w:pPr>
-        <w:spacing w:line="336" w:lineRule="auto" w:after="180"/>
-        <w:shd w:fill="EDF7F3"/>
       </w:pPr>
       <w:r>
         <w:rPr>
@@ -5526,6 +5565,14 @@
     </w:tbl>
     <w:p>
       <w:pPr>
+        <w:pStyle w:val="Heading2"/>
+      </w:pPr>
+      <w:r>
+        <w:t>Practice and assessment reminders</w:t>
+      </w:r>
+    </w:p>
+    <w:p>
+      <w:pPr>
         <w:spacing w:line="336" w:lineRule="auto" w:after="180"/>
       </w:pPr>
       <w:r>
@@ -5548,16 +5595,7 @@
     </w:p>
     <w:p>
       <w:pPr>
-        <w:pStyle w:val="Heading3"/>
-      </w:pPr>
-      <w:r>
-        <w:t>Supported practice answer</w:t>
-      </w:r>
-    </w:p>
-    <w:p>
-      <w:pPr>
         <w:spacing w:line="336" w:lineRule="auto" w:after="180"/>
-        <w:shd w:fill="F1F6FC"/>
       </w:pPr>
       <w:r>
         <w:rPr>
@@ -5590,16 +5628,7 @@
     </w:p>
     <w:p>
       <w:pPr>
-        <w:pStyle w:val="Heading3"/>
-      </w:pPr>
-      <w:r>
-        <w:t>Repair the misconception</w:t>
-      </w:r>
-    </w:p>
-    <w:p>
-      <w:pPr>
         <w:spacing w:line="336" w:lineRule="auto" w:after="180"/>
-        <w:shd w:fill="FFF5E6"/>
       </w:pPr>
       <w:r>
         <w:rPr>
@@ -5610,16 +5639,7 @@
     </w:p>
     <w:p>
       <w:pPr>
-        <w:pStyle w:val="Heading3"/>
-      </w:pPr>
-      <w:r>
-        <w:t>Support without giving away the answer</w:t>
-      </w:r>
-    </w:p>
-    <w:p>
-      <w:pPr>
         <w:spacing w:line="336" w:lineRule="auto" w:after="180"/>
-        <w:shd w:fill="F1F6F8"/>
       </w:pPr>
       <w:r>
         <w:rPr>
@@ -5642,16 +5662,7 @@
     </w:p>
     <w:p>
       <w:pPr>
-        <w:pStyle w:val="Heading3"/>
-      </w:pPr>
-      <w:r>
-        <w:t>Extend the reasoning</w:t>
-      </w:r>
-    </w:p>
-    <w:p>
-      <w:pPr>
         <w:spacing w:line="336" w:lineRule="auto" w:after="180"/>
-        <w:shd w:fill="F5F1FB"/>
       </w:pPr>
       <w:r>
         <w:rPr>
@@ -5675,7 +5686,6 @@
     <w:p>
       <w:pPr>
         <w:spacing w:line="336" w:lineRule="auto" w:after="180"/>
-        <w:shd w:fill="F5F1FB"/>
       </w:pPr>
       <w:r>
         <w:rPr>
@@ -5698,16 +5708,7 @@
     </w:p>
     <w:p>
       <w:pPr>
-        <w:pStyle w:val="Heading3"/>
-      </w:pPr>
-      <w:r>
-        <w:t>Protect the independent attempt</w:t>
-      </w:r>
-    </w:p>
-    <w:p>
-      <w:pPr>
         <w:spacing w:line="336" w:lineRule="auto" w:after="180"/>
-        <w:shd w:fill="FFF5E6"/>
       </w:pPr>
       <w:r>
         <w:rPr>
@@ -5902,16 +5903,7 @@
     </w:tbl>
     <w:p>
       <w:pPr>
-        <w:pStyle w:val="Heading3"/>
-      </w:pPr>
-      <w:r>
-        <w:t>Project checkpoint</w:t>
-      </w:r>
-    </w:p>
-    <w:p>
-      <w:pPr>
         <w:spacing w:line="336" w:lineRule="auto" w:after="180"/>
-        <w:shd w:fill="EDF7F3"/>
       </w:pPr>
       <w:r>
         <w:rPr>
@@ -5972,12 +5964,20 @@
         <w:pStyle w:val="Heading1"/>
       </w:pPr>
       <w:r>
-        <w:t>08. Use feedback, labs and repair paths</w:t>
-      </w:r>
-    </w:p>
-    <w:p>
-      <w:r>
-        <w:t>Use feedback, earlier review and portfolios purposefully. Apply the coding routine only when this lesson has an executable lab.</w:t>
+        <w:t>08. Reference: feedback and records</w:t>
+      </w:r>
+    </w:p>
+    <w:p>
+      <w:r>
+        <w:t>Use digital tools where they help retain an explanation and its evidence.</w:t>
+      </w:r>
+    </w:p>
+    <w:p>
+      <w:pPr>
+        <w:pStyle w:val="Heading2"/>
+      </w:pPr>
+      <w:r>
+        <w:t>Keep practice and independent evidence separate</w:t>
       </w:r>
     </w:p>
     <w:p>
@@ -6028,10 +6028,52 @@
     </w:p>
     <w:p>
       <w:pPr>
-        <w:pStyle w:val="Heading3"/>
-      </w:pPr>
-      <w:r>
-        <w:t>For later coding lessons</w:t>
+        <w:pStyle w:val="Heading2"/>
+      </w:pPr>
+      <w:r>
+        <w:t>Repair and portfolio records</w:t>
+      </w:r>
+    </w:p>
+    <w:p>
+      <w:pPr>
+        <w:spacing w:line="336" w:lineRule="auto" w:after="180"/>
+      </w:pPr>
+      <w:r>
+        <w:rPr>
+          <w:b w:val="0"/>
+        </w:rPr>
+        <w:t>Use the earlier worked-explanation links to address a specific missing building block, then return to the current question. Adapt this suggestion after observing the learner; it is not an automatic diagnosis.</w:t>
+      </w:r>
+    </w:p>
+    <w:p>
+      <w:pPr>
+        <w:spacing w:line="336" w:lineRule="auto" w:after="180"/>
+      </w:pPr>
+      <w:r>
+        <w:rPr>
+          <w:b w:val="0"/>
+        </w:rPr>
+        <w:t xml:space="preserve">Collect the completed-work portfolio as </w:t>
+      </w:r>
+      <w:r>
+        <w:rPr>
+          <w:b/>
+        </w:rPr>
+        <w:t>evidence</w:t>
+      </w:r>
+      <w:r>
+        <w:rPr>
+          <w:b w:val="0"/>
+        </w:rPr>
+        <w:t>. Record support separately from correctness, and assess explanation, trace/test and limitations. Progress ticks and quiz selections alone do not establish mastery.</w:t>
+      </w:r>
+    </w:p>
+    <w:p>
+      <w:pPr>
+        <w:pStyle w:val="Heading2"/>
+      </w:pPr>
+      <w:r>
+        <w:t>Earlier wording, alternatives and picture transcripts · reference / check after trying</w:t>
       </w:r>
     </w:p>
     <w:p>
@@ -6042,7 +6084,6 @@
     <w:p>
       <w:pPr>
         <w:spacing w:line="336" w:lineRule="auto" w:after="180"/>
-        <w:shd w:fill="F1F6F8"/>
       </w:pPr>
       <w:r>
         <w:rPr>
@@ -6065,77 +6106,20 @@
     </w:p>
     <w:p>
       <w:pPr>
-        <w:spacing w:line="336" w:lineRule="auto" w:after="180"/>
-      </w:pPr>
-      <w:r>
-        <w:rPr>
-          <w:b w:val="0"/>
-        </w:rPr>
-        <w:t>Use the earlier worked-explanation links to address a specific missing building block, then return to the current question. Adapt this suggestion after observing the learner; it is not an automatic diagnosis.</w:t>
-      </w:r>
-    </w:p>
-    <w:p>
-      <w:pPr>
-        <w:spacing w:line="336" w:lineRule="auto" w:after="180"/>
-      </w:pPr>
-      <w:r>
-        <w:rPr>
-          <w:b w:val="0"/>
-        </w:rPr>
-        <w:t xml:space="preserve">Collect the completed-work portfolio as </w:t>
-      </w:r>
-      <w:r>
-        <w:rPr>
-          <w:b/>
-        </w:rPr>
-        <w:t>evidence</w:t>
-      </w:r>
-      <w:r>
-        <w:rPr>
-          <w:b w:val="0"/>
-        </w:rPr>
-        <w:t>. Record support separately from correctness, and assess explanation, trace/test and limitations. Progress ticks and quiz selections alone do not establish mastery.</w:t>
-      </w:r>
-    </w:p>
-    <w:p>
-      <w:pPr>
         <w:pStyle w:val="Heading1"/>
       </w:pPr>
       <w:r>
-        <w:t>09. Visual concept journey</w:t>
-      </w:r>
-    </w:p>
-    <w:p>
-      <w:r>
-        <w:t>Show one Prompt Evaluation graphic at a time, request a prediction and discuss its trace before the independent assessment.</w:t>
-      </w:r>
-    </w:p>
-    <w:p>
-      <w:pPr>
-        <w:spacing w:line="336" w:lineRule="auto" w:after="180"/>
-      </w:pPr>
-      <w:r>
-        <w:rPr>
-          <w:b w:val="0"/>
-        </w:rPr>
-        <w:t xml:space="preserve">Use one picture at a time. Hide a worked result before asking for a </w:t>
-      </w:r>
-      <w:r>
-        <w:rPr>
-          <w:b/>
-        </w:rPr>
-        <w:t>prediction</w:t>
-      </w:r>
-      <w:r>
-        <w:rPr>
-          <w:b w:val="0"/>
-        </w:rPr>
-        <w:t>, then reveal it for feedback. These are supported teaching cases; retain the separate independent assessment for a fresh first attempt.</w:t>
-      </w:r>
-    </w:p>
-    <w:p>
-      <w:pPr>
-        <w:pStyle w:val="Heading3"/>
+        <w:t>09. Reference: teach with the six pictures</w:t>
+      </w:r>
+    </w:p>
+    <w:p>
+      <w:r>
+        <w:t>Choose the picture for the teaching move and connect it to the explanation.</w:t>
+      </w:r>
+    </w:p>
+    <w:p>
+      <w:pPr>
+        <w:pStyle w:val="Heading2"/>
       </w:pPr>
       <w:r>
         <w:t>01. Prompt Evaluation: the case</w:t>
@@ -6146,7 +6130,7 @@
         <w:drawing>
           <wp:inline xmlns:a="http://schemas.openxmlformats.org/drawingml/2006/main" xmlns:pic="http://schemas.openxmlformats.org/drawingml/2006/picture">
             <wp:extent cx="5486400" cy="2990088"/>
-            <wp:docPr id="3" name="Picture 3" descr="A fictional Study Buddy compares two prompts across six development questions. Supplied facts: A passes cases 1,2,3,4. B passes 1,2,5,6. Cases 5 and 6 require refusing unsupported claims. Mandatory selection gate: pass both refusal cases. All cases use fixed sources and one common rubric."/>
+            <wp:docPr id="4" name="Picture 4" descr="A fictional Study Buddy compares two prompts across six development questions. Supplied facts: A passes cases 1,2,3,4. B passes 1,2,5,6. Cases 5 and 6 require refusing unsupported claims. Mandatory selection gate: pass both refusal cases. All cases use fixed sources and one common rubric."/>
             <wp:cNvGraphicFramePr>
               <a:graphicFrameLocks noChangeAspect="1"/>
             </wp:cNvGraphicFramePr>
@@ -6158,7 +6142,7 @@
                     <pic:cNvPicPr/>
                   </pic:nvPicPr>
                   <pic:blipFill>
-                    <a:blip r:embed="rId11"/>
+                    <a:blip r:embed="rId12"/>
                     <a:stretch>
                       <a:fillRect/>
                     </a:stretch>
@@ -6214,7 +6198,6 @@
     <w:p>
       <w:pPr>
         <w:spacing w:line="336" w:lineRule="auto" w:after="180"/>
-        <w:shd w:fill="F5F1FB"/>
       </w:pPr>
       <w:r>
         <w:rPr>
@@ -6225,16 +6208,7 @@
     </w:p>
     <w:p>
       <w:pPr>
-        <w:pStyle w:val="Heading3"/>
-      </w:pPr>
-      <w:r>
-        <w:t>Discuss while showing the picture</w:t>
-      </w:r>
-    </w:p>
-    <w:p>
-      <w:pPr>
         <w:spacing w:line="336" w:lineRule="auto" w:after="180"/>
-        <w:shd w:fill="F1F6F8"/>
       </w:pPr>
       <w:r>
         <w:rPr>
@@ -6245,7 +6219,7 @@
     </w:p>
     <w:p>
       <w:pPr>
-        <w:pStyle w:val="Heading3"/>
+        <w:pStyle w:val="Heading2"/>
       </w:pPr>
       <w:r>
         <w:t>02. Follow the deciding steps</w:t>
@@ -6256,7 +6230,7 @@
         <w:drawing>
           <wp:inline xmlns:a="http://schemas.openxmlformats.org/drawingml/2006/main" xmlns:pic="http://schemas.openxmlformats.org/drawingml/2006/picture">
             <wp:extent cx="5486400" cy="4005072"/>
-            <wp:docPr id="4" name="Picture 4" descr="Paired total: A and B both pass 4/6. → Different failures: A alone passes 3,4; B alone passes 5,6. → Mandatory slice: A passes 0/2 refusal cases; B passes 2/2. → Selection: B clears the declared gate, but its failures 3,4 remain visible."/>
+            <wp:docPr id="5" name="Picture 5" descr="Paired total: A and B both pass 4/6. → Different failures: A alone passes 3,4; B alone passes 5,6. → Mandatory slice: A passes 0/2 refusal cases; B passes 2/2. → Selection: B clears the declared gate, but its failures 3,4 remain visible."/>
             <wp:cNvGraphicFramePr>
               <a:graphicFrameLocks noChangeAspect="1"/>
             </wp:cNvGraphicFramePr>
@@ -6268,7 +6242,7 @@
                     <pic:cNvPicPr/>
                   </pic:nvPicPr>
                   <pic:blipFill>
-                    <a:blip r:embed="rId12"/>
+                    <a:blip r:embed="rId9"/>
                     <a:stretch>
                       <a:fillRect/>
                     </a:stretch>
@@ -6301,7 +6275,6 @@
     <w:p>
       <w:pPr>
         <w:spacing w:line="336" w:lineRule="auto" w:after="180"/>
-        <w:shd w:fill="F5F1FB"/>
       </w:pPr>
       <w:r>
         <w:rPr>
@@ -6324,16 +6297,7 @@
     </w:p>
     <w:p>
       <w:pPr>
-        <w:pStyle w:val="Heading3"/>
-      </w:pPr>
-      <w:r>
-        <w:t>Discuss while showing the picture</w:t>
-      </w:r>
-    </w:p>
-    <w:p>
-      <w:pPr>
         <w:spacing w:line="336" w:lineRule="auto" w:after="180"/>
-        <w:shd w:fill="F1F6F8"/>
       </w:pPr>
       <w:r>
         <w:rPr>
@@ -6356,7 +6320,7 @@
     </w:p>
     <w:p>
       <w:pPr>
-        <w:pStyle w:val="Heading3"/>
+        <w:pStyle w:val="Heading2"/>
       </w:pPr>
       <w:r>
         <w:t>03. Same total, different mandatory-case results</w:t>
@@ -6367,7 +6331,7 @@
         <w:drawing>
           <wp:inline xmlns:a="http://schemas.openxmlformats.org/drawingml/2006/main" xmlns:pic="http://schemas.openxmlformats.org/drawingml/2006/picture">
             <wp:extent cx="5486400" cy="3096768"/>
-            <wp:docPr id="5" name="Picture 5" descr="Same total, different mandatory-case results. Prompt A: Total passes /6 = 4, Refusal passes /2 = 0. Prompt B: Total passes /6 = 4, Refusal passes /2 = 2."/>
+            <wp:docPr id="6" name="Picture 6" descr="Same total, different mandatory-case results. Prompt A: Total passes /6 = 4, Refusal passes /2 = 0. Prompt B: Total passes /6 = 4, Refusal passes /2 = 2."/>
             <wp:cNvGraphicFramePr>
               <a:graphicFrameLocks noChangeAspect="1"/>
             </wp:cNvGraphicFramePr>
@@ -6412,7 +6376,6 @@
     <w:p>
       <w:pPr>
         <w:spacing w:line="336" w:lineRule="auto" w:after="180"/>
-        <w:shd w:fill="F5F1FB"/>
       </w:pPr>
       <w:r>
         <w:rPr>
@@ -6423,16 +6386,7 @@
     </w:p>
     <w:p>
       <w:pPr>
-        <w:pStyle w:val="Heading3"/>
-      </w:pPr>
-      <w:r>
-        <w:t>Discuss while showing the picture</w:t>
-      </w:r>
-    </w:p>
-    <w:p>
-      <w:pPr>
         <w:spacing w:line="336" w:lineRule="auto" w:after="180"/>
-        <w:shd w:fill="F1F6F8"/>
       </w:pPr>
       <w:r>
         <w:rPr>
@@ -6444,7 +6398,6 @@
     <w:p>
       <w:pPr>
         <w:spacing w:line="336" w:lineRule="auto" w:after="180"/>
-        <w:shd w:fill="F1F6F8"/>
       </w:pPr>
       <w:r>
         <w:rPr>
@@ -6455,7 +6408,7 @@
     </w:p>
     <w:p>
       <w:pPr>
-        <w:pStyle w:val="Heading3"/>
+        <w:pStyle w:val="Heading2"/>
       </w:pPr>
       <w:r>
         <w:t>04. Change one thing. Trace what follows.</w:t>
@@ -6466,7 +6419,7 @@
         <w:drawing>
           <wp:inline xmlns:a="http://schemas.openxmlformats.org/drawingml/2006/main" xmlns:pic="http://schemas.openxmlformats.org/drawingml/2006/picture">
             <wp:extent cx="5486400" cy="3026664"/>
-            <wp:docPr id="6" name="Picture 6" descr="Original case: B clears the declared gate, but its failures 3,4 remain visible. Changed condition: Remove the gate and retain total passes as the only criterion. Expected result: The record is a tie; another predeclared tie policy or further development evidence is needed. Reason: Both prompts have four passes on six questions."/>
+            <wp:docPr id="7" name="Picture 7" descr="Original case: B clears the declared gate, but its failures 3,4 remain visible. Changed condition: Remove the gate and retain total passes as the only criterion. Expected result: The record is a tie; another predeclared tie policy or further development evidence is needed. Reason: Both prompts have four passes on six questions."/>
             <wp:cNvGraphicFramePr>
               <a:graphicFrameLocks noChangeAspect="1"/>
             </wp:cNvGraphicFramePr>
@@ -6534,7 +6487,6 @@
     <w:p>
       <w:pPr>
         <w:spacing w:line="336" w:lineRule="auto" w:after="180"/>
-        <w:shd w:fill="F5F1FB"/>
       </w:pPr>
       <w:r>
         <w:rPr>
@@ -6545,16 +6497,7 @@
     </w:p>
     <w:p>
       <w:pPr>
-        <w:pStyle w:val="Heading3"/>
-      </w:pPr>
-      <w:r>
-        <w:t>Discuss while showing the picture</w:t>
-      </w:r>
-    </w:p>
-    <w:p>
-      <w:pPr>
         <w:spacing w:line="336" w:lineRule="auto" w:after="180"/>
-        <w:shd w:fill="F1F6F8"/>
       </w:pPr>
       <w:r>
         <w:rPr>
@@ -6566,7 +6509,6 @@
     <w:p>
       <w:pPr>
         <w:spacing w:line="336" w:lineRule="auto" w:after="180"/>
-        <w:shd w:fill="F1F6F8"/>
       </w:pPr>
       <w:r>
         <w:rPr>
@@ -6577,7 +6519,7 @@
     </w:p>
     <w:p>
       <w:pPr>
-        <w:pStyle w:val="Heading3"/>
+        <w:pStyle w:val="Heading2"/>
       </w:pPr>
       <w:r>
         <w:t>05. Connect the explanation to its limit</w:t>
@@ -6588,7 +6530,7 @@
         <w:drawing>
           <wp:inline xmlns:a="http://schemas.openxmlformats.org/drawingml/2006/main" xmlns:pic="http://schemas.openxmlformats.org/drawingml/2006/picture">
             <wp:extent cx="5486400" cy="2834640"/>
-            <wp:docPr id="7" name="Picture 7" descr="Equal totals do not imply equal behavior. The predeclared gate expresses an important requirement instead of choosing a criterion after seeing the result. Selecting B is justified under that rule, not by claiming it is best on every question. After development, freeze the chosen prompt and test new questions, including both ordinary and unsupported cases. Limit: Six invented development outcomes do not measure real model performance or prove a gain in student understanding."/>
+            <wp:docPr id="8" name="Picture 8" descr="Equal totals do not imply equal behavior. The predeclared gate expresses an important requirement instead of choosing a criterion after seeing the result. Selecting B is justified under that rule, not by claiming it is best on every question. After development, freeze the chosen prompt and test new questions, including both ordinary and unsupported cases. Limit: Six invented development outcomes do not measure real model performance or prove a gain in student understanding."/>
             <wp:cNvGraphicFramePr>
               <a:graphicFrameLocks noChangeAspect="1"/>
             </wp:cNvGraphicFramePr>
@@ -6655,7 +6597,6 @@
     <w:p>
       <w:pPr>
         <w:spacing w:line="336" w:lineRule="auto" w:after="180"/>
-        <w:shd w:fill="F5F1FB"/>
       </w:pPr>
       <w:r>
         <w:rPr>
@@ -6666,16 +6607,7 @@
     </w:p>
     <w:p>
       <w:pPr>
-        <w:pStyle w:val="Heading3"/>
-      </w:pPr>
-      <w:r>
-        <w:t>Discuss while showing the picture</w:t>
-      </w:r>
-    </w:p>
-    <w:p>
-      <w:pPr>
         <w:spacing w:line="336" w:lineRule="auto" w:after="180"/>
-        <w:shd w:fill="F1F6F8"/>
       </w:pPr>
       <w:r>
         <w:rPr>
@@ -6687,7 +6619,6 @@
     <w:p>
       <w:pPr>
         <w:spacing w:line="336" w:lineRule="auto" w:after="180"/>
-        <w:shd w:fill="F1F6F8"/>
       </w:pPr>
       <w:r>
         <w:rPr>
@@ -6698,7 +6629,7 @@
     </w:p>
     <w:p>
       <w:pPr>
-        <w:pStyle w:val="Heading3"/>
+        <w:pStyle w:val="Heading2"/>
       </w:pPr>
       <w:r>
         <w:t>06. Make the idea visible in your project</w:t>
@@ -6709,7 +6640,7 @@
         <w:drawing>
           <wp:inline xmlns:a="http://schemas.openxmlformats.org/drawingml/2006/main" xmlns:pic="http://schemas.openxmlformats.org/drawingml/2006/picture">
             <wp:extent cx="5486400" cy="3380232"/>
-            <wp:docPr id="8" name="Picture 8" descr="Use Study Buddy case matrices with explicit priorities, source support gates and fresh final questions. Draw your input, deciding step, result and limit. Supported question: Why is B’s selection defensible here without calling it universally superior?"/>
+            <wp:docPr id="9" name="Picture 9" descr="Use Study Buddy case matrices with explicit priorities, source support gates and fresh final questions. Draw your input, deciding step, result and limit. Supported question: Why is B’s selection defensible here without calling it universally superior?"/>
             <wp:cNvGraphicFramePr>
               <a:graphicFrameLocks noChangeAspect="1"/>
             </wp:cNvGraphicFramePr>
@@ -6743,7 +6674,6 @@
     <w:p>
       <w:pPr>
         <w:spacing w:line="336" w:lineRule="auto" w:after="180"/>
-        <w:shd w:fill="F5F1FB"/>
       </w:pPr>
       <w:r>
         <w:rPr>
@@ -6767,7 +6697,6 @@
     <w:p>
       <w:pPr>
         <w:spacing w:line="336" w:lineRule="auto" w:after="180"/>
-        <w:shd w:fill="F5F1FB"/>
       </w:pPr>
       <w:r>
         <w:rPr>
@@ -6779,7 +6708,6 @@
     <w:p>
       <w:pPr>
         <w:spacing w:line="336" w:lineRule="auto" w:after="180"/>
-        <w:shd w:fill="F5F1FB"/>
       </w:pPr>
       <w:r>
         <w:rPr>
@@ -6802,46 +6730,115 @@
     </w:p>
     <w:p>
       <w:pPr>
+        <w:spacing w:line="336" w:lineRule="auto" w:after="180"/>
+      </w:pPr>
+      <w:r>
+        <w:rPr>
+          <w:b w:val="0"/>
+        </w:rPr>
+        <w:t xml:space="preserve">Teacher prompt: Draw your project trace and justify the deciding step using </w:t>
+      </w:r>
+      <w:r>
+        <w:rPr>
+          <w:b/>
+        </w:rPr>
+        <w:t>evidence</w:t>
+      </w:r>
+      <w:r>
+        <w:rPr>
+          <w:b w:val="0"/>
+        </w:rPr>
+        <w:t>. Ask learners to describe one label or arrow in ordinary words. Use the adjacent transcript if the image is difficult to see.</w:t>
+      </w:r>
+    </w:p>
+    <w:p>
+      <w:pPr>
+        <w:spacing w:line="336" w:lineRule="auto" w:after="180"/>
+      </w:pPr>
+      <w:r>
+        <w:rPr>
+          <w:b w:val="0"/>
+        </w:rPr>
+        <w:t>Supported practice key: It alone passes both mandatory refusal cases. A is better on cases 3 and 4, which must still be reported.</w:t>
+      </w:r>
+    </w:p>
+    <w:p>
+      <w:pPr>
+        <w:pStyle w:val="Heading2"/>
+      </w:pPr>
+      <w:r>
+        <w:t>Earlier wording, alternatives and picture transcripts · reference / check after trying</w:t>
+      </w:r>
+    </w:p>
+    <w:p>
+      <w:pPr>
+        <w:spacing w:line="336" w:lineRule="auto" w:after="180"/>
+      </w:pPr>
+      <w:r>
+        <w:rPr>
+          <w:b w:val="0"/>
+        </w:rPr>
+        <w:t xml:space="preserve">Use one picture at a time. Hide a worked result before asking for a </w:t>
+      </w:r>
+      <w:r>
+        <w:rPr>
+          <w:b/>
+        </w:rPr>
+        <w:t>prediction</w:t>
+      </w:r>
+      <w:r>
+        <w:rPr>
+          <w:b w:val="0"/>
+        </w:rPr>
+        <w:t>, then reveal it for feedback. These are supported teaching cases; retain the separate independent assessment for a fresh first attempt.</w:t>
+      </w:r>
+    </w:p>
+    <w:p>
+      <w:pPr>
         <w:pStyle w:val="Heading3"/>
       </w:pPr>
       <w:r>
-        <w:t>Discuss while showing the picture</w:t>
-      </w:r>
-    </w:p>
-    <w:p>
-      <w:pPr>
-        <w:spacing w:line="336" w:lineRule="auto" w:after="180"/>
-        <w:shd w:fill="F1F6F8"/>
-      </w:pPr>
-      <w:r>
-        <w:rPr>
-          <w:b w:val="0"/>
-        </w:rPr>
-        <w:t xml:space="preserve">Teacher prompt: Draw your project trace and justify the deciding step using </w:t>
-      </w:r>
-      <w:r>
-        <w:rPr>
-          <w:b/>
-        </w:rPr>
-        <w:t>evidence</w:t>
-      </w:r>
-      <w:r>
-        <w:rPr>
-          <w:b w:val="0"/>
-        </w:rPr>
-        <w:t>. Ask learners to describe one label or arrow in ordinary words. Use the adjacent transcript if the image is difficult to see.</w:t>
-      </w:r>
-    </w:p>
-    <w:p>
-      <w:pPr>
-        <w:spacing w:line="336" w:lineRule="auto" w:after="180"/>
-        <w:shd w:fill="F1F6F8"/>
-      </w:pPr>
-      <w:r>
-        <w:rPr>
-          <w:b w:val="0"/>
-        </w:rPr>
-        <w:t>Supported practice key: It alone passes both mandatory refusal cases. A is better on cases 3 and 4, which must still be reported.</w:t>
+        <w:t>01. Prompt Evaluation: the case</w:t>
+      </w:r>
+    </w:p>
+    <w:p>
+      <w:pPr>
+        <w:pStyle w:val="Heading3"/>
+      </w:pPr>
+      <w:r>
+        <w:t>02. Follow the deciding steps</w:t>
+      </w:r>
+    </w:p>
+    <w:p>
+      <w:pPr>
+        <w:pStyle w:val="Heading3"/>
+      </w:pPr>
+      <w:r>
+        <w:t>03. Same total, different mandatory-case results</w:t>
+      </w:r>
+    </w:p>
+    <w:p>
+      <w:pPr>
+        <w:pStyle w:val="Heading3"/>
+      </w:pPr>
+      <w:r>
+        <w:t>04. Change one thing. Trace what follows.</w:t>
+      </w:r>
+    </w:p>
+    <w:p>
+      <w:pPr>
+        <w:pStyle w:val="Heading3"/>
+      </w:pPr>
+      <w:r>
+        <w:t>05. Connect the explanation to its limit</w:t>
+      </w:r>
+    </w:p>
+    <w:p>
+      <w:pPr>
+        <w:pStyle w:val="Heading3"/>
+      </w:pPr>
+      <w:r>
+        <w:t>06. Make the idea visible in your project</w:t>
       </w:r>
     </w:p>
     <w:sectPr>
